--- a/p7/Hmw7.docx
+++ b/p7/Hmw7.docx
@@ -12,18 +12,18 @@
           <w:b/>
           <w:bCs/>
           <w:color w:val="1F2328"/>
-          <w:sz w:val="24"/>
-          <w:szCs w:val="24"/>
-        </w:rPr>
-      </w:pPr>
-      <w:r>
-        <w:rPr>
-          <w:rFonts w:ascii="Times New Roman" w:eastAsia="Times New Roman" w:hAnsi="Times New Roman" w:cs="Times New Roman"/>
-          <w:b/>
-          <w:bCs/>
-          <w:color w:val="1F2328"/>
-          <w:sz w:val="24"/>
-          <w:szCs w:val="24"/>
+          <w:sz w:val="40"/>
+          <w:szCs w:val="40"/>
+        </w:rPr>
+      </w:pPr>
+      <w:r>
+        <w:rPr>
+          <w:rFonts w:ascii="Times New Roman" w:eastAsia="Times New Roman" w:hAnsi="Times New Roman" w:cs="Times New Roman"/>
+          <w:b/>
+          <w:bCs/>
+          <w:color w:val="1F2328"/>
+          <w:sz w:val="40"/>
+          <w:szCs w:val="40"/>
         </w:rPr>
         <w:t>A. Vibe Coding (30 points)</w:t>
       </w:r>
@@ -32,151 +32,33 @@
       <w:pPr>
         <w:shd w:val="clear" w:color="auto" w:fill="FFFFFF"/>
         <w:spacing w:after="0" w:line="240" w:lineRule="auto"/>
-        <w:rPr>
-          <w:rFonts w:ascii="Times New Roman" w:eastAsia="Times New Roman" w:hAnsi="Times New Roman" w:cs="Times New Roman"/>
-          <w:b/>
-          <w:bCs/>
-          <w:color w:val="1F2328"/>
-          <w:sz w:val="24"/>
-          <w:szCs w:val="24"/>
-        </w:rPr>
-      </w:pPr>
-      <w:r>
-        <w:rPr>
-          <w:rFonts w:ascii="Times New Roman" w:eastAsia="Times New Roman" w:hAnsi="Times New Roman" w:cs="Times New Roman"/>
-          <w:b/>
-          <w:bCs/>
-          <w:color w:val="1F2328"/>
-          <w:sz w:val="24"/>
-          <w:szCs w:val="24"/>
-        </w:rPr>
-        <w:t xml:space="preserve">Use a large language model (LLM)- based AI system such as </w:t>
-      </w:r>
-      <w:proofErr w:type="spellStart"/>
-      <w:r>
-        <w:rPr>
-          <w:rFonts w:ascii="Times New Roman" w:eastAsia="Times New Roman" w:hAnsi="Times New Roman" w:cs="Times New Roman"/>
-          <w:b/>
-          <w:bCs/>
-          <w:color w:val="1F2328"/>
-          <w:sz w:val="24"/>
-          <w:szCs w:val="24"/>
-        </w:rPr>
-        <w:t>OpenAI’s</w:t>
-      </w:r>
-      <w:proofErr w:type="spellEnd"/>
-      <w:r>
-        <w:rPr>
-          <w:rFonts w:ascii="Times New Roman" w:eastAsia="Times New Roman" w:hAnsi="Times New Roman" w:cs="Times New Roman"/>
-          <w:b/>
-          <w:bCs/>
-          <w:color w:val="1F2328"/>
-          <w:sz w:val="24"/>
-          <w:szCs w:val="24"/>
-        </w:rPr>
-        <w:t xml:space="preserve"> </w:t>
-      </w:r>
-      <w:proofErr w:type="spellStart"/>
-      <w:r>
-        <w:rPr>
-          <w:rFonts w:ascii="Times New Roman" w:eastAsia="Times New Roman" w:hAnsi="Times New Roman" w:cs="Times New Roman"/>
-          <w:b/>
-          <w:bCs/>
-          <w:color w:val="1F2328"/>
-          <w:sz w:val="24"/>
-          <w:szCs w:val="24"/>
-        </w:rPr>
-        <w:t>ChatGPT</w:t>
-      </w:r>
-      <w:proofErr w:type="spellEnd"/>
-      <w:r>
-        <w:rPr>
-          <w:rFonts w:ascii="Times New Roman" w:eastAsia="Times New Roman" w:hAnsi="Times New Roman" w:cs="Times New Roman"/>
-          <w:b/>
-          <w:bCs/>
-          <w:color w:val="1F2328"/>
-          <w:sz w:val="24"/>
-          <w:szCs w:val="24"/>
-        </w:rPr>
-        <w:t xml:space="preserve">, Microsoft’s Copilot, or </w:t>
-      </w:r>
-      <w:proofErr w:type="spellStart"/>
-      <w:r>
-        <w:rPr>
-          <w:rFonts w:ascii="Times New Roman" w:eastAsia="Times New Roman" w:hAnsi="Times New Roman" w:cs="Times New Roman"/>
-          <w:b/>
-          <w:bCs/>
-          <w:color w:val="1F2328"/>
-          <w:sz w:val="24"/>
-          <w:szCs w:val="24"/>
-        </w:rPr>
-        <w:t>Anthropic's</w:t>
-      </w:r>
-      <w:proofErr w:type="spellEnd"/>
-      <w:r>
-        <w:rPr>
-          <w:rFonts w:ascii="Times New Roman" w:eastAsia="Times New Roman" w:hAnsi="Times New Roman" w:cs="Times New Roman"/>
-          <w:b/>
-          <w:bCs/>
-          <w:color w:val="1F2328"/>
-          <w:sz w:val="24"/>
-          <w:szCs w:val="24"/>
-        </w:rPr>
-        <w:t xml:space="preserve"> Claude. to improve one of Prof. Lehman's demo Python programs.</w:t>
-      </w:r>
-    </w:p>
-    <w:p>
-      <w:pPr>
-        <w:numPr>
-          <w:ilvl w:val="0"/>
-          <w:numId w:val="1"/>
-        </w:numPr>
-        <w:shd w:val="clear" w:color="auto" w:fill="FFFFFF"/>
-        <w:spacing w:after="0" w:line="240" w:lineRule="auto"/>
-        <w:rPr>
-          <w:rFonts w:ascii="Times New Roman" w:eastAsia="Times New Roman" w:hAnsi="Times New Roman" w:cs="Times New Roman"/>
-          <w:b/>
-          <w:bCs/>
-          <w:color w:val="1F2328"/>
-          <w:sz w:val="24"/>
-          <w:szCs w:val="24"/>
-        </w:rPr>
-      </w:pPr>
-      <w:r>
-        <w:rPr>
-          <w:rFonts w:ascii="Times New Roman" w:eastAsia="Times New Roman" w:hAnsi="Times New Roman" w:cs="Times New Roman"/>
-          <w:b/>
-          <w:bCs/>
+        <w:jc w:val="center"/>
+        <w:rPr>
+          <w:rFonts w:ascii="Times New Roman" w:eastAsia="Times New Roman" w:hAnsi="Times New Roman" w:cs="Times New Roman"/>
+          <w:color w:val="1F2328"/>
+          <w:sz w:val="24"/>
+          <w:szCs w:val="24"/>
+        </w:rPr>
+      </w:pPr>
+      <w:r>
+        <w:rPr>
+          <w:rFonts w:ascii="Times New Roman" w:eastAsia="Times New Roman" w:hAnsi="Times New Roman" w:cs="Times New Roman"/>
+          <w:b/>
+          <w:bCs/>
+          <w:color w:val="1F2328"/>
+          <w:sz w:val="24"/>
+          <w:szCs w:val="24"/>
+        </w:rPr>
+        <w:t xml:space="preserve">Topic: </w:t>
+      </w:r>
+      <w:r>
+        <w:rPr>
+          <w:rFonts w:ascii="Times New Roman" w:eastAsia="Times New Roman" w:hAnsi="Times New Roman" w:cs="Times New Roman"/>
           <w:color w:val="1F2328"/>
           <w:sz w:val="24"/>
           <w:szCs w:val="24"/>
         </w:rPr>
         <w:t>Add graphics to the Minesweeper knowledge example</w:t>
-      </w:r>
-    </w:p>
-    <w:p>
-      <w:pPr>
-        <w:shd w:val="clear" w:color="auto" w:fill="FFFFFF"/>
-        <w:spacing w:after="0" w:line="240" w:lineRule="auto"/>
-        <w:rPr>
-          <w:rFonts w:ascii="Times New Roman" w:eastAsia="Times New Roman" w:hAnsi="Times New Roman" w:cs="Times New Roman"/>
-          <w:b/>
-          <w:bCs/>
-          <w:color w:val="1F2328"/>
-          <w:sz w:val="24"/>
-          <w:szCs w:val="24"/>
-        </w:rPr>
-      </w:pPr>
-      <w:r>
-        <w:rPr>
-          <w:rFonts w:ascii="Times New Roman" w:eastAsia="Times New Roman" w:hAnsi="Times New Roman" w:cs="Times New Roman"/>
-          <w:b/>
-          <w:bCs/>
-          <w:color w:val="1F2328"/>
-          <w:sz w:val="24"/>
-          <w:szCs w:val="24"/>
-        </w:rPr>
-        <w:t>Add a comment header with the name of the Python file, your name, the date, and a brief description.</w:t>
       </w:r>
     </w:p>
     <w:p>
@@ -235,6 +117,34 @@
     </w:p>
     <w:p>
       <w:pPr>
+        <w:shd w:val="clear" w:color="auto" w:fill="FFFFFF"/>
+        <w:spacing w:after="0" w:line="240" w:lineRule="auto"/>
+        <w:rPr>
+          <w:rFonts w:ascii="Times New Roman" w:eastAsia="Times New Roman" w:hAnsi="Times New Roman" w:cs="Times New Roman"/>
+          <w:b/>
+          <w:bCs/>
+          <w:color w:val="1F2328"/>
+          <w:sz w:val="24"/>
+          <w:szCs w:val="24"/>
+        </w:rPr>
+      </w:pPr>
+    </w:p>
+    <w:p>
+      <w:pPr>
+        <w:shd w:val="clear" w:color="auto" w:fill="FFFFFF"/>
+        <w:spacing w:after="0" w:line="240" w:lineRule="auto"/>
+        <w:rPr>
+          <w:rFonts w:ascii="Times New Roman" w:eastAsia="Times New Roman" w:hAnsi="Times New Roman" w:cs="Times New Roman"/>
+          <w:b/>
+          <w:bCs/>
+          <w:color w:val="1F2328"/>
+          <w:sz w:val="24"/>
+          <w:szCs w:val="24"/>
+        </w:rPr>
+      </w:pPr>
+    </w:p>
+    <w:p>
+      <w:pPr>
         <w:numPr>
           <w:ilvl w:val="0"/>
           <w:numId w:val="2"/>
@@ -288,6 +198,114 @@
     </w:p>
     <w:p>
       <w:pPr>
+        <w:shd w:val="clear" w:color="auto" w:fill="FFFFFF"/>
+        <w:spacing w:after="0" w:line="240" w:lineRule="auto"/>
+        <w:rPr>
+          <w:rFonts w:ascii="Times New Roman" w:eastAsia="Times New Roman" w:hAnsi="Times New Roman" w:cs="Times New Roman"/>
+          <w:b/>
+          <w:bCs/>
+          <w:color w:val="1F2328"/>
+          <w:sz w:val="24"/>
+          <w:szCs w:val="24"/>
+        </w:rPr>
+      </w:pPr>
+    </w:p>
+    <w:p>
+      <w:pPr>
+        <w:shd w:val="clear" w:color="auto" w:fill="FFFFFF"/>
+        <w:spacing w:after="0" w:line="240" w:lineRule="auto"/>
+        <w:rPr>
+          <w:rFonts w:ascii="Times New Roman" w:eastAsia="Times New Roman" w:hAnsi="Times New Roman" w:cs="Times New Roman"/>
+          <w:b/>
+          <w:bCs/>
+          <w:color w:val="1F2328"/>
+          <w:sz w:val="24"/>
+          <w:szCs w:val="24"/>
+        </w:rPr>
+      </w:pPr>
+      <w:r>
+        <w:rPr>
+          <w:rFonts w:ascii="Times New Roman" w:eastAsia="Times New Roman" w:hAnsi="Times New Roman" w:cs="Times New Roman"/>
+          <w:b/>
+          <w:bCs/>
+          <w:noProof/>
+          <w:color w:val="1F2328"/>
+          <w:sz w:val="24"/>
+          <w:szCs w:val="24"/>
+        </w:rPr>
+        <mc:AlternateContent>
+          <mc:Choice Requires="wps">
+            <w:drawing>
+              <wp:anchor distT="0" distB="0" distL="114300" distR="114300" simplePos="0" relativeHeight="251662336" behindDoc="0" locked="0" layoutInCell="1" allowOverlap="1" wp14:anchorId="72B6C410" wp14:editId="59E29A0D">
+                <wp:simplePos x="0" y="0"/>
+                <wp:positionH relativeFrom="column">
+                  <wp:posOffset>91440</wp:posOffset>
+                </wp:positionH>
+                <wp:positionV relativeFrom="paragraph">
+                  <wp:posOffset>116840</wp:posOffset>
+                </wp:positionV>
+                <wp:extent cx="5410200" cy="638175"/>
+                <wp:effectExtent l="0" t="0" r="19050" b="28575"/>
+                <wp:wrapNone/>
+                <wp:docPr id="6" name="Rectángulo 6"/>
+                <wp:cNvGraphicFramePr/>
+                <a:graphic xmlns:a="http://schemas.openxmlformats.org/drawingml/2006/main">
+                  <a:graphicData uri="http://schemas.microsoft.com/office/word/2010/wordprocessingShape">
+                    <wps:wsp>
+                      <wps:cNvSpPr/>
+                      <wps:spPr>
+                        <a:xfrm>
+                          <a:off x="0" y="0"/>
+                          <a:ext cx="5410200" cy="638175"/>
+                        </a:xfrm>
+                        <a:prstGeom prst="rect">
+                          <a:avLst/>
+                        </a:prstGeom>
+                        <a:noFill/>
+                        <a:ln>
+                          <a:solidFill>
+                            <a:schemeClr val="tx1"/>
+                          </a:solidFill>
+                        </a:ln>
+                      </wps:spPr>
+                      <wps:style>
+                        <a:lnRef idx="2">
+                          <a:schemeClr val="accent1">
+                            <a:shade val="50000"/>
+                          </a:schemeClr>
+                        </a:lnRef>
+                        <a:fillRef idx="1">
+                          <a:schemeClr val="accent1"/>
+                        </a:fillRef>
+                        <a:effectRef idx="0">
+                          <a:schemeClr val="accent1"/>
+                        </a:effectRef>
+                        <a:fontRef idx="minor">
+                          <a:schemeClr val="lt1"/>
+                        </a:fontRef>
+                      </wps:style>
+                      <wps:bodyPr rot="0" spcFirstLastPara="0" vertOverflow="overflow" horzOverflow="overflow" vert="horz" wrap="square" lIns="91440" tIns="45720" rIns="91440" bIns="45720" numCol="1" spcCol="0" rtlCol="0" fromWordArt="0" anchor="ctr" anchorCtr="0" forceAA="0" compatLnSpc="1">
+                        <a:prstTxWarp prst="textNoShape">
+                          <a:avLst/>
+                        </a:prstTxWarp>
+                        <a:noAutofit/>
+                      </wps:bodyPr>
+                    </wps:wsp>
+                  </a:graphicData>
+                </a:graphic>
+              </wp:anchor>
+            </w:drawing>
+          </mc:Choice>
+          <mc:Fallback>
+            <w:pict>
+              <v:rect w14:anchorId="330FDB5C" id="Rectángulo 6" o:spid="_x0000_s1026" style="position:absolute;margin-left:7.2pt;margin-top:9.2pt;width:426pt;height:50.25pt;z-index:251662336;visibility:visible;mso-wrap-style:square;mso-wrap-distance-left:9pt;mso-wrap-distance-top:0;mso-wrap-distance-right:9pt;mso-wrap-distance-bottom:0;mso-position-horizontal:absolute;mso-position-horizontal-relative:text;mso-position-vertical:absolute;mso-position-vertical-relative:text;v-text-anchor:middle" o:gfxdata="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" filled="f" strokecolor="black [3213]" strokeweight="1pt"/>
+            </w:pict>
+          </mc:Fallback>
+        </mc:AlternateContent>
+      </w:r>
+    </w:p>
+    <w:p>
+      <w:pPr>
         <w:numPr>
           <w:ilvl w:val="0"/>
           <w:numId w:val="2"/>
@@ -370,60 +388,1275 @@
       <w:pPr>
         <w:shd w:val="clear" w:color="auto" w:fill="FFFFFF"/>
         <w:spacing w:after="0" w:line="240" w:lineRule="auto"/>
-        <w:rPr>
-          <w:rFonts w:ascii="Times New Roman" w:eastAsia="Times New Roman" w:hAnsi="Times New Roman" w:cs="Times New Roman"/>
-          <w:b/>
-          <w:bCs/>
-          <w:color w:val="1F2328"/>
-          <w:sz w:val="24"/>
-          <w:szCs w:val="24"/>
-        </w:rPr>
-      </w:pPr>
-      <w:r>
-        <w:rPr>
-          <w:rFonts w:ascii="Times New Roman" w:eastAsia="Times New Roman" w:hAnsi="Times New Roman" w:cs="Times New Roman"/>
-          <w:b/>
-          <w:bCs/>
-          <w:color w:val="1F2328"/>
-          <w:sz w:val="24"/>
-          <w:szCs w:val="24"/>
-        </w:rPr>
-        <w:t>Upload a final copy of your Python code (</w:t>
+        <w:ind w:left="720"/>
+        <w:rPr>
+          <w:rFonts w:ascii="Times New Roman" w:eastAsia="Times New Roman" w:hAnsi="Times New Roman" w:cs="Times New Roman"/>
+          <w:b/>
+          <w:bCs/>
+          <w:color w:val="1F2328"/>
+          <w:sz w:val="24"/>
+          <w:szCs w:val="24"/>
+        </w:rPr>
+      </w:pPr>
+    </w:p>
+    <w:p>
+      <w:pPr>
+        <w:spacing w:after="0"/>
+        <w:rPr>
+          <w:rFonts w:ascii="Times New Roman" w:eastAsia="Times New Roman" w:hAnsi="Times New Roman" w:cs="Times New Roman"/>
+          <w:b/>
+          <w:bCs/>
+          <w:color w:val="1F2328"/>
+          <w:sz w:val="24"/>
+          <w:szCs w:val="24"/>
+        </w:rPr>
+      </w:pPr>
+      <w:r>
+        <w:rPr>
+          <w:rFonts w:ascii="Times New Roman" w:eastAsia="Times New Roman" w:hAnsi="Times New Roman" w:cs="Times New Roman"/>
+          <w:b/>
+          <w:bCs/>
+          <w:color w:val="1F2328"/>
+          <w:sz w:val="24"/>
+          <w:szCs w:val="24"/>
+        </w:rPr>
+        <w:t>Prompt #1</w:t>
+      </w:r>
+    </w:p>
+    <w:p>
+      <w:pPr>
+        <w:spacing w:after="0"/>
+        <w:rPr>
+          <w:rFonts w:ascii="Times New Roman" w:eastAsia="Times New Roman" w:hAnsi="Times New Roman" w:cs="Times New Roman"/>
+          <w:color w:val="1F2328"/>
+          <w:sz w:val="24"/>
+          <w:szCs w:val="24"/>
+        </w:rPr>
+      </w:pPr>
+      <w:r>
+        <w:rPr>
+          <w:rFonts w:ascii="Times New Roman" w:eastAsia="Times New Roman" w:hAnsi="Times New Roman" w:cs="Times New Roman"/>
+          <w:color w:val="1F2328"/>
+          <w:sz w:val="24"/>
+          <w:szCs w:val="24"/>
+        </w:rPr>
+        <w:t xml:space="preserve">“Okay, the idea of the project is the following. </w:t>
+      </w:r>
+    </w:p>
+    <w:p>
+      <w:pPr>
+        <w:spacing w:after="0"/>
+        <w:rPr>
+          <w:rFonts w:ascii="Times New Roman" w:eastAsia="Times New Roman" w:hAnsi="Times New Roman" w:cs="Times New Roman"/>
+          <w:color w:val="1F2328"/>
+          <w:sz w:val="24"/>
+          <w:szCs w:val="24"/>
+        </w:rPr>
+      </w:pPr>
+      <w:r>
+        <w:rPr>
+          <w:rFonts w:ascii="Times New Roman" w:eastAsia="Times New Roman" w:hAnsi="Times New Roman" w:cs="Times New Roman"/>
+          <w:color w:val="1F2328"/>
+          <w:sz w:val="24"/>
+          <w:szCs w:val="24"/>
+        </w:rPr>
+        <w:t>The main goal: Add graphics to the Minesweeper knowledge example</w:t>
+      </w:r>
+    </w:p>
+    <w:p>
+      <w:pPr>
+        <w:spacing w:after="0"/>
+        <w:rPr>
+          <w:rFonts w:ascii="Times New Roman" w:eastAsia="Times New Roman" w:hAnsi="Times New Roman" w:cs="Times New Roman"/>
+          <w:color w:val="1F2328"/>
+          <w:sz w:val="24"/>
+          <w:szCs w:val="24"/>
+        </w:rPr>
+      </w:pPr>
+      <w:r>
+        <w:rPr>
+          <w:rFonts w:ascii="Times New Roman" w:eastAsia="Times New Roman" w:hAnsi="Times New Roman" w:cs="Times New Roman"/>
+          <w:color w:val="1F2328"/>
+          <w:sz w:val="24"/>
+          <w:szCs w:val="24"/>
+        </w:rPr>
+        <w:t>But</w:t>
+      </w:r>
+      <w:r>
+        <w:rPr>
+          <w:rFonts w:ascii="Times New Roman" w:eastAsia="Times New Roman" w:hAnsi="Times New Roman" w:cs="Times New Roman"/>
+          <w:color w:val="1F2328"/>
+          <w:sz w:val="24"/>
+          <w:szCs w:val="24"/>
+        </w:rPr>
+        <w:t xml:space="preserve"> we are going to create the game, and as we open cells and select </w:t>
+      </w:r>
+      <w:r>
+        <w:rPr>
+          <w:rFonts w:ascii="Times New Roman" w:eastAsia="Times New Roman" w:hAnsi="Times New Roman" w:cs="Times New Roman"/>
+          <w:color w:val="1F2328"/>
+          <w:sz w:val="24"/>
+          <w:szCs w:val="24"/>
+        </w:rPr>
+        <w:t>mines,</w:t>
+      </w:r>
+      <w:r>
+        <w:rPr>
+          <w:rFonts w:ascii="Times New Roman" w:eastAsia="Times New Roman" w:hAnsi="Times New Roman" w:cs="Times New Roman"/>
+          <w:color w:val="1F2328"/>
+          <w:sz w:val="24"/>
+          <w:szCs w:val="24"/>
+        </w:rPr>
+        <w:t xml:space="preserve"> we are going to show the logic knowledge as a visual as well. </w:t>
+      </w:r>
+      <w:r>
+        <w:rPr>
+          <w:rFonts w:ascii="Times New Roman" w:eastAsia="Times New Roman" w:hAnsi="Times New Roman" w:cs="Times New Roman"/>
+          <w:color w:val="1F2328"/>
+          <w:sz w:val="24"/>
+          <w:szCs w:val="24"/>
+        </w:rPr>
+        <w:t>So,</w:t>
+      </w:r>
+      <w:r>
+        <w:rPr>
+          <w:rFonts w:ascii="Times New Roman" w:eastAsia="Times New Roman" w:hAnsi="Times New Roman" w:cs="Times New Roman"/>
+          <w:color w:val="1F2328"/>
+          <w:sz w:val="24"/>
+          <w:szCs w:val="24"/>
+        </w:rPr>
+        <w:t xml:space="preserve"> we will have the minesweeper itself, and the knowledge of the state of the board as we go through the game. </w:t>
+      </w:r>
+    </w:p>
+    <w:p>
+      <w:pPr>
+        <w:spacing w:after="0"/>
+        <w:rPr>
+          <w:rFonts w:ascii="Times New Roman" w:eastAsia="Times New Roman" w:hAnsi="Times New Roman" w:cs="Times New Roman"/>
+          <w:color w:val="1F2328"/>
+          <w:sz w:val="24"/>
+          <w:szCs w:val="24"/>
+        </w:rPr>
+      </w:pPr>
+      <w:r>
+        <w:rPr>
+          <w:rFonts w:ascii="Times New Roman" w:eastAsia="Times New Roman" w:hAnsi="Times New Roman" w:cs="Times New Roman"/>
+          <w:color w:val="1F2328"/>
+          <w:sz w:val="24"/>
+          <w:szCs w:val="24"/>
+        </w:rPr>
+        <w:t>We will use python, logic models, and tinker to show the GUI”</w:t>
+      </w:r>
+    </w:p>
+    <w:p>
+      <w:pPr>
+        <w:shd w:val="clear" w:color="auto" w:fill="FFFFFF"/>
+        <w:spacing w:after="0" w:line="240" w:lineRule="auto"/>
+        <w:rPr>
+          <w:rFonts w:ascii="Times New Roman" w:eastAsia="Times New Roman" w:hAnsi="Times New Roman" w:cs="Times New Roman"/>
+          <w:b/>
+          <w:bCs/>
+          <w:i/>
+          <w:iCs/>
+          <w:color w:val="1F2328"/>
+          <w:sz w:val="24"/>
+          <w:szCs w:val="24"/>
+        </w:rPr>
+      </w:pPr>
+      <w:r>
+        <w:rPr>
+          <w:rFonts w:ascii="Times New Roman" w:eastAsia="Times New Roman" w:hAnsi="Times New Roman" w:cs="Times New Roman"/>
+          <w:b/>
+          <w:bCs/>
+          <w:i/>
+          <w:iCs/>
+          <w:noProof/>
+          <w:color w:val="1F2328"/>
+          <w:sz w:val="24"/>
+          <w:szCs w:val="24"/>
+        </w:rPr>
+        <w:drawing>
+          <wp:anchor distT="0" distB="0" distL="114300" distR="114300" simplePos="0" relativeHeight="251658240" behindDoc="0" locked="0" layoutInCell="1" allowOverlap="1" wp14:anchorId="62BE7703" wp14:editId="7ABB4B3A">
+            <wp:simplePos x="0" y="0"/>
+            <wp:positionH relativeFrom="margin">
+              <wp:posOffset>-7620</wp:posOffset>
+            </wp:positionH>
+            <wp:positionV relativeFrom="margin">
+              <wp:posOffset>4507865</wp:posOffset>
+            </wp:positionV>
+            <wp:extent cx="2324100" cy="1845945"/>
+            <wp:effectExtent l="0" t="0" r="0" b="1905"/>
+            <wp:wrapSquare wrapText="bothSides"/>
+            <wp:docPr id="1" name="Imagen 1"/>
+            <wp:cNvGraphicFramePr>
+              <a:graphicFrameLocks xmlns:a="http://schemas.openxmlformats.org/drawingml/2006/main" noChangeAspect="1"/>
+            </wp:cNvGraphicFramePr>
+            <a:graphic xmlns:a="http://schemas.openxmlformats.org/drawingml/2006/main">
+              <a:graphicData uri="http://schemas.openxmlformats.org/drawingml/2006/picture">
+                <pic:pic xmlns:pic="http://schemas.openxmlformats.org/drawingml/2006/picture">
+                  <pic:nvPicPr>
+                    <pic:cNvPr id="1" name="Imagen 1"/>
+                    <pic:cNvPicPr/>
+                  </pic:nvPicPr>
+                  <pic:blipFill>
+                    <a:blip r:embed="rId5" cstate="print">
+                      <a:extLst>
+                        <a:ext uri="{28A0092B-C50C-407E-A947-70E740481C1C}">
+                          <a14:useLocalDpi xmlns:a14="http://schemas.microsoft.com/office/drawing/2010/main" val="0"/>
+                        </a:ext>
+                      </a:extLst>
+                    </a:blip>
+                    <a:stretch>
+                      <a:fillRect/>
+                    </a:stretch>
+                  </pic:blipFill>
+                  <pic:spPr>
+                    <a:xfrm>
+                      <a:off x="0" y="0"/>
+                      <a:ext cx="2324100" cy="1845945"/>
+                    </a:xfrm>
+                    <a:prstGeom prst="rect">
+                      <a:avLst/>
+                    </a:prstGeom>
+                  </pic:spPr>
+                </pic:pic>
+              </a:graphicData>
+            </a:graphic>
+            <wp14:sizeRelH relativeFrom="margin">
+              <wp14:pctWidth>0</wp14:pctWidth>
+            </wp14:sizeRelH>
+            <wp14:sizeRelV relativeFrom="margin">
+              <wp14:pctHeight>0</wp14:pctHeight>
+            </wp14:sizeRelV>
+          </wp:anchor>
+        </w:drawing>
+      </w:r>
+      <w:r>
+        <w:rPr>
+          <w:rFonts w:ascii="Times New Roman" w:eastAsia="Times New Roman" w:hAnsi="Times New Roman" w:cs="Times New Roman"/>
+          <w:b/>
+          <w:bCs/>
+          <w:i/>
+          <w:iCs/>
+          <w:color w:val="1F2328"/>
+          <w:sz w:val="24"/>
+          <w:szCs w:val="24"/>
+        </w:rPr>
+        <w:t>Issue</w:t>
+      </w:r>
+    </w:p>
+    <w:p>
+      <w:pPr>
+        <w:shd w:val="clear" w:color="auto" w:fill="FFFFFF"/>
+        <w:spacing w:after="0" w:line="240" w:lineRule="auto"/>
+        <w:rPr>
+          <w:rFonts w:ascii="Times New Roman" w:eastAsia="Times New Roman" w:hAnsi="Times New Roman" w:cs="Times New Roman"/>
+          <w:b/>
+          <w:bCs/>
+          <w:color w:val="1F2328"/>
+          <w:sz w:val="24"/>
+          <w:szCs w:val="24"/>
+        </w:rPr>
+      </w:pPr>
+      <w:r>
+        <w:rPr>
+          <w:rFonts w:ascii="Times New Roman" w:eastAsia="Times New Roman" w:hAnsi="Times New Roman" w:cs="Times New Roman"/>
+          <w:color w:val="1F2328"/>
+          <w:sz w:val="24"/>
+          <w:szCs w:val="24"/>
+        </w:rPr>
+        <w:t xml:space="preserve">In the first prompt, I gave the AI the code that implements the Minesweeper gameplay and its logic; however, it is hard to understand what the numbers mean and how the code reads rows and columns. The text is hard to read, and it is unclear whether the instruction ends or the data follows. There are not </w:t>
+      </w:r>
+      <w:r>
+        <w:rPr>
+          <w:rFonts w:ascii="Times New Roman" w:eastAsia="Times New Roman" w:hAnsi="Times New Roman" w:cs="Times New Roman"/>
+          <w:color w:val="1F2328"/>
+          <w:sz w:val="24"/>
+          <w:szCs w:val="24"/>
+        </w:rPr>
+        <w:t>b</w:t>
+      </w:r>
+      <w:r>
+        <w:rPr>
+          <w:rFonts w:ascii="Times New Roman" w:eastAsia="Times New Roman" w:hAnsi="Times New Roman" w:cs="Times New Roman"/>
+          <w:color w:val="1F2328"/>
+          <w:sz w:val="24"/>
+          <w:szCs w:val="24"/>
+        </w:rPr>
+        <w:t>u</w:t>
+      </w:r>
+      <w:r>
+        <w:rPr>
+          <w:rFonts w:ascii="Times New Roman" w:eastAsia="Times New Roman" w:hAnsi="Times New Roman" w:cs="Times New Roman"/>
+          <w:color w:val="1F2328"/>
+          <w:sz w:val="24"/>
+          <w:szCs w:val="24"/>
+        </w:rPr>
+        <w:t>tt</w:t>
+      </w:r>
+      <w:r>
+        <w:rPr>
+          <w:rFonts w:ascii="Times New Roman" w:eastAsia="Times New Roman" w:hAnsi="Times New Roman" w:cs="Times New Roman"/>
+          <w:color w:val="1F2328"/>
+          <w:sz w:val="24"/>
+          <w:szCs w:val="24"/>
+        </w:rPr>
+        <w:t>ons</w:t>
+      </w:r>
+      <w:r>
+        <w:rPr>
+          <w:rFonts w:ascii="Times New Roman" w:eastAsia="Times New Roman" w:hAnsi="Times New Roman" w:cs="Times New Roman"/>
+          <w:color w:val="1F2328"/>
+          <w:sz w:val="24"/>
+          <w:szCs w:val="24"/>
+        </w:rPr>
+        <w:t xml:space="preserve"> to restart the game or add flags.</w:t>
+      </w:r>
+    </w:p>
+    <w:p>
+      <w:pPr>
+        <w:shd w:val="clear" w:color="auto" w:fill="FFFFFF"/>
+        <w:spacing w:after="0" w:line="240" w:lineRule="auto"/>
+        <w:rPr>
+          <w:rFonts w:ascii="Times New Roman" w:eastAsia="Times New Roman" w:hAnsi="Times New Roman" w:cs="Times New Roman"/>
+          <w:b/>
+          <w:bCs/>
+          <w:color w:val="1F2328"/>
+          <w:sz w:val="24"/>
+          <w:szCs w:val="24"/>
+        </w:rPr>
+      </w:pPr>
+    </w:p>
+    <w:p>
+      <w:pPr>
+        <w:shd w:val="clear" w:color="auto" w:fill="FFFFFF"/>
+        <w:spacing w:after="0" w:line="240" w:lineRule="auto"/>
+        <w:rPr>
+          <w:rFonts w:ascii="Times New Roman" w:eastAsia="Times New Roman" w:hAnsi="Times New Roman" w:cs="Times New Roman"/>
+          <w:b/>
+          <w:bCs/>
+          <w:color w:val="1F2328"/>
+          <w:sz w:val="24"/>
+          <w:szCs w:val="24"/>
+        </w:rPr>
+      </w:pPr>
+      <w:r>
+        <w:rPr>
+          <w:rFonts w:ascii="Times New Roman" w:eastAsia="Times New Roman" w:hAnsi="Times New Roman" w:cs="Times New Roman"/>
+          <w:b/>
+          <w:bCs/>
+          <w:color w:val="1F2328"/>
+          <w:sz w:val="24"/>
+          <w:szCs w:val="24"/>
+        </w:rPr>
+        <w:t>Prompt #2</w:t>
+      </w:r>
+    </w:p>
+    <w:p>
+      <w:pPr>
+        <w:shd w:val="clear" w:color="auto" w:fill="FFFFFF"/>
+        <w:spacing w:after="0" w:line="240" w:lineRule="auto"/>
+        <w:rPr>
+          <w:rFonts w:ascii="Times New Roman" w:eastAsia="Times New Roman" w:hAnsi="Times New Roman" w:cs="Times New Roman"/>
+          <w:color w:val="1F2328"/>
+          <w:sz w:val="24"/>
+          <w:szCs w:val="24"/>
+        </w:rPr>
+      </w:pPr>
+      <w:r>
+        <w:rPr>
+          <w:rFonts w:ascii="Times New Roman" w:eastAsia="Times New Roman" w:hAnsi="Times New Roman" w:cs="Times New Roman"/>
+          <w:color w:val="1F2328"/>
+          <w:sz w:val="24"/>
+          <w:szCs w:val="24"/>
+        </w:rPr>
+        <w:t xml:space="preserve">Now, we need to make it human readable. The code should tell us the number of column and row, and if it’s already there what does the number mean? It says 3_0 are we starting to count from 0 or 1? The game also needs to have all the features as if I was playing, restart button and flag option. </w:t>
+      </w:r>
+    </w:p>
+    <w:p>
+      <w:pPr>
+        <w:shd w:val="clear" w:color="auto" w:fill="FFFFFF"/>
+        <w:spacing w:after="0" w:line="240" w:lineRule="auto"/>
+        <w:rPr>
+          <w:rFonts w:ascii="Times New Roman" w:eastAsia="Times New Roman" w:hAnsi="Times New Roman" w:cs="Times New Roman"/>
+          <w:b/>
+          <w:bCs/>
+          <w:i/>
+          <w:iCs/>
+          <w:color w:val="1F2328"/>
+          <w:sz w:val="24"/>
+          <w:szCs w:val="24"/>
+        </w:rPr>
+      </w:pPr>
+      <w:r>
+        <w:rPr>
+          <w:rFonts w:ascii="Times New Roman" w:eastAsia="Times New Roman" w:hAnsi="Times New Roman" w:cs="Times New Roman"/>
+          <w:b/>
+          <w:bCs/>
+          <w:i/>
+          <w:iCs/>
+          <w:color w:val="1F2328"/>
+          <w:sz w:val="24"/>
+          <w:szCs w:val="24"/>
+        </w:rPr>
+        <w:t>Issue</w:t>
+      </w:r>
+    </w:p>
+    <w:p>
+      <w:pPr>
+        <w:shd w:val="clear" w:color="auto" w:fill="FFFFFF"/>
+        <w:spacing w:after="0" w:line="240" w:lineRule="auto"/>
+      </w:pPr>
+      <w:r>
+        <w:rPr>
+          <w:rFonts w:ascii="Times New Roman" w:eastAsia="Times New Roman" w:hAnsi="Times New Roman" w:cs="Times New Roman"/>
+          <w:b/>
+          <w:bCs/>
+          <w:color w:val="1F2328"/>
+          <w:sz w:val="24"/>
+          <w:szCs w:val="24"/>
+        </w:rPr>
+        <w:drawing>
+          <wp:anchor distT="0" distB="0" distL="114300" distR="114300" simplePos="0" relativeHeight="251659264" behindDoc="0" locked="0" layoutInCell="1" allowOverlap="1" wp14:anchorId="38D65A65" wp14:editId="6698D142">
+            <wp:simplePos x="0" y="0"/>
+            <wp:positionH relativeFrom="margin">
+              <wp:posOffset>-8255</wp:posOffset>
+            </wp:positionH>
+            <wp:positionV relativeFrom="margin">
+              <wp:posOffset>6916189</wp:posOffset>
+            </wp:positionV>
+            <wp:extent cx="2781300" cy="1487170"/>
+            <wp:effectExtent l="0" t="0" r="0" b="0"/>
+            <wp:wrapSquare wrapText="bothSides"/>
+            <wp:docPr id="2" name="Imagen 2"/>
+            <wp:cNvGraphicFramePr>
+              <a:graphicFrameLocks xmlns:a="http://schemas.openxmlformats.org/drawingml/2006/main" noChangeAspect="1"/>
+            </wp:cNvGraphicFramePr>
+            <a:graphic xmlns:a="http://schemas.openxmlformats.org/drawingml/2006/main">
+              <a:graphicData uri="http://schemas.openxmlformats.org/drawingml/2006/picture">
+                <pic:pic xmlns:pic="http://schemas.openxmlformats.org/drawingml/2006/picture">
+                  <pic:nvPicPr>
+                    <pic:cNvPr id="1" name=""/>
+                    <pic:cNvPicPr/>
+                  </pic:nvPicPr>
+                  <pic:blipFill>
+                    <a:blip r:embed="rId6" cstate="print">
+                      <a:extLst>
+                        <a:ext uri="{28A0092B-C50C-407E-A947-70E740481C1C}">
+                          <a14:useLocalDpi xmlns:a14="http://schemas.microsoft.com/office/drawing/2010/main" val="0"/>
+                        </a:ext>
+                      </a:extLst>
+                    </a:blip>
+                    <a:stretch>
+                      <a:fillRect/>
+                    </a:stretch>
+                  </pic:blipFill>
+                  <pic:spPr>
+                    <a:xfrm>
+                      <a:off x="0" y="0"/>
+                      <a:ext cx="2781300" cy="1487170"/>
+                    </a:xfrm>
+                    <a:prstGeom prst="rect">
+                      <a:avLst/>
+                    </a:prstGeom>
+                  </pic:spPr>
+                </pic:pic>
+              </a:graphicData>
+            </a:graphic>
+            <wp14:sizeRelH relativeFrom="margin">
+              <wp14:pctWidth>0</wp14:pctWidth>
+            </wp14:sizeRelH>
+            <wp14:sizeRelV relativeFrom="margin">
+              <wp14:pctHeight>0</wp14:pctHeight>
+            </wp14:sizeRelV>
+          </wp:anchor>
+        </w:drawing>
+      </w:r>
+      <w:r>
+        <w:t xml:space="preserve"> </w:t>
+      </w:r>
+    </w:p>
+    <w:p>
+      <w:pPr>
+        <w:shd w:val="clear" w:color="auto" w:fill="FFFFFF"/>
+        <w:spacing w:after="0" w:line="240" w:lineRule="auto"/>
+        <w:rPr>
+          <w:rFonts w:ascii="Times New Roman" w:eastAsia="Times New Roman" w:hAnsi="Times New Roman" w:cs="Times New Roman"/>
+          <w:color w:val="1F2328"/>
+          <w:sz w:val="24"/>
+          <w:szCs w:val="24"/>
+        </w:rPr>
+      </w:pPr>
+      <w:r>
+        <w:rPr>
+          <w:rFonts w:ascii="Times New Roman" w:eastAsia="Times New Roman" w:hAnsi="Times New Roman" w:cs="Times New Roman"/>
+          <w:color w:val="1F2328"/>
+          <w:sz w:val="24"/>
+          <w:szCs w:val="24"/>
+        </w:rPr>
+        <w:t>In the second prompt, I gave AI the issue with the instructions and the knowledge process. The information is difficult to understand, and you cannot distinguish between the knowledge base, where it is safe, and the mines.</w:t>
+      </w:r>
+    </w:p>
+    <w:p>
+      <w:pPr>
+        <w:shd w:val="clear" w:color="auto" w:fill="FFFFFF"/>
+        <w:spacing w:after="0" w:line="240" w:lineRule="auto"/>
+        <w:rPr>
+          <w:rFonts w:ascii="Times New Roman" w:eastAsia="Times New Roman" w:hAnsi="Times New Roman" w:cs="Times New Roman"/>
+          <w:color w:val="1F2328"/>
+          <w:sz w:val="24"/>
+          <w:szCs w:val="24"/>
+        </w:rPr>
+      </w:pPr>
+      <w:r>
+        <w:rPr>
+          <w:rFonts w:ascii="Times New Roman" w:eastAsia="Times New Roman" w:hAnsi="Times New Roman" w:cs="Times New Roman"/>
+          <w:b/>
+          <w:bCs/>
+          <w:color w:val="1F2328"/>
+          <w:sz w:val="24"/>
+          <w:szCs w:val="24"/>
+        </w:rPr>
+        <w:lastRenderedPageBreak/>
+        <w:t>Prompt #3</w:t>
+      </w:r>
+    </w:p>
+    <w:p>
+      <w:pPr>
+        <w:shd w:val="clear" w:color="auto" w:fill="FFFFFF"/>
+        <w:spacing w:after="0" w:line="240" w:lineRule="auto"/>
+        <w:rPr>
+          <w:rFonts w:ascii="Times New Roman" w:eastAsia="Times New Roman" w:hAnsi="Times New Roman" w:cs="Times New Roman"/>
+          <w:color w:val="1F2328"/>
+          <w:sz w:val="24"/>
+          <w:szCs w:val="24"/>
+        </w:rPr>
+      </w:pPr>
+      <w:r>
+        <w:rPr>
+          <w:rFonts w:ascii="Times New Roman" w:eastAsia="Times New Roman" w:hAnsi="Times New Roman" w:cs="Times New Roman"/>
+          <w:color w:val="1F2328"/>
+          <w:sz w:val="24"/>
+          <w:szCs w:val="24"/>
+        </w:rPr>
+        <w:t>The improvement has been good but the code is still hard to understand. Let’s organize the GUI following these instructions:</w:t>
+      </w:r>
+    </w:p>
+    <w:p>
+      <w:pPr>
+        <w:pStyle w:val="Prrafodelista"/>
+        <w:numPr>
+          <w:ilvl w:val="0"/>
+          <w:numId w:val="5"/>
+        </w:numPr>
+        <w:shd w:val="clear" w:color="auto" w:fill="FFFFFF"/>
+        <w:spacing w:after="0" w:line="240" w:lineRule="auto"/>
+        <w:rPr>
+          <w:rFonts w:ascii="Times New Roman" w:eastAsia="Times New Roman" w:hAnsi="Times New Roman" w:cs="Times New Roman"/>
+          <w:color w:val="1F2328"/>
+          <w:sz w:val="24"/>
+          <w:szCs w:val="24"/>
+        </w:rPr>
+      </w:pPr>
+      <w:r>
+        <w:rPr>
+          <w:rFonts w:ascii="Times New Roman" w:eastAsia="Times New Roman" w:hAnsi="Times New Roman" w:cs="Times New Roman"/>
+          <w:color w:val="1F2328"/>
+          <w:sz w:val="24"/>
+          <w:szCs w:val="24"/>
+        </w:rPr>
+        <w:t>The instructions of the knowledge base and what does the number mean can be underneath the game. That means the how to read coordinates until “what the numbers of the knowledge model mean” This instruction can be explain in a static place NOT THE SAME AS THE KNOLEDGE BASE DIAGRAM.</w:t>
+      </w:r>
+    </w:p>
+    <w:p>
+      <w:pPr>
+        <w:pStyle w:val="Prrafodelista"/>
+        <w:numPr>
+          <w:ilvl w:val="0"/>
+          <w:numId w:val="5"/>
+        </w:numPr>
+        <w:shd w:val="clear" w:color="auto" w:fill="FFFFFF"/>
+        <w:spacing w:after="0" w:line="240" w:lineRule="auto"/>
+        <w:rPr>
+          <w:rFonts w:ascii="Times New Roman" w:eastAsia="Times New Roman" w:hAnsi="Times New Roman" w:cs="Times New Roman"/>
+          <w:color w:val="1F2328"/>
+          <w:sz w:val="24"/>
+          <w:szCs w:val="24"/>
+        </w:rPr>
+      </w:pPr>
+      <w:r>
+        <w:rPr>
+          <w:rFonts w:ascii="Times New Roman" w:eastAsia="Times New Roman" w:hAnsi="Times New Roman" w:cs="Times New Roman"/>
+          <w:color w:val="1F2328"/>
+          <w:sz w:val="24"/>
+          <w:szCs w:val="24"/>
+        </w:rPr>
+        <w:t xml:space="preserve">In the knowledge from the board (initial km) change the format to ‘2_0’=1, ‘3_8’=0 </w:t>
       </w:r>
       <w:proofErr w:type="spellStart"/>
       <w:r>
         <w:rPr>
           <w:rFonts w:ascii="Times New Roman" w:eastAsia="Times New Roman" w:hAnsi="Times New Roman" w:cs="Times New Roman"/>
-          <w:b/>
-          <w:bCs/>
-          <w:color w:val="1F2328"/>
-          <w:sz w:val="24"/>
-          <w:szCs w:val="24"/>
-        </w:rPr>
-        <w:t>ie</w:t>
+          <w:color w:val="1F2328"/>
+          <w:sz w:val="24"/>
+          <w:szCs w:val="24"/>
+        </w:rPr>
+        <w:t>etc</w:t>
       </w:r>
       <w:proofErr w:type="spellEnd"/>
       <w:r>
         <w:rPr>
           <w:rFonts w:ascii="Times New Roman" w:eastAsia="Times New Roman" w:hAnsi="Times New Roman" w:cs="Times New Roman"/>
-          <w:b/>
-          <w:bCs/>
-          <w:color w:val="1F2328"/>
-          <w:sz w:val="24"/>
-          <w:szCs w:val="24"/>
-        </w:rPr>
-        <w:t>, bowling.py).</w:t>
-      </w:r>
+          <w:color w:val="1F2328"/>
+          <w:sz w:val="24"/>
+          <w:szCs w:val="24"/>
+        </w:rPr>
+        <w:t xml:space="preserve"> like we had in the last version. However, in the instruction add the instruction of which number is the row and which one is the column. So “knowledge from board initial km. (</w:t>
+      </w:r>
+      <w:proofErr w:type="gramStart"/>
+      <w:r>
+        <w:rPr>
+          <w:rFonts w:ascii="Times New Roman" w:eastAsia="Times New Roman" w:hAnsi="Times New Roman" w:cs="Times New Roman"/>
+          <w:color w:val="1F2328"/>
+          <w:sz w:val="24"/>
+          <w:szCs w:val="24"/>
+        </w:rPr>
+        <w:t>R,C</w:t>
+      </w:r>
+      <w:proofErr w:type="gramEnd"/>
+      <w:r>
+        <w:rPr>
+          <w:rFonts w:ascii="Times New Roman" w:eastAsia="Times New Roman" w:hAnsi="Times New Roman" w:cs="Times New Roman"/>
+          <w:color w:val="1F2328"/>
+          <w:sz w:val="24"/>
+          <w:szCs w:val="24"/>
+        </w:rPr>
+        <w:t>).</w:t>
+      </w:r>
+    </w:p>
+    <w:p>
+      <w:pPr>
+        <w:pStyle w:val="Prrafodelista"/>
+        <w:numPr>
+          <w:ilvl w:val="0"/>
+          <w:numId w:val="5"/>
+        </w:numPr>
+        <w:shd w:val="clear" w:color="auto" w:fill="FFFFFF"/>
+        <w:spacing w:after="0" w:line="240" w:lineRule="auto"/>
+        <w:rPr>
+          <w:rFonts w:ascii="Times New Roman" w:eastAsia="Times New Roman" w:hAnsi="Times New Roman" w:cs="Times New Roman"/>
+          <w:color w:val="1F2328"/>
+          <w:sz w:val="24"/>
+          <w:szCs w:val="24"/>
+        </w:rPr>
+      </w:pPr>
+      <w:r>
+        <w:rPr>
+          <w:rFonts w:ascii="Times New Roman" w:eastAsia="Times New Roman" w:hAnsi="Times New Roman" w:cs="Times New Roman"/>
+          <w:color w:val="1F2328"/>
+          <w:sz w:val="24"/>
+          <w:szCs w:val="24"/>
+        </w:rPr>
+        <w:t>Do NOT CHANGE “after iterate reference</w:t>
+      </w:r>
+    </w:p>
+    <w:p>
+      <w:pPr>
+        <w:pStyle w:val="Prrafodelista"/>
+        <w:numPr>
+          <w:ilvl w:val="0"/>
+          <w:numId w:val="5"/>
+        </w:numPr>
+        <w:shd w:val="clear" w:color="auto" w:fill="FFFFFF"/>
+        <w:spacing w:after="0" w:line="240" w:lineRule="auto"/>
+        <w:rPr>
+          <w:rFonts w:ascii="Times New Roman" w:eastAsia="Times New Roman" w:hAnsi="Times New Roman" w:cs="Times New Roman"/>
+          <w:color w:val="1F2328"/>
+          <w:sz w:val="24"/>
+          <w:szCs w:val="24"/>
+        </w:rPr>
+      </w:pPr>
+      <w:r>
+        <w:rPr>
+          <w:rFonts w:ascii="Times New Roman" w:eastAsia="Times New Roman" w:hAnsi="Times New Roman" w:cs="Times New Roman"/>
+          <w:color w:val="1F2328"/>
+          <w:sz w:val="24"/>
+          <w:szCs w:val="24"/>
+        </w:rPr>
+        <w:t>Add bold and underlines format for title to identify the difference in instructions.}</w:t>
+      </w:r>
+    </w:p>
+    <w:p>
+      <w:pPr>
+        <w:pStyle w:val="Prrafodelista"/>
+        <w:numPr>
+          <w:ilvl w:val="0"/>
+          <w:numId w:val="5"/>
+        </w:numPr>
+        <w:shd w:val="clear" w:color="auto" w:fill="FFFFFF"/>
+        <w:spacing w:after="0" w:line="240" w:lineRule="auto"/>
+        <w:rPr>
+          <w:rFonts w:ascii="Times New Roman" w:eastAsia="Times New Roman" w:hAnsi="Times New Roman" w:cs="Times New Roman"/>
+          <w:color w:val="1F2328"/>
+          <w:sz w:val="24"/>
+          <w:szCs w:val="24"/>
+        </w:rPr>
+      </w:pPr>
+      <w:r>
+        <w:rPr>
+          <w:rFonts w:ascii="Times New Roman" w:eastAsia="Times New Roman" w:hAnsi="Times New Roman" w:cs="Times New Roman"/>
+          <w:color w:val="1F2328"/>
+          <w:sz w:val="24"/>
+          <w:szCs w:val="24"/>
+        </w:rPr>
+        <w:t>Add the “notes” in the instructions from instruction #1</w:t>
+      </w:r>
+    </w:p>
+    <w:p>
+      <w:pPr>
+        <w:shd w:val="clear" w:color="auto" w:fill="FFFFFF"/>
+        <w:spacing w:after="0" w:line="240" w:lineRule="auto"/>
+        <w:rPr>
+          <w:rFonts w:ascii="Times New Roman" w:eastAsia="Times New Roman" w:hAnsi="Times New Roman" w:cs="Times New Roman"/>
+          <w:color w:val="1F2328"/>
+          <w:sz w:val="24"/>
+          <w:szCs w:val="24"/>
+        </w:rPr>
+      </w:pPr>
+      <w:r>
+        <w:rPr>
+          <w:rFonts w:ascii="Times New Roman" w:eastAsia="Times New Roman" w:hAnsi="Times New Roman" w:cs="Times New Roman"/>
+          <w:b/>
+          <w:bCs/>
+          <w:noProof/>
+          <w:color w:val="1F2328"/>
+          <w:sz w:val="24"/>
+          <w:szCs w:val="24"/>
+        </w:rPr>
+        <w:drawing>
+          <wp:inline distT="0" distB="0" distL="0" distR="0" wp14:anchorId="43C89F48" wp14:editId="42FBA1FF">
+            <wp:extent cx="5437909" cy="2831552"/>
+            <wp:effectExtent l="0" t="0" r="0" b="6985"/>
+            <wp:docPr id="9" name="Imagen 9"/>
+            <wp:cNvGraphicFramePr>
+              <a:graphicFrameLocks xmlns:a="http://schemas.openxmlformats.org/drawingml/2006/main" noChangeAspect="1"/>
+            </wp:cNvGraphicFramePr>
+            <a:graphic xmlns:a="http://schemas.openxmlformats.org/drawingml/2006/main">
+              <a:graphicData uri="http://schemas.openxmlformats.org/drawingml/2006/picture">
+                <pic:pic xmlns:pic="http://schemas.openxmlformats.org/drawingml/2006/picture">
+                  <pic:nvPicPr>
+                    <pic:cNvPr id="9" name="Imagen 9"/>
+                    <pic:cNvPicPr/>
+                  </pic:nvPicPr>
+                  <pic:blipFill>
+                    <a:blip r:embed="rId7" cstate="print">
+                      <a:extLst>
+                        <a:ext uri="{28A0092B-C50C-407E-A947-70E740481C1C}">
+                          <a14:useLocalDpi xmlns:a14="http://schemas.microsoft.com/office/drawing/2010/main" val="0"/>
+                        </a:ext>
+                      </a:extLst>
+                    </a:blip>
+                    <a:stretch>
+                      <a:fillRect/>
+                    </a:stretch>
+                  </pic:blipFill>
+                  <pic:spPr>
+                    <a:xfrm>
+                      <a:off x="0" y="0"/>
+                      <a:ext cx="5503358" cy="2865632"/>
+                    </a:xfrm>
+                    <a:prstGeom prst="rect">
+                      <a:avLst/>
+                    </a:prstGeom>
+                  </pic:spPr>
+                </pic:pic>
+              </a:graphicData>
+            </a:graphic>
+          </wp:inline>
+        </w:drawing>
+      </w:r>
+    </w:p>
+    <w:p>
+      <w:pPr>
+        <w:shd w:val="clear" w:color="auto" w:fill="FFFFFF"/>
+        <w:spacing w:after="0" w:line="240" w:lineRule="auto"/>
+        <w:rPr>
+          <w:rFonts w:ascii="Times New Roman" w:eastAsia="Times New Roman" w:hAnsi="Times New Roman" w:cs="Times New Roman"/>
+          <w:b/>
+          <w:bCs/>
+          <w:i/>
+          <w:iCs/>
+          <w:color w:val="1F2328"/>
+          <w:sz w:val="24"/>
+          <w:szCs w:val="24"/>
+        </w:rPr>
+      </w:pPr>
+      <w:r>
+        <w:rPr>
+          <w:rFonts w:ascii="Times New Roman" w:eastAsia="Times New Roman" w:hAnsi="Times New Roman" w:cs="Times New Roman"/>
+          <w:b/>
+          <w:bCs/>
+          <w:i/>
+          <w:iCs/>
+          <w:color w:val="1F2328"/>
+          <w:sz w:val="24"/>
+          <w:szCs w:val="24"/>
+        </w:rPr>
+        <w:t>Issue</w:t>
+      </w:r>
+    </w:p>
+    <w:p>
+      <w:pPr>
+        <w:shd w:val="clear" w:color="auto" w:fill="FFFFFF"/>
+        <w:spacing w:after="0" w:line="240" w:lineRule="auto"/>
+        <w:rPr>
+          <w:rFonts w:ascii="Times New Roman" w:eastAsia="Times New Roman" w:hAnsi="Times New Roman" w:cs="Times New Roman"/>
+          <w:color w:val="1F2328"/>
+          <w:sz w:val="24"/>
+          <w:szCs w:val="24"/>
+        </w:rPr>
+      </w:pPr>
+      <w:r>
+        <w:rPr>
+          <w:rFonts w:ascii="Times New Roman" w:eastAsia="Times New Roman" w:hAnsi="Times New Roman" w:cs="Times New Roman"/>
+          <w:color w:val="1F2328"/>
+          <w:sz w:val="24"/>
+          <w:szCs w:val="24"/>
+        </w:rPr>
+        <w:t>For the third prompt, one issue was that in the bottom corner, column 1, row 9, we can see a mine; however, there is no way to see that the cell had a mine. It should</w:t>
+      </w:r>
+      <w:r>
+        <w:rPr>
+          <w:rFonts w:ascii="Times New Roman" w:eastAsia="Times New Roman" w:hAnsi="Times New Roman" w:cs="Times New Roman"/>
+          <w:color w:val="1F2328"/>
+          <w:sz w:val="24"/>
+          <w:szCs w:val="24"/>
+        </w:rPr>
+        <w:t>n’t</w:t>
+      </w:r>
+      <w:r>
+        <w:rPr>
+          <w:rFonts w:ascii="Times New Roman" w:eastAsia="Times New Roman" w:hAnsi="Times New Roman" w:cs="Times New Roman"/>
+          <w:color w:val="1F2328"/>
+          <w:sz w:val="24"/>
+          <w:szCs w:val="24"/>
+        </w:rPr>
+        <w:t xml:space="preserve"> have </w:t>
+      </w:r>
+      <w:r>
+        <w:rPr>
+          <w:rFonts w:ascii="Times New Roman" w:eastAsia="Times New Roman" w:hAnsi="Times New Roman" w:cs="Times New Roman"/>
+          <w:color w:val="1F2328"/>
+          <w:sz w:val="24"/>
+          <w:szCs w:val="24"/>
+        </w:rPr>
+        <w:t>a mine</w:t>
+      </w:r>
+      <w:r>
+        <w:rPr>
+          <w:rFonts w:ascii="Times New Roman" w:eastAsia="Times New Roman" w:hAnsi="Times New Roman" w:cs="Times New Roman"/>
+          <w:color w:val="1F2328"/>
+          <w:sz w:val="24"/>
+          <w:szCs w:val="24"/>
+        </w:rPr>
+        <w:t>, because the grid ends in that square. There is a logic issue when putting the mines. I need to add a rule that checks the other mines and squares around it to see if a mine can be there.</w:t>
+      </w:r>
+    </w:p>
+    <w:p>
+      <w:pPr>
+        <w:shd w:val="clear" w:color="auto" w:fill="FFFFFF"/>
+        <w:spacing w:after="0" w:line="240" w:lineRule="auto"/>
+        <w:rPr>
+          <w:rFonts w:ascii="Times New Roman" w:eastAsia="Times New Roman" w:hAnsi="Times New Roman" w:cs="Times New Roman"/>
+          <w:color w:val="1F2328"/>
+          <w:sz w:val="24"/>
+          <w:szCs w:val="24"/>
+        </w:rPr>
+      </w:pPr>
+    </w:p>
+    <w:p>
+      <w:pPr>
+        <w:shd w:val="clear" w:color="auto" w:fill="FFFFFF"/>
+        <w:spacing w:after="0" w:line="240" w:lineRule="auto"/>
+        <w:rPr>
+          <w:rFonts w:ascii="Times New Roman" w:eastAsia="Times New Roman" w:hAnsi="Times New Roman" w:cs="Times New Roman"/>
+          <w:b/>
+          <w:bCs/>
+          <w:color w:val="1F2328"/>
+          <w:sz w:val="24"/>
+          <w:szCs w:val="24"/>
+        </w:rPr>
+      </w:pPr>
+      <w:r>
+        <w:rPr>
+          <w:rFonts w:ascii="Times New Roman" w:eastAsia="Times New Roman" w:hAnsi="Times New Roman" w:cs="Times New Roman"/>
+          <w:b/>
+          <w:bCs/>
+          <w:color w:val="1F2328"/>
+          <w:sz w:val="24"/>
+          <w:szCs w:val="24"/>
+        </w:rPr>
+        <w:t>Prompt #4</w:t>
+      </w:r>
+    </w:p>
+    <w:p>
+      <w:pPr>
+        <w:shd w:val="clear" w:color="auto" w:fill="FFFFFF"/>
+        <w:spacing w:after="0" w:line="240" w:lineRule="auto"/>
+        <w:rPr>
+          <w:rFonts w:ascii="Times New Roman" w:eastAsia="Times New Roman" w:hAnsi="Times New Roman" w:cs="Times New Roman"/>
+          <w:color w:val="1F2328"/>
+          <w:sz w:val="24"/>
+          <w:szCs w:val="24"/>
+        </w:rPr>
+      </w:pPr>
+      <w:r>
+        <w:rPr>
+          <w:rFonts w:ascii="Times New Roman" w:eastAsia="Times New Roman" w:hAnsi="Times New Roman" w:cs="Times New Roman"/>
+          <w:color w:val="1F2328"/>
+          <w:sz w:val="24"/>
+          <w:szCs w:val="24"/>
+        </w:rPr>
+        <w:t xml:space="preserve">Making progress, let do </w:t>
+      </w:r>
+      <w:r>
+        <w:rPr>
+          <w:rFonts w:ascii="Times New Roman" w:eastAsia="Times New Roman" w:hAnsi="Times New Roman" w:cs="Times New Roman"/>
+          <w:color w:val="1F2328"/>
+          <w:sz w:val="24"/>
+          <w:szCs w:val="24"/>
+        </w:rPr>
+        <w:t>these instructions</w:t>
+      </w:r>
+      <w:r>
+        <w:rPr>
+          <w:rFonts w:ascii="Times New Roman" w:eastAsia="Times New Roman" w:hAnsi="Times New Roman" w:cs="Times New Roman"/>
+          <w:color w:val="1F2328"/>
+          <w:sz w:val="24"/>
+          <w:szCs w:val="24"/>
+        </w:rPr>
+        <w:t xml:space="preserve"> now:</w:t>
+      </w:r>
+    </w:p>
+    <w:p>
+      <w:pPr>
+        <w:pStyle w:val="Prrafodelista"/>
+        <w:numPr>
+          <w:ilvl w:val="0"/>
+          <w:numId w:val="6"/>
+        </w:numPr>
+        <w:shd w:val="clear" w:color="auto" w:fill="FFFFFF"/>
+        <w:spacing w:after="0" w:line="240" w:lineRule="auto"/>
+        <w:rPr>
+          <w:rFonts w:ascii="Times New Roman" w:eastAsia="Times New Roman" w:hAnsi="Times New Roman" w:cs="Times New Roman"/>
+          <w:color w:val="1F2328"/>
+          <w:sz w:val="24"/>
+          <w:szCs w:val="24"/>
+        </w:rPr>
+      </w:pPr>
+      <w:r>
+        <w:rPr>
+          <w:rFonts w:ascii="Times New Roman" w:eastAsia="Times New Roman" w:hAnsi="Times New Roman" w:cs="Times New Roman"/>
+          <w:color w:val="1F2328"/>
+          <w:sz w:val="24"/>
+          <w:szCs w:val="24"/>
+        </w:rPr>
+        <w:t xml:space="preserve">There is a log issue when putting the mines. In the last example column 1, row 9 there was a mine, however column 1, row 8, column 2, row 8, and column 2, row 9 are mines, how is possible that column 1, row 9 is a mine if there are no number to see if a mine is there. </w:t>
+      </w:r>
+    </w:p>
+    <w:p>
+      <w:pPr>
+        <w:pStyle w:val="Prrafodelista"/>
+        <w:numPr>
+          <w:ilvl w:val="0"/>
+          <w:numId w:val="6"/>
+        </w:numPr>
+        <w:shd w:val="clear" w:color="auto" w:fill="FFFFFF"/>
+        <w:spacing w:after="0" w:line="240" w:lineRule="auto"/>
+        <w:rPr>
+          <w:rFonts w:ascii="Times New Roman" w:eastAsia="Times New Roman" w:hAnsi="Times New Roman" w:cs="Times New Roman"/>
+          <w:color w:val="1F2328"/>
+          <w:sz w:val="24"/>
+          <w:szCs w:val="24"/>
+        </w:rPr>
+      </w:pPr>
+      <w:r>
+        <w:rPr>
+          <w:rFonts w:ascii="Times New Roman" w:eastAsia="Times New Roman" w:hAnsi="Times New Roman" w:cs="Times New Roman"/>
+          <w:color w:val="1F2328"/>
+          <w:sz w:val="24"/>
+          <w:szCs w:val="24"/>
+        </w:rPr>
+        <w:t>The text that talks about the controls and board 9x9 should also be inside the instructions box.</w:t>
+      </w:r>
+    </w:p>
+    <w:p>
+      <w:pPr>
+        <w:pStyle w:val="Prrafodelista"/>
+        <w:numPr>
+          <w:ilvl w:val="0"/>
+          <w:numId w:val="6"/>
+        </w:numPr>
+        <w:shd w:val="clear" w:color="auto" w:fill="FFFFFF"/>
+        <w:spacing w:after="0" w:line="240" w:lineRule="auto"/>
+        <w:rPr>
+          <w:rFonts w:ascii="Times New Roman" w:eastAsia="Times New Roman" w:hAnsi="Times New Roman" w:cs="Times New Roman"/>
+          <w:color w:val="1F2328"/>
+          <w:sz w:val="24"/>
+          <w:szCs w:val="24"/>
+        </w:rPr>
+      </w:pPr>
+      <w:r>
+        <w:rPr>
+          <w:rFonts w:ascii="Times New Roman" w:eastAsia="Times New Roman" w:hAnsi="Times New Roman" w:cs="Times New Roman"/>
+          <w:color w:val="1F2328"/>
+          <w:sz w:val="24"/>
+          <w:szCs w:val="24"/>
+        </w:rPr>
+        <w:t>The knowledge base information is fine but every knowledge should be the as row, not all of the knowledge in a line.</w:t>
+      </w:r>
+    </w:p>
+    <w:p>
+      <w:pPr>
+        <w:pStyle w:val="Prrafodelista"/>
+        <w:numPr>
+          <w:ilvl w:val="0"/>
+          <w:numId w:val="6"/>
+        </w:numPr>
+        <w:shd w:val="clear" w:color="auto" w:fill="FFFFFF"/>
+        <w:spacing w:after="0" w:line="240" w:lineRule="auto"/>
+        <w:rPr>
+          <w:rFonts w:ascii="Times New Roman" w:eastAsia="Times New Roman" w:hAnsi="Times New Roman" w:cs="Times New Roman"/>
+          <w:color w:val="1F2328"/>
+          <w:sz w:val="24"/>
+          <w:szCs w:val="24"/>
+        </w:rPr>
+      </w:pPr>
+      <w:r>
+        <w:rPr>
+          <w:rFonts w:ascii="Times New Roman" w:eastAsia="Times New Roman" w:hAnsi="Times New Roman" w:cs="Times New Roman"/>
+          <w:color w:val="1F2328"/>
+          <w:sz w:val="24"/>
+          <w:szCs w:val="24"/>
+        </w:rPr>
+        <w:lastRenderedPageBreak/>
+        <w:t>Make the knowledge base live information bold. Just the instructions 1 and 2. And inside the instruction 2 make deduced safe and deduced mines bold.</w:t>
+      </w:r>
+    </w:p>
+    <w:p>
+      <w:pPr>
+        <w:pStyle w:val="Prrafodelista"/>
+        <w:numPr>
+          <w:ilvl w:val="0"/>
+          <w:numId w:val="6"/>
+        </w:numPr>
+        <w:shd w:val="clear" w:color="auto" w:fill="FFFFFF"/>
+        <w:spacing w:after="0" w:line="240" w:lineRule="auto"/>
+        <w:rPr>
+          <w:rFonts w:ascii="Times New Roman" w:eastAsia="Times New Roman" w:hAnsi="Times New Roman" w:cs="Times New Roman"/>
+          <w:color w:val="1F2328"/>
+          <w:sz w:val="24"/>
+          <w:szCs w:val="24"/>
+        </w:rPr>
+      </w:pPr>
+      <w:r>
+        <w:rPr>
+          <w:rFonts w:ascii="Times New Roman" w:eastAsia="Times New Roman" w:hAnsi="Times New Roman" w:cs="Times New Roman"/>
+          <w:color w:val="1F2328"/>
+          <w:sz w:val="24"/>
+          <w:szCs w:val="24"/>
+        </w:rPr>
+        <w:t>There is also an option to change the game from beginner to expert but there is no button to change the mode, add this as well</w:t>
+      </w:r>
+    </w:p>
+    <w:p>
+      <w:pPr>
+        <w:shd w:val="clear" w:color="auto" w:fill="FFFFFF"/>
+        <w:spacing w:after="0" w:line="240" w:lineRule="auto"/>
+        <w:rPr>
+          <w:rFonts w:ascii="Times New Roman" w:eastAsia="Times New Roman" w:hAnsi="Times New Roman" w:cs="Times New Roman"/>
+          <w:b/>
+          <w:bCs/>
+          <w:i/>
+          <w:iCs/>
+          <w:color w:val="1F2328"/>
+          <w:sz w:val="24"/>
+          <w:szCs w:val="24"/>
+        </w:rPr>
+      </w:pPr>
+      <w:r>
+        <w:drawing>
+          <wp:anchor distT="0" distB="0" distL="114300" distR="114300" simplePos="0" relativeHeight="251661312" behindDoc="0" locked="0" layoutInCell="1" allowOverlap="1" wp14:anchorId="2EAA2080" wp14:editId="3B95C4D7">
+            <wp:simplePos x="0" y="0"/>
+            <wp:positionH relativeFrom="margin">
+              <wp:posOffset>-55245</wp:posOffset>
+            </wp:positionH>
+            <wp:positionV relativeFrom="margin">
+              <wp:posOffset>893445</wp:posOffset>
+            </wp:positionV>
+            <wp:extent cx="3236595" cy="1877060"/>
+            <wp:effectExtent l="0" t="0" r="1905" b="8890"/>
+            <wp:wrapSquare wrapText="bothSides"/>
+            <wp:docPr id="4" name="Imagen 4"/>
+            <wp:cNvGraphicFramePr>
+              <a:graphicFrameLocks xmlns:a="http://schemas.openxmlformats.org/drawingml/2006/main" noChangeAspect="1"/>
+            </wp:cNvGraphicFramePr>
+            <a:graphic xmlns:a="http://schemas.openxmlformats.org/drawingml/2006/main">
+              <a:graphicData uri="http://schemas.openxmlformats.org/drawingml/2006/picture">
+                <pic:pic xmlns:pic="http://schemas.openxmlformats.org/drawingml/2006/picture">
+                  <pic:nvPicPr>
+                    <pic:cNvPr id="1" name=""/>
+                    <pic:cNvPicPr/>
+                  </pic:nvPicPr>
+                  <pic:blipFill>
+                    <a:blip r:embed="rId8" cstate="print">
+                      <a:extLst>
+                        <a:ext uri="{28A0092B-C50C-407E-A947-70E740481C1C}">
+                          <a14:useLocalDpi xmlns:a14="http://schemas.microsoft.com/office/drawing/2010/main" val="0"/>
+                        </a:ext>
+                      </a:extLst>
+                    </a:blip>
+                    <a:stretch>
+                      <a:fillRect/>
+                    </a:stretch>
+                  </pic:blipFill>
+                  <pic:spPr>
+                    <a:xfrm>
+                      <a:off x="0" y="0"/>
+                      <a:ext cx="3236595" cy="1877060"/>
+                    </a:xfrm>
+                    <a:prstGeom prst="rect">
+                      <a:avLst/>
+                    </a:prstGeom>
+                  </pic:spPr>
+                </pic:pic>
+              </a:graphicData>
+            </a:graphic>
+            <wp14:sizeRelH relativeFrom="margin">
+              <wp14:pctWidth>0</wp14:pctWidth>
+            </wp14:sizeRelH>
+            <wp14:sizeRelV relativeFrom="margin">
+              <wp14:pctHeight>0</wp14:pctHeight>
+            </wp14:sizeRelV>
+          </wp:anchor>
+        </w:drawing>
+      </w:r>
+      <w:r>
+        <w:rPr>
+          <w:rFonts w:ascii="Times New Roman" w:eastAsia="Times New Roman" w:hAnsi="Times New Roman" w:cs="Times New Roman"/>
+          <w:b/>
+          <w:bCs/>
+          <w:i/>
+          <w:iCs/>
+          <w:color w:val="1F2328"/>
+          <w:sz w:val="24"/>
+          <w:szCs w:val="24"/>
+        </w:rPr>
+        <w:t xml:space="preserve">Issue </w:t>
+      </w:r>
+    </w:p>
+    <w:p>
+      <w:pPr>
+        <w:shd w:val="clear" w:color="auto" w:fill="FFFFFF"/>
+        <w:spacing w:after="0" w:line="240" w:lineRule="auto"/>
+        <w:rPr>
+          <w:rFonts w:ascii="Times New Roman" w:eastAsia="Times New Roman" w:hAnsi="Times New Roman" w:cs="Times New Roman"/>
+          <w:color w:val="1F2328"/>
+          <w:sz w:val="24"/>
+          <w:szCs w:val="24"/>
+        </w:rPr>
+      </w:pPr>
+    </w:p>
+    <w:p>
+      <w:pPr>
+        <w:shd w:val="clear" w:color="auto" w:fill="FFFFFF"/>
+        <w:spacing w:after="0" w:line="240" w:lineRule="auto"/>
+        <w:rPr>
+          <w:rFonts w:ascii="Times New Roman" w:eastAsia="Times New Roman" w:hAnsi="Times New Roman" w:cs="Times New Roman"/>
+          <w:color w:val="1F2328"/>
+          <w:sz w:val="24"/>
+          <w:szCs w:val="24"/>
+        </w:rPr>
+      </w:pPr>
+      <w:r>
+        <w:rPr>
+          <w:rFonts w:ascii="Times New Roman" w:eastAsia="Times New Roman" w:hAnsi="Times New Roman" w:cs="Times New Roman"/>
+          <w:color w:val="1F2328"/>
+          <w:sz w:val="24"/>
+          <w:szCs w:val="24"/>
+        </w:rPr>
+        <w:t>In this prompt, the issue is that when you click a button without a mine, you cannot see the number or whether it is empty until you click the next one. Another issue is that the instructions should ensure the 'how to read' box is not divided as it appears.</w:t>
+      </w:r>
+    </w:p>
+    <w:p>
+      <w:pPr>
+        <w:shd w:val="clear" w:color="auto" w:fill="FFFFFF"/>
+        <w:spacing w:after="0" w:line="240" w:lineRule="auto"/>
+        <w:rPr>
+          <w:rFonts w:ascii="Times New Roman" w:eastAsia="Times New Roman" w:hAnsi="Times New Roman" w:cs="Times New Roman"/>
+          <w:color w:val="1F2328"/>
+          <w:sz w:val="24"/>
+          <w:szCs w:val="24"/>
+        </w:rPr>
+      </w:pPr>
+    </w:p>
+    <w:p>
+      <w:pPr>
+        <w:shd w:val="clear" w:color="auto" w:fill="FFFFFF"/>
+        <w:spacing w:after="0" w:line="240" w:lineRule="auto"/>
+        <w:rPr>
+          <w:rFonts w:ascii="Times New Roman" w:eastAsia="Times New Roman" w:hAnsi="Times New Roman" w:cs="Times New Roman"/>
+          <w:color w:val="1F2328"/>
+          <w:sz w:val="24"/>
+          <w:szCs w:val="24"/>
+        </w:rPr>
+      </w:pPr>
+    </w:p>
+    <w:p>
+      <w:pPr>
+        <w:shd w:val="clear" w:color="auto" w:fill="FFFFFF"/>
+        <w:spacing w:after="0" w:line="240" w:lineRule="auto"/>
+        <w:rPr>
+          <w:rFonts w:ascii="Times New Roman" w:eastAsia="Times New Roman" w:hAnsi="Times New Roman" w:cs="Times New Roman"/>
+          <w:color w:val="1F2328"/>
+          <w:sz w:val="24"/>
+          <w:szCs w:val="24"/>
+        </w:rPr>
+      </w:pPr>
+    </w:p>
+    <w:p>
+      <w:pPr>
+        <w:shd w:val="clear" w:color="auto" w:fill="FFFFFF"/>
+        <w:spacing w:after="0" w:line="240" w:lineRule="auto"/>
+        <w:rPr>
+          <w:rFonts w:ascii="Times New Roman" w:eastAsia="Times New Roman" w:hAnsi="Times New Roman" w:cs="Times New Roman"/>
+          <w:color w:val="1F2328"/>
+          <w:sz w:val="24"/>
+          <w:szCs w:val="24"/>
+        </w:rPr>
+      </w:pPr>
     </w:p>
     <w:p>
       <w:pPr>
         <w:spacing w:after="0"/>
         <w:rPr>
           <w:rFonts w:ascii="Times New Roman" w:hAnsi="Times New Roman" w:cs="Times New Roman"/>
-          <w:sz w:val="24"/>
-          <w:szCs w:val="24"/>
-        </w:rPr>
-      </w:pPr>
+          <w:b/>
+          <w:bCs/>
+          <w:sz w:val="24"/>
+          <w:szCs w:val="24"/>
+        </w:rPr>
+      </w:pPr>
+      <w:r>
+        <w:rPr>
+          <w:rFonts w:ascii="Times New Roman" w:hAnsi="Times New Roman" w:cs="Times New Roman"/>
+          <w:b/>
+          <w:bCs/>
+          <w:sz w:val="24"/>
+          <w:szCs w:val="24"/>
+        </w:rPr>
+        <w:t>Prompt #5</w:t>
+      </w:r>
     </w:p>
     <w:p>
       <w:pPr>
@@ -434,9 +1667,22 @@
           <w:szCs w:val="24"/>
         </w:rPr>
       </w:pPr>
-    </w:p>
-    <w:p>
-      <w:pPr>
+      <w:r>
+        <w:rPr>
+          <w:rFonts w:ascii="Times New Roman" w:hAnsi="Times New Roman" w:cs="Times New Roman"/>
+          <w:sz w:val="24"/>
+          <w:szCs w:val="24"/>
+        </w:rPr>
+        <w:t>Last couple changes are:</w:t>
+      </w:r>
+    </w:p>
+    <w:p>
+      <w:pPr>
+        <w:pStyle w:val="Prrafodelista"/>
+        <w:numPr>
+          <w:ilvl w:val="0"/>
+          <w:numId w:val="7"/>
+        </w:numPr>
         <w:spacing w:after="0"/>
         <w:rPr>
           <w:rFonts w:ascii="Times New Roman" w:hAnsi="Times New Roman" w:cs="Times New Roman"/>
@@ -444,14 +1690,977 @@
           <w:szCs w:val="24"/>
         </w:rPr>
       </w:pPr>
-    </w:p>
-    <w:p>
-      <w:pPr>
-        <w:shd w:val="clear" w:color="auto" w:fill="FFFFFF"/>
-        <w:spacing w:before="360" w:after="240" w:line="240" w:lineRule="auto"/>
+      <w:r>
+        <w:rPr>
+          <w:rFonts w:ascii="Times New Roman" w:hAnsi="Times New Roman" w:cs="Times New Roman"/>
+          <w:sz w:val="24"/>
+          <w:szCs w:val="24"/>
+        </w:rPr>
+        <w:t>The instructions and how to read coordinates should be inside. But I don’t need the ACTUAL MINES VS WHAT YOU CAN PROVE.</w:t>
+      </w:r>
+    </w:p>
+    <w:p>
+      <w:pPr>
+        <w:pStyle w:val="Prrafodelista"/>
+        <w:numPr>
+          <w:ilvl w:val="0"/>
+          <w:numId w:val="7"/>
+        </w:numPr>
+        <w:spacing w:after="0"/>
+        <w:rPr>
+          <w:rFonts w:ascii="Times New Roman" w:hAnsi="Times New Roman" w:cs="Times New Roman"/>
+          <w:sz w:val="24"/>
+          <w:szCs w:val="24"/>
+        </w:rPr>
+      </w:pPr>
+      <w:r>
+        <w:rPr>
+          <w:rFonts w:ascii="Times New Roman" w:hAnsi="Times New Roman" w:cs="Times New Roman"/>
+          <w:sz w:val="24"/>
+          <w:szCs w:val="24"/>
+        </w:rPr>
+        <w:t xml:space="preserve">Let’s make it pretty, not so boring. Make some design magic in the minesweeper. </w:t>
+      </w:r>
+    </w:p>
+    <w:p>
+      <w:pPr>
+        <w:shd w:val="clear" w:color="auto" w:fill="FFFFFF"/>
+        <w:spacing w:after="0" w:line="240" w:lineRule="auto"/>
+        <w:rPr>
+          <w:rFonts w:ascii="Times New Roman" w:eastAsia="Times New Roman" w:hAnsi="Times New Roman" w:cs="Times New Roman"/>
+          <w:b/>
+          <w:bCs/>
+          <w:i/>
+          <w:iCs/>
+          <w:color w:val="1F2328"/>
+          <w:sz w:val="24"/>
+          <w:szCs w:val="24"/>
+        </w:rPr>
+      </w:pPr>
+      <w:r>
+        <w:rPr>
+          <w:rFonts w:ascii="Times New Roman" w:eastAsia="Times New Roman" w:hAnsi="Times New Roman" w:cs="Times New Roman"/>
+          <w:b/>
+          <w:bCs/>
+          <w:i/>
+          <w:iCs/>
+          <w:color w:val="1F2328"/>
+          <w:sz w:val="24"/>
+          <w:szCs w:val="24"/>
+        </w:rPr>
+        <w:t>Issue</w:t>
+      </w:r>
+    </w:p>
+    <w:p>
+      <w:pPr>
+        <w:shd w:val="clear" w:color="auto" w:fill="FFFFFF"/>
+        <w:spacing w:after="0" w:line="240" w:lineRule="auto"/>
+        <w:rPr>
+          <w:rFonts w:ascii="Times New Roman" w:eastAsia="Times New Roman" w:hAnsi="Times New Roman" w:cs="Times New Roman"/>
+          <w:color w:val="1F2328"/>
+          <w:sz w:val="24"/>
+          <w:szCs w:val="24"/>
+        </w:rPr>
+      </w:pPr>
+      <w:r>
+        <w:rPr>
+          <w:rFonts w:ascii="Times New Roman" w:eastAsia="Times New Roman" w:hAnsi="Times New Roman" w:cs="Times New Roman"/>
+          <w:color w:val="1F2328"/>
+          <w:sz w:val="24"/>
+          <w:szCs w:val="24"/>
+        </w:rPr>
+        <w:t>Traceback (most recent call last):</w:t>
+      </w:r>
+    </w:p>
+    <w:p>
+      <w:pPr>
+        <w:shd w:val="clear" w:color="auto" w:fill="FFFFFF"/>
+        <w:spacing w:after="0" w:line="240" w:lineRule="auto"/>
+        <w:rPr>
+          <w:rFonts w:ascii="Times New Roman" w:eastAsia="Times New Roman" w:hAnsi="Times New Roman" w:cs="Times New Roman"/>
+          <w:color w:val="1F2328"/>
+          <w:sz w:val="24"/>
+          <w:szCs w:val="24"/>
+        </w:rPr>
+      </w:pPr>
+      <w:r>
+        <w:rPr>
+          <w:rFonts w:ascii="Times New Roman" w:eastAsia="Times New Roman" w:hAnsi="Times New Roman" w:cs="Times New Roman"/>
+          <w:color w:val="1F2328"/>
+          <w:sz w:val="24"/>
+          <w:szCs w:val="24"/>
+        </w:rPr>
+        <w:t xml:space="preserve">  File "c:\Users\TALLER-TECNOLIDER\OneDrive\Personal\COLLEGE\HU Spring 2026\AI and Machine Learning\p7\minesweeper_gui.py", line 560, in &lt;module&gt;</w:t>
+      </w:r>
+    </w:p>
+    <w:p>
+      <w:pPr>
+        <w:shd w:val="clear" w:color="auto" w:fill="FFFFFF"/>
+        <w:spacing w:after="0" w:line="240" w:lineRule="auto"/>
+        <w:rPr>
+          <w:rFonts w:ascii="Times New Roman" w:eastAsia="Times New Roman" w:hAnsi="Times New Roman" w:cs="Times New Roman"/>
+          <w:color w:val="1F2328"/>
+          <w:sz w:val="24"/>
+          <w:szCs w:val="24"/>
+        </w:rPr>
+      </w:pPr>
+      <w:r>
+        <w:rPr>
+          <w:rFonts w:ascii="Times New Roman" w:eastAsia="Times New Roman" w:hAnsi="Times New Roman" w:cs="Times New Roman"/>
+          <w:color w:val="1F2328"/>
+          <w:sz w:val="24"/>
+          <w:szCs w:val="24"/>
+        </w:rPr>
+        <w:t xml:space="preserve">    </w:t>
+      </w:r>
+      <w:proofErr w:type="spellStart"/>
+      <w:r>
+        <w:rPr>
+          <w:rFonts w:ascii="Times New Roman" w:eastAsia="Times New Roman" w:hAnsi="Times New Roman" w:cs="Times New Roman"/>
+          <w:color w:val="1F2328"/>
+          <w:sz w:val="24"/>
+          <w:szCs w:val="24"/>
+        </w:rPr>
+        <w:t>MinesweeperApp</w:t>
+      </w:r>
+      <w:proofErr w:type="spellEnd"/>
+      <w:r>
+        <w:rPr>
+          <w:rFonts w:ascii="Times New Roman" w:eastAsia="Times New Roman" w:hAnsi="Times New Roman" w:cs="Times New Roman"/>
+          <w:color w:val="1F2328"/>
+          <w:sz w:val="24"/>
+          <w:szCs w:val="24"/>
+        </w:rPr>
+        <w:t>(</w:t>
+      </w:r>
+      <w:proofErr w:type="gramStart"/>
+      <w:r>
+        <w:rPr>
+          <w:rFonts w:ascii="Times New Roman" w:eastAsia="Times New Roman" w:hAnsi="Times New Roman" w:cs="Times New Roman"/>
+          <w:color w:val="1F2328"/>
+          <w:sz w:val="24"/>
+          <w:szCs w:val="24"/>
+        </w:rPr>
+        <w:t>).run</w:t>
+      </w:r>
+      <w:proofErr w:type="gramEnd"/>
+      <w:r>
+        <w:rPr>
+          <w:rFonts w:ascii="Times New Roman" w:eastAsia="Times New Roman" w:hAnsi="Times New Roman" w:cs="Times New Roman"/>
+          <w:color w:val="1F2328"/>
+          <w:sz w:val="24"/>
+          <w:szCs w:val="24"/>
+        </w:rPr>
+        <w:t>()</w:t>
+      </w:r>
+    </w:p>
+    <w:p>
+      <w:pPr>
+        <w:shd w:val="clear" w:color="auto" w:fill="FFFFFF"/>
+        <w:spacing w:after="0" w:line="240" w:lineRule="auto"/>
+        <w:rPr>
+          <w:rFonts w:ascii="Times New Roman" w:eastAsia="Times New Roman" w:hAnsi="Times New Roman" w:cs="Times New Roman"/>
+          <w:color w:val="1F2328"/>
+          <w:sz w:val="24"/>
+          <w:szCs w:val="24"/>
+        </w:rPr>
+      </w:pPr>
+      <w:r>
+        <w:rPr>
+          <w:rFonts w:ascii="Times New Roman" w:eastAsia="Times New Roman" w:hAnsi="Times New Roman" w:cs="Times New Roman"/>
+          <w:color w:val="1F2328"/>
+          <w:sz w:val="24"/>
+          <w:szCs w:val="24"/>
+        </w:rPr>
+        <w:t xml:space="preserve">    ^^^^^^^^^^^^^^^^</w:t>
+      </w:r>
+    </w:p>
+    <w:p>
+      <w:pPr>
+        <w:shd w:val="clear" w:color="auto" w:fill="FFFFFF"/>
+        <w:spacing w:after="0" w:line="240" w:lineRule="auto"/>
+        <w:rPr>
+          <w:rFonts w:ascii="Times New Roman" w:eastAsia="Times New Roman" w:hAnsi="Times New Roman" w:cs="Times New Roman"/>
+          <w:color w:val="1F2328"/>
+          <w:sz w:val="24"/>
+          <w:szCs w:val="24"/>
+        </w:rPr>
+      </w:pPr>
+      <w:r>
+        <w:rPr>
+          <w:rFonts w:ascii="Times New Roman" w:eastAsia="Times New Roman" w:hAnsi="Times New Roman" w:cs="Times New Roman"/>
+          <w:color w:val="1F2328"/>
+          <w:sz w:val="24"/>
+          <w:szCs w:val="24"/>
+        </w:rPr>
+        <w:t xml:space="preserve">  File "c:\Users\TALLER-TECNOLIDER\OneDrive\Personal\COLLEGE\HU Spring 2026\AI and Machine Learning\p7\minesweeper_gui.py", line 76, in __</w:t>
+      </w:r>
+      <w:proofErr w:type="spellStart"/>
+      <w:r>
+        <w:rPr>
+          <w:rFonts w:ascii="Times New Roman" w:eastAsia="Times New Roman" w:hAnsi="Times New Roman" w:cs="Times New Roman"/>
+          <w:color w:val="1F2328"/>
+          <w:sz w:val="24"/>
+          <w:szCs w:val="24"/>
+        </w:rPr>
+        <w:t>init</w:t>
+      </w:r>
+      <w:proofErr w:type="spellEnd"/>
+      <w:r>
+        <w:rPr>
+          <w:rFonts w:ascii="Times New Roman" w:eastAsia="Times New Roman" w:hAnsi="Times New Roman" w:cs="Times New Roman"/>
+          <w:color w:val="1F2328"/>
+          <w:sz w:val="24"/>
+          <w:szCs w:val="24"/>
+        </w:rPr>
+        <w:t>__</w:t>
+      </w:r>
+    </w:p>
+    <w:p>
+      <w:pPr>
+        <w:shd w:val="clear" w:color="auto" w:fill="FFFFFF"/>
+        <w:spacing w:after="0" w:line="240" w:lineRule="auto"/>
+        <w:rPr>
+          <w:rFonts w:ascii="Times New Roman" w:eastAsia="Times New Roman" w:hAnsi="Times New Roman" w:cs="Times New Roman"/>
+          <w:color w:val="1F2328"/>
+          <w:sz w:val="24"/>
+          <w:szCs w:val="24"/>
+        </w:rPr>
+      </w:pPr>
+      <w:r>
+        <w:rPr>
+          <w:rFonts w:ascii="Times New Roman" w:eastAsia="Times New Roman" w:hAnsi="Times New Roman" w:cs="Times New Roman"/>
+          <w:color w:val="1F2328"/>
+          <w:sz w:val="24"/>
+          <w:szCs w:val="24"/>
+        </w:rPr>
+        <w:t xml:space="preserve">    </w:t>
+      </w:r>
+      <w:proofErr w:type="gramStart"/>
+      <w:r>
+        <w:rPr>
+          <w:rFonts w:ascii="Times New Roman" w:eastAsia="Times New Roman" w:hAnsi="Times New Roman" w:cs="Times New Roman"/>
+          <w:color w:val="1F2328"/>
+          <w:sz w:val="24"/>
+          <w:szCs w:val="24"/>
+        </w:rPr>
+        <w:t>self._</w:t>
+      </w:r>
+      <w:proofErr w:type="spellStart"/>
+      <w:proofErr w:type="gramEnd"/>
+      <w:r>
+        <w:rPr>
+          <w:rFonts w:ascii="Times New Roman" w:eastAsia="Times New Roman" w:hAnsi="Times New Roman" w:cs="Times New Roman"/>
+          <w:color w:val="1F2328"/>
+          <w:sz w:val="24"/>
+          <w:szCs w:val="24"/>
+        </w:rPr>
+        <w:t>build_layout</w:t>
+      </w:r>
+      <w:proofErr w:type="spellEnd"/>
+      <w:r>
+        <w:rPr>
+          <w:rFonts w:ascii="Times New Roman" w:eastAsia="Times New Roman" w:hAnsi="Times New Roman" w:cs="Times New Roman"/>
+          <w:color w:val="1F2328"/>
+          <w:sz w:val="24"/>
+          <w:szCs w:val="24"/>
+        </w:rPr>
+        <w:t>()</w:t>
+      </w:r>
+    </w:p>
+    <w:p>
+      <w:pPr>
+        <w:shd w:val="clear" w:color="auto" w:fill="FFFFFF"/>
+        <w:spacing w:after="0" w:line="240" w:lineRule="auto"/>
+        <w:rPr>
+          <w:rFonts w:ascii="Times New Roman" w:eastAsia="Times New Roman" w:hAnsi="Times New Roman" w:cs="Times New Roman"/>
+          <w:color w:val="1F2328"/>
+          <w:sz w:val="24"/>
+          <w:szCs w:val="24"/>
+        </w:rPr>
+      </w:pPr>
+      <w:r>
+        <w:rPr>
+          <w:rFonts w:ascii="Times New Roman" w:eastAsia="Times New Roman" w:hAnsi="Times New Roman" w:cs="Times New Roman"/>
+          <w:color w:val="1F2328"/>
+          <w:sz w:val="24"/>
+          <w:szCs w:val="24"/>
+        </w:rPr>
+        <w:t xml:space="preserve">  File "c:\Users\TALLER-TECNOLIDER\OneDrive\Personal\COLLEGE\HU Spring 2026\AI and Machine Learning\p7\minesweeper_gui.py", line 309, in _</w:t>
+      </w:r>
+      <w:proofErr w:type="spellStart"/>
+      <w:r>
+        <w:rPr>
+          <w:rFonts w:ascii="Times New Roman" w:eastAsia="Times New Roman" w:hAnsi="Times New Roman" w:cs="Times New Roman"/>
+          <w:color w:val="1F2328"/>
+          <w:sz w:val="24"/>
+          <w:szCs w:val="24"/>
+        </w:rPr>
+        <w:t>build_layout</w:t>
+      </w:r>
+      <w:proofErr w:type="spellEnd"/>
+    </w:p>
+    <w:p>
+      <w:pPr>
+        <w:shd w:val="clear" w:color="auto" w:fill="FFFFFF"/>
+        <w:spacing w:after="0" w:line="240" w:lineRule="auto"/>
+        <w:rPr>
+          <w:rFonts w:ascii="Times New Roman" w:eastAsia="Times New Roman" w:hAnsi="Times New Roman" w:cs="Times New Roman"/>
+          <w:color w:val="1F2328"/>
+          <w:sz w:val="24"/>
+          <w:szCs w:val="24"/>
+        </w:rPr>
+      </w:pPr>
+      <w:r>
+        <w:rPr>
+          <w:rFonts w:ascii="Times New Roman" w:eastAsia="Times New Roman" w:hAnsi="Times New Roman" w:cs="Times New Roman"/>
+          <w:color w:val="1F2328"/>
+          <w:sz w:val="24"/>
+          <w:szCs w:val="24"/>
+        </w:rPr>
+        <w:t xml:space="preserve">    </w:t>
+      </w:r>
+      <w:proofErr w:type="spellStart"/>
+      <w:r>
+        <w:rPr>
+          <w:rFonts w:ascii="Times New Roman" w:eastAsia="Times New Roman" w:hAnsi="Times New Roman" w:cs="Times New Roman"/>
+          <w:color w:val="1F2328"/>
+          <w:sz w:val="24"/>
+          <w:szCs w:val="24"/>
+        </w:rPr>
+        <w:t>kb_header</w:t>
+      </w:r>
+      <w:proofErr w:type="spellEnd"/>
+      <w:r>
+        <w:rPr>
+          <w:rFonts w:ascii="Times New Roman" w:eastAsia="Times New Roman" w:hAnsi="Times New Roman" w:cs="Times New Roman"/>
+          <w:color w:val="1F2328"/>
+          <w:sz w:val="24"/>
+          <w:szCs w:val="24"/>
+        </w:rPr>
+        <w:t xml:space="preserve"> = </w:t>
+      </w:r>
+      <w:proofErr w:type="spellStart"/>
+      <w:proofErr w:type="gramStart"/>
+      <w:r>
+        <w:rPr>
+          <w:rFonts w:ascii="Times New Roman" w:eastAsia="Times New Roman" w:hAnsi="Times New Roman" w:cs="Times New Roman"/>
+          <w:color w:val="1F2328"/>
+          <w:sz w:val="24"/>
+          <w:szCs w:val="24"/>
+        </w:rPr>
+        <w:t>tk.Frame</w:t>
+      </w:r>
+      <w:proofErr w:type="spellEnd"/>
+      <w:proofErr w:type="gramEnd"/>
+      <w:r>
+        <w:rPr>
+          <w:rFonts w:ascii="Times New Roman" w:eastAsia="Times New Roman" w:hAnsi="Times New Roman" w:cs="Times New Roman"/>
+          <w:color w:val="1F2328"/>
+          <w:sz w:val="24"/>
+          <w:szCs w:val="24"/>
+        </w:rPr>
+        <w:t xml:space="preserve">(right, </w:t>
+      </w:r>
+      <w:proofErr w:type="spellStart"/>
+      <w:r>
+        <w:rPr>
+          <w:rFonts w:ascii="Times New Roman" w:eastAsia="Times New Roman" w:hAnsi="Times New Roman" w:cs="Times New Roman"/>
+          <w:color w:val="1F2328"/>
+          <w:sz w:val="24"/>
+          <w:szCs w:val="24"/>
+        </w:rPr>
+        <w:t>bg</w:t>
+      </w:r>
+      <w:proofErr w:type="spellEnd"/>
+      <w:r>
+        <w:rPr>
+          <w:rFonts w:ascii="Times New Roman" w:eastAsia="Times New Roman" w:hAnsi="Times New Roman" w:cs="Times New Roman"/>
+          <w:color w:val="1F2328"/>
+          <w:sz w:val="24"/>
+          <w:szCs w:val="24"/>
+        </w:rPr>
+        <w:t xml:space="preserve">=BG_PANEL, </w:t>
+      </w:r>
+      <w:proofErr w:type="spellStart"/>
+      <w:r>
+        <w:rPr>
+          <w:rFonts w:ascii="Times New Roman" w:eastAsia="Times New Roman" w:hAnsi="Times New Roman" w:cs="Times New Roman"/>
+          <w:color w:val="1F2328"/>
+          <w:sz w:val="24"/>
+          <w:szCs w:val="24"/>
+        </w:rPr>
+        <w:t>padx</w:t>
+      </w:r>
+      <w:proofErr w:type="spellEnd"/>
+      <w:r>
+        <w:rPr>
+          <w:rFonts w:ascii="Times New Roman" w:eastAsia="Times New Roman" w:hAnsi="Times New Roman" w:cs="Times New Roman"/>
+          <w:color w:val="1F2328"/>
+          <w:sz w:val="24"/>
+          <w:szCs w:val="24"/>
+        </w:rPr>
+        <w:t xml:space="preserve">=0, </w:t>
+      </w:r>
+      <w:proofErr w:type="spellStart"/>
+      <w:r>
+        <w:rPr>
+          <w:rFonts w:ascii="Times New Roman" w:eastAsia="Times New Roman" w:hAnsi="Times New Roman" w:cs="Times New Roman"/>
+          <w:color w:val="1F2328"/>
+          <w:sz w:val="24"/>
+          <w:szCs w:val="24"/>
+        </w:rPr>
+        <w:t>pady</w:t>
+      </w:r>
+      <w:proofErr w:type="spellEnd"/>
+      <w:r>
+        <w:rPr>
+          <w:rFonts w:ascii="Times New Roman" w:eastAsia="Times New Roman" w:hAnsi="Times New Roman" w:cs="Times New Roman"/>
+          <w:color w:val="1F2328"/>
+          <w:sz w:val="24"/>
+          <w:szCs w:val="24"/>
+        </w:rPr>
+        <w:t>=(0, 6))</w:t>
+      </w:r>
+    </w:p>
+    <w:p>
+      <w:pPr>
+        <w:shd w:val="clear" w:color="auto" w:fill="FFFFFF"/>
+        <w:spacing w:after="0" w:line="240" w:lineRule="auto"/>
+        <w:rPr>
+          <w:rFonts w:ascii="Times New Roman" w:eastAsia="Times New Roman" w:hAnsi="Times New Roman" w:cs="Times New Roman"/>
+          <w:color w:val="1F2328"/>
+          <w:sz w:val="24"/>
+          <w:szCs w:val="24"/>
+        </w:rPr>
+      </w:pPr>
+      <w:r>
+        <w:rPr>
+          <w:rFonts w:ascii="Times New Roman" w:eastAsia="Times New Roman" w:hAnsi="Times New Roman" w:cs="Times New Roman"/>
+          <w:color w:val="1F2328"/>
+          <w:sz w:val="24"/>
+          <w:szCs w:val="24"/>
+        </w:rPr>
+        <w:t xml:space="preserve">                ^^^^^^^^^^^^^^^^^^^^^^^^^^^^^^^^^^^^^^^^^^^^^^^^^</w:t>
+      </w:r>
+    </w:p>
+    <w:p>
+      <w:pPr>
+        <w:shd w:val="clear" w:color="auto" w:fill="FFFFFF"/>
+        <w:spacing w:after="0" w:line="240" w:lineRule="auto"/>
+        <w:rPr>
+          <w:rFonts w:ascii="Times New Roman" w:eastAsia="Times New Roman" w:hAnsi="Times New Roman" w:cs="Times New Roman"/>
+          <w:color w:val="1F2328"/>
+          <w:sz w:val="24"/>
+          <w:szCs w:val="24"/>
+        </w:rPr>
+      </w:pPr>
+      <w:r>
+        <w:rPr>
+          <w:rFonts w:ascii="Times New Roman" w:eastAsia="Times New Roman" w:hAnsi="Times New Roman" w:cs="Times New Roman"/>
+          <w:color w:val="1F2328"/>
+          <w:sz w:val="24"/>
+          <w:szCs w:val="24"/>
+        </w:rPr>
+        <w:t xml:space="preserve">  File "C:\Program Files\WindowsApps\PythonSoftwareFoundation.Python.3.12_3.12.2800.0_x64__qbz5n2kfra8p0\Lib\tkinter\__init__.py", line 3226, in __</w:t>
+      </w:r>
+      <w:proofErr w:type="spellStart"/>
+      <w:r>
+        <w:rPr>
+          <w:rFonts w:ascii="Times New Roman" w:eastAsia="Times New Roman" w:hAnsi="Times New Roman" w:cs="Times New Roman"/>
+          <w:color w:val="1F2328"/>
+          <w:sz w:val="24"/>
+          <w:szCs w:val="24"/>
+        </w:rPr>
+        <w:t>init</w:t>
+      </w:r>
+      <w:proofErr w:type="spellEnd"/>
+      <w:r>
+        <w:rPr>
+          <w:rFonts w:ascii="Times New Roman" w:eastAsia="Times New Roman" w:hAnsi="Times New Roman" w:cs="Times New Roman"/>
+          <w:color w:val="1F2328"/>
+          <w:sz w:val="24"/>
+          <w:szCs w:val="24"/>
+        </w:rPr>
+        <w:t>__</w:t>
+      </w:r>
+    </w:p>
+    <w:p>
+      <w:pPr>
+        <w:shd w:val="clear" w:color="auto" w:fill="FFFFFF"/>
+        <w:spacing w:after="0" w:line="240" w:lineRule="auto"/>
+        <w:rPr>
+          <w:rFonts w:ascii="Times New Roman" w:eastAsia="Times New Roman" w:hAnsi="Times New Roman" w:cs="Times New Roman"/>
+          <w:color w:val="1F2328"/>
+          <w:sz w:val="24"/>
+          <w:szCs w:val="24"/>
+        </w:rPr>
+      </w:pPr>
+      <w:r>
+        <w:rPr>
+          <w:rFonts w:ascii="Times New Roman" w:eastAsia="Times New Roman" w:hAnsi="Times New Roman" w:cs="Times New Roman"/>
+          <w:color w:val="1F2328"/>
+          <w:sz w:val="24"/>
+          <w:szCs w:val="24"/>
+        </w:rPr>
+        <w:t xml:space="preserve">    </w:t>
+      </w:r>
+      <w:proofErr w:type="gramStart"/>
+      <w:r>
+        <w:rPr>
+          <w:rFonts w:ascii="Times New Roman" w:eastAsia="Times New Roman" w:hAnsi="Times New Roman" w:cs="Times New Roman"/>
+          <w:color w:val="1F2328"/>
+          <w:sz w:val="24"/>
+          <w:szCs w:val="24"/>
+        </w:rPr>
+        <w:t>Widget._</w:t>
+      </w:r>
+      <w:proofErr w:type="gramEnd"/>
+      <w:r>
+        <w:rPr>
+          <w:rFonts w:ascii="Times New Roman" w:eastAsia="Times New Roman" w:hAnsi="Times New Roman" w:cs="Times New Roman"/>
+          <w:color w:val="1F2328"/>
+          <w:sz w:val="24"/>
+          <w:szCs w:val="24"/>
+        </w:rPr>
+        <w:t>_</w:t>
+      </w:r>
+      <w:proofErr w:type="spellStart"/>
+      <w:r>
+        <w:rPr>
+          <w:rFonts w:ascii="Times New Roman" w:eastAsia="Times New Roman" w:hAnsi="Times New Roman" w:cs="Times New Roman"/>
+          <w:color w:val="1F2328"/>
+          <w:sz w:val="24"/>
+          <w:szCs w:val="24"/>
+        </w:rPr>
+        <w:t>init</w:t>
+      </w:r>
+      <w:proofErr w:type="spellEnd"/>
+      <w:r>
+        <w:rPr>
+          <w:rFonts w:ascii="Times New Roman" w:eastAsia="Times New Roman" w:hAnsi="Times New Roman" w:cs="Times New Roman"/>
+          <w:color w:val="1F2328"/>
+          <w:sz w:val="24"/>
+          <w:szCs w:val="24"/>
+        </w:rPr>
+        <w:t xml:space="preserve">__(self, master, 'frame', </w:t>
+      </w:r>
+      <w:proofErr w:type="spellStart"/>
+      <w:r>
+        <w:rPr>
+          <w:rFonts w:ascii="Times New Roman" w:eastAsia="Times New Roman" w:hAnsi="Times New Roman" w:cs="Times New Roman"/>
+          <w:color w:val="1F2328"/>
+          <w:sz w:val="24"/>
+          <w:szCs w:val="24"/>
+        </w:rPr>
+        <w:t>cnf</w:t>
+      </w:r>
+      <w:proofErr w:type="spellEnd"/>
+      <w:r>
+        <w:rPr>
+          <w:rFonts w:ascii="Times New Roman" w:eastAsia="Times New Roman" w:hAnsi="Times New Roman" w:cs="Times New Roman"/>
+          <w:color w:val="1F2328"/>
+          <w:sz w:val="24"/>
+          <w:szCs w:val="24"/>
+        </w:rPr>
+        <w:t>, {}, extra)</w:t>
+      </w:r>
+    </w:p>
+    <w:p>
+      <w:pPr>
+        <w:shd w:val="clear" w:color="auto" w:fill="FFFFFF"/>
+        <w:spacing w:after="0" w:line="240" w:lineRule="auto"/>
+        <w:rPr>
+          <w:rFonts w:ascii="Times New Roman" w:eastAsia="Times New Roman" w:hAnsi="Times New Roman" w:cs="Times New Roman"/>
+          <w:color w:val="1F2328"/>
+          <w:sz w:val="24"/>
+          <w:szCs w:val="24"/>
+        </w:rPr>
+      </w:pPr>
+      <w:r>
+        <w:rPr>
+          <w:rFonts w:ascii="Times New Roman" w:eastAsia="Times New Roman" w:hAnsi="Times New Roman" w:cs="Times New Roman"/>
+          <w:color w:val="1F2328"/>
+          <w:sz w:val="24"/>
+          <w:szCs w:val="24"/>
+        </w:rPr>
+        <w:t xml:space="preserve">  File "C:\Program Files\WindowsApps\PythonSoftwareFoundation.Python.3.12_3.12.2800.0_x64__qbz5n2kfra8p0\Lib\tkinter\__init__.py", line 2661, in __</w:t>
+      </w:r>
+      <w:proofErr w:type="spellStart"/>
+      <w:r>
+        <w:rPr>
+          <w:rFonts w:ascii="Times New Roman" w:eastAsia="Times New Roman" w:hAnsi="Times New Roman" w:cs="Times New Roman"/>
+          <w:color w:val="1F2328"/>
+          <w:sz w:val="24"/>
+          <w:szCs w:val="24"/>
+        </w:rPr>
+        <w:t>init</w:t>
+      </w:r>
+      <w:proofErr w:type="spellEnd"/>
+      <w:r>
+        <w:rPr>
+          <w:rFonts w:ascii="Times New Roman" w:eastAsia="Times New Roman" w:hAnsi="Times New Roman" w:cs="Times New Roman"/>
+          <w:color w:val="1F2328"/>
+          <w:sz w:val="24"/>
+          <w:szCs w:val="24"/>
+        </w:rPr>
+        <w:t>__</w:t>
+      </w:r>
+    </w:p>
+    <w:p>
+      <w:pPr>
+        <w:shd w:val="clear" w:color="auto" w:fill="FFFFFF"/>
+        <w:spacing w:after="0" w:line="240" w:lineRule="auto"/>
+        <w:rPr>
+          <w:rFonts w:ascii="Times New Roman" w:eastAsia="Times New Roman" w:hAnsi="Times New Roman" w:cs="Times New Roman"/>
+          <w:color w:val="1F2328"/>
+          <w:sz w:val="24"/>
+          <w:szCs w:val="24"/>
+        </w:rPr>
+      </w:pPr>
+      <w:r>
+        <w:rPr>
+          <w:rFonts w:ascii="Times New Roman" w:eastAsia="Times New Roman" w:hAnsi="Times New Roman" w:cs="Times New Roman"/>
+          <w:color w:val="1F2328"/>
+          <w:sz w:val="24"/>
+          <w:szCs w:val="24"/>
+        </w:rPr>
+        <w:t xml:space="preserve">    </w:t>
+      </w:r>
+      <w:proofErr w:type="spellStart"/>
+      <w:proofErr w:type="gramStart"/>
+      <w:r>
+        <w:rPr>
+          <w:rFonts w:ascii="Times New Roman" w:eastAsia="Times New Roman" w:hAnsi="Times New Roman" w:cs="Times New Roman"/>
+          <w:color w:val="1F2328"/>
+          <w:sz w:val="24"/>
+          <w:szCs w:val="24"/>
+        </w:rPr>
+        <w:t>self.tk.call</w:t>
+      </w:r>
+      <w:proofErr w:type="spellEnd"/>
+      <w:proofErr w:type="gramEnd"/>
+      <w:r>
+        <w:rPr>
+          <w:rFonts w:ascii="Times New Roman" w:eastAsia="Times New Roman" w:hAnsi="Times New Roman" w:cs="Times New Roman"/>
+          <w:color w:val="1F2328"/>
+          <w:sz w:val="24"/>
+          <w:szCs w:val="24"/>
+        </w:rPr>
+        <w:t>(</w:t>
+      </w:r>
+    </w:p>
+    <w:p>
+      <w:pPr>
+        <w:shd w:val="clear" w:color="auto" w:fill="FFFFFF"/>
+        <w:spacing w:after="0" w:line="240" w:lineRule="auto"/>
+        <w:rPr>
+          <w:rFonts w:ascii="Times New Roman" w:eastAsia="Times New Roman" w:hAnsi="Times New Roman" w:cs="Times New Roman"/>
+          <w:color w:val="1F2328"/>
+          <w:sz w:val="24"/>
+          <w:szCs w:val="24"/>
+        </w:rPr>
+      </w:pPr>
+      <w:r>
+        <w:rPr>
+          <w:rFonts w:ascii="Times New Roman" w:eastAsia="Times New Roman" w:hAnsi="Times New Roman" w:cs="Times New Roman"/>
+          <w:color w:val="1F2328"/>
+          <w:sz w:val="24"/>
+          <w:szCs w:val="24"/>
+        </w:rPr>
+        <w:t>_</w:t>
+      </w:r>
+      <w:proofErr w:type="spellStart"/>
+      <w:proofErr w:type="gramStart"/>
+      <w:r>
+        <w:rPr>
+          <w:rFonts w:ascii="Times New Roman" w:eastAsia="Times New Roman" w:hAnsi="Times New Roman" w:cs="Times New Roman"/>
+          <w:color w:val="1F2328"/>
+          <w:sz w:val="24"/>
+          <w:szCs w:val="24"/>
+        </w:rPr>
+        <w:t>tkinter.TclError</w:t>
+      </w:r>
+      <w:proofErr w:type="spellEnd"/>
+      <w:proofErr w:type="gramEnd"/>
+      <w:r>
+        <w:rPr>
+          <w:rFonts w:ascii="Times New Roman" w:eastAsia="Times New Roman" w:hAnsi="Times New Roman" w:cs="Times New Roman"/>
+          <w:color w:val="1F2328"/>
+          <w:sz w:val="24"/>
+          <w:szCs w:val="24"/>
+        </w:rPr>
+        <w:t>: bad screen distance "0 6"</w:t>
+      </w:r>
+    </w:p>
+    <w:p>
+      <w:pPr>
+        <w:spacing w:after="0"/>
+        <w:rPr>
+          <w:rFonts w:ascii="Times New Roman" w:eastAsia="Times New Roman" w:hAnsi="Times New Roman" w:cs="Times New Roman"/>
+          <w:b/>
+          <w:bCs/>
+          <w:color w:val="1F2328"/>
+          <w:sz w:val="24"/>
+          <w:szCs w:val="24"/>
+        </w:rPr>
+      </w:pPr>
+    </w:p>
+    <w:p>
+      <w:pPr>
+        <w:spacing w:after="0"/>
+        <w:rPr>
+          <w:rFonts w:ascii="Times New Roman" w:eastAsia="Times New Roman" w:hAnsi="Times New Roman" w:cs="Times New Roman"/>
+          <w:b/>
+          <w:bCs/>
+          <w:color w:val="1F2328"/>
+          <w:sz w:val="24"/>
+          <w:szCs w:val="24"/>
+        </w:rPr>
+      </w:pPr>
+    </w:p>
+    <w:p>
+      <w:pPr>
+        <w:spacing w:after="0"/>
+        <w:rPr>
+          <w:rFonts w:ascii="Times New Roman" w:eastAsia="Times New Roman" w:hAnsi="Times New Roman" w:cs="Times New Roman"/>
+          <w:b/>
+          <w:bCs/>
+          <w:color w:val="1F2328"/>
+          <w:sz w:val="24"/>
+          <w:szCs w:val="24"/>
+        </w:rPr>
+      </w:pPr>
+      <w:r>
+        <w:rPr>
+          <w:rFonts w:ascii="Times New Roman" w:eastAsia="Times New Roman" w:hAnsi="Times New Roman" w:cs="Times New Roman"/>
+          <w:b/>
+          <w:bCs/>
+          <w:color w:val="1F2328"/>
+          <w:sz w:val="24"/>
+          <w:szCs w:val="24"/>
+        </w:rPr>
+        <w:lastRenderedPageBreak/>
+        <w:t>Prompt #6</w:t>
+      </w:r>
+    </w:p>
+    <w:p>
+      <w:pPr>
+        <w:spacing w:after="0"/>
+        <w:rPr>
+          <w:rFonts w:ascii="Times New Roman" w:hAnsi="Times New Roman" w:cs="Times New Roman"/>
+          <w:sz w:val="24"/>
+          <w:szCs w:val="24"/>
+        </w:rPr>
+      </w:pPr>
+      <w:r>
+        <w:rPr>
+          <w:rFonts w:ascii="Times New Roman" w:hAnsi="Times New Roman" w:cs="Times New Roman"/>
+          <w:sz w:val="24"/>
+          <w:szCs w:val="24"/>
+        </w:rPr>
+        <w:t>what is wrong with the code and what is not working</w:t>
+      </w:r>
+    </w:p>
+    <w:p>
+      <w:pPr>
+        <w:spacing w:after="0"/>
+        <w:rPr>
+          <w:rFonts w:ascii="Times New Roman" w:hAnsi="Times New Roman" w:cs="Times New Roman"/>
+          <w:sz w:val="24"/>
+          <w:szCs w:val="24"/>
+        </w:rPr>
+      </w:pPr>
+    </w:p>
+    <w:p>
+      <w:pPr>
+        <w:spacing w:after="0"/>
+        <w:rPr>
+          <w:rFonts w:ascii="Times New Roman" w:hAnsi="Times New Roman" w:cs="Times New Roman"/>
+          <w:b/>
+          <w:bCs/>
+          <w:sz w:val="24"/>
+          <w:szCs w:val="24"/>
+        </w:rPr>
+      </w:pPr>
+      <w:r>
+        <w:rPr>
+          <w:rFonts w:ascii="Times New Roman" w:hAnsi="Times New Roman" w:cs="Times New Roman"/>
+          <w:b/>
+          <w:bCs/>
+          <w:sz w:val="24"/>
+          <w:szCs w:val="24"/>
+        </w:rPr>
+        <w:t>Prompt #</w:t>
+      </w:r>
+      <w:r>
+        <w:rPr>
+          <w:rFonts w:ascii="Times New Roman" w:hAnsi="Times New Roman" w:cs="Times New Roman"/>
+          <w:b/>
+          <w:bCs/>
+          <w:sz w:val="24"/>
+          <w:szCs w:val="24"/>
+        </w:rPr>
+        <w:t>7</w:t>
+      </w:r>
+    </w:p>
+    <w:p>
+      <w:pPr>
+        <w:spacing w:after="0"/>
+        <w:rPr>
+          <w:rFonts w:ascii="Times New Roman" w:hAnsi="Times New Roman" w:cs="Times New Roman"/>
+          <w:sz w:val="24"/>
+          <w:szCs w:val="24"/>
+        </w:rPr>
+      </w:pPr>
+      <w:r>
+        <w:rPr>
+          <w:rFonts w:ascii="Times New Roman" w:hAnsi="Times New Roman" w:cs="Times New Roman"/>
+          <w:sz w:val="24"/>
+          <w:szCs w:val="24"/>
+        </w:rPr>
+        <w:t xml:space="preserve">When we change the design in the box that </w:t>
+      </w:r>
+      <w:r>
+        <w:rPr>
+          <w:rFonts w:ascii="Times New Roman" w:hAnsi="Times New Roman" w:cs="Times New Roman"/>
+          <w:sz w:val="24"/>
+          <w:szCs w:val="24"/>
+        </w:rPr>
+        <w:t xml:space="preserve">is “how to play and current board” there is no way </w:t>
+      </w:r>
+      <w:r>
+        <w:rPr>
+          <w:rFonts w:ascii="Times New Roman" w:hAnsi="Times New Roman" w:cs="Times New Roman"/>
+          <w:sz w:val="24"/>
+          <w:szCs w:val="24"/>
+        </w:rPr>
+        <w:t>to m</w:t>
+      </w:r>
+      <w:r>
+        <w:rPr>
+          <w:rFonts w:ascii="Times New Roman" w:hAnsi="Times New Roman" w:cs="Times New Roman"/>
+          <w:sz w:val="24"/>
+          <w:szCs w:val="24"/>
+        </w:rPr>
+        <w:t xml:space="preserve">ove the instruction box to see what is next. Is doesn’t move so I cannot see the rest of the instructions. </w:t>
+      </w:r>
+      <w:r>
+        <w:rPr>
+          <w:rFonts w:ascii="Times New Roman" w:hAnsi="Times New Roman" w:cs="Times New Roman"/>
+          <w:sz w:val="24"/>
+          <w:szCs w:val="24"/>
+        </w:rPr>
+        <w:t xml:space="preserve"> </w:t>
+      </w:r>
+      <w:r>
+        <w:rPr>
+          <w:rFonts w:ascii="Times New Roman" w:hAnsi="Times New Roman" w:cs="Times New Roman"/>
+          <w:sz w:val="24"/>
+          <w:szCs w:val="24"/>
+        </w:rPr>
+        <w:t xml:space="preserve">And use the </w:t>
+      </w:r>
+      <w:r>
+        <w:rPr>
+          <w:rFonts w:ascii="Times New Roman" w:hAnsi="Times New Roman" w:cs="Times New Roman"/>
+          <w:sz w:val="24"/>
+          <w:szCs w:val="24"/>
+        </w:rPr>
+        <w:t>colors</w:t>
+      </w:r>
+      <w:r>
+        <w:rPr>
+          <w:rFonts w:ascii="Times New Roman" w:hAnsi="Times New Roman" w:cs="Times New Roman"/>
+          <w:sz w:val="24"/>
+          <w:szCs w:val="24"/>
+        </w:rPr>
+        <w:t xml:space="preserve"> white, black, and forester green for the </w:t>
+      </w:r>
+      <w:r>
+        <w:rPr>
+          <w:rFonts w:ascii="Times New Roman" w:hAnsi="Times New Roman" w:cs="Times New Roman"/>
+          <w:sz w:val="24"/>
+          <w:szCs w:val="24"/>
+        </w:rPr>
+        <w:t>design</w:t>
+      </w:r>
+      <w:r>
+        <w:rPr>
+          <w:rFonts w:ascii="Times New Roman" w:hAnsi="Times New Roman" w:cs="Times New Roman"/>
+          <w:sz w:val="24"/>
+          <w:szCs w:val="24"/>
+        </w:rPr>
+        <w:t>.</w:t>
+      </w:r>
+    </w:p>
+    <w:p>
+      <w:pPr>
+        <w:spacing w:after="0"/>
+        <w:rPr>
+          <w:rFonts w:ascii="Times New Roman" w:hAnsi="Times New Roman" w:cs="Times New Roman"/>
+        </w:rPr>
+      </w:pPr>
+    </w:p>
+    <w:p>
+      <w:pPr>
+        <w:spacing w:after="0"/>
+        <w:rPr>
+          <w:rFonts w:ascii="Times New Roman" w:hAnsi="Times New Roman" w:cs="Times New Roman"/>
+          <w:sz w:val="24"/>
+          <w:szCs w:val="24"/>
+        </w:rPr>
+      </w:pPr>
+      <w:r>
+        <w:rPr>
+          <w:rFonts w:ascii="Times New Roman" w:hAnsi="Times New Roman" w:cs="Times New Roman"/>
+          <w:sz w:val="24"/>
+          <w:szCs w:val="24"/>
+        </w:rPr>
+        <w:drawing>
+          <wp:inline distT="0" distB="0" distL="0" distR="0" wp14:anchorId="54131566" wp14:editId="4485BD60">
+            <wp:extent cx="5612130" cy="2938145"/>
+            <wp:effectExtent l="0" t="0" r="7620" b="0"/>
+            <wp:docPr id="11" name="Imagen 11"/>
+            <wp:cNvGraphicFramePr>
+              <a:graphicFrameLocks xmlns:a="http://schemas.openxmlformats.org/drawingml/2006/main" noChangeAspect="1"/>
+            </wp:cNvGraphicFramePr>
+            <a:graphic xmlns:a="http://schemas.openxmlformats.org/drawingml/2006/main">
+              <a:graphicData uri="http://schemas.openxmlformats.org/drawingml/2006/picture">
+                <pic:pic xmlns:pic="http://schemas.openxmlformats.org/drawingml/2006/picture">
+                  <pic:nvPicPr>
+                    <pic:cNvPr id="1" name=""/>
+                    <pic:cNvPicPr/>
+                  </pic:nvPicPr>
+                  <pic:blipFill>
+                    <a:blip r:embed="rId9"/>
+                    <a:stretch>
+                      <a:fillRect/>
+                    </a:stretch>
+                  </pic:blipFill>
+                  <pic:spPr>
+                    <a:xfrm>
+                      <a:off x="0" y="0"/>
+                      <a:ext cx="5612130" cy="2938145"/>
+                    </a:xfrm>
+                    <a:prstGeom prst="rect">
+                      <a:avLst/>
+                    </a:prstGeom>
+                  </pic:spPr>
+                </pic:pic>
+              </a:graphicData>
+            </a:graphic>
+          </wp:inline>
+        </w:drawing>
+      </w:r>
+    </w:p>
+    <w:p>
+      <w:pPr>
+        <w:shd w:val="clear" w:color="auto" w:fill="FFFFFF"/>
+        <w:spacing w:after="0" w:line="240" w:lineRule="auto"/>
         <w:outlineLvl w:val="2"/>
         <w:rPr>
-          <w:rFonts w:ascii="Segoe UI" w:eastAsia="Times New Roman" w:hAnsi="Segoe UI" w:cs="Segoe UI"/>
+          <w:rFonts w:ascii="Times New Roman" w:eastAsia="Times New Roman" w:hAnsi="Times New Roman" w:cs="Times New Roman"/>
           <w:b/>
           <w:bCs/>
           <w:color w:val="1F2328"/>
@@ -459,78 +2668,31 @@
           <w:szCs w:val="30"/>
         </w:rPr>
       </w:pPr>
-      <w:r>
-        <w:rPr>
-          <w:rFonts w:ascii="Segoe UI" w:eastAsia="Times New Roman" w:hAnsi="Segoe UI" w:cs="Segoe UI"/>
-          <w:b/>
-          <w:bCs/>
-          <w:color w:val="1F2328"/>
-          <w:sz w:val="30"/>
-          <w:szCs w:val="30"/>
+    </w:p>
+    <w:p>
+      <w:pPr>
+        <w:shd w:val="clear" w:color="auto" w:fill="FFFFFF"/>
+        <w:spacing w:after="0" w:line="240" w:lineRule="auto"/>
+        <w:outlineLvl w:val="2"/>
+        <w:rPr>
+          <w:rFonts w:ascii="Times New Roman" w:eastAsia="Times New Roman" w:hAnsi="Times New Roman" w:cs="Times New Roman"/>
+          <w:b/>
+          <w:bCs/>
+          <w:color w:val="1F2328"/>
+          <w:sz w:val="40"/>
+          <w:szCs w:val="40"/>
+        </w:rPr>
+      </w:pPr>
+      <w:r>
+        <w:rPr>
+          <w:rFonts w:ascii="Times New Roman" w:eastAsia="Times New Roman" w:hAnsi="Times New Roman" w:cs="Times New Roman"/>
+          <w:b/>
+          <w:bCs/>
+          <w:color w:val="1F2328"/>
+          <w:sz w:val="40"/>
+          <w:szCs w:val="40"/>
         </w:rPr>
         <w:t>B. Images (15 points)</w:t>
-      </w:r>
-    </w:p>
-    <w:p>
-      <w:pPr>
-        <w:shd w:val="clear" w:color="auto" w:fill="FFFFFF"/>
-        <w:spacing w:after="240" w:line="240" w:lineRule="auto"/>
-        <w:rPr>
-          <w:rFonts w:ascii="Segoe UI" w:eastAsia="Times New Roman" w:hAnsi="Segoe UI" w:cs="Segoe UI"/>
-          <w:color w:val="1F2328"/>
-          <w:sz w:val="24"/>
-          <w:szCs w:val="24"/>
-        </w:rPr>
-      </w:pPr>
-      <w:r>
-        <w:rPr>
-          <w:rFonts w:ascii="Segoe UI" w:eastAsia="Times New Roman" w:hAnsi="Segoe UI" w:cs="Segoe UI"/>
-          <w:color w:val="1F2328"/>
-          <w:sz w:val="24"/>
-          <w:szCs w:val="24"/>
-        </w:rPr>
-        <w:t>Use AI to create a supporting image for your improvement in part A.</w:t>
-      </w:r>
-    </w:p>
-    <w:p>
-      <w:pPr>
-        <w:shd w:val="clear" w:color="auto" w:fill="FFFFFF"/>
-        <w:spacing w:after="240" w:line="240" w:lineRule="auto"/>
-        <w:rPr>
-          <w:rFonts w:ascii="Segoe UI" w:eastAsia="Times New Roman" w:hAnsi="Segoe UI" w:cs="Segoe UI"/>
-          <w:color w:val="1F2328"/>
-          <w:sz w:val="24"/>
-          <w:szCs w:val="24"/>
-        </w:rPr>
-      </w:pPr>
-      <w:r>
-        <w:rPr>
-          <w:rFonts w:ascii="Segoe UI" w:eastAsia="Times New Roman" w:hAnsi="Segoe UI" w:cs="Segoe UI"/>
-          <w:color w:val="1F2328"/>
-          <w:sz w:val="24"/>
-          <w:szCs w:val="24"/>
-        </w:rPr>
-        <w:t>In your </w:t>
-      </w:r>
-      <w:r>
-        <w:rPr>
-          <w:rFonts w:ascii="Segoe UI" w:eastAsia="Times New Roman" w:hAnsi="Segoe UI" w:cs="Segoe UI"/>
-          <w:b/>
-          <w:bCs/>
-          <w:color w:val="1F2328"/>
-          <w:sz w:val="24"/>
-          <w:szCs w:val="24"/>
-        </w:rPr>
-        <w:t>P7 summary document</w:t>
-      </w:r>
-      <w:r>
-        <w:rPr>
-          <w:rFonts w:ascii="Segoe UI" w:eastAsia="Times New Roman" w:hAnsi="Segoe UI" w:cs="Segoe UI"/>
-          <w:color w:val="1F2328"/>
-          <w:sz w:val="24"/>
-          <w:szCs w:val="24"/>
-        </w:rPr>
-        <w:t>* under Part B, include the following:</w:t>
       </w:r>
     </w:p>
     <w:p>
@@ -540,23 +2702,252 @@
           <w:numId w:val="3"/>
         </w:numPr>
         <w:shd w:val="clear" w:color="auto" w:fill="FFFFFF"/>
-        <w:spacing w:before="100" w:beforeAutospacing="1" w:after="100" w:afterAutospacing="1" w:line="240" w:lineRule="auto"/>
-        <w:rPr>
-          <w:rFonts w:ascii="Segoe UI" w:eastAsia="Times New Roman" w:hAnsi="Segoe UI" w:cs="Segoe UI"/>
-          <w:color w:val="1F2328"/>
-          <w:sz w:val="24"/>
-          <w:szCs w:val="24"/>
-        </w:rPr>
-      </w:pPr>
-      <w:r>
-        <w:rPr>
-          <w:rFonts w:ascii="Segoe UI" w:eastAsia="Times New Roman" w:hAnsi="Segoe UI" w:cs="Segoe UI"/>
+        <w:spacing w:after="0" w:line="240" w:lineRule="auto"/>
+        <w:rPr>
+          <w:rFonts w:ascii="Times New Roman" w:eastAsia="Times New Roman" w:hAnsi="Times New Roman" w:cs="Times New Roman"/>
+          <w:b/>
+          <w:bCs/>
+          <w:color w:val="1F2328"/>
+          <w:sz w:val="24"/>
+          <w:szCs w:val="24"/>
+        </w:rPr>
+      </w:pPr>
+      <w:r>
+        <w:rPr>
+          <w:rFonts w:ascii="Times New Roman" w:eastAsia="Times New Roman" w:hAnsi="Times New Roman" w:cs="Times New Roman"/>
+          <w:b/>
+          <w:bCs/>
           <w:color w:val="1F2328"/>
           <w:sz w:val="24"/>
           <w:szCs w:val="24"/>
         </w:rPr>
         <w:t>Clearly identify the AI system you are using, including version</w:t>
       </w:r>
+    </w:p>
+    <w:p>
+      <w:pPr>
+        <w:shd w:val="clear" w:color="auto" w:fill="FFFFFF"/>
+        <w:spacing w:after="0" w:line="240" w:lineRule="auto"/>
+        <w:rPr>
+          <w:rFonts w:ascii="Times New Roman" w:eastAsia="Times New Roman" w:hAnsi="Times New Roman" w:cs="Times New Roman"/>
+          <w:b/>
+          <w:bCs/>
+          <w:color w:val="1F2328"/>
+          <w:sz w:val="24"/>
+          <w:szCs w:val="24"/>
+        </w:rPr>
+      </w:pPr>
+      <w:r>
+        <w:rPr>
+          <w:rFonts w:ascii="Times New Roman" w:eastAsia="Times New Roman" w:hAnsi="Times New Roman" w:cs="Times New Roman"/>
+          <w:b/>
+          <w:bCs/>
+          <w:color w:val="1F2328"/>
+          <w:sz w:val="24"/>
+          <w:szCs w:val="24"/>
+        </w:rPr>
+        <w:t>Prompt # 1</w:t>
+      </w:r>
+    </w:p>
+    <w:p>
+      <w:pPr>
+        <w:pStyle w:val="Prrafodelista"/>
+        <w:numPr>
+          <w:ilvl w:val="0"/>
+          <w:numId w:val="8"/>
+        </w:numPr>
+        <w:shd w:val="clear" w:color="auto" w:fill="FFFFFF"/>
+        <w:spacing w:after="0" w:line="240" w:lineRule="auto"/>
+        <w:rPr>
+          <w:rFonts w:ascii="Times New Roman" w:eastAsia="Times New Roman" w:hAnsi="Times New Roman" w:cs="Times New Roman"/>
+          <w:color w:val="1F2328"/>
+          <w:sz w:val="24"/>
+          <w:szCs w:val="24"/>
+        </w:rPr>
+      </w:pPr>
+      <w:r>
+        <w:rPr>
+          <w:rFonts w:ascii="Times New Roman" w:eastAsia="Times New Roman" w:hAnsi="Times New Roman" w:cs="Times New Roman"/>
+          <w:color w:val="1F2328"/>
+          <w:sz w:val="24"/>
+          <w:szCs w:val="24"/>
+        </w:rPr>
+        <w:t>Deepai.org</w:t>
+      </w:r>
+    </w:p>
+    <w:p>
+      <w:pPr>
+        <w:shd w:val="clear" w:color="auto" w:fill="FFFFFF"/>
+        <w:spacing w:after="0" w:line="240" w:lineRule="auto"/>
+        <w:rPr>
+          <w:rFonts w:ascii="Times New Roman" w:eastAsia="Times New Roman" w:hAnsi="Times New Roman" w:cs="Times New Roman"/>
+          <w:b/>
+          <w:bCs/>
+          <w:color w:val="1F2328"/>
+          <w:sz w:val="24"/>
+          <w:szCs w:val="24"/>
+        </w:rPr>
+      </w:pPr>
+      <w:r>
+        <w:rPr>
+          <w:rFonts w:ascii="Times New Roman" w:eastAsia="Times New Roman" w:hAnsi="Times New Roman" w:cs="Times New Roman"/>
+          <w:b/>
+          <w:bCs/>
+          <w:color w:val="1F2328"/>
+          <w:sz w:val="24"/>
+          <w:szCs w:val="24"/>
+        </w:rPr>
+        <w:t>Prompt #2</w:t>
+      </w:r>
+    </w:p>
+    <w:p>
+      <w:pPr>
+        <w:pStyle w:val="Prrafodelista"/>
+        <w:numPr>
+          <w:ilvl w:val="0"/>
+          <w:numId w:val="8"/>
+        </w:numPr>
+        <w:shd w:val="clear" w:color="auto" w:fill="FFFFFF"/>
+        <w:spacing w:after="0" w:line="240" w:lineRule="auto"/>
+        <w:rPr>
+          <w:rFonts w:ascii="Times New Roman" w:eastAsia="Times New Roman" w:hAnsi="Times New Roman" w:cs="Times New Roman"/>
+          <w:color w:val="1F2328"/>
+          <w:sz w:val="24"/>
+          <w:szCs w:val="24"/>
+        </w:rPr>
+      </w:pPr>
+      <w:r>
+        <w:rPr>
+          <w:rFonts w:ascii="Times New Roman" w:eastAsia="Times New Roman" w:hAnsi="Times New Roman" w:cs="Times New Roman"/>
+          <w:color w:val="1F2328"/>
+          <w:sz w:val="24"/>
+          <w:szCs w:val="24"/>
+        </w:rPr>
+        <w:t>Canva</w:t>
+      </w:r>
+      <w:r>
+        <w:rPr>
+          <w:rFonts w:ascii="Times New Roman" w:eastAsia="Times New Roman" w:hAnsi="Times New Roman" w:cs="Times New Roman"/>
+          <w:color w:val="1F2328"/>
+          <w:sz w:val="24"/>
+          <w:szCs w:val="24"/>
+        </w:rPr>
+        <w:t xml:space="preserve"> AI</w:t>
+      </w:r>
+    </w:p>
+    <w:p>
+      <w:pPr>
+        <w:shd w:val="clear" w:color="auto" w:fill="FFFFFF"/>
+        <w:spacing w:after="0" w:line="240" w:lineRule="auto"/>
+        <w:rPr>
+          <w:rFonts w:ascii="Times New Roman" w:eastAsia="Times New Roman" w:hAnsi="Times New Roman" w:cs="Times New Roman"/>
+          <w:b/>
+          <w:bCs/>
+          <w:color w:val="1F2328"/>
+          <w:sz w:val="24"/>
+          <w:szCs w:val="24"/>
+        </w:rPr>
+      </w:pPr>
+      <w:r>
+        <w:rPr>
+          <w:rFonts w:ascii="Times New Roman" w:eastAsia="Times New Roman" w:hAnsi="Times New Roman" w:cs="Times New Roman"/>
+          <w:b/>
+          <w:bCs/>
+          <w:color w:val="1F2328"/>
+          <w:sz w:val="24"/>
+          <w:szCs w:val="24"/>
+        </w:rPr>
+        <w:t>Prompt #3</w:t>
+      </w:r>
+    </w:p>
+    <w:p>
+      <w:pPr>
+        <w:pStyle w:val="Prrafodelista"/>
+        <w:numPr>
+          <w:ilvl w:val="0"/>
+          <w:numId w:val="8"/>
+        </w:numPr>
+        <w:shd w:val="clear" w:color="auto" w:fill="FFFFFF"/>
+        <w:spacing w:after="0" w:line="240" w:lineRule="auto"/>
+        <w:rPr>
+          <w:rFonts w:ascii="Times New Roman" w:eastAsia="Times New Roman" w:hAnsi="Times New Roman" w:cs="Times New Roman"/>
+          <w:color w:val="1F2328"/>
+          <w:sz w:val="24"/>
+          <w:szCs w:val="24"/>
+        </w:rPr>
+      </w:pPr>
+      <w:r>
+        <w:rPr>
+          <w:rFonts w:ascii="Times New Roman" w:eastAsia="Times New Roman" w:hAnsi="Times New Roman" w:cs="Times New Roman"/>
+          <w:color w:val="1F2328"/>
+          <w:sz w:val="24"/>
+          <w:szCs w:val="24"/>
+        </w:rPr>
+        <w:t>Deepai.org</w:t>
+      </w:r>
+    </w:p>
+    <w:p>
+      <w:pPr>
+        <w:shd w:val="clear" w:color="auto" w:fill="FFFFFF"/>
+        <w:spacing w:after="0" w:line="240" w:lineRule="auto"/>
+        <w:rPr>
+          <w:rFonts w:ascii="Times New Roman" w:eastAsia="Times New Roman" w:hAnsi="Times New Roman" w:cs="Times New Roman"/>
+          <w:b/>
+          <w:bCs/>
+          <w:color w:val="1F2328"/>
+          <w:sz w:val="24"/>
+          <w:szCs w:val="24"/>
+        </w:rPr>
+      </w:pPr>
+      <w:r>
+        <w:rPr>
+          <w:rFonts w:ascii="Times New Roman" w:eastAsia="Times New Roman" w:hAnsi="Times New Roman" w:cs="Times New Roman"/>
+          <w:b/>
+          <w:bCs/>
+          <w:color w:val="1F2328"/>
+          <w:sz w:val="24"/>
+          <w:szCs w:val="24"/>
+        </w:rPr>
+        <w:t>Prompt #4</w:t>
+      </w:r>
+    </w:p>
+    <w:p>
+      <w:pPr>
+        <w:pStyle w:val="Prrafodelista"/>
+        <w:numPr>
+          <w:ilvl w:val="0"/>
+          <w:numId w:val="8"/>
+        </w:numPr>
+        <w:shd w:val="clear" w:color="auto" w:fill="FFFFFF"/>
+        <w:spacing w:after="0" w:line="240" w:lineRule="auto"/>
+        <w:rPr>
+          <w:rFonts w:ascii="Times New Roman" w:eastAsia="Times New Roman" w:hAnsi="Times New Roman" w:cs="Times New Roman"/>
+          <w:color w:val="1F2328"/>
+          <w:sz w:val="24"/>
+          <w:szCs w:val="24"/>
+        </w:rPr>
+      </w:pPr>
+      <w:r>
+        <w:rPr>
+          <w:rFonts w:ascii="Times New Roman" w:eastAsia="Times New Roman" w:hAnsi="Times New Roman" w:cs="Times New Roman"/>
+          <w:color w:val="1F2328"/>
+          <w:sz w:val="24"/>
+          <w:szCs w:val="24"/>
+        </w:rPr>
+        <w:t>Canva AI</w:t>
+      </w:r>
+    </w:p>
+    <w:p>
+      <w:pPr>
+        <w:shd w:val="clear" w:color="auto" w:fill="FFFFFF"/>
+        <w:spacing w:after="0" w:line="240" w:lineRule="auto"/>
+        <w:rPr>
+          <w:rFonts w:ascii="Times New Roman" w:eastAsia="Times New Roman" w:hAnsi="Times New Roman" w:cs="Times New Roman"/>
+          <w:color w:val="1F2328"/>
+          <w:sz w:val="24"/>
+          <w:szCs w:val="24"/>
+        </w:rPr>
+      </w:pPr>
     </w:p>
     <w:p>
       <w:pPr>
@@ -565,22 +2956,1409 @@
           <w:numId w:val="3"/>
         </w:numPr>
         <w:shd w:val="clear" w:color="auto" w:fill="FFFFFF"/>
-        <w:spacing w:before="60" w:after="100" w:afterAutospacing="1" w:line="240" w:lineRule="auto"/>
-        <w:rPr>
-          <w:rFonts w:ascii="Segoe UI" w:eastAsia="Times New Roman" w:hAnsi="Segoe UI" w:cs="Segoe UI"/>
-          <w:color w:val="1F2328"/>
-          <w:sz w:val="24"/>
-          <w:szCs w:val="24"/>
-        </w:rPr>
-      </w:pPr>
-      <w:r>
-        <w:rPr>
-          <w:rFonts w:ascii="Segoe UI" w:eastAsia="Times New Roman" w:hAnsi="Segoe UI" w:cs="Segoe UI"/>
+        <w:spacing w:after="0" w:line="240" w:lineRule="auto"/>
+        <w:rPr>
+          <w:rFonts w:ascii="Times New Roman" w:eastAsia="Times New Roman" w:hAnsi="Times New Roman" w:cs="Times New Roman"/>
+          <w:b/>
+          <w:bCs/>
+          <w:color w:val="1F2328"/>
+          <w:sz w:val="24"/>
+          <w:szCs w:val="24"/>
+        </w:rPr>
+      </w:pPr>
+      <w:r>
+        <w:rPr>
+          <w:rFonts w:ascii="Times New Roman" w:eastAsia="Times New Roman" w:hAnsi="Times New Roman" w:cs="Times New Roman"/>
+          <w:b/>
+          <w:bCs/>
           <w:color w:val="1F2328"/>
           <w:sz w:val="24"/>
           <w:szCs w:val="24"/>
         </w:rPr>
         <w:t>List the prompt(s) you used</w:t>
+      </w:r>
+    </w:p>
+    <w:p>
+      <w:pPr>
+        <w:spacing w:after="0"/>
+        <w:rPr>
+          <w:rFonts w:ascii="Times New Roman" w:eastAsia="Times New Roman" w:hAnsi="Times New Roman" w:cs="Times New Roman"/>
+          <w:b/>
+          <w:bCs/>
+          <w:color w:val="1F2328"/>
+          <w:sz w:val="24"/>
+          <w:szCs w:val="24"/>
+        </w:rPr>
+      </w:pPr>
+      <w:r>
+        <w:rPr>
+          <w:rFonts w:ascii="Times New Roman" w:eastAsia="Times New Roman" w:hAnsi="Times New Roman" w:cs="Times New Roman"/>
+          <w:b/>
+          <w:bCs/>
+          <w:color w:val="1F2328"/>
+          <w:sz w:val="24"/>
+          <w:szCs w:val="24"/>
+        </w:rPr>
+        <w:t xml:space="preserve">Prompt #1 </w:t>
+      </w:r>
+    </w:p>
+    <w:p>
+      <w:pPr>
+        <w:spacing w:after="0"/>
+        <w:rPr>
+          <w:rFonts w:ascii="Times New Roman" w:eastAsia="Times New Roman" w:hAnsi="Times New Roman" w:cs="Times New Roman"/>
+          <w:color w:val="1F2328"/>
+          <w:sz w:val="24"/>
+          <w:szCs w:val="24"/>
+        </w:rPr>
+      </w:pPr>
+      <w:r>
+        <w:rPr>
+          <w:rFonts w:ascii="Times New Roman" w:eastAsia="Times New Roman" w:hAnsi="Times New Roman" w:cs="Times New Roman"/>
+          <w:color w:val="1F2328"/>
+          <w:sz w:val="24"/>
+          <w:szCs w:val="24"/>
+        </w:rPr>
+        <w:t xml:space="preserve">I want you to create an image of the game Minesweeper. In this game there are two boxes the left box has in the top the title "Minesweeper" with a small </w:t>
+      </w:r>
+      <w:r>
+        <w:rPr>
+          <w:rFonts w:ascii="Times New Roman" w:eastAsia="Times New Roman" w:hAnsi="Times New Roman" w:cs="Times New Roman"/>
+          <w:color w:val="1F2328"/>
+          <w:sz w:val="24"/>
+          <w:szCs w:val="24"/>
+        </w:rPr>
+        <w:t>sub header</w:t>
+      </w:r>
+      <w:r>
+        <w:rPr>
+          <w:rFonts w:ascii="Times New Roman" w:eastAsia="Times New Roman" w:hAnsi="Times New Roman" w:cs="Times New Roman"/>
+          <w:color w:val="1F2328"/>
+          <w:sz w:val="24"/>
+          <w:szCs w:val="24"/>
+        </w:rPr>
+        <w:t xml:space="preserve"> "play the grid and watch the knowledge" underneath the header had button of restart, flag mode, mines left, </w:t>
+      </w:r>
+      <w:r>
+        <w:rPr>
+          <w:rFonts w:ascii="Times New Roman" w:eastAsia="Times New Roman" w:hAnsi="Times New Roman" w:cs="Times New Roman"/>
+          <w:color w:val="1F2328"/>
+          <w:sz w:val="24"/>
+          <w:szCs w:val="24"/>
+        </w:rPr>
+        <w:t>difficulty</w:t>
+      </w:r>
+      <w:r>
+        <w:rPr>
+          <w:rFonts w:ascii="Times New Roman" w:eastAsia="Times New Roman" w:hAnsi="Times New Roman" w:cs="Times New Roman"/>
+          <w:color w:val="1F2328"/>
+          <w:sz w:val="24"/>
+          <w:szCs w:val="24"/>
+        </w:rPr>
+        <w:t xml:space="preserve"> and three buttons beginner, intermediate, expert.</w:t>
+      </w:r>
+      <w:r>
+        <w:rPr>
+          <w:rFonts w:ascii="Times New Roman" w:eastAsia="Times New Roman" w:hAnsi="Times New Roman" w:cs="Times New Roman"/>
+          <w:color w:val="1F2328"/>
+          <w:sz w:val="24"/>
+          <w:szCs w:val="24"/>
+        </w:rPr>
+        <w:t xml:space="preserve"> </w:t>
+      </w:r>
+      <w:r>
+        <w:rPr>
+          <w:rFonts w:ascii="Times New Roman" w:eastAsia="Times New Roman" w:hAnsi="Times New Roman" w:cs="Times New Roman"/>
+          <w:color w:val="1F2328"/>
+          <w:sz w:val="24"/>
+          <w:szCs w:val="24"/>
+        </w:rPr>
+        <w:t>Underneath this is the game 9x9 board</w:t>
+      </w:r>
+      <w:r>
+        <w:rPr>
+          <w:rFonts w:ascii="Times New Roman" w:eastAsia="Times New Roman" w:hAnsi="Times New Roman" w:cs="Times New Roman"/>
+          <w:color w:val="1F2328"/>
+          <w:sz w:val="24"/>
+          <w:szCs w:val="24"/>
+        </w:rPr>
+        <w:t xml:space="preserve"> </w:t>
+      </w:r>
+      <w:r>
+        <w:rPr>
+          <w:rFonts w:ascii="Times New Roman" w:eastAsia="Times New Roman" w:hAnsi="Times New Roman" w:cs="Times New Roman"/>
+          <w:color w:val="1F2328"/>
+          <w:sz w:val="24"/>
+          <w:szCs w:val="24"/>
+        </w:rPr>
+        <w:t xml:space="preserve">and underneath the game is a box that carries the how to play &amp; read the </w:t>
+      </w:r>
+      <w:r>
+        <w:rPr>
+          <w:rFonts w:ascii="Times New Roman" w:eastAsia="Times New Roman" w:hAnsi="Times New Roman" w:cs="Times New Roman"/>
+          <w:color w:val="1F2328"/>
+          <w:sz w:val="24"/>
+          <w:szCs w:val="24"/>
+        </w:rPr>
+        <w:lastRenderedPageBreak/>
+        <w:t>knowledge panel -- scroll for all sections.</w:t>
+      </w:r>
+      <w:r>
+        <w:rPr>
+          <w:rFonts w:ascii="Times New Roman" w:eastAsia="Times New Roman" w:hAnsi="Times New Roman" w:cs="Times New Roman"/>
+          <w:color w:val="1F2328"/>
+          <w:sz w:val="24"/>
+          <w:szCs w:val="24"/>
+        </w:rPr>
+        <w:t xml:space="preserve"> </w:t>
+      </w:r>
+      <w:r>
+        <w:rPr>
+          <w:rFonts w:ascii="Times New Roman" w:eastAsia="Times New Roman" w:hAnsi="Times New Roman" w:cs="Times New Roman"/>
+          <w:color w:val="1F2328"/>
+          <w:sz w:val="24"/>
+          <w:szCs w:val="24"/>
+        </w:rPr>
+        <w:t xml:space="preserve">Now in the right box the title is knowledge base.  With instructions there are three instructions </w:t>
+      </w:r>
+    </w:p>
+    <w:p>
+      <w:pPr>
+        <w:spacing w:after="0"/>
+        <w:rPr>
+          <w:rFonts w:ascii="Times New Roman" w:eastAsia="Times New Roman" w:hAnsi="Times New Roman" w:cs="Times New Roman"/>
+          <w:color w:val="1F2328"/>
+          <w:sz w:val="24"/>
+          <w:szCs w:val="24"/>
+        </w:rPr>
+      </w:pPr>
+      <w:r>
+        <w:rPr>
+          <w:rFonts w:ascii="Times New Roman" w:eastAsia="Times New Roman" w:hAnsi="Times New Roman" w:cs="Times New Roman"/>
+          <w:color w:val="1F2328"/>
+          <w:sz w:val="24"/>
+          <w:szCs w:val="24"/>
+        </w:rPr>
+        <w:t>1. K</w:t>
+      </w:r>
+      <w:r>
+        <w:rPr>
+          <w:rFonts w:ascii="Times New Roman" w:eastAsia="Times New Roman" w:hAnsi="Times New Roman" w:cs="Times New Roman"/>
+          <w:color w:val="1F2328"/>
+          <w:sz w:val="24"/>
+          <w:szCs w:val="24"/>
+        </w:rPr>
+        <w:t>n</w:t>
+      </w:r>
+      <w:r>
+        <w:rPr>
+          <w:rFonts w:ascii="Times New Roman" w:eastAsia="Times New Roman" w:hAnsi="Times New Roman" w:cs="Times New Roman"/>
+          <w:color w:val="1F2328"/>
+          <w:sz w:val="24"/>
+          <w:szCs w:val="24"/>
+        </w:rPr>
+        <w:t>owledge from the board.</w:t>
+      </w:r>
+    </w:p>
+    <w:p>
+      <w:pPr>
+        <w:spacing w:after="0"/>
+        <w:rPr>
+          <w:rFonts w:ascii="Times New Roman" w:eastAsia="Times New Roman" w:hAnsi="Times New Roman" w:cs="Times New Roman"/>
+          <w:color w:val="1F2328"/>
+          <w:sz w:val="24"/>
+          <w:szCs w:val="24"/>
+        </w:rPr>
+      </w:pPr>
+      <w:r>
+        <w:rPr>
+          <w:rFonts w:ascii="Times New Roman" w:eastAsia="Times New Roman" w:hAnsi="Times New Roman" w:cs="Times New Roman"/>
+          <w:color w:val="1F2328"/>
+          <w:sz w:val="24"/>
+          <w:szCs w:val="24"/>
+        </w:rPr>
+        <w:t xml:space="preserve">2. After </w:t>
+      </w:r>
+      <w:r>
+        <w:rPr>
+          <w:rFonts w:ascii="Times New Roman" w:eastAsia="Times New Roman" w:hAnsi="Times New Roman" w:cs="Times New Roman"/>
+          <w:color w:val="1F2328"/>
+          <w:sz w:val="24"/>
+          <w:szCs w:val="24"/>
+        </w:rPr>
+        <w:t>intenerate</w:t>
+      </w:r>
+      <w:r>
+        <w:rPr>
+          <w:rFonts w:ascii="Times New Roman" w:eastAsia="Times New Roman" w:hAnsi="Times New Roman" w:cs="Times New Roman"/>
+          <w:color w:val="1F2328"/>
+          <w:sz w:val="24"/>
+          <w:szCs w:val="24"/>
+        </w:rPr>
+        <w:t xml:space="preserve"> inference </w:t>
+      </w:r>
+    </w:p>
+    <w:p>
+      <w:pPr>
+        <w:spacing w:after="0"/>
+        <w:rPr>
+          <w:rFonts w:ascii="Times New Roman" w:eastAsia="Times New Roman" w:hAnsi="Times New Roman" w:cs="Times New Roman"/>
+          <w:color w:val="1F2328"/>
+          <w:sz w:val="24"/>
+          <w:szCs w:val="24"/>
+        </w:rPr>
+      </w:pPr>
+      <w:r>
+        <w:rPr>
+          <w:rFonts w:ascii="Times New Roman" w:eastAsia="Times New Roman" w:hAnsi="Times New Roman" w:cs="Times New Roman"/>
+          <w:color w:val="1F2328"/>
+          <w:sz w:val="24"/>
+          <w:szCs w:val="24"/>
+        </w:rPr>
+        <w:t xml:space="preserve">in this includes deduce safe mines, </w:t>
+      </w:r>
+      <w:r>
+        <w:rPr>
+          <w:rFonts w:ascii="Times New Roman" w:eastAsia="Times New Roman" w:hAnsi="Times New Roman" w:cs="Times New Roman"/>
+          <w:color w:val="1F2328"/>
+          <w:sz w:val="24"/>
+          <w:szCs w:val="24"/>
+        </w:rPr>
+        <w:t>deduce</w:t>
+      </w:r>
+      <w:r>
+        <w:rPr>
+          <w:rFonts w:ascii="Times New Roman" w:eastAsia="Times New Roman" w:hAnsi="Times New Roman" w:cs="Times New Roman"/>
+          <w:color w:val="1F2328"/>
+          <w:sz w:val="24"/>
+          <w:szCs w:val="24"/>
+        </w:rPr>
+        <w:t xml:space="preserve"> the mines</w:t>
+      </w:r>
+    </w:p>
+    <w:p>
+      <w:pPr>
+        <w:spacing w:after="0"/>
+        <w:rPr>
+          <w:rFonts w:ascii="Times New Roman" w:eastAsia="Times New Roman" w:hAnsi="Times New Roman" w:cs="Times New Roman"/>
+          <w:color w:val="1F2328"/>
+          <w:sz w:val="24"/>
+          <w:szCs w:val="24"/>
+        </w:rPr>
+      </w:pPr>
+      <w:r>
+        <w:rPr>
+          <w:rFonts w:ascii="Times New Roman" w:eastAsia="Times New Roman" w:hAnsi="Times New Roman" w:cs="Times New Roman"/>
+          <w:color w:val="1F2328"/>
+          <w:sz w:val="24"/>
+          <w:szCs w:val="24"/>
+        </w:rPr>
+        <w:t xml:space="preserve">Use the colors white, green and </w:t>
+      </w:r>
+      <w:r>
+        <w:rPr>
+          <w:rFonts w:ascii="Times New Roman" w:eastAsia="Times New Roman" w:hAnsi="Times New Roman" w:cs="Times New Roman"/>
+          <w:color w:val="1F2328"/>
+          <w:sz w:val="24"/>
+          <w:szCs w:val="24"/>
+        </w:rPr>
+        <w:t>forester green</w:t>
+      </w:r>
+    </w:p>
+    <w:p>
+      <w:pPr>
+        <w:spacing w:after="0"/>
+        <w:jc w:val="center"/>
+        <w:rPr>
+          <w:rFonts w:ascii="Times New Roman" w:eastAsia="Times New Roman" w:hAnsi="Times New Roman" w:cs="Times New Roman"/>
+          <w:color w:val="1F2328"/>
+          <w:sz w:val="24"/>
+          <w:szCs w:val="24"/>
+        </w:rPr>
+      </w:pPr>
+      <w:r>
+        <w:rPr>
+          <w:rFonts w:ascii="Times New Roman" w:eastAsia="Times New Roman" w:hAnsi="Times New Roman" w:cs="Times New Roman"/>
+          <w:color w:val="1F2328"/>
+          <w:sz w:val="24"/>
+          <w:szCs w:val="24"/>
+        </w:rPr>
+        <w:drawing>
+          <wp:inline distT="0" distB="0" distL="0" distR="0" wp14:anchorId="16EFB21F" wp14:editId="0E0ED652">
+            <wp:extent cx="2414954" cy="2375607"/>
+            <wp:effectExtent l="0" t="0" r="4445" b="5715"/>
+            <wp:docPr id="12" name="Imagen 12"/>
+            <wp:cNvGraphicFramePr>
+              <a:graphicFrameLocks xmlns:a="http://schemas.openxmlformats.org/drawingml/2006/main" noChangeAspect="1"/>
+            </wp:cNvGraphicFramePr>
+            <a:graphic xmlns:a="http://schemas.openxmlformats.org/drawingml/2006/main">
+              <a:graphicData uri="http://schemas.openxmlformats.org/drawingml/2006/picture">
+                <pic:pic xmlns:pic="http://schemas.openxmlformats.org/drawingml/2006/picture">
+                  <pic:nvPicPr>
+                    <pic:cNvPr id="1" name=""/>
+                    <pic:cNvPicPr/>
+                  </pic:nvPicPr>
+                  <pic:blipFill>
+                    <a:blip r:embed="rId10"/>
+                    <a:stretch>
+                      <a:fillRect/>
+                    </a:stretch>
+                  </pic:blipFill>
+                  <pic:spPr>
+                    <a:xfrm>
+                      <a:off x="0" y="0"/>
+                      <a:ext cx="2422792" cy="2383317"/>
+                    </a:xfrm>
+                    <a:prstGeom prst="rect">
+                      <a:avLst/>
+                    </a:prstGeom>
+                  </pic:spPr>
+                </pic:pic>
+              </a:graphicData>
+            </a:graphic>
+          </wp:inline>
+        </w:drawing>
+      </w:r>
+    </w:p>
+    <w:p>
+      <w:pPr>
+        <w:shd w:val="clear" w:color="auto" w:fill="FFFFFF"/>
+        <w:spacing w:after="0" w:line="240" w:lineRule="auto"/>
+        <w:rPr>
+          <w:rFonts w:ascii="Times New Roman" w:eastAsia="Times New Roman" w:hAnsi="Times New Roman" w:cs="Times New Roman"/>
+          <w:b/>
+          <w:bCs/>
+          <w:color w:val="1F2328"/>
+          <w:sz w:val="24"/>
+          <w:szCs w:val="24"/>
+        </w:rPr>
+      </w:pPr>
+      <w:r>
+        <w:rPr>
+          <w:rFonts w:ascii="Times New Roman" w:eastAsia="Times New Roman" w:hAnsi="Times New Roman" w:cs="Times New Roman"/>
+          <w:b/>
+          <w:bCs/>
+          <w:color w:val="1F2328"/>
+          <w:sz w:val="24"/>
+          <w:szCs w:val="24"/>
+        </w:rPr>
+        <w:t>Prompt #2</w:t>
+      </w:r>
+    </w:p>
+    <w:p>
+      <w:pPr>
+        <w:shd w:val="clear" w:color="auto" w:fill="FFFFFF"/>
+        <w:spacing w:after="0" w:line="240" w:lineRule="auto"/>
+        <w:rPr>
+          <w:rFonts w:ascii="Times New Roman" w:eastAsia="Times New Roman" w:hAnsi="Times New Roman" w:cs="Times New Roman"/>
+          <w:color w:val="1F2328"/>
+          <w:sz w:val="24"/>
+          <w:szCs w:val="24"/>
+        </w:rPr>
+      </w:pPr>
+      <w:r>
+        <w:rPr>
+          <w:rFonts w:ascii="Times New Roman" w:eastAsia="Times New Roman" w:hAnsi="Times New Roman" w:cs="Times New Roman"/>
+          <w:color w:val="1F2328"/>
+          <w:sz w:val="24"/>
+          <w:szCs w:val="24"/>
+        </w:rPr>
+        <w:t xml:space="preserve">Please create an image of the game Minesweeper. In this game, there are two boxes. The left box has, at the top, the title "Minesweeper" with a small subheader "play the grid and watch the knowledge." Underneath the </w:t>
+      </w:r>
+      <w:proofErr w:type="spellStart"/>
+      <w:r>
+        <w:rPr>
+          <w:rFonts w:ascii="Times New Roman" w:eastAsia="Times New Roman" w:hAnsi="Times New Roman" w:cs="Times New Roman"/>
+          <w:color w:val="1F2328"/>
+          <w:sz w:val="24"/>
+          <w:szCs w:val="24"/>
+        </w:rPr>
+        <w:t>headerwered</w:t>
+      </w:r>
+      <w:proofErr w:type="spellEnd"/>
+      <w:r>
+        <w:rPr>
+          <w:rFonts w:ascii="Times New Roman" w:eastAsia="Times New Roman" w:hAnsi="Times New Roman" w:cs="Times New Roman"/>
+          <w:color w:val="1F2328"/>
+          <w:sz w:val="24"/>
+          <w:szCs w:val="24"/>
+        </w:rPr>
+        <w:t xml:space="preserve"> </w:t>
+      </w:r>
+      <w:r>
+        <w:rPr>
+          <w:rFonts w:ascii="Times New Roman" w:eastAsia="Times New Roman" w:hAnsi="Times New Roman" w:cs="Times New Roman"/>
+          <w:color w:val="1F2328"/>
+          <w:sz w:val="24"/>
+          <w:szCs w:val="24"/>
+        </w:rPr>
+        <w:t>buttons</w:t>
+      </w:r>
+      <w:r>
+        <w:rPr>
+          <w:rFonts w:ascii="Times New Roman" w:eastAsia="Times New Roman" w:hAnsi="Times New Roman" w:cs="Times New Roman"/>
+          <w:color w:val="1F2328"/>
+          <w:sz w:val="24"/>
+          <w:szCs w:val="24"/>
+        </w:rPr>
+        <w:t xml:space="preserve"> restart, flag mode, mines left, difficulty, and three </w:t>
+      </w:r>
+      <w:r>
+        <w:rPr>
+          <w:rFonts w:ascii="Times New Roman" w:eastAsia="Times New Roman" w:hAnsi="Times New Roman" w:cs="Times New Roman"/>
+          <w:color w:val="1F2328"/>
+          <w:sz w:val="24"/>
+          <w:szCs w:val="24"/>
+        </w:rPr>
+        <w:t>buttons</w:t>
+      </w:r>
+      <w:r>
+        <w:rPr>
+          <w:rFonts w:ascii="Times New Roman" w:eastAsia="Times New Roman" w:hAnsi="Times New Roman" w:cs="Times New Roman"/>
+          <w:color w:val="1F2328"/>
+          <w:sz w:val="24"/>
+          <w:szCs w:val="24"/>
+        </w:rPr>
+        <w:t xml:space="preserve"> beginner, intermediate, and expert.</w:t>
+      </w:r>
+    </w:p>
+    <w:p>
+      <w:pPr>
+        <w:shd w:val="clear" w:color="auto" w:fill="FFFFFF"/>
+        <w:spacing w:after="0" w:line="240" w:lineRule="auto"/>
+        <w:rPr>
+          <w:rFonts w:ascii="Times New Roman" w:eastAsia="Times New Roman" w:hAnsi="Times New Roman" w:cs="Times New Roman"/>
+          <w:color w:val="1F2328"/>
+          <w:sz w:val="24"/>
+          <w:szCs w:val="24"/>
+        </w:rPr>
+      </w:pPr>
+      <w:r>
+        <w:rPr>
+          <w:rFonts w:ascii="Times New Roman" w:eastAsia="Times New Roman" w:hAnsi="Times New Roman" w:cs="Times New Roman"/>
+          <w:color w:val="1F2328"/>
+          <w:sz w:val="24"/>
+          <w:szCs w:val="24"/>
+        </w:rPr>
+        <w:t>Underneath this is the 9x9 game board, and underneath the game is a box that contains the how to play &amp; read the knowledge panel -- scroll for all sections.</w:t>
+      </w:r>
+    </w:p>
+    <w:p>
+      <w:pPr>
+        <w:shd w:val="clear" w:color="auto" w:fill="FFFFFF"/>
+        <w:spacing w:after="0" w:line="240" w:lineRule="auto"/>
+        <w:rPr>
+          <w:rFonts w:ascii="Times New Roman" w:eastAsia="Times New Roman" w:hAnsi="Times New Roman" w:cs="Times New Roman"/>
+          <w:color w:val="1F2328"/>
+          <w:sz w:val="24"/>
+          <w:szCs w:val="24"/>
+        </w:rPr>
+      </w:pPr>
+      <w:r>
+        <w:rPr>
+          <w:rFonts w:ascii="Times New Roman" w:eastAsia="Times New Roman" w:hAnsi="Times New Roman" w:cs="Times New Roman"/>
+          <w:color w:val="1F2328"/>
+          <w:sz w:val="24"/>
+          <w:szCs w:val="24"/>
+        </w:rPr>
+        <w:t xml:space="preserve">Now, in the right box, the title is knowledge base. </w:t>
+      </w:r>
+      <w:r>
+        <w:rPr>
+          <w:rFonts w:ascii="Times New Roman" w:eastAsia="Times New Roman" w:hAnsi="Times New Roman" w:cs="Times New Roman"/>
+          <w:color w:val="1F2328"/>
+          <w:sz w:val="24"/>
+          <w:szCs w:val="24"/>
+        </w:rPr>
+        <w:t>instructions</w:t>
+      </w:r>
+      <w:r>
+        <w:rPr>
+          <w:rFonts w:ascii="Times New Roman" w:eastAsia="Times New Roman" w:hAnsi="Times New Roman" w:cs="Times New Roman"/>
+          <w:color w:val="1F2328"/>
+          <w:sz w:val="24"/>
+          <w:szCs w:val="24"/>
+        </w:rPr>
+        <w:t xml:space="preserve"> there are three instructions </w:t>
+      </w:r>
+    </w:p>
+    <w:p>
+      <w:pPr>
+        <w:shd w:val="clear" w:color="auto" w:fill="FFFFFF"/>
+        <w:spacing w:after="0" w:line="240" w:lineRule="auto"/>
+        <w:rPr>
+          <w:rFonts w:ascii="Times New Roman" w:eastAsia="Times New Roman" w:hAnsi="Times New Roman" w:cs="Times New Roman"/>
+          <w:color w:val="1F2328"/>
+          <w:sz w:val="24"/>
+          <w:szCs w:val="24"/>
+        </w:rPr>
+      </w:pPr>
+      <w:r>
+        <w:rPr>
+          <w:rFonts w:ascii="Times New Roman" w:eastAsia="Times New Roman" w:hAnsi="Times New Roman" w:cs="Times New Roman"/>
+          <w:color w:val="1F2328"/>
+          <w:sz w:val="24"/>
+          <w:szCs w:val="24"/>
+        </w:rPr>
+        <w:t>1. Knowledge from the board.</w:t>
+      </w:r>
+    </w:p>
+    <w:p>
+      <w:pPr>
+        <w:shd w:val="clear" w:color="auto" w:fill="FFFFFF"/>
+        <w:spacing w:after="0" w:line="240" w:lineRule="auto"/>
+        <w:rPr>
+          <w:rFonts w:ascii="Times New Roman" w:eastAsia="Times New Roman" w:hAnsi="Times New Roman" w:cs="Times New Roman"/>
+          <w:color w:val="1F2328"/>
+          <w:sz w:val="24"/>
+          <w:szCs w:val="24"/>
+        </w:rPr>
+      </w:pPr>
+      <w:r>
+        <w:rPr>
+          <w:rFonts w:ascii="Times New Roman" w:eastAsia="Times New Roman" w:hAnsi="Times New Roman" w:cs="Times New Roman"/>
+          <w:color w:val="1F2328"/>
+          <w:sz w:val="24"/>
+          <w:szCs w:val="24"/>
+        </w:rPr>
+        <w:t xml:space="preserve">2. After the </w:t>
+      </w:r>
+      <w:r>
+        <w:rPr>
+          <w:rFonts w:ascii="Times New Roman" w:eastAsia="Times New Roman" w:hAnsi="Times New Roman" w:cs="Times New Roman"/>
+          <w:color w:val="1F2328"/>
+          <w:sz w:val="24"/>
+          <w:szCs w:val="24"/>
+        </w:rPr>
+        <w:t>intenerate</w:t>
+      </w:r>
+      <w:r>
+        <w:rPr>
+          <w:rFonts w:ascii="Times New Roman" w:eastAsia="Times New Roman" w:hAnsi="Times New Roman" w:cs="Times New Roman"/>
+          <w:color w:val="1F2328"/>
+          <w:sz w:val="24"/>
+          <w:szCs w:val="24"/>
+        </w:rPr>
+        <w:t xml:space="preserve"> inference </w:t>
+      </w:r>
+    </w:p>
+    <w:p>
+      <w:pPr>
+        <w:shd w:val="clear" w:color="auto" w:fill="FFFFFF"/>
+        <w:spacing w:after="0" w:line="240" w:lineRule="auto"/>
+        <w:rPr>
+          <w:rFonts w:ascii="Times New Roman" w:eastAsia="Times New Roman" w:hAnsi="Times New Roman" w:cs="Times New Roman"/>
+          <w:color w:val="1F2328"/>
+          <w:sz w:val="24"/>
+          <w:szCs w:val="24"/>
+        </w:rPr>
+      </w:pPr>
+      <w:r>
+        <w:rPr>
+          <w:rFonts w:ascii="Times New Roman" w:eastAsia="Times New Roman" w:hAnsi="Times New Roman" w:cs="Times New Roman"/>
+          <w:color w:val="1F2328"/>
+          <w:sz w:val="24"/>
+          <w:szCs w:val="24"/>
+        </w:rPr>
+        <w:t xml:space="preserve">, this includes </w:t>
+      </w:r>
+      <w:r>
+        <w:rPr>
+          <w:rFonts w:ascii="Times New Roman" w:eastAsia="Times New Roman" w:hAnsi="Times New Roman" w:cs="Times New Roman"/>
+          <w:color w:val="1F2328"/>
+          <w:sz w:val="24"/>
+          <w:szCs w:val="24"/>
+        </w:rPr>
+        <w:t>deducing</w:t>
+      </w:r>
+      <w:r>
+        <w:rPr>
+          <w:rFonts w:ascii="Times New Roman" w:eastAsia="Times New Roman" w:hAnsi="Times New Roman" w:cs="Times New Roman"/>
+          <w:color w:val="1F2328"/>
+          <w:sz w:val="24"/>
+          <w:szCs w:val="24"/>
+        </w:rPr>
+        <w:t xml:space="preserve"> safe</w:t>
+      </w:r>
+      <w:r>
+        <w:rPr>
+          <w:rFonts w:ascii="Times New Roman" w:eastAsia="Times New Roman" w:hAnsi="Times New Roman" w:cs="Times New Roman"/>
+          <w:color w:val="1F2328"/>
+          <w:sz w:val="24"/>
+          <w:szCs w:val="24"/>
+        </w:rPr>
+        <w:t xml:space="preserve"> mines, deducing the mines</w:t>
+      </w:r>
+    </w:p>
+    <w:p>
+      <w:pPr>
+        <w:shd w:val="clear" w:color="auto" w:fill="FFFFFF"/>
+        <w:spacing w:after="0" w:line="240" w:lineRule="auto"/>
+        <w:rPr>
+          <w:rFonts w:ascii="Times New Roman" w:eastAsia="Times New Roman" w:hAnsi="Times New Roman" w:cs="Times New Roman"/>
+          <w:color w:val="1F2328"/>
+          <w:sz w:val="24"/>
+          <w:szCs w:val="24"/>
+        </w:rPr>
+      </w:pPr>
+      <w:r>
+        <w:rPr>
+          <w:rFonts w:ascii="Times New Roman" w:eastAsia="Times New Roman" w:hAnsi="Times New Roman" w:cs="Times New Roman"/>
+          <w:color w:val="1F2328"/>
+          <w:sz w:val="24"/>
+          <w:szCs w:val="24"/>
+        </w:rPr>
+        <w:t>Use the colors white</w:t>
+      </w:r>
+      <w:r>
+        <w:rPr>
+          <w:rFonts w:ascii="Times New Roman" w:eastAsia="Times New Roman" w:hAnsi="Times New Roman" w:cs="Times New Roman"/>
+          <w:color w:val="1F2328"/>
+          <w:sz w:val="24"/>
+          <w:szCs w:val="24"/>
+        </w:rPr>
+        <w:t xml:space="preserve"> </w:t>
+      </w:r>
+      <w:r>
+        <w:rPr>
+          <w:rFonts w:ascii="Times New Roman" w:eastAsia="Times New Roman" w:hAnsi="Times New Roman" w:cs="Times New Roman"/>
+          <w:color w:val="1F2328"/>
+          <w:sz w:val="24"/>
+          <w:szCs w:val="24"/>
+        </w:rPr>
+        <w:t xml:space="preserve">green </w:t>
+      </w:r>
+      <w:r>
+        <w:rPr>
+          <w:rFonts w:ascii="Times New Roman" w:eastAsia="Times New Roman" w:hAnsi="Times New Roman" w:cs="Times New Roman"/>
+          <w:color w:val="1F2328"/>
+          <w:sz w:val="24"/>
+          <w:szCs w:val="24"/>
+        </w:rPr>
+        <w:t>forester</w:t>
+      </w:r>
+      <w:r>
+        <w:rPr>
+          <w:rFonts w:ascii="Times New Roman" w:eastAsia="Times New Roman" w:hAnsi="Times New Roman" w:cs="Times New Roman"/>
+          <w:color w:val="1F2328"/>
+          <w:sz w:val="24"/>
+          <w:szCs w:val="24"/>
+        </w:rPr>
+        <w:t xml:space="preserve"> green.</w:t>
+      </w:r>
+    </w:p>
+    <w:p>
+      <w:pPr>
+        <w:shd w:val="clear" w:color="auto" w:fill="FFFFFF"/>
+        <w:spacing w:after="0" w:line="240" w:lineRule="auto"/>
+        <w:jc w:val="center"/>
+        <w:rPr>
+          <w:rFonts w:ascii="Times New Roman" w:eastAsia="Times New Roman" w:hAnsi="Times New Roman" w:cs="Times New Roman"/>
+          <w:b/>
+          <w:bCs/>
+          <w:color w:val="1F2328"/>
+          <w:sz w:val="24"/>
+          <w:szCs w:val="24"/>
+        </w:rPr>
+      </w:pPr>
+      <w:r>
+        <w:rPr>
+          <w:rFonts w:ascii="Times New Roman" w:eastAsia="Times New Roman" w:hAnsi="Times New Roman" w:cs="Times New Roman"/>
+          <w:b/>
+          <w:bCs/>
+          <w:color w:val="1F2328"/>
+          <w:sz w:val="24"/>
+          <w:szCs w:val="24"/>
+        </w:rPr>
+        <w:drawing>
+          <wp:inline distT="0" distB="0" distL="0" distR="0" wp14:anchorId="0EA3ABF0" wp14:editId="0409D8CB">
+            <wp:extent cx="2640172" cy="2338754"/>
+            <wp:effectExtent l="0" t="0" r="8255" b="4445"/>
+            <wp:docPr id="13" name="Imagen 13"/>
+            <wp:cNvGraphicFramePr>
+              <a:graphicFrameLocks xmlns:a="http://schemas.openxmlformats.org/drawingml/2006/main" noChangeAspect="1"/>
+            </wp:cNvGraphicFramePr>
+            <a:graphic xmlns:a="http://schemas.openxmlformats.org/drawingml/2006/main">
+              <a:graphicData uri="http://schemas.openxmlformats.org/drawingml/2006/picture">
+                <pic:pic xmlns:pic="http://schemas.openxmlformats.org/drawingml/2006/picture">
+                  <pic:nvPicPr>
+                    <pic:cNvPr id="1" name=""/>
+                    <pic:cNvPicPr/>
+                  </pic:nvPicPr>
+                  <pic:blipFill>
+                    <a:blip r:embed="rId11"/>
+                    <a:stretch>
+                      <a:fillRect/>
+                    </a:stretch>
+                  </pic:blipFill>
+                  <pic:spPr>
+                    <a:xfrm>
+                      <a:off x="0" y="0"/>
+                      <a:ext cx="2644127" cy="2342257"/>
+                    </a:xfrm>
+                    <a:prstGeom prst="rect">
+                      <a:avLst/>
+                    </a:prstGeom>
+                  </pic:spPr>
+                </pic:pic>
+              </a:graphicData>
+            </a:graphic>
+          </wp:inline>
+        </w:drawing>
+      </w:r>
+    </w:p>
+    <w:p>
+      <w:pPr>
+        <w:shd w:val="clear" w:color="auto" w:fill="FFFFFF"/>
+        <w:spacing w:after="0" w:line="240" w:lineRule="auto"/>
+        <w:jc w:val="center"/>
+        <w:rPr>
+          <w:rFonts w:ascii="Times New Roman" w:eastAsia="Times New Roman" w:hAnsi="Times New Roman" w:cs="Times New Roman"/>
+          <w:b/>
+          <w:bCs/>
+          <w:color w:val="1F2328"/>
+          <w:sz w:val="24"/>
+          <w:szCs w:val="24"/>
+        </w:rPr>
+      </w:pPr>
+    </w:p>
+    <w:p>
+      <w:pPr>
+        <w:shd w:val="clear" w:color="auto" w:fill="FFFFFF"/>
+        <w:spacing w:after="0" w:line="240" w:lineRule="auto"/>
+        <w:rPr>
+          <w:rFonts w:ascii="Times New Roman" w:eastAsia="Times New Roman" w:hAnsi="Times New Roman" w:cs="Times New Roman"/>
+          <w:b/>
+          <w:bCs/>
+          <w:color w:val="1F2328"/>
+          <w:sz w:val="24"/>
+          <w:szCs w:val="24"/>
+        </w:rPr>
+      </w:pPr>
+      <w:r>
+        <w:rPr>
+          <w:rFonts w:ascii="Times New Roman" w:eastAsia="Times New Roman" w:hAnsi="Times New Roman" w:cs="Times New Roman"/>
+          <w:b/>
+          <w:bCs/>
+          <w:color w:val="1F2328"/>
+          <w:sz w:val="24"/>
+          <w:szCs w:val="24"/>
+        </w:rPr>
+        <w:lastRenderedPageBreak/>
+        <w:t>Prompt #3</w:t>
+      </w:r>
+    </w:p>
+    <w:p>
+      <w:pPr>
+        <w:shd w:val="clear" w:color="auto" w:fill="FFFFFF"/>
+        <w:spacing w:after="0" w:line="240" w:lineRule="auto"/>
+        <w:rPr>
+          <w:rFonts w:ascii="Times New Roman" w:eastAsia="Times New Roman" w:hAnsi="Times New Roman" w:cs="Times New Roman"/>
+          <w:color w:val="1F2328"/>
+          <w:sz w:val="24"/>
+          <w:szCs w:val="24"/>
+        </w:rPr>
+      </w:pPr>
+      <w:r>
+        <w:rPr>
+          <w:rFonts w:ascii="Times New Roman" w:eastAsia="Times New Roman" w:hAnsi="Times New Roman" w:cs="Times New Roman"/>
+          <w:color w:val="1F2328"/>
+          <w:sz w:val="24"/>
+          <w:szCs w:val="24"/>
+        </w:rPr>
+        <w:t xml:space="preserve">Please create an image of the game Minesweeper. In this game, there are two divisions of boxes. One in the left corner that includes, at the top, the title "Minesweeper" with a small subheader "play the grid and watch the knowledge." Under the header, include buttons for each option: restart, flag mode, mines left, difficulty, beginner, intermediate, and expert. After the header title and buttons, add the minesweeper game grid, a 9x9 board. </w:t>
+      </w:r>
+    </w:p>
+    <w:p>
+      <w:pPr>
+        <w:shd w:val="clear" w:color="auto" w:fill="FFFFFF"/>
+        <w:spacing w:after="0" w:line="240" w:lineRule="auto"/>
+        <w:rPr>
+          <w:rFonts w:ascii="Times New Roman" w:eastAsia="Times New Roman" w:hAnsi="Times New Roman" w:cs="Times New Roman"/>
+          <w:color w:val="1F2328"/>
+          <w:sz w:val="24"/>
+          <w:szCs w:val="24"/>
+        </w:rPr>
+      </w:pPr>
+      <w:r>
+        <w:rPr>
+          <w:rFonts w:ascii="Times New Roman" w:eastAsia="Times New Roman" w:hAnsi="Times New Roman" w:cs="Times New Roman"/>
+          <w:color w:val="1F2328"/>
+          <w:sz w:val="24"/>
+          <w:szCs w:val="24"/>
+        </w:rPr>
+        <w:t>Underneath the game, add a box that includes how to play the game &amp; how to read the knowledge panel.</w:t>
+      </w:r>
+    </w:p>
+    <w:p>
+      <w:pPr>
+        <w:shd w:val="clear" w:color="auto" w:fill="FFFFFF"/>
+        <w:spacing w:after="0" w:line="240" w:lineRule="auto"/>
+        <w:rPr>
+          <w:rFonts w:ascii="Times New Roman" w:eastAsia="Times New Roman" w:hAnsi="Times New Roman" w:cs="Times New Roman"/>
+          <w:color w:val="1F2328"/>
+          <w:sz w:val="24"/>
+          <w:szCs w:val="24"/>
+        </w:rPr>
+      </w:pPr>
+      <w:r>
+        <w:rPr>
+          <w:rFonts w:ascii="Times New Roman" w:eastAsia="Times New Roman" w:hAnsi="Times New Roman" w:cs="Times New Roman"/>
+          <w:color w:val="1F2328"/>
+          <w:sz w:val="24"/>
+          <w:szCs w:val="24"/>
+        </w:rPr>
+        <w:t>Now, in the right corner box, the title for this box is “knowledge base. instructions there are three instructions.” Inside this box, there are three titles for instructions</w:t>
+      </w:r>
+    </w:p>
+    <w:p>
+      <w:pPr>
+        <w:shd w:val="clear" w:color="auto" w:fill="FFFFFF"/>
+        <w:spacing w:after="0" w:line="240" w:lineRule="auto"/>
+        <w:rPr>
+          <w:rFonts w:ascii="Times New Roman" w:eastAsia="Times New Roman" w:hAnsi="Times New Roman" w:cs="Times New Roman"/>
+          <w:color w:val="1F2328"/>
+          <w:sz w:val="24"/>
+          <w:szCs w:val="24"/>
+        </w:rPr>
+      </w:pPr>
+      <w:r>
+        <w:rPr>
+          <w:rFonts w:ascii="Times New Roman" w:eastAsia="Times New Roman" w:hAnsi="Times New Roman" w:cs="Times New Roman"/>
+          <w:color w:val="1F2328"/>
+          <w:sz w:val="24"/>
+          <w:szCs w:val="24"/>
+        </w:rPr>
+        <w:t>1.</w:t>
+      </w:r>
+      <w:r>
+        <w:rPr>
+          <w:rFonts w:ascii="Times New Roman" w:eastAsia="Times New Roman" w:hAnsi="Times New Roman" w:cs="Times New Roman"/>
+          <w:color w:val="1F2328"/>
+          <w:sz w:val="24"/>
+          <w:szCs w:val="24"/>
+        </w:rPr>
+        <w:tab/>
+        <w:t>Knowledge from the board.</w:t>
+      </w:r>
+    </w:p>
+    <w:p>
+      <w:pPr>
+        <w:shd w:val="clear" w:color="auto" w:fill="FFFFFF"/>
+        <w:spacing w:after="0" w:line="240" w:lineRule="auto"/>
+        <w:rPr>
+          <w:rFonts w:ascii="Times New Roman" w:eastAsia="Times New Roman" w:hAnsi="Times New Roman" w:cs="Times New Roman"/>
+          <w:color w:val="1F2328"/>
+          <w:sz w:val="24"/>
+          <w:szCs w:val="24"/>
+        </w:rPr>
+      </w:pPr>
+      <w:r>
+        <w:rPr>
+          <w:rFonts w:ascii="Times New Roman" w:eastAsia="Times New Roman" w:hAnsi="Times New Roman" w:cs="Times New Roman"/>
+          <w:color w:val="1F2328"/>
+          <w:sz w:val="24"/>
+          <w:szCs w:val="24"/>
+        </w:rPr>
+        <w:t xml:space="preserve">For this one </w:t>
+      </w:r>
+      <w:proofErr w:type="gramStart"/>
+      <w:r>
+        <w:rPr>
+          <w:rFonts w:ascii="Times New Roman" w:eastAsia="Times New Roman" w:hAnsi="Times New Roman" w:cs="Times New Roman"/>
+          <w:color w:val="1F2328"/>
+          <w:sz w:val="24"/>
+          <w:szCs w:val="24"/>
+        </w:rPr>
+        <w:t>add</w:t>
+      </w:r>
+      <w:proofErr w:type="gramEnd"/>
+      <w:r>
+        <w:rPr>
+          <w:rFonts w:ascii="Times New Roman" w:eastAsia="Times New Roman" w:hAnsi="Times New Roman" w:cs="Times New Roman"/>
+          <w:color w:val="1F2328"/>
+          <w:sz w:val="24"/>
+          <w:szCs w:val="24"/>
+        </w:rPr>
+        <w:t xml:space="preserve"> numbers like “1_0=2” or “1_5, 1_9=2” </w:t>
+      </w:r>
+    </w:p>
+    <w:p>
+      <w:pPr>
+        <w:shd w:val="clear" w:color="auto" w:fill="FFFFFF"/>
+        <w:spacing w:after="0" w:line="240" w:lineRule="auto"/>
+        <w:rPr>
+          <w:rFonts w:ascii="Times New Roman" w:eastAsia="Times New Roman" w:hAnsi="Times New Roman" w:cs="Times New Roman"/>
+          <w:color w:val="1F2328"/>
+          <w:sz w:val="24"/>
+          <w:szCs w:val="24"/>
+        </w:rPr>
+      </w:pPr>
+      <w:r>
+        <w:rPr>
+          <w:rFonts w:ascii="Times New Roman" w:eastAsia="Times New Roman" w:hAnsi="Times New Roman" w:cs="Times New Roman"/>
+          <w:color w:val="1F2328"/>
+          <w:sz w:val="24"/>
+          <w:szCs w:val="24"/>
+        </w:rPr>
+        <w:t>2.</w:t>
+      </w:r>
+      <w:r>
+        <w:rPr>
+          <w:rFonts w:ascii="Times New Roman" w:eastAsia="Times New Roman" w:hAnsi="Times New Roman" w:cs="Times New Roman"/>
+          <w:color w:val="1F2328"/>
+          <w:sz w:val="24"/>
+          <w:szCs w:val="24"/>
+        </w:rPr>
+        <w:tab/>
+        <w:t xml:space="preserve">After the intuitive inference </w:t>
+      </w:r>
+    </w:p>
+    <w:p>
+      <w:pPr>
+        <w:shd w:val="clear" w:color="auto" w:fill="FFFFFF"/>
+        <w:spacing w:after="0" w:line="240" w:lineRule="auto"/>
+        <w:rPr>
+          <w:rFonts w:ascii="Times New Roman" w:eastAsia="Times New Roman" w:hAnsi="Times New Roman" w:cs="Times New Roman"/>
+          <w:color w:val="1F2328"/>
+          <w:sz w:val="24"/>
+          <w:szCs w:val="24"/>
+        </w:rPr>
+      </w:pPr>
+      <w:r>
+        <w:rPr>
+          <w:rFonts w:ascii="Times New Roman" w:eastAsia="Times New Roman" w:hAnsi="Times New Roman" w:cs="Times New Roman"/>
+          <w:color w:val="1F2328"/>
+          <w:sz w:val="24"/>
+          <w:szCs w:val="24"/>
+        </w:rPr>
+        <w:t>After the instruction title, add two subtitles: "deducing safe mines" and "deducing the mines".</w:t>
+      </w:r>
+    </w:p>
+    <w:p>
+      <w:pPr>
+        <w:shd w:val="clear" w:color="auto" w:fill="FFFFFF"/>
+        <w:spacing w:after="0" w:line="240" w:lineRule="auto"/>
+        <w:rPr>
+          <w:rFonts w:ascii="Times New Roman" w:eastAsia="Times New Roman" w:hAnsi="Times New Roman" w:cs="Times New Roman"/>
+          <w:color w:val="1F2328"/>
+          <w:sz w:val="24"/>
+          <w:szCs w:val="24"/>
+        </w:rPr>
+      </w:pPr>
+      <w:r>
+        <w:rPr>
+          <w:rFonts w:ascii="Times New Roman" w:eastAsia="Times New Roman" w:hAnsi="Times New Roman" w:cs="Times New Roman"/>
+          <w:color w:val="1F2328"/>
+          <w:sz w:val="24"/>
+          <w:szCs w:val="24"/>
+        </w:rPr>
+        <w:t>For the game's general format, use white, forest green, and black.</w:t>
+      </w:r>
+    </w:p>
+    <w:p>
+      <w:pPr>
+        <w:shd w:val="clear" w:color="auto" w:fill="FFFFFF"/>
+        <w:spacing w:after="0" w:line="240" w:lineRule="auto"/>
+        <w:jc w:val="center"/>
+        <w:rPr>
+          <w:rFonts w:ascii="Times New Roman" w:eastAsia="Times New Roman" w:hAnsi="Times New Roman" w:cs="Times New Roman"/>
+          <w:color w:val="1F2328"/>
+          <w:sz w:val="24"/>
+          <w:szCs w:val="24"/>
+        </w:rPr>
+      </w:pPr>
+      <w:r>
+        <w:rPr>
+          <w:rFonts w:ascii="Times New Roman" w:eastAsia="Times New Roman" w:hAnsi="Times New Roman" w:cs="Times New Roman"/>
+          <w:color w:val="1F2328"/>
+          <w:sz w:val="24"/>
+          <w:szCs w:val="24"/>
+        </w:rPr>
+        <w:drawing>
+          <wp:inline distT="0" distB="0" distL="0" distR="0" wp14:anchorId="55BBE7FD" wp14:editId="7B481D1E">
+            <wp:extent cx="2460224" cy="2479431"/>
+            <wp:effectExtent l="0" t="0" r="0" b="0"/>
+            <wp:docPr id="14" name="Imagen 14"/>
+            <wp:cNvGraphicFramePr>
+              <a:graphicFrameLocks xmlns:a="http://schemas.openxmlformats.org/drawingml/2006/main" noChangeAspect="1"/>
+            </wp:cNvGraphicFramePr>
+            <a:graphic xmlns:a="http://schemas.openxmlformats.org/drawingml/2006/main">
+              <a:graphicData uri="http://schemas.openxmlformats.org/drawingml/2006/picture">
+                <pic:pic xmlns:pic="http://schemas.openxmlformats.org/drawingml/2006/picture">
+                  <pic:nvPicPr>
+                    <pic:cNvPr id="1" name=""/>
+                    <pic:cNvPicPr/>
+                  </pic:nvPicPr>
+                  <pic:blipFill>
+                    <a:blip r:embed="rId12"/>
+                    <a:stretch>
+                      <a:fillRect/>
+                    </a:stretch>
+                  </pic:blipFill>
+                  <pic:spPr>
+                    <a:xfrm>
+                      <a:off x="0" y="0"/>
+                      <a:ext cx="2465323" cy="2484570"/>
+                    </a:xfrm>
+                    <a:prstGeom prst="rect">
+                      <a:avLst/>
+                    </a:prstGeom>
+                  </pic:spPr>
+                </pic:pic>
+              </a:graphicData>
+            </a:graphic>
+          </wp:inline>
+        </w:drawing>
+      </w:r>
+    </w:p>
+    <w:p>
+      <w:pPr>
+        <w:shd w:val="clear" w:color="auto" w:fill="FFFFFF"/>
+        <w:spacing w:after="0" w:line="240" w:lineRule="auto"/>
+        <w:rPr>
+          <w:rFonts w:ascii="Times New Roman" w:eastAsia="Times New Roman" w:hAnsi="Times New Roman" w:cs="Times New Roman"/>
+          <w:b/>
+          <w:bCs/>
+          <w:color w:val="1F2328"/>
+          <w:sz w:val="24"/>
+          <w:szCs w:val="24"/>
+        </w:rPr>
+      </w:pPr>
+      <w:r>
+        <w:rPr>
+          <w:rFonts w:ascii="Times New Roman" w:eastAsia="Times New Roman" w:hAnsi="Times New Roman" w:cs="Times New Roman"/>
+          <w:b/>
+          <w:bCs/>
+          <w:color w:val="1F2328"/>
+          <w:sz w:val="24"/>
+          <w:szCs w:val="24"/>
+        </w:rPr>
+        <w:t>Prompt #4</w:t>
+      </w:r>
+    </w:p>
+    <w:p>
+      <w:pPr>
+        <w:shd w:val="clear" w:color="auto" w:fill="FFFFFF"/>
+        <w:spacing w:after="0" w:line="240" w:lineRule="auto"/>
+        <w:rPr>
+          <w:rFonts w:ascii="Times New Roman" w:eastAsia="Times New Roman" w:hAnsi="Times New Roman" w:cs="Times New Roman"/>
+          <w:color w:val="1F2328"/>
+          <w:sz w:val="24"/>
+          <w:szCs w:val="24"/>
+        </w:rPr>
+      </w:pPr>
+      <w:r>
+        <w:rPr>
+          <w:rFonts w:ascii="Times New Roman" w:eastAsia="Times New Roman" w:hAnsi="Times New Roman" w:cs="Times New Roman"/>
+          <w:color w:val="1F2328"/>
+          <w:sz w:val="24"/>
+          <w:szCs w:val="24"/>
+        </w:rPr>
+        <w:t xml:space="preserve">Please create an image of the game Minesweeper. In this game, there are two divisions of boxes. One in the left corner that includes, at the top, the title "Minesweeper" with a small subheader "play the grid and watch the knowledge." Under the header, include buttons for each option: restart, flag mode, mines left, difficulty, beginner, intermediate, and expert. After the header title and buttons, add the minesweeper game grid, a 9x9 board. </w:t>
+      </w:r>
+    </w:p>
+    <w:p>
+      <w:pPr>
+        <w:shd w:val="clear" w:color="auto" w:fill="FFFFFF"/>
+        <w:spacing w:after="0" w:line="240" w:lineRule="auto"/>
+        <w:rPr>
+          <w:rFonts w:ascii="Times New Roman" w:eastAsia="Times New Roman" w:hAnsi="Times New Roman" w:cs="Times New Roman"/>
+          <w:color w:val="1F2328"/>
+          <w:sz w:val="24"/>
+          <w:szCs w:val="24"/>
+        </w:rPr>
+      </w:pPr>
+      <w:r>
+        <w:rPr>
+          <w:rFonts w:ascii="Times New Roman" w:eastAsia="Times New Roman" w:hAnsi="Times New Roman" w:cs="Times New Roman"/>
+          <w:color w:val="1F2328"/>
+          <w:sz w:val="24"/>
+          <w:szCs w:val="24"/>
+        </w:rPr>
+        <w:t>Underneath the game, add a box that includes how to play the game &amp; how to read the knowledge panel.</w:t>
+      </w:r>
+    </w:p>
+    <w:p>
+      <w:pPr>
+        <w:shd w:val="clear" w:color="auto" w:fill="FFFFFF"/>
+        <w:spacing w:after="0" w:line="240" w:lineRule="auto"/>
+        <w:rPr>
+          <w:rFonts w:ascii="Times New Roman" w:eastAsia="Times New Roman" w:hAnsi="Times New Roman" w:cs="Times New Roman"/>
+          <w:color w:val="1F2328"/>
+          <w:sz w:val="24"/>
+          <w:szCs w:val="24"/>
+        </w:rPr>
+      </w:pPr>
+      <w:r>
+        <w:rPr>
+          <w:rFonts w:ascii="Times New Roman" w:eastAsia="Times New Roman" w:hAnsi="Times New Roman" w:cs="Times New Roman"/>
+          <w:color w:val="1F2328"/>
+          <w:sz w:val="24"/>
+          <w:szCs w:val="24"/>
+        </w:rPr>
+        <w:t>Now, in the right corner box, the title for this box is “knowledge base. instructions there are three instructions.” Inside this box, there are three titles for instructions</w:t>
+      </w:r>
+    </w:p>
+    <w:p>
+      <w:pPr>
+        <w:shd w:val="clear" w:color="auto" w:fill="FFFFFF"/>
+        <w:spacing w:after="0" w:line="240" w:lineRule="auto"/>
+        <w:rPr>
+          <w:rFonts w:ascii="Times New Roman" w:eastAsia="Times New Roman" w:hAnsi="Times New Roman" w:cs="Times New Roman"/>
+          <w:color w:val="1F2328"/>
+          <w:sz w:val="24"/>
+          <w:szCs w:val="24"/>
+        </w:rPr>
+      </w:pPr>
+      <w:r>
+        <w:rPr>
+          <w:rFonts w:ascii="Times New Roman" w:eastAsia="Times New Roman" w:hAnsi="Times New Roman" w:cs="Times New Roman"/>
+          <w:color w:val="1F2328"/>
+          <w:sz w:val="24"/>
+          <w:szCs w:val="24"/>
+        </w:rPr>
+        <w:t>1.</w:t>
+      </w:r>
+      <w:r>
+        <w:rPr>
+          <w:rFonts w:ascii="Times New Roman" w:eastAsia="Times New Roman" w:hAnsi="Times New Roman" w:cs="Times New Roman"/>
+          <w:color w:val="1F2328"/>
+          <w:sz w:val="24"/>
+          <w:szCs w:val="24"/>
+        </w:rPr>
+        <w:tab/>
+        <w:t>Knowledge from the board.</w:t>
+      </w:r>
+    </w:p>
+    <w:p>
+      <w:pPr>
+        <w:shd w:val="clear" w:color="auto" w:fill="FFFFFF"/>
+        <w:spacing w:after="0" w:line="240" w:lineRule="auto"/>
+        <w:rPr>
+          <w:rFonts w:ascii="Times New Roman" w:eastAsia="Times New Roman" w:hAnsi="Times New Roman" w:cs="Times New Roman"/>
+          <w:color w:val="1F2328"/>
+          <w:sz w:val="24"/>
+          <w:szCs w:val="24"/>
+        </w:rPr>
+      </w:pPr>
+      <w:r>
+        <w:rPr>
+          <w:rFonts w:ascii="Times New Roman" w:eastAsia="Times New Roman" w:hAnsi="Times New Roman" w:cs="Times New Roman"/>
+          <w:color w:val="1F2328"/>
+          <w:sz w:val="24"/>
+          <w:szCs w:val="24"/>
+        </w:rPr>
+        <w:t xml:space="preserve">For this one </w:t>
+      </w:r>
+      <w:proofErr w:type="gramStart"/>
+      <w:r>
+        <w:rPr>
+          <w:rFonts w:ascii="Times New Roman" w:eastAsia="Times New Roman" w:hAnsi="Times New Roman" w:cs="Times New Roman"/>
+          <w:color w:val="1F2328"/>
+          <w:sz w:val="24"/>
+          <w:szCs w:val="24"/>
+        </w:rPr>
+        <w:t>add</w:t>
+      </w:r>
+      <w:proofErr w:type="gramEnd"/>
+      <w:r>
+        <w:rPr>
+          <w:rFonts w:ascii="Times New Roman" w:eastAsia="Times New Roman" w:hAnsi="Times New Roman" w:cs="Times New Roman"/>
+          <w:color w:val="1F2328"/>
+          <w:sz w:val="24"/>
+          <w:szCs w:val="24"/>
+        </w:rPr>
+        <w:t xml:space="preserve"> numbers like “1_0=2” or “1_5, 1_9=2” </w:t>
+      </w:r>
+    </w:p>
+    <w:p>
+      <w:pPr>
+        <w:shd w:val="clear" w:color="auto" w:fill="FFFFFF"/>
+        <w:spacing w:after="0" w:line="240" w:lineRule="auto"/>
+        <w:rPr>
+          <w:rFonts w:ascii="Times New Roman" w:eastAsia="Times New Roman" w:hAnsi="Times New Roman" w:cs="Times New Roman"/>
+          <w:color w:val="1F2328"/>
+          <w:sz w:val="24"/>
+          <w:szCs w:val="24"/>
+        </w:rPr>
+      </w:pPr>
+      <w:r>
+        <w:rPr>
+          <w:rFonts w:ascii="Times New Roman" w:eastAsia="Times New Roman" w:hAnsi="Times New Roman" w:cs="Times New Roman"/>
+          <w:color w:val="1F2328"/>
+          <w:sz w:val="24"/>
+          <w:szCs w:val="24"/>
+        </w:rPr>
+        <w:t>2.</w:t>
+      </w:r>
+      <w:r>
+        <w:rPr>
+          <w:rFonts w:ascii="Times New Roman" w:eastAsia="Times New Roman" w:hAnsi="Times New Roman" w:cs="Times New Roman"/>
+          <w:color w:val="1F2328"/>
+          <w:sz w:val="24"/>
+          <w:szCs w:val="24"/>
+        </w:rPr>
+        <w:tab/>
+        <w:t xml:space="preserve">After the intuitive inference </w:t>
+      </w:r>
+    </w:p>
+    <w:p>
+      <w:pPr>
+        <w:shd w:val="clear" w:color="auto" w:fill="FFFFFF"/>
+        <w:spacing w:after="0" w:line="240" w:lineRule="auto"/>
+        <w:rPr>
+          <w:rFonts w:ascii="Times New Roman" w:eastAsia="Times New Roman" w:hAnsi="Times New Roman" w:cs="Times New Roman"/>
+          <w:color w:val="1F2328"/>
+          <w:sz w:val="24"/>
+          <w:szCs w:val="24"/>
+        </w:rPr>
+      </w:pPr>
+      <w:r>
+        <w:rPr>
+          <w:rFonts w:ascii="Times New Roman" w:eastAsia="Times New Roman" w:hAnsi="Times New Roman" w:cs="Times New Roman"/>
+          <w:color w:val="1F2328"/>
+          <w:sz w:val="24"/>
+          <w:szCs w:val="24"/>
+        </w:rPr>
+        <w:t>After the instruction title, add two subtitles: "deducing safe mines" and "deducing the mines".</w:t>
+      </w:r>
+    </w:p>
+    <w:p>
+      <w:pPr>
+        <w:shd w:val="clear" w:color="auto" w:fill="FFFFFF"/>
+        <w:spacing w:after="0" w:line="240" w:lineRule="auto"/>
+        <w:rPr>
+          <w:rFonts w:ascii="Times New Roman" w:eastAsia="Times New Roman" w:hAnsi="Times New Roman" w:cs="Times New Roman"/>
+          <w:color w:val="1F2328"/>
+          <w:sz w:val="24"/>
+          <w:szCs w:val="24"/>
+        </w:rPr>
+      </w:pPr>
+      <w:r>
+        <w:rPr>
+          <w:rFonts w:ascii="Times New Roman" w:eastAsia="Times New Roman" w:hAnsi="Times New Roman" w:cs="Times New Roman"/>
+          <w:color w:val="1F2328"/>
+          <w:sz w:val="24"/>
+          <w:szCs w:val="24"/>
+        </w:rPr>
+        <w:t>For the game's general format, use white, forest green, and black.</w:t>
+      </w:r>
+    </w:p>
+    <w:p>
+      <w:pPr>
+        <w:shd w:val="clear" w:color="auto" w:fill="FFFFFF"/>
+        <w:spacing w:after="0" w:line="240" w:lineRule="auto"/>
+        <w:rPr>
+          <w:rFonts w:ascii="Times New Roman" w:eastAsia="Times New Roman" w:hAnsi="Times New Roman" w:cs="Times New Roman"/>
+          <w:color w:val="1F2328"/>
+          <w:sz w:val="24"/>
+          <w:szCs w:val="24"/>
+        </w:rPr>
+      </w:pPr>
+    </w:p>
+    <w:p>
+      <w:pPr>
+        <w:shd w:val="clear" w:color="auto" w:fill="FFFFFF"/>
+        <w:spacing w:after="0" w:line="240" w:lineRule="auto"/>
+        <w:jc w:val="center"/>
+        <w:rPr>
+          <w:rFonts w:ascii="Times New Roman" w:eastAsia="Times New Roman" w:hAnsi="Times New Roman" w:cs="Times New Roman"/>
+          <w:color w:val="1F2328"/>
+          <w:sz w:val="24"/>
+          <w:szCs w:val="24"/>
+        </w:rPr>
+      </w:pPr>
+      <w:r>
+        <w:rPr>
+          <w:rFonts w:ascii="Times New Roman" w:eastAsia="Times New Roman" w:hAnsi="Times New Roman" w:cs="Times New Roman"/>
+          <w:color w:val="1F2328"/>
+          <w:sz w:val="24"/>
+          <w:szCs w:val="24"/>
+        </w:rPr>
+        <w:drawing>
+          <wp:inline distT="0" distB="0" distL="0" distR="0" wp14:anchorId="04700862" wp14:editId="263E314A">
+            <wp:extent cx="2584939" cy="2528334"/>
+            <wp:effectExtent l="0" t="0" r="6350" b="5715"/>
+            <wp:docPr id="15" name="Imagen 15"/>
+            <wp:cNvGraphicFramePr>
+              <a:graphicFrameLocks xmlns:a="http://schemas.openxmlformats.org/drawingml/2006/main" noChangeAspect="1"/>
+            </wp:cNvGraphicFramePr>
+            <a:graphic xmlns:a="http://schemas.openxmlformats.org/drawingml/2006/main">
+              <a:graphicData uri="http://schemas.openxmlformats.org/drawingml/2006/picture">
+                <pic:pic xmlns:pic="http://schemas.openxmlformats.org/drawingml/2006/picture">
+                  <pic:nvPicPr>
+                    <pic:cNvPr id="1" name=""/>
+                    <pic:cNvPicPr/>
+                  </pic:nvPicPr>
+                  <pic:blipFill>
+                    <a:blip r:embed="rId13"/>
+                    <a:stretch>
+                      <a:fillRect/>
+                    </a:stretch>
+                  </pic:blipFill>
+                  <pic:spPr>
+                    <a:xfrm>
+                      <a:off x="0" y="0"/>
+                      <a:ext cx="2590165" cy="2533446"/>
+                    </a:xfrm>
+                    <a:prstGeom prst="rect">
+                      <a:avLst/>
+                    </a:prstGeom>
+                  </pic:spPr>
+                </pic:pic>
+              </a:graphicData>
+            </a:graphic>
+          </wp:inline>
+        </w:drawing>
+      </w:r>
+    </w:p>
+    <w:p>
+      <w:pPr>
+        <w:shd w:val="clear" w:color="auto" w:fill="FFFFFF"/>
+        <w:spacing w:after="0" w:line="240" w:lineRule="auto"/>
+        <w:jc w:val="center"/>
+        <w:rPr>
+          <w:rFonts w:ascii="Times New Roman" w:eastAsia="Times New Roman" w:hAnsi="Times New Roman" w:cs="Times New Roman"/>
+          <w:i/>
+          <w:iCs/>
+          <w:color w:val="1F2328"/>
+          <w:sz w:val="24"/>
+          <w:szCs w:val="24"/>
+        </w:rPr>
+      </w:pPr>
+      <w:r>
+        <w:rPr>
+          <w:rFonts w:ascii="Times New Roman" w:eastAsia="Times New Roman" w:hAnsi="Times New Roman" w:cs="Times New Roman"/>
+          <w:i/>
+          <w:iCs/>
+          <w:color w:val="1F2328"/>
+          <w:sz w:val="24"/>
+          <w:szCs w:val="24"/>
+        </w:rPr>
+        <w:t xml:space="preserve">I asked AI to </w:t>
+      </w:r>
+      <w:r>
+        <w:rPr>
+          <w:rFonts w:ascii="Times New Roman" w:eastAsia="Times New Roman" w:hAnsi="Times New Roman" w:cs="Times New Roman"/>
+          <w:i/>
+          <w:iCs/>
+          <w:color w:val="1F2328"/>
+          <w:sz w:val="24"/>
+          <w:szCs w:val="24"/>
+        </w:rPr>
+        <w:t>generate</w:t>
+      </w:r>
+      <w:r>
+        <w:rPr>
+          <w:rFonts w:ascii="Times New Roman" w:eastAsia="Times New Roman" w:hAnsi="Times New Roman" w:cs="Times New Roman"/>
+          <w:i/>
+          <w:iCs/>
+          <w:color w:val="1F2328"/>
+          <w:sz w:val="24"/>
+          <w:szCs w:val="24"/>
+        </w:rPr>
+        <w:t xml:space="preserve"> more options based on the similar ones using the same prompt. These were the best 4 options I got</w:t>
       </w:r>
     </w:p>
     <w:p>
@@ -590,17 +4368,21 @@
           <w:numId w:val="3"/>
         </w:numPr>
         <w:shd w:val="clear" w:color="auto" w:fill="FFFFFF"/>
-        <w:spacing w:before="60" w:after="100" w:afterAutospacing="1" w:line="240" w:lineRule="auto"/>
-        <w:rPr>
-          <w:rFonts w:ascii="Segoe UI" w:eastAsia="Times New Roman" w:hAnsi="Segoe UI" w:cs="Segoe UI"/>
-          <w:color w:val="1F2328"/>
-          <w:sz w:val="24"/>
-          <w:szCs w:val="24"/>
-        </w:rPr>
-      </w:pPr>
-      <w:r>
-        <w:rPr>
-          <w:rFonts w:ascii="Segoe UI" w:eastAsia="Times New Roman" w:hAnsi="Segoe UI" w:cs="Segoe UI"/>
+        <w:spacing w:before="60" w:after="0" w:line="240" w:lineRule="auto"/>
+        <w:rPr>
+          <w:rFonts w:ascii="Times New Roman" w:eastAsia="Times New Roman" w:hAnsi="Times New Roman" w:cs="Times New Roman"/>
+          <w:b/>
+          <w:bCs/>
+          <w:color w:val="1F2328"/>
+          <w:sz w:val="24"/>
+          <w:szCs w:val="24"/>
+        </w:rPr>
+      </w:pPr>
+      <w:r>
+        <w:rPr>
+          <w:rFonts w:ascii="Times New Roman" w:eastAsia="Times New Roman" w:hAnsi="Times New Roman" w:cs="Times New Roman"/>
+          <w:b/>
+          <w:bCs/>
           <w:color w:val="1F2328"/>
           <w:sz w:val="24"/>
           <w:szCs w:val="24"/>
@@ -611,89 +4393,151 @@
     <w:p>
       <w:pPr>
         <w:shd w:val="clear" w:color="auto" w:fill="FFFFFF"/>
-        <w:spacing w:before="360" w:after="240" w:line="240" w:lineRule="auto"/>
+        <w:spacing w:after="0" w:line="240" w:lineRule="auto"/>
+        <w:ind w:firstLine="360"/>
         <w:outlineLvl w:val="2"/>
         <w:rPr>
-          <w:rFonts w:ascii="Segoe UI" w:eastAsia="Times New Roman" w:hAnsi="Segoe UI" w:cs="Segoe UI"/>
-          <w:b/>
-          <w:bCs/>
-          <w:color w:val="1F2328"/>
-          <w:sz w:val="30"/>
-          <w:szCs w:val="30"/>
-        </w:rPr>
-      </w:pPr>
-      <w:r>
-        <w:rPr>
-          <w:rFonts w:ascii="Segoe UI" w:eastAsia="Times New Roman" w:hAnsi="Segoe UI" w:cs="Segoe UI"/>
-          <w:b/>
-          <w:bCs/>
-          <w:color w:val="1F2328"/>
-          <w:sz w:val="30"/>
-          <w:szCs w:val="30"/>
+          <w:rFonts w:ascii="Times New Roman" w:eastAsia="Times New Roman" w:hAnsi="Times New Roman" w:cs="Times New Roman"/>
+          <w:color w:val="1F2328"/>
+          <w:sz w:val="24"/>
+          <w:szCs w:val="24"/>
+        </w:rPr>
+      </w:pPr>
+      <w:r>
+        <w:rPr>
+          <w:rFonts w:ascii="Times New Roman" w:eastAsia="Times New Roman" w:hAnsi="Times New Roman" w:cs="Times New Roman"/>
+          <w:color w:val="1F2328"/>
+          <w:sz w:val="24"/>
+          <w:szCs w:val="24"/>
+        </w:rPr>
+        <w:t>Some of the issues I got from the image AI were related to the layout and the way the grid is divided for the game.</w:t>
+      </w:r>
+    </w:p>
+    <w:p>
+      <w:pPr>
+        <w:shd w:val="clear" w:color="auto" w:fill="FFFFFF"/>
+        <w:spacing w:after="0" w:line="240" w:lineRule="auto"/>
+        <w:ind w:firstLine="720"/>
+        <w:outlineLvl w:val="2"/>
+        <w:rPr>
+          <w:rFonts w:ascii="Times New Roman" w:eastAsia="Times New Roman" w:hAnsi="Times New Roman" w:cs="Times New Roman"/>
+          <w:color w:val="1F2328"/>
+          <w:sz w:val="24"/>
+          <w:szCs w:val="24"/>
+        </w:rPr>
+      </w:pPr>
+      <w:r>
+        <w:rPr>
+          <w:rFonts w:ascii="Times New Roman" w:eastAsia="Times New Roman" w:hAnsi="Times New Roman" w:cs="Times New Roman"/>
+          <w:color w:val="1F2328"/>
+          <w:sz w:val="24"/>
+          <w:szCs w:val="24"/>
+        </w:rPr>
+        <w:t>With DeepAI.org, it was easier to get close to the actual layouts. At the same time, the AI understood the idea of changing the colors and using them to format the game. The code does not organize the ideas correctly; even though I specify "underneath the board game," the AI still puts some stuff beside the game. One of my thoughts was that I needed to add more detail and dimensions so the machine would not confuse left, right, up, or down in every situation.</w:t>
+      </w:r>
+    </w:p>
+    <w:p>
+      <w:pPr>
+        <w:shd w:val="clear" w:color="auto" w:fill="FFFFFF"/>
+        <w:spacing w:after="0" w:line="240" w:lineRule="auto"/>
+        <w:ind w:firstLine="720"/>
+        <w:outlineLvl w:val="2"/>
+        <w:rPr>
+          <w:rFonts w:ascii="Times New Roman" w:eastAsia="Times New Roman" w:hAnsi="Times New Roman" w:cs="Times New Roman"/>
+          <w:color w:val="1F2328"/>
+          <w:sz w:val="24"/>
+          <w:szCs w:val="24"/>
+        </w:rPr>
+      </w:pPr>
+      <w:r>
+        <w:rPr>
+          <w:rFonts w:ascii="Times New Roman" w:eastAsia="Times New Roman" w:hAnsi="Times New Roman" w:cs="Times New Roman"/>
+          <w:color w:val="1F2328"/>
+          <w:sz w:val="24"/>
+          <w:szCs w:val="24"/>
+        </w:rPr>
+        <w:t xml:space="preserve">With Canva, the application is behind how it should be. Canva did not understand most of the prompt. In the first, it did not take into account the colors; it created two games side by side and duplicate buttons that are not supposed to be there. </w:t>
+      </w:r>
+      <w:r>
+        <w:rPr>
+          <w:rFonts w:ascii="Times New Roman" w:eastAsia="Times New Roman" w:hAnsi="Times New Roman" w:cs="Times New Roman"/>
+          <w:color w:val="1F2328"/>
+          <w:sz w:val="24"/>
+          <w:szCs w:val="24"/>
+        </w:rPr>
+        <w:t xml:space="preserve"> </w:t>
+      </w:r>
+      <w:r>
+        <w:rPr>
+          <w:rFonts w:ascii="Times New Roman" w:eastAsia="Times New Roman" w:hAnsi="Times New Roman" w:cs="Times New Roman"/>
+          <w:color w:val="1F2328"/>
+          <w:sz w:val="24"/>
+          <w:szCs w:val="24"/>
+        </w:rPr>
+        <w:t xml:space="preserve">In the last prompt, where I tried to create various types, the AI kept understanding the left and right as opposite. And again, the AI ignores the color formatting for the game, at the same time, I do not think Canva understood what " minesweeper " is </w:t>
+      </w:r>
+    </w:p>
+    <w:p>
+      <w:pPr>
+        <w:shd w:val="clear" w:color="auto" w:fill="FFFFFF"/>
+        <w:spacing w:after="0" w:line="240" w:lineRule="auto"/>
+        <w:ind w:firstLine="720"/>
+        <w:outlineLvl w:val="2"/>
+        <w:rPr>
+          <w:rFonts w:ascii="Times New Roman" w:eastAsia="Times New Roman" w:hAnsi="Times New Roman" w:cs="Times New Roman"/>
+          <w:color w:val="1F2328"/>
+          <w:sz w:val="24"/>
+          <w:szCs w:val="24"/>
+        </w:rPr>
+      </w:pPr>
+      <w:r>
+        <w:rPr>
+          <w:rFonts w:ascii="Times New Roman" w:eastAsia="Times New Roman" w:hAnsi="Times New Roman" w:cs="Times New Roman"/>
+          <w:color w:val="1F2328"/>
+          <w:sz w:val="24"/>
+          <w:szCs w:val="24"/>
+        </w:rPr>
+        <w:t>Overall, some of the images are my fault due to insufficient detail; however, the AI did not identify the dimensions as it should have.</w:t>
+      </w:r>
+    </w:p>
+    <w:p>
+      <w:pPr>
+        <w:shd w:val="clear" w:color="auto" w:fill="FFFFFF"/>
+        <w:spacing w:after="0" w:line="240" w:lineRule="auto"/>
+        <w:ind w:firstLine="720"/>
+        <w:outlineLvl w:val="2"/>
+        <w:rPr>
+          <w:rFonts w:ascii="Times New Roman" w:eastAsia="Times New Roman" w:hAnsi="Times New Roman" w:cs="Times New Roman"/>
+          <w:color w:val="1F2328"/>
+          <w:sz w:val="24"/>
+          <w:szCs w:val="24"/>
+        </w:rPr>
+      </w:pPr>
+    </w:p>
+    <w:p>
+      <w:pPr>
+        <w:shd w:val="clear" w:color="auto" w:fill="FFFFFF"/>
+        <w:spacing w:after="0" w:line="240" w:lineRule="auto"/>
+        <w:outlineLvl w:val="2"/>
+        <w:rPr>
+          <w:rFonts w:ascii="Times New Roman" w:eastAsia="Times New Roman" w:hAnsi="Times New Roman" w:cs="Times New Roman"/>
+          <w:b/>
+          <w:bCs/>
+          <w:color w:val="1F2328"/>
+          <w:sz w:val="40"/>
+          <w:szCs w:val="40"/>
+        </w:rPr>
+      </w:pPr>
+      <w:r>
+        <w:rPr>
+          <w:rFonts w:ascii="Times New Roman" w:eastAsia="Times New Roman" w:hAnsi="Times New Roman" w:cs="Times New Roman"/>
+          <w:b/>
+          <w:bCs/>
+          <w:color w:val="1F2328"/>
+          <w:sz w:val="40"/>
+          <w:szCs w:val="40"/>
         </w:rPr>
         <w:t>C. Notebook LM (15 points)</w:t>
-      </w:r>
-    </w:p>
-    <w:p>
-      <w:pPr>
-        <w:shd w:val="clear" w:color="auto" w:fill="FFFFFF"/>
-        <w:spacing w:after="240" w:line="240" w:lineRule="auto"/>
-        <w:rPr>
-          <w:rFonts w:ascii="Segoe UI" w:eastAsia="Times New Roman" w:hAnsi="Segoe UI" w:cs="Segoe UI"/>
-          <w:color w:val="1F2328"/>
-          <w:sz w:val="24"/>
-          <w:szCs w:val="24"/>
-        </w:rPr>
-      </w:pPr>
-      <w:r>
-        <w:rPr>
-          <w:rFonts w:ascii="Segoe UI" w:eastAsia="Times New Roman" w:hAnsi="Segoe UI" w:cs="Segoe UI"/>
-          <w:color w:val="1F2328"/>
-          <w:sz w:val="24"/>
-          <w:szCs w:val="24"/>
-        </w:rPr>
-        <w:t>Use Notebook LM to create a slide deck (x3 slides), audio overview, or video overview describing your improvement for part A.</w:t>
-      </w:r>
-    </w:p>
-    <w:p>
-      <w:pPr>
-        <w:shd w:val="clear" w:color="auto" w:fill="FFFFFF"/>
-        <w:spacing w:after="240" w:line="240" w:lineRule="auto"/>
-        <w:rPr>
-          <w:rFonts w:ascii="Segoe UI" w:eastAsia="Times New Roman" w:hAnsi="Segoe UI" w:cs="Segoe UI"/>
-          <w:color w:val="1F2328"/>
-          <w:sz w:val="24"/>
-          <w:szCs w:val="24"/>
-        </w:rPr>
-      </w:pPr>
-      <w:r>
-        <w:rPr>
-          <w:rFonts w:ascii="Segoe UI" w:eastAsia="Times New Roman" w:hAnsi="Segoe UI" w:cs="Segoe UI"/>
-          <w:color w:val="1F2328"/>
-          <w:sz w:val="24"/>
-          <w:szCs w:val="24"/>
-        </w:rPr>
-        <w:t>In your </w:t>
-      </w:r>
-      <w:r>
-        <w:rPr>
-          <w:rFonts w:ascii="Segoe UI" w:eastAsia="Times New Roman" w:hAnsi="Segoe UI" w:cs="Segoe UI"/>
-          <w:b/>
-          <w:bCs/>
-          <w:color w:val="1F2328"/>
-          <w:sz w:val="24"/>
-          <w:szCs w:val="24"/>
-        </w:rPr>
-        <w:t>P7 summary document</w:t>
-      </w:r>
-      <w:r>
-        <w:rPr>
-          <w:rFonts w:ascii="Segoe UI" w:eastAsia="Times New Roman" w:hAnsi="Segoe UI" w:cs="Segoe UI"/>
-          <w:color w:val="1F2328"/>
-          <w:sz w:val="24"/>
-          <w:szCs w:val="24"/>
-        </w:rPr>
-        <w:t>* under Part C, include the following:</w:t>
       </w:r>
     </w:p>
     <w:p>
@@ -703,23 +4547,139 @@
           <w:numId w:val="4"/>
         </w:numPr>
         <w:shd w:val="clear" w:color="auto" w:fill="FFFFFF"/>
-        <w:spacing w:before="100" w:beforeAutospacing="1" w:after="100" w:afterAutospacing="1" w:line="240" w:lineRule="auto"/>
-        <w:rPr>
-          <w:rFonts w:ascii="Segoe UI" w:eastAsia="Times New Roman" w:hAnsi="Segoe UI" w:cs="Segoe UI"/>
-          <w:color w:val="1F2328"/>
-          <w:sz w:val="24"/>
-          <w:szCs w:val="24"/>
-        </w:rPr>
-      </w:pPr>
-      <w:r>
-        <w:rPr>
-          <w:rFonts w:ascii="Segoe UI" w:eastAsia="Times New Roman" w:hAnsi="Segoe UI" w:cs="Segoe UI"/>
+        <w:spacing w:after="0" w:line="240" w:lineRule="auto"/>
+        <w:rPr>
+          <w:rFonts w:ascii="Times New Roman" w:eastAsia="Times New Roman" w:hAnsi="Times New Roman" w:cs="Times New Roman"/>
+          <w:b/>
+          <w:bCs/>
+          <w:color w:val="1F2328"/>
+          <w:sz w:val="24"/>
+          <w:szCs w:val="24"/>
+        </w:rPr>
+      </w:pPr>
+      <w:r>
+        <w:rPr>
+          <w:rFonts w:ascii="Times New Roman" w:eastAsia="Times New Roman" w:hAnsi="Times New Roman" w:cs="Times New Roman"/>
+          <w:b/>
+          <w:bCs/>
           <w:color w:val="1F2328"/>
           <w:sz w:val="24"/>
           <w:szCs w:val="24"/>
         </w:rPr>
         <w:t>List the prompt(s) you used</w:t>
       </w:r>
+    </w:p>
+    <w:p>
+      <w:pPr>
+        <w:shd w:val="clear" w:color="auto" w:fill="FFFFFF"/>
+        <w:spacing w:after="0" w:line="240" w:lineRule="auto"/>
+        <w:rPr>
+          <w:rFonts w:ascii="Times New Roman" w:eastAsia="Times New Roman" w:hAnsi="Times New Roman" w:cs="Times New Roman"/>
+          <w:b/>
+          <w:bCs/>
+          <w:color w:val="1F2328"/>
+          <w:sz w:val="24"/>
+          <w:szCs w:val="24"/>
+        </w:rPr>
+      </w:pPr>
+    </w:p>
+    <w:p>
+      <w:pPr>
+        <w:shd w:val="clear" w:color="auto" w:fill="FFFFFF"/>
+        <w:spacing w:after="0" w:line="240" w:lineRule="auto"/>
+        <w:rPr>
+          <w:rFonts w:ascii="Times New Roman" w:eastAsia="Times New Roman" w:hAnsi="Times New Roman" w:cs="Times New Roman"/>
+          <w:b/>
+          <w:bCs/>
+          <w:color w:val="1F2328"/>
+          <w:sz w:val="24"/>
+          <w:szCs w:val="24"/>
+        </w:rPr>
+      </w:pPr>
+    </w:p>
+    <w:p>
+      <w:pPr>
+        <w:shd w:val="clear" w:color="auto" w:fill="FFFFFF"/>
+        <w:spacing w:after="0" w:line="240" w:lineRule="auto"/>
+        <w:rPr>
+          <w:rFonts w:ascii="Times New Roman" w:eastAsia="Times New Roman" w:hAnsi="Times New Roman" w:cs="Times New Roman"/>
+          <w:b/>
+          <w:bCs/>
+          <w:color w:val="1F2328"/>
+          <w:sz w:val="24"/>
+          <w:szCs w:val="24"/>
+        </w:rPr>
+      </w:pPr>
+    </w:p>
+    <w:p>
+      <w:pPr>
+        <w:shd w:val="clear" w:color="auto" w:fill="FFFFFF"/>
+        <w:spacing w:after="0" w:line="240" w:lineRule="auto"/>
+        <w:rPr>
+          <w:rFonts w:ascii="Times New Roman" w:eastAsia="Times New Roman" w:hAnsi="Times New Roman" w:cs="Times New Roman"/>
+          <w:b/>
+          <w:bCs/>
+          <w:color w:val="1F2328"/>
+          <w:sz w:val="24"/>
+          <w:szCs w:val="24"/>
+        </w:rPr>
+      </w:pPr>
+    </w:p>
+    <w:p>
+      <w:pPr>
+        <w:shd w:val="clear" w:color="auto" w:fill="FFFFFF"/>
+        <w:spacing w:after="0" w:line="240" w:lineRule="auto"/>
+        <w:rPr>
+          <w:rFonts w:ascii="Times New Roman" w:eastAsia="Times New Roman" w:hAnsi="Times New Roman" w:cs="Times New Roman"/>
+          <w:b/>
+          <w:bCs/>
+          <w:color w:val="1F2328"/>
+          <w:sz w:val="24"/>
+          <w:szCs w:val="24"/>
+        </w:rPr>
+      </w:pPr>
+    </w:p>
+    <w:p>
+      <w:pPr>
+        <w:shd w:val="clear" w:color="auto" w:fill="FFFFFF"/>
+        <w:spacing w:after="0" w:line="240" w:lineRule="auto"/>
+        <w:rPr>
+          <w:rFonts w:ascii="Times New Roman" w:eastAsia="Times New Roman" w:hAnsi="Times New Roman" w:cs="Times New Roman"/>
+          <w:b/>
+          <w:bCs/>
+          <w:color w:val="1F2328"/>
+          <w:sz w:val="24"/>
+          <w:szCs w:val="24"/>
+        </w:rPr>
+      </w:pPr>
+    </w:p>
+    <w:p>
+      <w:pPr>
+        <w:shd w:val="clear" w:color="auto" w:fill="FFFFFF"/>
+        <w:spacing w:after="0" w:line="240" w:lineRule="auto"/>
+        <w:rPr>
+          <w:rFonts w:ascii="Times New Roman" w:eastAsia="Times New Roman" w:hAnsi="Times New Roman" w:cs="Times New Roman"/>
+          <w:b/>
+          <w:bCs/>
+          <w:color w:val="1F2328"/>
+          <w:sz w:val="24"/>
+          <w:szCs w:val="24"/>
+        </w:rPr>
+      </w:pPr>
+    </w:p>
+    <w:p>
+      <w:pPr>
+        <w:shd w:val="clear" w:color="auto" w:fill="FFFFFF"/>
+        <w:spacing w:after="0" w:line="240" w:lineRule="auto"/>
+        <w:rPr>
+          <w:rFonts w:ascii="Times New Roman" w:eastAsia="Times New Roman" w:hAnsi="Times New Roman" w:cs="Times New Roman"/>
+          <w:b/>
+          <w:bCs/>
+          <w:color w:val="1F2328"/>
+          <w:sz w:val="24"/>
+          <w:szCs w:val="24"/>
+        </w:rPr>
+      </w:pPr>
     </w:p>
     <w:p>
       <w:pPr>
@@ -728,23 +4688,278 @@
           <w:numId w:val="4"/>
         </w:numPr>
         <w:shd w:val="clear" w:color="auto" w:fill="FFFFFF"/>
-        <w:spacing w:before="60" w:after="100" w:afterAutospacing="1" w:line="240" w:lineRule="auto"/>
-        <w:rPr>
-          <w:rFonts w:ascii="Segoe UI" w:eastAsia="Times New Roman" w:hAnsi="Segoe UI" w:cs="Segoe UI"/>
-          <w:color w:val="1F2328"/>
-          <w:sz w:val="24"/>
-          <w:szCs w:val="24"/>
-        </w:rPr>
-      </w:pPr>
-      <w:r>
-        <w:rPr>
-          <w:rFonts w:ascii="Segoe UI" w:eastAsia="Times New Roman" w:hAnsi="Segoe UI" w:cs="Segoe UI"/>
-          <w:color w:val="1F2328"/>
-          <w:sz w:val="24"/>
-          <w:szCs w:val="24"/>
-        </w:rPr>
+        <w:spacing w:after="0" w:line="240" w:lineRule="auto"/>
+        <w:rPr>
+          <w:rFonts w:ascii="Times New Roman" w:eastAsia="Times New Roman" w:hAnsi="Times New Roman" w:cs="Times New Roman"/>
+          <w:b/>
+          <w:bCs/>
+          <w:color w:val="1F2328"/>
+          <w:sz w:val="24"/>
+          <w:szCs w:val="24"/>
+        </w:rPr>
+      </w:pPr>
+      <w:r>
+        <w:rPr>
+          <w:rFonts w:ascii="Times New Roman" w:eastAsia="Times New Roman" w:hAnsi="Times New Roman" w:cs="Times New Roman"/>
+          <w:b/>
+          <w:bCs/>
+          <w:color w:val="1F2328"/>
+          <w:sz w:val="24"/>
+          <w:szCs w:val="24"/>
+        </w:rPr>
+        <w:lastRenderedPageBreak/>
         <w:t>List the resources you uploaded</w:t>
       </w:r>
+    </w:p>
+    <w:p>
+      <w:pPr>
+        <w:pStyle w:val="Prrafodelista"/>
+        <w:rPr>
+          <w:rFonts w:ascii="Times New Roman" w:eastAsia="Times New Roman" w:hAnsi="Times New Roman" w:cs="Times New Roman"/>
+          <w:b/>
+          <w:bCs/>
+          <w:color w:val="1F2328"/>
+          <w:sz w:val="24"/>
+          <w:szCs w:val="24"/>
+        </w:rPr>
+      </w:pPr>
+    </w:p>
+    <w:p>
+      <w:pPr>
+        <w:pStyle w:val="Prrafodelista"/>
+        <w:rPr>
+          <w:rFonts w:ascii="Times New Roman" w:eastAsia="Times New Roman" w:hAnsi="Times New Roman" w:cs="Times New Roman"/>
+          <w:color w:val="1F2328"/>
+          <w:sz w:val="24"/>
+          <w:szCs w:val="24"/>
+        </w:rPr>
+      </w:pPr>
+      <w:r>
+        <w:rPr>
+          <w:rFonts w:ascii="Times New Roman" w:eastAsia="Times New Roman" w:hAnsi="Times New Roman" w:cs="Times New Roman"/>
+          <w:color w:val="1F2328"/>
+          <w:sz w:val="24"/>
+          <w:szCs w:val="24"/>
+        </w:rPr>
+        <w:t xml:space="preserve">My list of resources is from the Harvard course Minesweeper and the knowledge topic. </w:t>
+      </w:r>
+    </w:p>
+    <w:p>
+      <w:pPr>
+        <w:pStyle w:val="Prrafodelista"/>
+        <w:rPr>
+          <w:rFonts w:ascii="Times New Roman" w:eastAsia="Times New Roman" w:hAnsi="Times New Roman" w:cs="Times New Roman"/>
+          <w:b/>
+          <w:bCs/>
+          <w:color w:val="1F2328"/>
+          <w:sz w:val="24"/>
+          <w:szCs w:val="24"/>
+        </w:rPr>
+      </w:pPr>
+      <w:r>
+        <w:rPr>
+          <w:rFonts w:ascii="Times New Roman" w:eastAsia="Times New Roman" w:hAnsi="Times New Roman" w:cs="Times New Roman"/>
+          <w:color w:val="1F2328"/>
+          <w:sz w:val="24"/>
+          <w:szCs w:val="24"/>
+        </w:rPr>
+        <w:t>The “</w:t>
+      </w:r>
+      <w:proofErr w:type="spellStart"/>
+      <w:r>
+        <w:rPr>
+          <w:rFonts w:ascii="Times New Roman" w:eastAsia="Times New Roman" w:hAnsi="Times New Roman" w:cs="Times New Roman"/>
+          <w:color w:val="1F2328"/>
+          <w:sz w:val="24"/>
+          <w:szCs w:val="24"/>
+        </w:rPr>
+        <w:t>Texto</w:t>
+      </w:r>
+      <w:proofErr w:type="spellEnd"/>
+      <w:r>
+        <w:rPr>
+          <w:rFonts w:ascii="Times New Roman" w:eastAsia="Times New Roman" w:hAnsi="Times New Roman" w:cs="Times New Roman"/>
+          <w:color w:val="1F2328"/>
+          <w:sz w:val="24"/>
+          <w:szCs w:val="24"/>
+        </w:rPr>
+        <w:t xml:space="preserve"> </w:t>
+      </w:r>
+      <w:proofErr w:type="spellStart"/>
+      <w:r>
+        <w:rPr>
+          <w:rFonts w:ascii="Times New Roman" w:eastAsia="Times New Roman" w:hAnsi="Times New Roman" w:cs="Times New Roman"/>
+          <w:color w:val="1F2328"/>
+          <w:sz w:val="24"/>
+          <w:szCs w:val="24"/>
+        </w:rPr>
+        <w:t>pegado</w:t>
+      </w:r>
+      <w:proofErr w:type="spellEnd"/>
+      <w:r>
+        <w:rPr>
+          <w:rFonts w:ascii="Times New Roman" w:eastAsia="Times New Roman" w:hAnsi="Times New Roman" w:cs="Times New Roman"/>
+          <w:color w:val="1F2328"/>
+          <w:sz w:val="24"/>
+          <w:szCs w:val="24"/>
+        </w:rPr>
+        <w:t>,” which means text copied, is the whole minesweeper_gui.py</w:t>
+      </w:r>
+    </w:p>
+    <w:p>
+      <w:pPr>
+        <w:pStyle w:val="Prrafodelista"/>
+        <w:rPr>
+          <w:rFonts w:ascii="Times New Roman" w:eastAsia="Times New Roman" w:hAnsi="Times New Roman" w:cs="Times New Roman"/>
+          <w:b/>
+          <w:bCs/>
+          <w:color w:val="1F2328"/>
+          <w:sz w:val="24"/>
+          <w:szCs w:val="24"/>
+        </w:rPr>
+      </w:pPr>
+    </w:p>
+    <w:p>
+      <w:pPr>
+        <w:pStyle w:val="Prrafodelista"/>
+        <w:rPr>
+          <w:rFonts w:ascii="Times New Roman" w:eastAsia="Times New Roman" w:hAnsi="Times New Roman" w:cs="Times New Roman"/>
+          <w:b/>
+          <w:bCs/>
+          <w:color w:val="1F2328"/>
+          <w:sz w:val="24"/>
+          <w:szCs w:val="24"/>
+        </w:rPr>
+      </w:pPr>
+    </w:p>
+    <w:p>
+      <w:pPr>
+        <w:pStyle w:val="Prrafodelista"/>
+        <w:rPr>
+          <w:rFonts w:ascii="Times New Roman" w:eastAsia="Times New Roman" w:hAnsi="Times New Roman" w:cs="Times New Roman"/>
+          <w:b/>
+          <w:bCs/>
+          <w:color w:val="1F2328"/>
+          <w:sz w:val="24"/>
+          <w:szCs w:val="24"/>
+        </w:rPr>
+      </w:pPr>
+    </w:p>
+    <w:p>
+      <w:pPr>
+        <w:pStyle w:val="Prrafodelista"/>
+        <w:rPr>
+          <w:rFonts w:ascii="Times New Roman" w:eastAsia="Times New Roman" w:hAnsi="Times New Roman" w:cs="Times New Roman"/>
+          <w:b/>
+          <w:bCs/>
+          <w:color w:val="1F2328"/>
+          <w:sz w:val="24"/>
+          <w:szCs w:val="24"/>
+        </w:rPr>
+      </w:pPr>
+    </w:p>
+    <w:p>
+      <w:pPr>
+        <w:pStyle w:val="Prrafodelista"/>
+        <w:rPr>
+          <w:rFonts w:ascii="Times New Roman" w:eastAsia="Times New Roman" w:hAnsi="Times New Roman" w:cs="Times New Roman"/>
+          <w:b/>
+          <w:bCs/>
+          <w:color w:val="1F2328"/>
+          <w:sz w:val="24"/>
+          <w:szCs w:val="24"/>
+        </w:rPr>
+      </w:pPr>
+    </w:p>
+    <w:p>
+      <w:pPr>
+        <w:pStyle w:val="Prrafodelista"/>
+        <w:rPr>
+          <w:rFonts w:ascii="Times New Roman" w:eastAsia="Times New Roman" w:hAnsi="Times New Roman" w:cs="Times New Roman"/>
+          <w:b/>
+          <w:bCs/>
+          <w:color w:val="1F2328"/>
+          <w:sz w:val="24"/>
+          <w:szCs w:val="24"/>
+        </w:rPr>
+      </w:pPr>
+    </w:p>
+    <w:p>
+      <w:pPr>
+        <w:rPr>
+          <w:rFonts w:ascii="Times New Roman" w:eastAsia="Times New Roman" w:hAnsi="Times New Roman" w:cs="Times New Roman"/>
+          <w:b/>
+          <w:bCs/>
+          <w:color w:val="1F2328"/>
+          <w:sz w:val="24"/>
+          <w:szCs w:val="24"/>
+        </w:rPr>
+      </w:pPr>
+      <w:r>
+        <w:drawing>
+          <wp:anchor distT="0" distB="0" distL="114300" distR="114300" simplePos="0" relativeHeight="251663360" behindDoc="0" locked="0" layoutInCell="1" allowOverlap="1" wp14:anchorId="3C2C1B16" wp14:editId="21B37F04">
+            <wp:simplePos x="0" y="0"/>
+            <wp:positionH relativeFrom="margin">
+              <wp:posOffset>235527</wp:posOffset>
+            </wp:positionH>
+            <wp:positionV relativeFrom="margin">
+              <wp:posOffset>249382</wp:posOffset>
+            </wp:positionV>
+            <wp:extent cx="1862760" cy="2251364"/>
+            <wp:effectExtent l="0" t="0" r="4445" b="0"/>
+            <wp:wrapSquare wrapText="bothSides"/>
+            <wp:docPr id="16" name="Imagen 16"/>
+            <wp:cNvGraphicFramePr>
+              <a:graphicFrameLocks xmlns:a="http://schemas.openxmlformats.org/drawingml/2006/main" noChangeAspect="1"/>
+            </wp:cNvGraphicFramePr>
+            <a:graphic xmlns:a="http://schemas.openxmlformats.org/drawingml/2006/main">
+              <a:graphicData uri="http://schemas.openxmlformats.org/drawingml/2006/picture">
+                <pic:pic xmlns:pic="http://schemas.openxmlformats.org/drawingml/2006/picture">
+                  <pic:nvPicPr>
+                    <pic:cNvPr id="1" name=""/>
+                    <pic:cNvPicPr/>
+                  </pic:nvPicPr>
+                  <pic:blipFill>
+                    <a:blip r:embed="rId14">
+                      <a:extLst>
+                        <a:ext uri="{28A0092B-C50C-407E-A947-70E740481C1C}">
+                          <a14:useLocalDpi xmlns:a14="http://schemas.microsoft.com/office/drawing/2010/main" val="0"/>
+                        </a:ext>
+                      </a:extLst>
+                    </a:blip>
+                    <a:stretch>
+                      <a:fillRect/>
+                    </a:stretch>
+                  </pic:blipFill>
+                  <pic:spPr>
+                    <a:xfrm>
+                      <a:off x="0" y="0"/>
+                      <a:ext cx="1862760" cy="2251364"/>
+                    </a:xfrm>
+                    <a:prstGeom prst="rect">
+                      <a:avLst/>
+                    </a:prstGeom>
+                  </pic:spPr>
+                </pic:pic>
+              </a:graphicData>
+            </a:graphic>
+          </wp:anchor>
+        </w:drawing>
+      </w:r>
+    </w:p>
+    <w:p>
+      <w:pPr>
+        <w:shd w:val="clear" w:color="auto" w:fill="FFFFFF"/>
+        <w:spacing w:after="0" w:line="240" w:lineRule="auto"/>
+        <w:rPr>
+          <w:rFonts w:ascii="Times New Roman" w:eastAsia="Times New Roman" w:hAnsi="Times New Roman" w:cs="Times New Roman"/>
+          <w:b/>
+          <w:bCs/>
+          <w:color w:val="1F2328"/>
+          <w:sz w:val="24"/>
+          <w:szCs w:val="24"/>
+        </w:rPr>
+      </w:pPr>
     </w:p>
     <w:p>
       <w:pPr>
@@ -753,22 +4968,62 @@
           <w:numId w:val="4"/>
         </w:numPr>
         <w:shd w:val="clear" w:color="auto" w:fill="FFFFFF"/>
-        <w:spacing w:before="60" w:after="100" w:afterAutospacing="1" w:line="240" w:lineRule="auto"/>
-        <w:rPr>
-          <w:rFonts w:ascii="Segoe UI" w:eastAsia="Times New Roman" w:hAnsi="Segoe UI" w:cs="Segoe UI"/>
-          <w:color w:val="1F2328"/>
-          <w:sz w:val="24"/>
-          <w:szCs w:val="24"/>
-        </w:rPr>
-      </w:pPr>
-      <w:r>
-        <w:rPr>
-          <w:rFonts w:ascii="Segoe UI" w:eastAsia="Times New Roman" w:hAnsi="Segoe UI" w:cs="Segoe UI"/>
+        <w:spacing w:after="0" w:line="240" w:lineRule="auto"/>
+        <w:rPr>
+          <w:rFonts w:ascii="Times New Roman" w:eastAsia="Times New Roman" w:hAnsi="Times New Roman" w:cs="Times New Roman"/>
+          <w:b/>
+          <w:bCs/>
+          <w:color w:val="1F2328"/>
+          <w:sz w:val="24"/>
+          <w:szCs w:val="24"/>
+        </w:rPr>
+      </w:pPr>
+      <w:r>
+        <w:rPr>
+          <w:rFonts w:ascii="Times New Roman" w:eastAsia="Times New Roman" w:hAnsi="Times New Roman" w:cs="Times New Roman"/>
+          <w:b/>
+          <w:bCs/>
           <w:color w:val="1F2328"/>
           <w:sz w:val="24"/>
           <w:szCs w:val="24"/>
         </w:rPr>
         <w:t>Describe any issues or problems you encountered</w:t>
+      </w:r>
+    </w:p>
+    <w:p>
+      <w:pPr>
+        <w:spacing w:after="0"/>
+        <w:rPr>
+          <w:rFonts w:ascii="Times New Roman" w:hAnsi="Times New Roman" w:cs="Times New Roman"/>
+          <w:sz w:val="24"/>
+          <w:szCs w:val="24"/>
+        </w:rPr>
+      </w:pPr>
+      <w:r>
+        <w:rPr>
+          <w:rFonts w:ascii="Times New Roman" w:hAnsi="Times New Roman" w:cs="Times New Roman"/>
+          <w:sz w:val="24"/>
+          <w:szCs w:val="24"/>
+        </w:rPr>
+        <w:t xml:space="preserve">My first issue was that the whole presentation was in Spanish instead of English. Even though all my </w:t>
+      </w:r>
+      <w:proofErr w:type="spellStart"/>
+      <w:r>
+        <w:rPr>
+          <w:rFonts w:ascii="Times New Roman" w:hAnsi="Times New Roman" w:cs="Times New Roman"/>
+          <w:sz w:val="24"/>
+          <w:szCs w:val="24"/>
+        </w:rPr>
+        <w:t>promps</w:t>
+      </w:r>
+      <w:proofErr w:type="spellEnd"/>
+      <w:r>
+        <w:rPr>
+          <w:rFonts w:ascii="Times New Roman" w:hAnsi="Times New Roman" w:cs="Times New Roman"/>
+          <w:sz w:val="24"/>
+          <w:szCs w:val="24"/>
+        </w:rPr>
+        <w:t xml:space="preserve"> have been in English.</w:t>
       </w:r>
     </w:p>
     <w:p>
@@ -794,6 +5049,95 @@
 <file path=word/numbering.xml><?xml version="1.0" encoding="utf-8"?>
 <w:numbering xmlns:wpc="http://schemas.microsoft.com/office/word/2010/wordprocessingCanvas" xmlns:cx="http://schemas.microsoft.com/office/drawing/2014/chartex" xmlns:cx1="http://schemas.microsoft.com/office/drawing/2015/9/8/chartex" xmlns:cx2="http://schemas.microsoft.com/office/drawing/2015/10/21/chartex" xmlns:cx3="http://schemas.microsoft.com/office/drawing/2016/5/9/chartex" xmlns:cx4="http://schemas.microsoft.com/office/drawing/2016/5/10/chartex" xmlns:cx5="http://schemas.microsoft.com/office/drawing/2016/5/11/chartex" xmlns:cx6="http://schemas.microsoft.com/office/drawing/2016/5/12/chartex" xmlns:cx7="http://schemas.microsoft.com/office/drawing/2016/5/13/chartex" xmlns:cx8="http://schemas.microsoft.com/office/drawing/2016/5/14/chartex" xmlns:mc="http://schemas.openxmlformats.org/markup-compatibility/2006" xmlns:aink="http://schemas.microsoft.com/office/drawing/2016/ink" xmlns:am3d="http://schemas.microsoft.com/office/drawing/2017/model3d" xmlns:o="urn:schemas-microsoft-com:office:office" xmlns:r="http://schemas.openxmlformats.org/officeDocument/2006/relationships" xmlns:m="http://schemas.openxmlformats.org/officeDocument/2006/math" xmlns:v="urn:schemas-microsoft-com:vml" xmlns:wp14="http://schemas.microsoft.com/office/word/2010/wordprocessingDrawing" xmlns:wp="http://schemas.openxmlformats.org/drawingml/2006/wordprocessingDrawing" xmlns:w10="urn:schemas-microsoft-com:office:word" xmlns:w="http://schemas.openxmlformats.org/wordprocessingml/2006/main" xmlns:w14="http://schemas.microsoft.com/office/word/2010/wordml" xmlns:w15="http://schemas.microsoft.com/office/word/2012/wordml" xmlns:w16cex="http://schemas.microsoft.com/office/word/2018/wordml/cex" xmlns:w16cid="http://schemas.microsoft.com/office/word/2016/wordml/cid" xmlns:w16="http://schemas.microsoft.com/office/word/2018/wordml" xmlns:w16sdtdh="http://schemas.microsoft.com/office/word/2020/wordml/sdtdatahash" xmlns:w16se="http://schemas.microsoft.com/office/word/2015/wordml/symex" xmlns:wpg="http://schemas.microsoft.com/office/word/2010/wordprocessingGroup" xmlns:wpi="http://schemas.microsoft.com/office/word/2010/wordprocessingInk" xmlns:wne="http://schemas.microsoft.com/office/word/2006/wordml" xmlns:wps="http://schemas.microsoft.com/office/word/2010/wordprocessingShape" mc:Ignorable="w14 w15 w16se w16cid w16 w16cex w16sdtdh wp14">
   <w:abstractNum w:abstractNumId="0" w15:restartNumberingAfterBreak="0">
+    <w:nsid w:val="15714D93"/>
+    <w:multiLevelType w:val="hybridMultilevel"/>
+    <w:tmpl w:val="4056AD3E"/>
+    <w:lvl w:ilvl="0" w:tplc="0409000F">
+      <w:start w:val="1"/>
+      <w:numFmt w:val="decimal"/>
+      <w:lvlText w:val="%1."/>
+      <w:lvlJc w:val="left"/>
+      <w:pPr>
+        <w:ind w:left="720" w:hanging="360"/>
+      </w:pPr>
+      <w:rPr>
+        <w:rFonts w:hint="default"/>
+      </w:rPr>
+    </w:lvl>
+    <w:lvl w:ilvl="1" w:tplc="04090019" w:tentative="1">
+      <w:start w:val="1"/>
+      <w:numFmt w:val="lowerLetter"/>
+      <w:lvlText w:val="%2."/>
+      <w:lvlJc w:val="left"/>
+      <w:pPr>
+        <w:ind w:left="1440" w:hanging="360"/>
+      </w:pPr>
+    </w:lvl>
+    <w:lvl w:ilvl="2" w:tplc="0409001B" w:tentative="1">
+      <w:start w:val="1"/>
+      <w:numFmt w:val="lowerRoman"/>
+      <w:lvlText w:val="%3."/>
+      <w:lvlJc w:val="right"/>
+      <w:pPr>
+        <w:ind w:left="2160" w:hanging="180"/>
+      </w:pPr>
+    </w:lvl>
+    <w:lvl w:ilvl="3" w:tplc="0409000F" w:tentative="1">
+      <w:start w:val="1"/>
+      <w:numFmt w:val="decimal"/>
+      <w:lvlText w:val="%4."/>
+      <w:lvlJc w:val="left"/>
+      <w:pPr>
+        <w:ind w:left="2880" w:hanging="360"/>
+      </w:pPr>
+    </w:lvl>
+    <w:lvl w:ilvl="4" w:tplc="04090019" w:tentative="1">
+      <w:start w:val="1"/>
+      <w:numFmt w:val="lowerLetter"/>
+      <w:lvlText w:val="%5."/>
+      <w:lvlJc w:val="left"/>
+      <w:pPr>
+        <w:ind w:left="3600" w:hanging="360"/>
+      </w:pPr>
+    </w:lvl>
+    <w:lvl w:ilvl="5" w:tplc="0409001B" w:tentative="1">
+      <w:start w:val="1"/>
+      <w:numFmt w:val="lowerRoman"/>
+      <w:lvlText w:val="%6."/>
+      <w:lvlJc w:val="right"/>
+      <w:pPr>
+        <w:ind w:left="4320" w:hanging="180"/>
+      </w:pPr>
+    </w:lvl>
+    <w:lvl w:ilvl="6" w:tplc="0409000F" w:tentative="1">
+      <w:start w:val="1"/>
+      <w:numFmt w:val="decimal"/>
+      <w:lvlText w:val="%7."/>
+      <w:lvlJc w:val="left"/>
+      <w:pPr>
+        <w:ind w:left="5040" w:hanging="360"/>
+      </w:pPr>
+    </w:lvl>
+    <w:lvl w:ilvl="7" w:tplc="04090019" w:tentative="1">
+      <w:start w:val="1"/>
+      <w:numFmt w:val="lowerLetter"/>
+      <w:lvlText w:val="%8."/>
+      <w:lvlJc w:val="left"/>
+      <w:pPr>
+        <w:ind w:left="5760" w:hanging="360"/>
+      </w:pPr>
+    </w:lvl>
+    <w:lvl w:ilvl="8" w:tplc="0409001B" w:tentative="1">
+      <w:start w:val="1"/>
+      <w:numFmt w:val="lowerRoman"/>
+      <w:lvlText w:val="%9."/>
+      <w:lvlJc w:val="right"/>
+      <w:pPr>
+        <w:ind w:left="6480" w:hanging="180"/>
+      </w:pPr>
+    </w:lvl>
+  </w:abstractNum>
+  <w:abstractNum w:abstractNumId="1" w15:restartNumberingAfterBreak="0">
     <w:nsid w:val="2B9E01A1"/>
     <w:multiLevelType w:val="multilevel"/>
     <w:tmpl w:val="5B5C5E62"/>
@@ -906,7 +5250,96 @@
       </w:pPr>
     </w:lvl>
   </w:abstractNum>
-  <w:abstractNum w:abstractNumId="1" w15:restartNumberingAfterBreak="0">
+  <w:abstractNum w:abstractNumId="2" w15:restartNumberingAfterBreak="0">
+    <w:nsid w:val="33D941FA"/>
+    <w:multiLevelType w:val="hybridMultilevel"/>
+    <w:tmpl w:val="D88401A6"/>
+    <w:lvl w:ilvl="0" w:tplc="0409000F">
+      <w:start w:val="1"/>
+      <w:numFmt w:val="decimal"/>
+      <w:lvlText w:val="%1."/>
+      <w:lvlJc w:val="left"/>
+      <w:pPr>
+        <w:ind w:left="720" w:hanging="360"/>
+      </w:pPr>
+      <w:rPr>
+        <w:rFonts w:hint="default"/>
+      </w:rPr>
+    </w:lvl>
+    <w:lvl w:ilvl="1" w:tplc="04090019" w:tentative="1">
+      <w:start w:val="1"/>
+      <w:numFmt w:val="lowerLetter"/>
+      <w:lvlText w:val="%2."/>
+      <w:lvlJc w:val="left"/>
+      <w:pPr>
+        <w:ind w:left="1440" w:hanging="360"/>
+      </w:pPr>
+    </w:lvl>
+    <w:lvl w:ilvl="2" w:tplc="0409001B" w:tentative="1">
+      <w:start w:val="1"/>
+      <w:numFmt w:val="lowerRoman"/>
+      <w:lvlText w:val="%3."/>
+      <w:lvlJc w:val="right"/>
+      <w:pPr>
+        <w:ind w:left="2160" w:hanging="180"/>
+      </w:pPr>
+    </w:lvl>
+    <w:lvl w:ilvl="3" w:tplc="0409000F" w:tentative="1">
+      <w:start w:val="1"/>
+      <w:numFmt w:val="decimal"/>
+      <w:lvlText w:val="%4."/>
+      <w:lvlJc w:val="left"/>
+      <w:pPr>
+        <w:ind w:left="2880" w:hanging="360"/>
+      </w:pPr>
+    </w:lvl>
+    <w:lvl w:ilvl="4" w:tplc="04090019" w:tentative="1">
+      <w:start w:val="1"/>
+      <w:numFmt w:val="lowerLetter"/>
+      <w:lvlText w:val="%5."/>
+      <w:lvlJc w:val="left"/>
+      <w:pPr>
+        <w:ind w:left="3600" w:hanging="360"/>
+      </w:pPr>
+    </w:lvl>
+    <w:lvl w:ilvl="5" w:tplc="0409001B" w:tentative="1">
+      <w:start w:val="1"/>
+      <w:numFmt w:val="lowerRoman"/>
+      <w:lvlText w:val="%6."/>
+      <w:lvlJc w:val="right"/>
+      <w:pPr>
+        <w:ind w:left="4320" w:hanging="180"/>
+      </w:pPr>
+    </w:lvl>
+    <w:lvl w:ilvl="6" w:tplc="0409000F" w:tentative="1">
+      <w:start w:val="1"/>
+      <w:numFmt w:val="decimal"/>
+      <w:lvlText w:val="%7."/>
+      <w:lvlJc w:val="left"/>
+      <w:pPr>
+        <w:ind w:left="5040" w:hanging="360"/>
+      </w:pPr>
+    </w:lvl>
+    <w:lvl w:ilvl="7" w:tplc="04090019" w:tentative="1">
+      <w:start w:val="1"/>
+      <w:numFmt w:val="lowerLetter"/>
+      <w:lvlText w:val="%8."/>
+      <w:lvlJc w:val="left"/>
+      <w:pPr>
+        <w:ind w:left="5760" w:hanging="360"/>
+      </w:pPr>
+    </w:lvl>
+    <w:lvl w:ilvl="8" w:tplc="0409001B" w:tentative="1">
+      <w:start w:val="1"/>
+      <w:numFmt w:val="lowerRoman"/>
+      <w:lvlText w:val="%9."/>
+      <w:lvlJc w:val="right"/>
+      <w:pPr>
+        <w:ind w:left="6480" w:hanging="180"/>
+      </w:pPr>
+    </w:lvl>
+  </w:abstractNum>
+  <w:abstractNum w:abstractNumId="3" w15:restartNumberingAfterBreak="0">
     <w:nsid w:val="4196649F"/>
     <w:multiLevelType w:val="multilevel"/>
     <w:tmpl w:val="F5AEB080"/>
@@ -1019,7 +5452,209 @@
       </w:pPr>
     </w:lvl>
   </w:abstractNum>
-  <w:abstractNum w:abstractNumId="2" w15:restartNumberingAfterBreak="0">
+  <w:abstractNum w:abstractNumId="4" w15:restartNumberingAfterBreak="0">
+    <w:nsid w:val="44B21E09"/>
+    <w:multiLevelType w:val="hybridMultilevel"/>
+    <w:tmpl w:val="4FB09AA4"/>
+    <w:lvl w:ilvl="0" w:tplc="0409000F">
+      <w:start w:val="1"/>
+      <w:numFmt w:val="decimal"/>
+      <w:lvlText w:val="%1."/>
+      <w:lvlJc w:val="left"/>
+      <w:pPr>
+        <w:ind w:left="720" w:hanging="360"/>
+      </w:pPr>
+      <w:rPr>
+        <w:rFonts w:hint="default"/>
+      </w:rPr>
+    </w:lvl>
+    <w:lvl w:ilvl="1" w:tplc="04090019" w:tentative="1">
+      <w:start w:val="1"/>
+      <w:numFmt w:val="lowerLetter"/>
+      <w:lvlText w:val="%2."/>
+      <w:lvlJc w:val="left"/>
+      <w:pPr>
+        <w:ind w:left="1440" w:hanging="360"/>
+      </w:pPr>
+    </w:lvl>
+    <w:lvl w:ilvl="2" w:tplc="0409001B" w:tentative="1">
+      <w:start w:val="1"/>
+      <w:numFmt w:val="lowerRoman"/>
+      <w:lvlText w:val="%3."/>
+      <w:lvlJc w:val="right"/>
+      <w:pPr>
+        <w:ind w:left="2160" w:hanging="180"/>
+      </w:pPr>
+    </w:lvl>
+    <w:lvl w:ilvl="3" w:tplc="0409000F" w:tentative="1">
+      <w:start w:val="1"/>
+      <w:numFmt w:val="decimal"/>
+      <w:lvlText w:val="%4."/>
+      <w:lvlJc w:val="left"/>
+      <w:pPr>
+        <w:ind w:left="2880" w:hanging="360"/>
+      </w:pPr>
+    </w:lvl>
+    <w:lvl w:ilvl="4" w:tplc="04090019" w:tentative="1">
+      <w:start w:val="1"/>
+      <w:numFmt w:val="lowerLetter"/>
+      <w:lvlText w:val="%5."/>
+      <w:lvlJc w:val="left"/>
+      <w:pPr>
+        <w:ind w:left="3600" w:hanging="360"/>
+      </w:pPr>
+    </w:lvl>
+    <w:lvl w:ilvl="5" w:tplc="0409001B" w:tentative="1">
+      <w:start w:val="1"/>
+      <w:numFmt w:val="lowerRoman"/>
+      <w:lvlText w:val="%6."/>
+      <w:lvlJc w:val="right"/>
+      <w:pPr>
+        <w:ind w:left="4320" w:hanging="180"/>
+      </w:pPr>
+    </w:lvl>
+    <w:lvl w:ilvl="6" w:tplc="0409000F" w:tentative="1">
+      <w:start w:val="1"/>
+      <w:numFmt w:val="decimal"/>
+      <w:lvlText w:val="%7."/>
+      <w:lvlJc w:val="left"/>
+      <w:pPr>
+        <w:ind w:left="5040" w:hanging="360"/>
+      </w:pPr>
+    </w:lvl>
+    <w:lvl w:ilvl="7" w:tplc="04090019" w:tentative="1">
+      <w:start w:val="1"/>
+      <w:numFmt w:val="lowerLetter"/>
+      <w:lvlText w:val="%8."/>
+      <w:lvlJc w:val="left"/>
+      <w:pPr>
+        <w:ind w:left="5760" w:hanging="360"/>
+      </w:pPr>
+    </w:lvl>
+    <w:lvl w:ilvl="8" w:tplc="0409001B" w:tentative="1">
+      <w:start w:val="1"/>
+      <w:numFmt w:val="lowerRoman"/>
+      <w:lvlText w:val="%9."/>
+      <w:lvlJc w:val="right"/>
+      <w:pPr>
+        <w:ind w:left="6480" w:hanging="180"/>
+      </w:pPr>
+    </w:lvl>
+  </w:abstractNum>
+  <w:abstractNum w:abstractNumId="5" w15:restartNumberingAfterBreak="0">
+    <w:nsid w:val="464204C1"/>
+    <w:multiLevelType w:val="hybridMultilevel"/>
+    <w:tmpl w:val="B510D77E"/>
+    <w:lvl w:ilvl="0" w:tplc="969093CE">
+      <w:start w:val="2"/>
+      <w:numFmt w:val="bullet"/>
+      <w:lvlText w:val="-"/>
+      <w:lvlJc w:val="left"/>
+      <w:pPr>
+        <w:ind w:left="720" w:hanging="360"/>
+      </w:pPr>
+      <w:rPr>
+        <w:rFonts w:ascii="Times New Roman" w:eastAsia="Times New Roman" w:hAnsi="Times New Roman" w:cs="Times New Roman" w:hint="default"/>
+      </w:rPr>
+    </w:lvl>
+    <w:lvl w:ilvl="1" w:tplc="04090003" w:tentative="1">
+      <w:start w:val="1"/>
+      <w:numFmt w:val="bullet"/>
+      <w:lvlText w:val="o"/>
+      <w:lvlJc w:val="left"/>
+      <w:pPr>
+        <w:ind w:left="1440" w:hanging="360"/>
+      </w:pPr>
+      <w:rPr>
+        <w:rFonts w:ascii="Courier New" w:hAnsi="Courier New" w:cs="Courier New" w:hint="default"/>
+      </w:rPr>
+    </w:lvl>
+    <w:lvl w:ilvl="2" w:tplc="04090005" w:tentative="1">
+      <w:start w:val="1"/>
+      <w:numFmt w:val="bullet"/>
+      <w:lvlText w:val=""/>
+      <w:lvlJc w:val="left"/>
+      <w:pPr>
+        <w:ind w:left="2160" w:hanging="360"/>
+      </w:pPr>
+      <w:rPr>
+        <w:rFonts w:ascii="Wingdings" w:hAnsi="Wingdings" w:hint="default"/>
+      </w:rPr>
+    </w:lvl>
+    <w:lvl w:ilvl="3" w:tplc="04090001" w:tentative="1">
+      <w:start w:val="1"/>
+      <w:numFmt w:val="bullet"/>
+      <w:lvlText w:val=""/>
+      <w:lvlJc w:val="left"/>
+      <w:pPr>
+        <w:ind w:left="2880" w:hanging="360"/>
+      </w:pPr>
+      <w:rPr>
+        <w:rFonts w:ascii="Symbol" w:hAnsi="Symbol" w:hint="default"/>
+      </w:rPr>
+    </w:lvl>
+    <w:lvl w:ilvl="4" w:tplc="04090003" w:tentative="1">
+      <w:start w:val="1"/>
+      <w:numFmt w:val="bullet"/>
+      <w:lvlText w:val="o"/>
+      <w:lvlJc w:val="left"/>
+      <w:pPr>
+        <w:ind w:left="3600" w:hanging="360"/>
+      </w:pPr>
+      <w:rPr>
+        <w:rFonts w:ascii="Courier New" w:hAnsi="Courier New" w:cs="Courier New" w:hint="default"/>
+      </w:rPr>
+    </w:lvl>
+    <w:lvl w:ilvl="5" w:tplc="04090005" w:tentative="1">
+      <w:start w:val="1"/>
+      <w:numFmt w:val="bullet"/>
+      <w:lvlText w:val=""/>
+      <w:lvlJc w:val="left"/>
+      <w:pPr>
+        <w:ind w:left="4320" w:hanging="360"/>
+      </w:pPr>
+      <w:rPr>
+        <w:rFonts w:ascii="Wingdings" w:hAnsi="Wingdings" w:hint="default"/>
+      </w:rPr>
+    </w:lvl>
+    <w:lvl w:ilvl="6" w:tplc="04090001" w:tentative="1">
+      <w:start w:val="1"/>
+      <w:numFmt w:val="bullet"/>
+      <w:lvlText w:val=""/>
+      <w:lvlJc w:val="left"/>
+      <w:pPr>
+        <w:ind w:left="5040" w:hanging="360"/>
+      </w:pPr>
+      <w:rPr>
+        <w:rFonts w:ascii="Symbol" w:hAnsi="Symbol" w:hint="default"/>
+      </w:rPr>
+    </w:lvl>
+    <w:lvl w:ilvl="7" w:tplc="04090003" w:tentative="1">
+      <w:start w:val="1"/>
+      <w:numFmt w:val="bullet"/>
+      <w:lvlText w:val="o"/>
+      <w:lvlJc w:val="left"/>
+      <w:pPr>
+        <w:ind w:left="5760" w:hanging="360"/>
+      </w:pPr>
+      <w:rPr>
+        <w:rFonts w:ascii="Courier New" w:hAnsi="Courier New" w:cs="Courier New" w:hint="default"/>
+      </w:rPr>
+    </w:lvl>
+    <w:lvl w:ilvl="8" w:tplc="04090005" w:tentative="1">
+      <w:start w:val="1"/>
+      <w:numFmt w:val="bullet"/>
+      <w:lvlText w:val=""/>
+      <w:lvlJc w:val="left"/>
+      <w:pPr>
+        <w:ind w:left="6480" w:hanging="360"/>
+      </w:pPr>
+      <w:rPr>
+        <w:rFonts w:ascii="Wingdings" w:hAnsi="Wingdings" w:hint="default"/>
+      </w:rPr>
+    </w:lvl>
+  </w:abstractNum>
+  <w:abstractNum w:abstractNumId="6" w15:restartNumberingAfterBreak="0">
     <w:nsid w:val="48A072E6"/>
     <w:multiLevelType w:val="multilevel"/>
     <w:tmpl w:val="429E2824"/>
@@ -1132,7 +5767,7 @@
       </w:pPr>
     </w:lvl>
   </w:abstractNum>
-  <w:abstractNum w:abstractNumId="3" w15:restartNumberingAfterBreak="0">
+  <w:abstractNum w:abstractNumId="7" w15:restartNumberingAfterBreak="0">
     <w:nsid w:val="4FEE19BC"/>
     <w:multiLevelType w:val="multilevel"/>
     <w:tmpl w:val="CAA4B176"/>
@@ -1281,17 +5916,121 @@
       </w:rPr>
     </w:lvl>
   </w:abstractNum>
+  <w:abstractNum w:abstractNumId="8" w15:restartNumberingAfterBreak="0">
+    <w:nsid w:val="6C387D91"/>
+    <w:multiLevelType w:val="hybridMultilevel"/>
+    <w:tmpl w:val="F5C663AA"/>
+    <w:lvl w:ilvl="0" w:tplc="0409000F">
+      <w:start w:val="1"/>
+      <w:numFmt w:val="decimal"/>
+      <w:lvlText w:val="%1."/>
+      <w:lvlJc w:val="left"/>
+      <w:pPr>
+        <w:ind w:left="720" w:hanging="360"/>
+      </w:pPr>
+      <w:rPr>
+        <w:rFonts w:hint="default"/>
+      </w:rPr>
+    </w:lvl>
+    <w:lvl w:ilvl="1" w:tplc="04090019" w:tentative="1">
+      <w:start w:val="1"/>
+      <w:numFmt w:val="lowerLetter"/>
+      <w:lvlText w:val="%2."/>
+      <w:lvlJc w:val="left"/>
+      <w:pPr>
+        <w:ind w:left="1440" w:hanging="360"/>
+      </w:pPr>
+    </w:lvl>
+    <w:lvl w:ilvl="2" w:tplc="0409001B" w:tentative="1">
+      <w:start w:val="1"/>
+      <w:numFmt w:val="lowerRoman"/>
+      <w:lvlText w:val="%3."/>
+      <w:lvlJc w:val="right"/>
+      <w:pPr>
+        <w:ind w:left="2160" w:hanging="180"/>
+      </w:pPr>
+    </w:lvl>
+    <w:lvl w:ilvl="3" w:tplc="0409000F" w:tentative="1">
+      <w:start w:val="1"/>
+      <w:numFmt w:val="decimal"/>
+      <w:lvlText w:val="%4."/>
+      <w:lvlJc w:val="left"/>
+      <w:pPr>
+        <w:ind w:left="2880" w:hanging="360"/>
+      </w:pPr>
+    </w:lvl>
+    <w:lvl w:ilvl="4" w:tplc="04090019" w:tentative="1">
+      <w:start w:val="1"/>
+      <w:numFmt w:val="lowerLetter"/>
+      <w:lvlText w:val="%5."/>
+      <w:lvlJc w:val="left"/>
+      <w:pPr>
+        <w:ind w:left="3600" w:hanging="360"/>
+      </w:pPr>
+    </w:lvl>
+    <w:lvl w:ilvl="5" w:tplc="0409001B" w:tentative="1">
+      <w:start w:val="1"/>
+      <w:numFmt w:val="lowerRoman"/>
+      <w:lvlText w:val="%6."/>
+      <w:lvlJc w:val="right"/>
+      <w:pPr>
+        <w:ind w:left="4320" w:hanging="180"/>
+      </w:pPr>
+    </w:lvl>
+    <w:lvl w:ilvl="6" w:tplc="0409000F" w:tentative="1">
+      <w:start w:val="1"/>
+      <w:numFmt w:val="decimal"/>
+      <w:lvlText w:val="%7."/>
+      <w:lvlJc w:val="left"/>
+      <w:pPr>
+        <w:ind w:left="5040" w:hanging="360"/>
+      </w:pPr>
+    </w:lvl>
+    <w:lvl w:ilvl="7" w:tplc="04090019" w:tentative="1">
+      <w:start w:val="1"/>
+      <w:numFmt w:val="lowerLetter"/>
+      <w:lvlText w:val="%8."/>
+      <w:lvlJc w:val="left"/>
+      <w:pPr>
+        <w:ind w:left="5760" w:hanging="360"/>
+      </w:pPr>
+    </w:lvl>
+    <w:lvl w:ilvl="8" w:tplc="0409001B" w:tentative="1">
+      <w:start w:val="1"/>
+      <w:numFmt w:val="lowerRoman"/>
+      <w:lvlText w:val="%9."/>
+      <w:lvlJc w:val="right"/>
+      <w:pPr>
+        <w:ind w:left="6480" w:hanging="180"/>
+      </w:pPr>
+    </w:lvl>
+  </w:abstractNum>
   <w:num w:numId="1">
+    <w:abstractNumId w:val="7"/>
+  </w:num>
+  <w:num w:numId="2">
+    <w:abstractNumId w:val="6"/>
+  </w:num>
+  <w:num w:numId="3">
+    <w:abstractNumId w:val="1"/>
+  </w:num>
+  <w:num w:numId="4">
     <w:abstractNumId w:val="3"/>
   </w:num>
-  <w:num w:numId="2">
+  <w:num w:numId="5">
     <w:abstractNumId w:val="2"/>
   </w:num>
-  <w:num w:numId="3">
+  <w:num w:numId="6">
     <w:abstractNumId w:val="0"/>
   </w:num>
-  <w:num w:numId="4">
-    <w:abstractNumId w:val="1"/>
+  <w:num w:numId="7">
+    <w:abstractNumId w:val="4"/>
+  </w:num>
+  <w:num w:numId="8">
+    <w:abstractNumId w:val="5"/>
+  </w:num>
+  <w:num w:numId="9">
+    <w:abstractNumId w:val="8"/>
   </w:num>
 </w:numbering>
 </file>
@@ -1795,6 +6534,17 @@
       <w:szCs w:val="20"/>
     </w:rPr>
   </w:style>
+  <w:style w:type="paragraph" w:styleId="Prrafodelista">
+    <w:name w:val="List Paragraph"/>
+    <w:basedOn w:val="Normal"/>
+    <w:uiPriority w:val="34"/>
+    <w:qFormat/>
+    <w:rsid w:val="00077FCD"/>
+    <w:pPr>
+      <w:ind w:left="720"/>
+      <w:contextualSpacing/>
+    </w:pPr>
+  </w:style>
 </w:styles>
 </file>
 

--- a/p7/Hmw7.docx
+++ b/p7/Hmw7.docx
@@ -96,13 +96,20 @@
         <w:spacing w:after="0" w:line="240" w:lineRule="auto"/>
         <w:rPr>
           <w:rFonts w:ascii="Times New Roman" w:eastAsia="Times New Roman" w:hAnsi="Times New Roman" w:cs="Times New Roman"/>
-          <w:b/>
-          <w:bCs/>
-          <w:color w:val="1F2328"/>
-          <w:sz w:val="24"/>
-          <w:szCs w:val="24"/>
-        </w:rPr>
-      </w:pPr>
+          <w:color w:val="1F2328"/>
+          <w:sz w:val="24"/>
+          <w:szCs w:val="24"/>
+        </w:rPr>
+      </w:pPr>
+      <w:r>
+        <w:rPr>
+          <w:rFonts w:ascii="Times New Roman" w:eastAsia="Times New Roman" w:hAnsi="Times New Roman" w:cs="Times New Roman"/>
+          <w:color w:val="1F2328"/>
+          <w:sz w:val="24"/>
+          <w:szCs w:val="24"/>
+        </w:rPr>
+        <w:t>The improvements I made to the Minesweeper knowledge examples can be summarized as follows: I introduced a live, playable version of the game to make the experience more interactive and engaging. I also added a visual panel that displays the game's knowledge base in real time, helping users better understand how decisions are made as the game progresses. To support this, I included clear instructions for interpreting the information in the knowledge panel. Finally, I refined the game's overall formatting and design to create a more user-friendly, visually appealing experience.</w:t>
+      </w:r>
     </w:p>
     <w:p>
       <w:pPr>
@@ -144,31 +151,7 @@
           <w:sz w:val="24"/>
           <w:szCs w:val="24"/>
         </w:rPr>
-        <w:t xml:space="preserve">Clearly identify the AI system you are using, including version, i.e., </w:t>
-      </w:r>
-      <w:proofErr w:type="spellStart"/>
-      <w:r>
-        <w:rPr>
-          <w:rFonts w:ascii="Times New Roman" w:eastAsia="Times New Roman" w:hAnsi="Times New Roman" w:cs="Times New Roman"/>
-          <w:b/>
-          <w:bCs/>
-          <w:color w:val="1F2328"/>
-          <w:sz w:val="24"/>
-          <w:szCs w:val="24"/>
-        </w:rPr>
-        <w:t>ChatGPT</w:t>
-      </w:r>
-      <w:proofErr w:type="spellEnd"/>
-      <w:r>
-        <w:rPr>
-          <w:rFonts w:ascii="Times New Roman" w:eastAsia="Times New Roman" w:hAnsi="Times New Roman" w:cs="Times New Roman"/>
-          <w:b/>
-          <w:bCs/>
-          <w:color w:val="1F2328"/>
-          <w:sz w:val="24"/>
-          <w:szCs w:val="24"/>
-        </w:rPr>
-        <w:t xml:space="preserve"> 4.5 thinking and paid vs. Free.</w:t>
+        <w:t>Clearly identify the AI system you are using, including version, i.e., ChatGPT 4.5 thinking and paid vs. Free.</w:t>
       </w:r>
     </w:p>
     <w:p>
@@ -195,6 +178,7 @@
       <w:r>
         <w:rPr>
           <w:rFonts w:ascii="Times New Roman" w:eastAsia="Times New Roman" w:hAnsi="Times New Roman" w:cs="Times New Roman"/>
+          <w:noProof/>
           <w:color w:val="1F2328"/>
           <w:sz w:val="24"/>
           <w:szCs w:val="24"/>
@@ -240,6 +224,19 @@
       <w:pPr>
         <w:shd w:val="clear" w:color="auto" w:fill="FFFFFF"/>
         <w:spacing w:after="0" w:line="240" w:lineRule="auto"/>
+        <w:jc w:val="center"/>
+        <w:rPr>
+          <w:rFonts w:ascii="Times New Roman" w:eastAsia="Times New Roman" w:hAnsi="Times New Roman" w:cs="Times New Roman"/>
+          <w:color w:val="1F2328"/>
+          <w:sz w:val="24"/>
+          <w:szCs w:val="24"/>
+        </w:rPr>
+      </w:pPr>
+    </w:p>
+    <w:p>
+      <w:pPr>
+        <w:shd w:val="clear" w:color="auto" w:fill="FFFFFF"/>
+        <w:spacing w:after="0" w:line="240" w:lineRule="auto"/>
         <w:rPr>
           <w:rFonts w:ascii="Times New Roman" w:eastAsia="Times New Roman" w:hAnsi="Times New Roman" w:cs="Times New Roman"/>
           <w:b/>
@@ -262,7 +259,7 @@
         <mc:AlternateContent>
           <mc:Choice Requires="wps">
             <w:drawing>
-              <wp:anchor distT="0" distB="0" distL="114300" distR="114300" simplePos="0" relativeHeight="251662336" behindDoc="0" locked="0" layoutInCell="1" allowOverlap="1" wp14:anchorId="72B6C410" wp14:editId="59E29A0D">
+              <wp:anchor distT="0" distB="0" distL="114300" distR="114300" simplePos="0" relativeHeight="251662336" behindDoc="0" locked="0" layoutInCell="1" allowOverlap="1" wp14:anchorId="72B6C410" wp14:editId="69861766">
                 <wp:simplePos x="0" y="0"/>
                 <wp:positionH relativeFrom="column">
                   <wp:posOffset>91440</wp:posOffset>
@@ -324,7 +321,7 @@
           </mc:Choice>
           <mc:Fallback>
             <w:pict>
-              <v:rect w14:anchorId="6B4E6D11" id="Rectángulo 6" o:spid="_x0000_s1026" style="position:absolute;margin-left:7.2pt;margin-top:9.2pt;width:426pt;height:50.25pt;z-index:251662336;visibility:visible;mso-wrap-style:square;mso-wrap-distance-left:9pt;mso-wrap-distance-top:0;mso-wrap-distance-right:9pt;mso-wrap-distance-bottom:0;mso-position-horizontal:absolute;mso-position-horizontal-relative:text;mso-position-vertical:absolute;mso-position-vertical-relative:text;v-text-anchor:middle" o:gfxdata="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" filled="f" strokecolor="black [3213]" strokeweight="1pt"/>
+              <v:rect w14:anchorId="12CF6D6B" id="Rectángulo 6" o:spid="_x0000_s1026" style="position:absolute;margin-left:7.2pt;margin-top:9.2pt;width:426pt;height:50.25pt;z-index:251662336;visibility:visible;mso-wrap-style:square;mso-wrap-distance-left:9pt;mso-wrap-distance-top:0;mso-wrap-distance-right:9pt;mso-wrap-distance-bottom:0;mso-position-horizontal:absolute;mso-position-horizontal-relative:text;mso-position-vertical:absolute;mso-position-vertical-relative:text;v-text-anchor:middle" o:gfxdata="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" filled="f" strokecolor="black [3213]" strokeweight="1pt"/>
             </w:pict>
           </mc:Fallback>
         </mc:AlternateContent>
@@ -462,6 +459,133 @@
       <w:r>
         <w:rPr>
           <w:rFonts w:ascii="Times New Roman" w:eastAsia="Times New Roman" w:hAnsi="Times New Roman" w:cs="Times New Roman"/>
+          <w:color w:val="1F2328"/>
+          <w:sz w:val="24"/>
+          <w:szCs w:val="24"/>
+        </w:rPr>
+        <w:t xml:space="preserve">“Okay, the idea of the project is the following. </w:t>
+      </w:r>
+    </w:p>
+    <w:p>
+      <w:pPr>
+        <w:spacing w:after="0"/>
+        <w:rPr>
+          <w:rFonts w:ascii="Times New Roman" w:eastAsia="Times New Roman" w:hAnsi="Times New Roman" w:cs="Times New Roman"/>
+          <w:color w:val="1F2328"/>
+          <w:sz w:val="24"/>
+          <w:szCs w:val="24"/>
+        </w:rPr>
+      </w:pPr>
+      <w:r>
+        <w:rPr>
+          <w:rFonts w:ascii="Times New Roman" w:eastAsia="Times New Roman" w:hAnsi="Times New Roman" w:cs="Times New Roman"/>
+          <w:color w:val="1F2328"/>
+          <w:sz w:val="24"/>
+          <w:szCs w:val="24"/>
+        </w:rPr>
+        <w:t>The main goal: Add graphics to the Minesweeper knowledge example</w:t>
+      </w:r>
+    </w:p>
+    <w:p>
+      <w:pPr>
+        <w:spacing w:after="0"/>
+        <w:rPr>
+          <w:rFonts w:ascii="Times New Roman" w:eastAsia="Times New Roman" w:hAnsi="Times New Roman" w:cs="Times New Roman"/>
+          <w:color w:val="1F2328"/>
+          <w:sz w:val="24"/>
+          <w:szCs w:val="24"/>
+        </w:rPr>
+      </w:pPr>
+      <w:r>
+        <w:rPr>
+          <w:rFonts w:ascii="Times New Roman" w:eastAsia="Times New Roman" w:hAnsi="Times New Roman" w:cs="Times New Roman"/>
+          <w:color w:val="1F2328"/>
+          <w:sz w:val="24"/>
+          <w:szCs w:val="24"/>
+        </w:rPr>
+        <w:t>But</w:t>
+      </w:r>
+      <w:r>
+        <w:rPr>
+          <w:rFonts w:ascii="Times New Roman" w:eastAsia="Times New Roman" w:hAnsi="Times New Roman" w:cs="Times New Roman"/>
+          <w:color w:val="1F2328"/>
+          <w:sz w:val="24"/>
+          <w:szCs w:val="24"/>
+        </w:rPr>
+        <w:t xml:space="preserve"> we are going to create the game, and as we open cells and select </w:t>
+      </w:r>
+      <w:r>
+        <w:rPr>
+          <w:rFonts w:ascii="Times New Roman" w:eastAsia="Times New Roman" w:hAnsi="Times New Roman" w:cs="Times New Roman"/>
+          <w:color w:val="1F2328"/>
+          <w:sz w:val="24"/>
+          <w:szCs w:val="24"/>
+        </w:rPr>
+        <w:t>mines,</w:t>
+      </w:r>
+      <w:r>
+        <w:rPr>
+          <w:rFonts w:ascii="Times New Roman" w:eastAsia="Times New Roman" w:hAnsi="Times New Roman" w:cs="Times New Roman"/>
+          <w:color w:val="1F2328"/>
+          <w:sz w:val="24"/>
+          <w:szCs w:val="24"/>
+        </w:rPr>
+        <w:t xml:space="preserve"> we are going to show the logic knowledge as a visual as well. </w:t>
+      </w:r>
+      <w:r>
+        <w:rPr>
+          <w:rFonts w:ascii="Times New Roman" w:eastAsia="Times New Roman" w:hAnsi="Times New Roman" w:cs="Times New Roman"/>
+          <w:color w:val="1F2328"/>
+          <w:sz w:val="24"/>
+          <w:szCs w:val="24"/>
+        </w:rPr>
+        <w:t>So,</w:t>
+      </w:r>
+      <w:r>
+        <w:rPr>
+          <w:rFonts w:ascii="Times New Roman" w:eastAsia="Times New Roman" w:hAnsi="Times New Roman" w:cs="Times New Roman"/>
+          <w:color w:val="1F2328"/>
+          <w:sz w:val="24"/>
+          <w:szCs w:val="24"/>
+        </w:rPr>
+        <w:t xml:space="preserve"> we will have the minesweeper itself, and the knowledge of the state of the board as we go through the game. </w:t>
+      </w:r>
+    </w:p>
+    <w:p>
+      <w:pPr>
+        <w:spacing w:after="0"/>
+        <w:rPr>
+          <w:rFonts w:ascii="Times New Roman" w:eastAsia="Times New Roman" w:hAnsi="Times New Roman" w:cs="Times New Roman"/>
+          <w:color w:val="1F2328"/>
+          <w:sz w:val="24"/>
+          <w:szCs w:val="24"/>
+        </w:rPr>
+      </w:pPr>
+      <w:r>
+        <w:rPr>
+          <w:rFonts w:ascii="Times New Roman" w:eastAsia="Times New Roman" w:hAnsi="Times New Roman" w:cs="Times New Roman"/>
+          <w:color w:val="1F2328"/>
+          <w:sz w:val="24"/>
+          <w:szCs w:val="24"/>
+        </w:rPr>
+        <w:lastRenderedPageBreak/>
+        <w:t>We will use python, logic models, and tinker to show the GUI”</w:t>
+      </w:r>
+    </w:p>
+    <w:p>
+      <w:pPr>
+        <w:spacing w:after="0"/>
+        <w:jc w:val="center"/>
+        <w:rPr>
+          <w:rFonts w:ascii="Times New Roman" w:eastAsia="Times New Roman" w:hAnsi="Times New Roman" w:cs="Times New Roman"/>
+          <w:color w:val="1F2328"/>
+          <w:sz w:val="24"/>
+          <w:szCs w:val="24"/>
+        </w:rPr>
+      </w:pPr>
+      <w:r>
+        <w:rPr>
+          <w:rFonts w:ascii="Times New Roman" w:eastAsia="Times New Roman" w:hAnsi="Times New Roman" w:cs="Times New Roman"/>
           <w:b/>
           <w:bCs/>
           <w:i/>
@@ -472,17 +596,9 @@
           <w:szCs w:val="24"/>
         </w:rPr>
         <w:drawing>
-          <wp:anchor distT="0" distB="0" distL="114300" distR="114300" simplePos="0" relativeHeight="251658240" behindDoc="0" locked="0" layoutInCell="1" allowOverlap="1" wp14:anchorId="62BE7703" wp14:editId="142E3C17">
-            <wp:simplePos x="0" y="0"/>
-            <wp:positionH relativeFrom="margin">
-              <wp:posOffset>-7620</wp:posOffset>
-            </wp:positionH>
-            <wp:positionV relativeFrom="margin">
-              <wp:posOffset>5981065</wp:posOffset>
-            </wp:positionV>
+          <wp:inline distT="0" distB="0" distL="0" distR="0" wp14:anchorId="20C0055F" wp14:editId="019AC257">
             <wp:extent cx="2324100" cy="1845945"/>
             <wp:effectExtent l="0" t="0" r="0" b="1905"/>
-            <wp:wrapSquare wrapText="bothSides"/>
             <wp:docPr id="1" name="Imagen 1"/>
             <wp:cNvGraphicFramePr>
               <a:graphicFrameLocks xmlns:a="http://schemas.openxmlformats.org/drawingml/2006/main" noChangeAspect="1"/>
@@ -518,140 +634,9 @@
                 </pic:pic>
               </a:graphicData>
             </a:graphic>
-            <wp14:sizeRelH relativeFrom="margin">
-              <wp14:pctWidth>0</wp14:pctWidth>
-            </wp14:sizeRelH>
-            <wp14:sizeRelV relativeFrom="margin">
-              <wp14:pctHeight>0</wp14:pctHeight>
-            </wp14:sizeRelV>
-          </wp:anchor>
+          </wp:inline>
         </w:drawing>
       </w:r>
-      <w:r>
-        <w:rPr>
-          <w:rFonts w:ascii="Times New Roman" w:eastAsia="Times New Roman" w:hAnsi="Times New Roman" w:cs="Times New Roman"/>
-          <w:color w:val="1F2328"/>
-          <w:sz w:val="24"/>
-          <w:szCs w:val="24"/>
-        </w:rPr>
-        <w:t xml:space="preserve">“Okay, the idea of the project is the following. </w:t>
-      </w:r>
-    </w:p>
-    <w:p>
-      <w:pPr>
-        <w:spacing w:after="0"/>
-        <w:rPr>
-          <w:rFonts w:ascii="Times New Roman" w:eastAsia="Times New Roman" w:hAnsi="Times New Roman" w:cs="Times New Roman"/>
-          <w:color w:val="1F2328"/>
-          <w:sz w:val="24"/>
-          <w:szCs w:val="24"/>
-        </w:rPr>
-      </w:pPr>
-      <w:r>
-        <w:rPr>
-          <w:rFonts w:ascii="Times New Roman" w:eastAsia="Times New Roman" w:hAnsi="Times New Roman" w:cs="Times New Roman"/>
-          <w:color w:val="1F2328"/>
-          <w:sz w:val="24"/>
-          <w:szCs w:val="24"/>
-        </w:rPr>
-        <w:t>The main goal: Add graphics to the Minesweeper knowledge example</w:t>
-      </w:r>
-    </w:p>
-    <w:p>
-      <w:pPr>
-        <w:spacing w:after="0"/>
-        <w:rPr>
-          <w:rFonts w:ascii="Times New Roman" w:eastAsia="Times New Roman" w:hAnsi="Times New Roman" w:cs="Times New Roman"/>
-          <w:color w:val="1F2328"/>
-          <w:sz w:val="24"/>
-          <w:szCs w:val="24"/>
-        </w:rPr>
-      </w:pPr>
-      <w:r>
-        <w:rPr>
-          <w:rFonts w:ascii="Times New Roman" w:eastAsia="Times New Roman" w:hAnsi="Times New Roman" w:cs="Times New Roman"/>
-          <w:color w:val="1F2328"/>
-          <w:sz w:val="24"/>
-          <w:szCs w:val="24"/>
-        </w:rPr>
-        <w:t>But</w:t>
-      </w:r>
-      <w:r>
-        <w:rPr>
-          <w:rFonts w:ascii="Times New Roman" w:eastAsia="Times New Roman" w:hAnsi="Times New Roman" w:cs="Times New Roman"/>
-          <w:color w:val="1F2328"/>
-          <w:sz w:val="24"/>
-          <w:szCs w:val="24"/>
-        </w:rPr>
-        <w:t xml:space="preserve"> we are going to create the game, and as we open cells and select </w:t>
-      </w:r>
-      <w:r>
-        <w:rPr>
-          <w:rFonts w:ascii="Times New Roman" w:eastAsia="Times New Roman" w:hAnsi="Times New Roman" w:cs="Times New Roman"/>
-          <w:color w:val="1F2328"/>
-          <w:sz w:val="24"/>
-          <w:szCs w:val="24"/>
-        </w:rPr>
-        <w:t>mines,</w:t>
-      </w:r>
-      <w:r>
-        <w:rPr>
-          <w:rFonts w:ascii="Times New Roman" w:eastAsia="Times New Roman" w:hAnsi="Times New Roman" w:cs="Times New Roman"/>
-          <w:color w:val="1F2328"/>
-          <w:sz w:val="24"/>
-          <w:szCs w:val="24"/>
-        </w:rPr>
-        <w:t xml:space="preserve"> we are going to show the logic knowledge as a visual as well. </w:t>
-      </w:r>
-      <w:r>
-        <w:rPr>
-          <w:rFonts w:ascii="Times New Roman" w:eastAsia="Times New Roman" w:hAnsi="Times New Roman" w:cs="Times New Roman"/>
-          <w:color w:val="1F2328"/>
-          <w:sz w:val="24"/>
-          <w:szCs w:val="24"/>
-        </w:rPr>
-        <w:t>So,</w:t>
-      </w:r>
-      <w:r>
-        <w:rPr>
-          <w:rFonts w:ascii="Times New Roman" w:eastAsia="Times New Roman" w:hAnsi="Times New Roman" w:cs="Times New Roman"/>
-          <w:color w:val="1F2328"/>
-          <w:sz w:val="24"/>
-          <w:szCs w:val="24"/>
-        </w:rPr>
-        <w:t xml:space="preserve"> we will have the minesweeper itself, and the knowledge of the state of the board as we go through the game. </w:t>
-      </w:r>
-    </w:p>
-    <w:p>
-      <w:pPr>
-        <w:spacing w:after="0"/>
-        <w:rPr>
-          <w:rFonts w:ascii="Times New Roman" w:eastAsia="Times New Roman" w:hAnsi="Times New Roman" w:cs="Times New Roman"/>
-          <w:color w:val="1F2328"/>
-          <w:sz w:val="24"/>
-          <w:szCs w:val="24"/>
-        </w:rPr>
-      </w:pPr>
-      <w:r>
-        <w:rPr>
-          <w:rFonts w:ascii="Times New Roman" w:eastAsia="Times New Roman" w:hAnsi="Times New Roman" w:cs="Times New Roman"/>
-          <w:color w:val="1F2328"/>
-          <w:sz w:val="24"/>
-          <w:szCs w:val="24"/>
-        </w:rPr>
-        <w:t>We will use python, logic models, and tinker to show the GUI”</w:t>
-      </w:r>
-    </w:p>
-    <w:p>
-      <w:pPr>
-        <w:spacing w:after="0"/>
-        <w:rPr>
-          <w:rFonts w:ascii="Times New Roman" w:eastAsia="Times New Roman" w:hAnsi="Times New Roman" w:cs="Times New Roman"/>
-          <w:color w:val="1F2328"/>
-          <w:sz w:val="24"/>
-          <w:szCs w:val="24"/>
-        </w:rPr>
-      </w:pPr>
     </w:p>
     <w:p>
       <w:pPr>
@@ -690,7 +675,6 @@
           <w:sz w:val="24"/>
           <w:szCs w:val="24"/>
         </w:rPr>
-        <w:lastRenderedPageBreak/>
         <w:t>Issue</w:t>
       </w:r>
     </w:p>
@@ -714,16 +698,7 @@
           <w:sz w:val="24"/>
           <w:szCs w:val="24"/>
         </w:rPr>
-        <w:t xml:space="preserve">In the first prompt, I gave the AI the code that implements the Minesweeper gameplay and its logic; however, it is hard to understand what the numbers mean and how the code reads rows and columns. The text is hard to read, and it is unclear whether the instruction ends or the data follows. There are not </w:t>
-      </w:r>
-      <w:r>
-        <w:rPr>
-          <w:rFonts w:ascii="Times New Roman" w:eastAsia="Times New Roman" w:hAnsi="Times New Roman" w:cs="Times New Roman"/>
-          <w:color w:val="1F2328"/>
-          <w:sz w:val="24"/>
-          <w:szCs w:val="24"/>
-        </w:rPr>
-        <w:t>b</w:t>
+        <w:t>In the first prompt, I gave the AI the code that implements the Minesweeper gameplay and its logic; however, it is hard to understand what the numbers mean and how the code reads rows and columns. The text is hard to read, and it is unclear whether the instruction ends or the data follows. There are not b</w:t>
       </w:r>
       <w:r>
         <w:rPr>
@@ -851,6 +826,7 @@
           <w:rFonts w:ascii="Times New Roman" w:eastAsia="Times New Roman" w:hAnsi="Times New Roman" w:cs="Times New Roman"/>
           <w:b/>
           <w:bCs/>
+          <w:noProof/>
           <w:color w:val="1F2328"/>
           <w:sz w:val="24"/>
           <w:szCs w:val="24"/>
@@ -995,63 +971,6 @@
         </w:rPr>
       </w:pPr>
       <w:r>
-        <w:drawing>
-          <wp:anchor distT="0" distB="0" distL="114300" distR="114300" simplePos="0" relativeHeight="251661312" behindDoc="0" locked="0" layoutInCell="1" allowOverlap="1" wp14:anchorId="2EAA2080" wp14:editId="08DF0A10">
-            <wp:simplePos x="0" y="0"/>
-            <wp:positionH relativeFrom="margin">
-              <wp:posOffset>-55245</wp:posOffset>
-            </wp:positionH>
-            <wp:positionV relativeFrom="margin">
-              <wp:posOffset>4716145</wp:posOffset>
-            </wp:positionV>
-            <wp:extent cx="3236595" cy="1877060"/>
-            <wp:effectExtent l="0" t="0" r="1905" b="8890"/>
-            <wp:wrapSquare wrapText="bothSides"/>
-            <wp:docPr id="4" name="Imagen 4"/>
-            <wp:cNvGraphicFramePr>
-              <a:graphicFrameLocks xmlns:a="http://schemas.openxmlformats.org/drawingml/2006/main" noChangeAspect="1"/>
-            </wp:cNvGraphicFramePr>
-            <a:graphic xmlns:a="http://schemas.openxmlformats.org/drawingml/2006/main">
-              <a:graphicData uri="http://schemas.openxmlformats.org/drawingml/2006/picture">
-                <pic:pic xmlns:pic="http://schemas.openxmlformats.org/drawingml/2006/picture">
-                  <pic:nvPicPr>
-                    <pic:cNvPr id="1" name=""/>
-                    <pic:cNvPicPr/>
-                  </pic:nvPicPr>
-                  <pic:blipFill>
-                    <a:blip r:embed="rId10" cstate="print">
-                      <a:extLst>
-                        <a:ext uri="{28A0092B-C50C-407E-A947-70E740481C1C}">
-                          <a14:useLocalDpi xmlns:a14="http://schemas.microsoft.com/office/drawing/2010/main" val="0"/>
-                        </a:ext>
-                      </a:extLst>
-                    </a:blip>
-                    <a:stretch>
-                      <a:fillRect/>
-                    </a:stretch>
-                  </pic:blipFill>
-                  <pic:spPr>
-                    <a:xfrm>
-                      <a:off x="0" y="0"/>
-                      <a:ext cx="3236595" cy="1877060"/>
-                    </a:xfrm>
-                    <a:prstGeom prst="rect">
-                      <a:avLst/>
-                    </a:prstGeom>
-                  </pic:spPr>
-                </pic:pic>
-              </a:graphicData>
-            </a:graphic>
-            <wp14:sizeRelH relativeFrom="margin">
-              <wp14:pctWidth>0</wp14:pctWidth>
-            </wp14:sizeRelH>
-            <wp14:sizeRelV relativeFrom="margin">
-              <wp14:pctHeight>0</wp14:pctHeight>
-            </wp14:sizeRelV>
-          </wp:anchor>
-        </w:drawing>
-      </w:r>
-      <w:r>
         <w:rPr>
           <w:rFonts w:ascii="Times New Roman" w:eastAsia="Times New Roman" w:hAnsi="Times New Roman" w:cs="Times New Roman"/>
           <w:color w:val="1F2328"/>
@@ -1110,47 +1029,8 @@
           <w:sz w:val="24"/>
           <w:szCs w:val="24"/>
         </w:rPr>
-        <w:t xml:space="preserve">In the knowledge from the board (initial km) change the format to ‘2_0’=1, ‘3_8’=0 </w:t>
-      </w:r>
-      <w:proofErr w:type="spellStart"/>
-      <w:r>
-        <w:rPr>
-          <w:rFonts w:ascii="Times New Roman" w:eastAsia="Times New Roman" w:hAnsi="Times New Roman" w:cs="Times New Roman"/>
-          <w:color w:val="1F2328"/>
-          <w:sz w:val="24"/>
-          <w:szCs w:val="24"/>
-        </w:rPr>
-        <w:t>etc</w:t>
-      </w:r>
-      <w:proofErr w:type="spellEnd"/>
-      <w:r>
-        <w:rPr>
-          <w:rFonts w:ascii="Times New Roman" w:eastAsia="Times New Roman" w:hAnsi="Times New Roman" w:cs="Times New Roman"/>
-          <w:color w:val="1F2328"/>
-          <w:sz w:val="24"/>
-          <w:szCs w:val="24"/>
-        </w:rPr>
-        <w:t xml:space="preserve"> like we had in the last version. However, in the instruction add the instruction of which number is the row and which one is the column. So “knowledge from board initial km. (</w:t>
-      </w:r>
-      <w:proofErr w:type="gramStart"/>
-      <w:r>
-        <w:rPr>
-          <w:rFonts w:ascii="Times New Roman" w:eastAsia="Times New Roman" w:hAnsi="Times New Roman" w:cs="Times New Roman"/>
-          <w:color w:val="1F2328"/>
-          <w:sz w:val="24"/>
-          <w:szCs w:val="24"/>
-        </w:rPr>
-        <w:t>R,C</w:t>
-      </w:r>
-      <w:proofErr w:type="gramEnd"/>
-      <w:r>
-        <w:rPr>
-          <w:rFonts w:ascii="Times New Roman" w:eastAsia="Times New Roman" w:hAnsi="Times New Roman" w:cs="Times New Roman"/>
-          <w:color w:val="1F2328"/>
-          <w:sz w:val="24"/>
-          <w:szCs w:val="24"/>
-        </w:rPr>
-        <w:t>).</w:t>
+        <w:lastRenderedPageBreak/>
+        <w:t>In the knowledge from the board (initial km) change the format to ‘2_0’=1, ‘3_8’=0 etc like we had in the last version. However, in the instruction add the instruction of which number is the row and which one is the column. So “knowledge from board initial km. (R,C).</w:t>
       </w:r>
     </w:p>
     <w:p>
@@ -1333,226 +1213,6 @@
       <w:pPr>
         <w:shd w:val="clear" w:color="auto" w:fill="FFFFFF"/>
         <w:spacing w:after="0" w:line="240" w:lineRule="auto"/>
-        <w:rPr>
-          <w:rFonts w:ascii="Times New Roman" w:eastAsia="Times New Roman" w:hAnsi="Times New Roman" w:cs="Times New Roman"/>
-          <w:color w:val="1F2328"/>
-          <w:sz w:val="24"/>
-          <w:szCs w:val="24"/>
-        </w:rPr>
-      </w:pPr>
-    </w:p>
-    <w:p>
-      <w:pPr>
-        <w:shd w:val="clear" w:color="auto" w:fill="FFFFFF"/>
-        <w:spacing w:after="0" w:line="240" w:lineRule="auto"/>
-        <w:rPr>
-          <w:rFonts w:ascii="Times New Roman" w:eastAsia="Times New Roman" w:hAnsi="Times New Roman" w:cs="Times New Roman"/>
-          <w:b/>
-          <w:bCs/>
-          <w:color w:val="1F2328"/>
-          <w:sz w:val="24"/>
-          <w:szCs w:val="24"/>
-        </w:rPr>
-      </w:pPr>
-      <w:r>
-        <w:rPr>
-          <w:rFonts w:ascii="Times New Roman" w:eastAsia="Times New Roman" w:hAnsi="Times New Roman" w:cs="Times New Roman"/>
-          <w:b/>
-          <w:bCs/>
-          <w:color w:val="1F2328"/>
-          <w:sz w:val="24"/>
-          <w:szCs w:val="24"/>
-        </w:rPr>
-        <w:t>Prompt #4</w:t>
-      </w:r>
-    </w:p>
-    <w:p>
-      <w:pPr>
-        <w:shd w:val="clear" w:color="auto" w:fill="FFFFFF"/>
-        <w:spacing w:after="0" w:line="240" w:lineRule="auto"/>
-        <w:rPr>
-          <w:rFonts w:ascii="Times New Roman" w:eastAsia="Times New Roman" w:hAnsi="Times New Roman" w:cs="Times New Roman"/>
-          <w:color w:val="1F2328"/>
-          <w:sz w:val="24"/>
-          <w:szCs w:val="24"/>
-        </w:rPr>
-      </w:pPr>
-      <w:r>
-        <w:rPr>
-          <w:rFonts w:ascii="Times New Roman" w:eastAsia="Times New Roman" w:hAnsi="Times New Roman" w:cs="Times New Roman"/>
-          <w:color w:val="1F2328"/>
-          <w:sz w:val="24"/>
-          <w:szCs w:val="24"/>
-        </w:rPr>
-        <w:t xml:space="preserve">Making progress, let do </w:t>
-      </w:r>
-      <w:r>
-        <w:rPr>
-          <w:rFonts w:ascii="Times New Roman" w:eastAsia="Times New Roman" w:hAnsi="Times New Roman" w:cs="Times New Roman"/>
-          <w:color w:val="1F2328"/>
-          <w:sz w:val="24"/>
-          <w:szCs w:val="24"/>
-        </w:rPr>
-        <w:t>these instructions</w:t>
-      </w:r>
-      <w:r>
-        <w:rPr>
-          <w:rFonts w:ascii="Times New Roman" w:eastAsia="Times New Roman" w:hAnsi="Times New Roman" w:cs="Times New Roman"/>
-          <w:color w:val="1F2328"/>
-          <w:sz w:val="24"/>
-          <w:szCs w:val="24"/>
-        </w:rPr>
-        <w:t xml:space="preserve"> now:</w:t>
-      </w:r>
-    </w:p>
-    <w:p>
-      <w:pPr>
-        <w:pStyle w:val="Prrafodelista"/>
-        <w:numPr>
-          <w:ilvl w:val="0"/>
-          <w:numId w:val="6"/>
-        </w:numPr>
-        <w:shd w:val="clear" w:color="auto" w:fill="FFFFFF"/>
-        <w:spacing w:after="0" w:line="240" w:lineRule="auto"/>
-        <w:rPr>
-          <w:rFonts w:ascii="Times New Roman" w:eastAsia="Times New Roman" w:hAnsi="Times New Roman" w:cs="Times New Roman"/>
-          <w:color w:val="1F2328"/>
-          <w:sz w:val="24"/>
-          <w:szCs w:val="24"/>
-        </w:rPr>
-      </w:pPr>
-      <w:r>
-        <w:rPr>
-          <w:rFonts w:ascii="Times New Roman" w:eastAsia="Times New Roman" w:hAnsi="Times New Roman" w:cs="Times New Roman"/>
-          <w:color w:val="1F2328"/>
-          <w:sz w:val="24"/>
-          <w:szCs w:val="24"/>
-        </w:rPr>
-        <w:t xml:space="preserve">There is a log issue when putting the mines. In the last example column 1, row 9 there was a mine, however column 1, row 8, column 2, row 8, and column 2, row 9 are mines, how is possible that column 1, row 9 is a mine if there are no number to see if a mine is there. </w:t>
-      </w:r>
-    </w:p>
-    <w:p>
-      <w:pPr>
-        <w:pStyle w:val="Prrafodelista"/>
-        <w:numPr>
-          <w:ilvl w:val="0"/>
-          <w:numId w:val="6"/>
-        </w:numPr>
-        <w:shd w:val="clear" w:color="auto" w:fill="FFFFFF"/>
-        <w:spacing w:after="0" w:line="240" w:lineRule="auto"/>
-        <w:rPr>
-          <w:rFonts w:ascii="Times New Roman" w:eastAsia="Times New Roman" w:hAnsi="Times New Roman" w:cs="Times New Roman"/>
-          <w:color w:val="1F2328"/>
-          <w:sz w:val="24"/>
-          <w:szCs w:val="24"/>
-        </w:rPr>
-      </w:pPr>
-      <w:r>
-        <w:rPr>
-          <w:rFonts w:ascii="Times New Roman" w:eastAsia="Times New Roman" w:hAnsi="Times New Roman" w:cs="Times New Roman"/>
-          <w:color w:val="1F2328"/>
-          <w:sz w:val="24"/>
-          <w:szCs w:val="24"/>
-        </w:rPr>
-        <w:t>The text that talks about the controls and board 9x9 should also be inside the instructions box.</w:t>
-      </w:r>
-    </w:p>
-    <w:p>
-      <w:pPr>
-        <w:pStyle w:val="Prrafodelista"/>
-        <w:numPr>
-          <w:ilvl w:val="0"/>
-          <w:numId w:val="6"/>
-        </w:numPr>
-        <w:shd w:val="clear" w:color="auto" w:fill="FFFFFF"/>
-        <w:spacing w:after="0" w:line="240" w:lineRule="auto"/>
-        <w:rPr>
-          <w:rFonts w:ascii="Times New Roman" w:eastAsia="Times New Roman" w:hAnsi="Times New Roman" w:cs="Times New Roman"/>
-          <w:color w:val="1F2328"/>
-          <w:sz w:val="24"/>
-          <w:szCs w:val="24"/>
-        </w:rPr>
-      </w:pPr>
-      <w:r>
-        <w:rPr>
-          <w:rFonts w:ascii="Times New Roman" w:eastAsia="Times New Roman" w:hAnsi="Times New Roman" w:cs="Times New Roman"/>
-          <w:color w:val="1F2328"/>
-          <w:sz w:val="24"/>
-          <w:szCs w:val="24"/>
-        </w:rPr>
-        <w:t>The knowledge base information is fine but every knowledge should be the as row, not all of the knowledge in a line.</w:t>
-      </w:r>
-    </w:p>
-    <w:p>
-      <w:pPr>
-        <w:pStyle w:val="Prrafodelista"/>
-        <w:numPr>
-          <w:ilvl w:val="0"/>
-          <w:numId w:val="6"/>
-        </w:numPr>
-        <w:shd w:val="clear" w:color="auto" w:fill="FFFFFF"/>
-        <w:spacing w:after="0" w:line="240" w:lineRule="auto"/>
-        <w:rPr>
-          <w:rFonts w:ascii="Times New Roman" w:eastAsia="Times New Roman" w:hAnsi="Times New Roman" w:cs="Times New Roman"/>
-          <w:color w:val="1F2328"/>
-          <w:sz w:val="24"/>
-          <w:szCs w:val="24"/>
-        </w:rPr>
-      </w:pPr>
-      <w:r>
-        <w:rPr>
-          <w:rFonts w:ascii="Times New Roman" w:eastAsia="Times New Roman" w:hAnsi="Times New Roman" w:cs="Times New Roman"/>
-          <w:color w:val="1F2328"/>
-          <w:sz w:val="24"/>
-          <w:szCs w:val="24"/>
-        </w:rPr>
-        <w:t>Make the knowledge base live information bold. Just the instructions 1 and 2. And inside the instruction 2 make deduced safe and deduced mines bold.</w:t>
-      </w:r>
-    </w:p>
-    <w:p>
-      <w:pPr>
-        <w:pStyle w:val="Prrafodelista"/>
-        <w:numPr>
-          <w:ilvl w:val="0"/>
-          <w:numId w:val="6"/>
-        </w:numPr>
-        <w:shd w:val="clear" w:color="auto" w:fill="FFFFFF"/>
-        <w:spacing w:after="0" w:line="240" w:lineRule="auto"/>
-        <w:rPr>
-          <w:rFonts w:ascii="Times New Roman" w:eastAsia="Times New Roman" w:hAnsi="Times New Roman" w:cs="Times New Roman"/>
-          <w:color w:val="1F2328"/>
-          <w:sz w:val="24"/>
-          <w:szCs w:val="24"/>
-        </w:rPr>
-      </w:pPr>
-      <w:r>
-        <w:rPr>
-          <w:rFonts w:ascii="Times New Roman" w:eastAsia="Times New Roman" w:hAnsi="Times New Roman" w:cs="Times New Roman"/>
-          <w:color w:val="1F2328"/>
-          <w:sz w:val="24"/>
-          <w:szCs w:val="24"/>
-        </w:rPr>
-        <w:t>There is also an option to change the game from beginner to expert but there is no button to change the mode, add this as well</w:t>
-      </w:r>
-    </w:p>
-    <w:p>
-      <w:pPr>
-        <w:pStyle w:val="Prrafodelista"/>
-        <w:shd w:val="clear" w:color="auto" w:fill="FFFFFF"/>
-        <w:spacing w:after="0" w:line="240" w:lineRule="auto"/>
-        <w:rPr>
-          <w:rFonts w:ascii="Times New Roman" w:eastAsia="Times New Roman" w:hAnsi="Times New Roman" w:cs="Times New Roman"/>
-          <w:color w:val="1F2328"/>
-          <w:sz w:val="24"/>
-          <w:szCs w:val="24"/>
-        </w:rPr>
-      </w:pPr>
-    </w:p>
-    <w:p>
-      <w:pPr>
-        <w:pStyle w:val="Prrafodelista"/>
-        <w:shd w:val="clear" w:color="auto" w:fill="FFFFFF"/>
-        <w:spacing w:after="0" w:line="240" w:lineRule="auto"/>
         <w:jc w:val="center"/>
         <w:rPr>
           <w:rFonts w:ascii="Times New Roman" w:eastAsia="Times New Roman" w:hAnsi="Times New Roman" w:cs="Times New Roman"/>
@@ -1572,7 +1232,7 @@
           <w:szCs w:val="24"/>
         </w:rPr>
         <w:drawing>
-          <wp:inline distT="0" distB="0" distL="0" distR="0" wp14:anchorId="4E614854" wp14:editId="3A4975B1">
+          <wp:inline distT="0" distB="0" distL="0" distR="0" wp14:anchorId="69DED736" wp14:editId="24F3354B">
             <wp:extent cx="4191000" cy="2182279"/>
             <wp:effectExtent l="0" t="0" r="0" b="8890"/>
             <wp:docPr id="9" name="Imagen 9"/>
@@ -1587,7 +1247,7 @@
                     <pic:cNvPicPr/>
                   </pic:nvPicPr>
                   <pic:blipFill>
-                    <a:blip r:embed="rId11" cstate="print">
+                    <a:blip r:embed="rId10" cstate="print">
                       <a:extLst>
                         <a:ext uri="{28A0092B-C50C-407E-A947-70E740481C1C}">
                           <a14:useLocalDpi xmlns:a14="http://schemas.microsoft.com/office/drawing/2010/main" val="0"/>
@@ -1622,6 +1282,275 @@
           <w:rFonts w:ascii="Times New Roman" w:eastAsia="Times New Roman" w:hAnsi="Times New Roman" w:cs="Times New Roman"/>
           <w:b/>
           <w:bCs/>
+          <w:color w:val="1F2328"/>
+          <w:sz w:val="24"/>
+          <w:szCs w:val="24"/>
+        </w:rPr>
+      </w:pPr>
+      <w:r>
+        <w:rPr>
+          <w:rFonts w:ascii="Times New Roman" w:eastAsia="Times New Roman" w:hAnsi="Times New Roman" w:cs="Times New Roman"/>
+          <w:b/>
+          <w:bCs/>
+          <w:color w:val="1F2328"/>
+          <w:sz w:val="24"/>
+          <w:szCs w:val="24"/>
+        </w:rPr>
+        <w:t>Prompt #4</w:t>
+      </w:r>
+    </w:p>
+    <w:p>
+      <w:pPr>
+        <w:shd w:val="clear" w:color="auto" w:fill="FFFFFF"/>
+        <w:spacing w:after="0" w:line="240" w:lineRule="auto"/>
+        <w:rPr>
+          <w:rFonts w:ascii="Times New Roman" w:eastAsia="Times New Roman" w:hAnsi="Times New Roman" w:cs="Times New Roman"/>
+          <w:color w:val="1F2328"/>
+          <w:sz w:val="24"/>
+          <w:szCs w:val="24"/>
+        </w:rPr>
+      </w:pPr>
+      <w:r>
+        <w:rPr>
+          <w:rFonts w:ascii="Times New Roman" w:eastAsia="Times New Roman" w:hAnsi="Times New Roman" w:cs="Times New Roman"/>
+          <w:color w:val="1F2328"/>
+          <w:sz w:val="24"/>
+          <w:szCs w:val="24"/>
+        </w:rPr>
+        <w:t xml:space="preserve">Making progress, let do </w:t>
+      </w:r>
+      <w:r>
+        <w:rPr>
+          <w:rFonts w:ascii="Times New Roman" w:eastAsia="Times New Roman" w:hAnsi="Times New Roman" w:cs="Times New Roman"/>
+          <w:color w:val="1F2328"/>
+          <w:sz w:val="24"/>
+          <w:szCs w:val="24"/>
+        </w:rPr>
+        <w:t>these instructions</w:t>
+      </w:r>
+      <w:r>
+        <w:rPr>
+          <w:rFonts w:ascii="Times New Roman" w:eastAsia="Times New Roman" w:hAnsi="Times New Roman" w:cs="Times New Roman"/>
+          <w:color w:val="1F2328"/>
+          <w:sz w:val="24"/>
+          <w:szCs w:val="24"/>
+        </w:rPr>
+        <w:t xml:space="preserve"> now:</w:t>
+      </w:r>
+    </w:p>
+    <w:p>
+      <w:pPr>
+        <w:pStyle w:val="Prrafodelista"/>
+        <w:numPr>
+          <w:ilvl w:val="0"/>
+          <w:numId w:val="6"/>
+        </w:numPr>
+        <w:shd w:val="clear" w:color="auto" w:fill="FFFFFF"/>
+        <w:spacing w:after="0" w:line="240" w:lineRule="auto"/>
+        <w:rPr>
+          <w:rFonts w:ascii="Times New Roman" w:eastAsia="Times New Roman" w:hAnsi="Times New Roman" w:cs="Times New Roman"/>
+          <w:color w:val="1F2328"/>
+          <w:sz w:val="24"/>
+          <w:szCs w:val="24"/>
+        </w:rPr>
+      </w:pPr>
+      <w:r>
+        <w:rPr>
+          <w:rFonts w:ascii="Times New Roman" w:eastAsia="Times New Roman" w:hAnsi="Times New Roman" w:cs="Times New Roman"/>
+          <w:color w:val="1F2328"/>
+          <w:sz w:val="24"/>
+          <w:szCs w:val="24"/>
+        </w:rPr>
+        <w:t xml:space="preserve">There is a log issue when putting the mines. In the last example column 1, row 9 there was a mine, however column 1, row 8, column 2, row 8, and column 2, row 9 are mines, how is possible that column 1, row 9 is a mine if there are no number to see if a mine is there. </w:t>
+      </w:r>
+    </w:p>
+    <w:p>
+      <w:pPr>
+        <w:pStyle w:val="Prrafodelista"/>
+        <w:numPr>
+          <w:ilvl w:val="0"/>
+          <w:numId w:val="6"/>
+        </w:numPr>
+        <w:shd w:val="clear" w:color="auto" w:fill="FFFFFF"/>
+        <w:spacing w:after="0" w:line="240" w:lineRule="auto"/>
+        <w:rPr>
+          <w:rFonts w:ascii="Times New Roman" w:eastAsia="Times New Roman" w:hAnsi="Times New Roman" w:cs="Times New Roman"/>
+          <w:color w:val="1F2328"/>
+          <w:sz w:val="24"/>
+          <w:szCs w:val="24"/>
+        </w:rPr>
+      </w:pPr>
+      <w:r>
+        <w:rPr>
+          <w:rFonts w:ascii="Times New Roman" w:eastAsia="Times New Roman" w:hAnsi="Times New Roman" w:cs="Times New Roman"/>
+          <w:color w:val="1F2328"/>
+          <w:sz w:val="24"/>
+          <w:szCs w:val="24"/>
+        </w:rPr>
+        <w:t>The text that talks about the controls and board 9x9 should also be inside the instructions box.</w:t>
+      </w:r>
+    </w:p>
+    <w:p>
+      <w:pPr>
+        <w:pStyle w:val="Prrafodelista"/>
+        <w:numPr>
+          <w:ilvl w:val="0"/>
+          <w:numId w:val="6"/>
+        </w:numPr>
+        <w:shd w:val="clear" w:color="auto" w:fill="FFFFFF"/>
+        <w:spacing w:after="0" w:line="240" w:lineRule="auto"/>
+        <w:rPr>
+          <w:rFonts w:ascii="Times New Roman" w:eastAsia="Times New Roman" w:hAnsi="Times New Roman" w:cs="Times New Roman"/>
+          <w:color w:val="1F2328"/>
+          <w:sz w:val="24"/>
+          <w:szCs w:val="24"/>
+        </w:rPr>
+      </w:pPr>
+      <w:r>
+        <w:rPr>
+          <w:rFonts w:ascii="Times New Roman" w:eastAsia="Times New Roman" w:hAnsi="Times New Roman" w:cs="Times New Roman"/>
+          <w:color w:val="1F2328"/>
+          <w:sz w:val="24"/>
+          <w:szCs w:val="24"/>
+        </w:rPr>
+        <w:t>The knowledge base information is fine but every knowledge should be the as row, not all of the knowledge in a line.</w:t>
+      </w:r>
+    </w:p>
+    <w:p>
+      <w:pPr>
+        <w:pStyle w:val="Prrafodelista"/>
+        <w:numPr>
+          <w:ilvl w:val="0"/>
+          <w:numId w:val="6"/>
+        </w:numPr>
+        <w:shd w:val="clear" w:color="auto" w:fill="FFFFFF"/>
+        <w:spacing w:after="0" w:line="240" w:lineRule="auto"/>
+        <w:rPr>
+          <w:rFonts w:ascii="Times New Roman" w:eastAsia="Times New Roman" w:hAnsi="Times New Roman" w:cs="Times New Roman"/>
+          <w:color w:val="1F2328"/>
+          <w:sz w:val="24"/>
+          <w:szCs w:val="24"/>
+        </w:rPr>
+      </w:pPr>
+      <w:r>
+        <w:rPr>
+          <w:rFonts w:ascii="Times New Roman" w:eastAsia="Times New Roman" w:hAnsi="Times New Roman" w:cs="Times New Roman"/>
+          <w:color w:val="1F2328"/>
+          <w:sz w:val="24"/>
+          <w:szCs w:val="24"/>
+        </w:rPr>
+        <w:t>Make the knowledge base live information bold. Just the instructions 1 and 2. And inside the instruction 2 make deduced safe and deduced mines bold.</w:t>
+      </w:r>
+    </w:p>
+    <w:p>
+      <w:pPr>
+        <w:pStyle w:val="Prrafodelista"/>
+        <w:numPr>
+          <w:ilvl w:val="0"/>
+          <w:numId w:val="6"/>
+        </w:numPr>
+        <w:shd w:val="clear" w:color="auto" w:fill="FFFFFF"/>
+        <w:spacing w:after="0" w:line="240" w:lineRule="auto"/>
+        <w:rPr>
+          <w:rFonts w:ascii="Times New Roman" w:eastAsia="Times New Roman" w:hAnsi="Times New Roman" w:cs="Times New Roman"/>
+          <w:color w:val="1F2328"/>
+          <w:sz w:val="24"/>
+          <w:szCs w:val="24"/>
+        </w:rPr>
+      </w:pPr>
+      <w:r>
+        <w:rPr>
+          <w:rFonts w:ascii="Times New Roman" w:eastAsia="Times New Roman" w:hAnsi="Times New Roman" w:cs="Times New Roman"/>
+          <w:color w:val="1F2328"/>
+          <w:sz w:val="24"/>
+          <w:szCs w:val="24"/>
+        </w:rPr>
+        <w:t>There is also an option to change the game from beginner to expert but there is no button to change the mode, add this as well</w:t>
+      </w:r>
+    </w:p>
+    <w:p>
+      <w:pPr>
+        <w:pStyle w:val="Prrafodelista"/>
+        <w:shd w:val="clear" w:color="auto" w:fill="FFFFFF"/>
+        <w:spacing w:after="0" w:line="240" w:lineRule="auto"/>
+        <w:jc w:val="center"/>
+        <w:rPr>
+          <w:rFonts w:ascii="Times New Roman" w:eastAsia="Times New Roman" w:hAnsi="Times New Roman" w:cs="Times New Roman"/>
+          <w:color w:val="1F2328"/>
+          <w:sz w:val="24"/>
+          <w:szCs w:val="24"/>
+        </w:rPr>
+      </w:pPr>
+      <w:r>
+        <w:rPr>
+          <w:noProof/>
+        </w:rPr>
+        <w:lastRenderedPageBreak/>
+        <w:drawing>
+          <wp:inline distT="0" distB="0" distL="0" distR="0" wp14:anchorId="503840D9" wp14:editId="191C9D53">
+            <wp:extent cx="3236595" cy="1877060"/>
+            <wp:effectExtent l="0" t="0" r="1905" b="8890"/>
+            <wp:docPr id="4" name="Imagen 4"/>
+            <wp:cNvGraphicFramePr>
+              <a:graphicFrameLocks xmlns:a="http://schemas.openxmlformats.org/drawingml/2006/main" noChangeAspect="1"/>
+            </wp:cNvGraphicFramePr>
+            <a:graphic xmlns:a="http://schemas.openxmlformats.org/drawingml/2006/main">
+              <a:graphicData uri="http://schemas.openxmlformats.org/drawingml/2006/picture">
+                <pic:pic xmlns:pic="http://schemas.openxmlformats.org/drawingml/2006/picture">
+                  <pic:nvPicPr>
+                    <pic:cNvPr id="1" name=""/>
+                    <pic:cNvPicPr/>
+                  </pic:nvPicPr>
+                  <pic:blipFill>
+                    <a:blip r:embed="rId11" cstate="print">
+                      <a:extLst>
+                        <a:ext uri="{28A0092B-C50C-407E-A947-70E740481C1C}">
+                          <a14:useLocalDpi xmlns:a14="http://schemas.microsoft.com/office/drawing/2010/main" val="0"/>
+                        </a:ext>
+                      </a:extLst>
+                    </a:blip>
+                    <a:stretch>
+                      <a:fillRect/>
+                    </a:stretch>
+                  </pic:blipFill>
+                  <pic:spPr>
+                    <a:xfrm>
+                      <a:off x="0" y="0"/>
+                      <a:ext cx="3236595" cy="1877060"/>
+                    </a:xfrm>
+                    <a:prstGeom prst="rect">
+                      <a:avLst/>
+                    </a:prstGeom>
+                  </pic:spPr>
+                </pic:pic>
+              </a:graphicData>
+            </a:graphic>
+          </wp:inline>
+        </w:drawing>
+      </w:r>
+    </w:p>
+    <w:p>
+      <w:pPr>
+        <w:pStyle w:val="Prrafodelista"/>
+        <w:shd w:val="clear" w:color="auto" w:fill="FFFFFF"/>
+        <w:spacing w:after="0" w:line="240" w:lineRule="auto"/>
+        <w:jc w:val="center"/>
+        <w:rPr>
+          <w:rFonts w:ascii="Times New Roman" w:eastAsia="Times New Roman" w:hAnsi="Times New Roman" w:cs="Times New Roman"/>
+          <w:color w:val="1F2328"/>
+          <w:sz w:val="24"/>
+          <w:szCs w:val="24"/>
+        </w:rPr>
+      </w:pPr>
+    </w:p>
+    <w:p>
+      <w:pPr>
+        <w:shd w:val="clear" w:color="auto" w:fill="FFFFFF"/>
+        <w:spacing w:after="0" w:line="240" w:lineRule="auto"/>
+        <w:rPr>
+          <w:rFonts w:ascii="Times New Roman" w:eastAsia="Times New Roman" w:hAnsi="Times New Roman" w:cs="Times New Roman"/>
+          <w:b/>
+          <w:bCs/>
           <w:i/>
           <w:iCs/>
           <w:color w:val="1F2328"/>
@@ -1830,662 +1759,314 @@
           <w:sz w:val="24"/>
           <w:szCs w:val="24"/>
         </w:rPr>
+        <w:t xml:space="preserve">  File "c:\Users\TALLER-TECNOLIDER\OneDrive\Personal\COLLEGE\HU Spring 2026\AI and Machine Learning\p7\minesweeper_gui.py", line 560, in &lt;module&gt;</w:t>
+      </w:r>
+    </w:p>
+    <w:p>
+      <w:pPr>
+        <w:shd w:val="clear" w:color="auto" w:fill="FFFFFF"/>
+        <w:spacing w:after="0" w:line="240" w:lineRule="auto"/>
+        <w:rPr>
+          <w:rFonts w:ascii="Times New Roman" w:eastAsia="Times New Roman" w:hAnsi="Times New Roman" w:cs="Times New Roman"/>
+          <w:color w:val="1F2328"/>
+          <w:sz w:val="24"/>
+          <w:szCs w:val="24"/>
+        </w:rPr>
+      </w:pPr>
+      <w:r>
+        <w:rPr>
+          <w:rFonts w:ascii="Times New Roman" w:eastAsia="Times New Roman" w:hAnsi="Times New Roman" w:cs="Times New Roman"/>
+          <w:color w:val="1F2328"/>
+          <w:sz w:val="24"/>
+          <w:szCs w:val="24"/>
+        </w:rPr>
+        <w:t xml:space="preserve">    MinesweeperApp().run()</w:t>
+      </w:r>
+    </w:p>
+    <w:p>
+      <w:pPr>
+        <w:shd w:val="clear" w:color="auto" w:fill="FFFFFF"/>
+        <w:spacing w:after="0" w:line="240" w:lineRule="auto"/>
+        <w:rPr>
+          <w:rFonts w:ascii="Times New Roman" w:eastAsia="Times New Roman" w:hAnsi="Times New Roman" w:cs="Times New Roman"/>
+          <w:color w:val="1F2328"/>
+          <w:sz w:val="24"/>
+          <w:szCs w:val="24"/>
+        </w:rPr>
+      </w:pPr>
+      <w:r>
+        <w:rPr>
+          <w:rFonts w:ascii="Times New Roman" w:eastAsia="Times New Roman" w:hAnsi="Times New Roman" w:cs="Times New Roman"/>
+          <w:color w:val="1F2328"/>
+          <w:sz w:val="24"/>
+          <w:szCs w:val="24"/>
+        </w:rPr>
+        <w:t xml:space="preserve">    ^^^^^^^^^^^^^^^^</w:t>
+      </w:r>
+    </w:p>
+    <w:p>
+      <w:pPr>
+        <w:shd w:val="clear" w:color="auto" w:fill="FFFFFF"/>
+        <w:spacing w:after="0" w:line="240" w:lineRule="auto"/>
+        <w:rPr>
+          <w:rFonts w:ascii="Times New Roman" w:eastAsia="Times New Roman" w:hAnsi="Times New Roman" w:cs="Times New Roman"/>
+          <w:color w:val="1F2328"/>
+          <w:sz w:val="24"/>
+          <w:szCs w:val="24"/>
+        </w:rPr>
+      </w:pPr>
+      <w:r>
+        <w:rPr>
+          <w:rFonts w:ascii="Times New Roman" w:eastAsia="Times New Roman" w:hAnsi="Times New Roman" w:cs="Times New Roman"/>
+          <w:color w:val="1F2328"/>
+          <w:sz w:val="24"/>
+          <w:szCs w:val="24"/>
+        </w:rPr>
+        <w:t xml:space="preserve">  File "c:\Users\TALLER-TECNOLIDER\OneDrive\Personal\COLLEGE\HU Spring 2026\AI and Machine Learning\p7\minesweeper_gui.py", line 76, in __init__</w:t>
+      </w:r>
+    </w:p>
+    <w:p>
+      <w:pPr>
+        <w:shd w:val="clear" w:color="auto" w:fill="FFFFFF"/>
+        <w:spacing w:after="0" w:line="240" w:lineRule="auto"/>
+        <w:rPr>
+          <w:rFonts w:ascii="Times New Roman" w:eastAsia="Times New Roman" w:hAnsi="Times New Roman" w:cs="Times New Roman"/>
+          <w:color w:val="1F2328"/>
+          <w:sz w:val="24"/>
+          <w:szCs w:val="24"/>
+        </w:rPr>
+      </w:pPr>
+      <w:r>
+        <w:rPr>
+          <w:rFonts w:ascii="Times New Roman" w:eastAsia="Times New Roman" w:hAnsi="Times New Roman" w:cs="Times New Roman"/>
+          <w:color w:val="1F2328"/>
+          <w:sz w:val="24"/>
+          <w:szCs w:val="24"/>
+        </w:rPr>
+        <w:t xml:space="preserve">    self._build_layout()</w:t>
+      </w:r>
+    </w:p>
+    <w:p>
+      <w:pPr>
+        <w:shd w:val="clear" w:color="auto" w:fill="FFFFFF"/>
+        <w:spacing w:after="0" w:line="240" w:lineRule="auto"/>
+        <w:rPr>
+          <w:rFonts w:ascii="Times New Roman" w:eastAsia="Times New Roman" w:hAnsi="Times New Roman" w:cs="Times New Roman"/>
+          <w:color w:val="1F2328"/>
+          <w:sz w:val="24"/>
+          <w:szCs w:val="24"/>
+        </w:rPr>
+      </w:pPr>
+      <w:r>
+        <w:rPr>
+          <w:rFonts w:ascii="Times New Roman" w:eastAsia="Times New Roman" w:hAnsi="Times New Roman" w:cs="Times New Roman"/>
+          <w:color w:val="1F2328"/>
+          <w:sz w:val="24"/>
+          <w:szCs w:val="24"/>
+        </w:rPr>
+        <w:t xml:space="preserve">  File "c:\Users\TALLER-TECNOLIDER\OneDrive\Personal\COLLEGE\HU Spring 2026\AI and Machine Learning\p7\minesweeper_gui.py", line 309, in _build_layout</w:t>
+      </w:r>
+    </w:p>
+    <w:p>
+      <w:pPr>
+        <w:shd w:val="clear" w:color="auto" w:fill="FFFFFF"/>
+        <w:spacing w:after="0" w:line="240" w:lineRule="auto"/>
+        <w:rPr>
+          <w:rFonts w:ascii="Times New Roman" w:eastAsia="Times New Roman" w:hAnsi="Times New Roman" w:cs="Times New Roman"/>
+          <w:color w:val="1F2328"/>
+          <w:sz w:val="24"/>
+          <w:szCs w:val="24"/>
+        </w:rPr>
+      </w:pPr>
+      <w:r>
+        <w:rPr>
+          <w:rFonts w:ascii="Times New Roman" w:eastAsia="Times New Roman" w:hAnsi="Times New Roman" w:cs="Times New Roman"/>
+          <w:color w:val="1F2328"/>
+          <w:sz w:val="24"/>
+          <w:szCs w:val="24"/>
+        </w:rPr>
+        <w:t xml:space="preserve">    kb_header = tk.Frame(right, bg=BG_PANEL, padx=0, pady=(0, 6))</w:t>
+      </w:r>
+    </w:p>
+    <w:p>
+      <w:pPr>
+        <w:shd w:val="clear" w:color="auto" w:fill="FFFFFF"/>
+        <w:spacing w:after="0" w:line="240" w:lineRule="auto"/>
+        <w:rPr>
+          <w:rFonts w:ascii="Times New Roman" w:eastAsia="Times New Roman" w:hAnsi="Times New Roman" w:cs="Times New Roman"/>
+          <w:color w:val="1F2328"/>
+          <w:sz w:val="24"/>
+          <w:szCs w:val="24"/>
+        </w:rPr>
+      </w:pPr>
+      <w:r>
+        <w:rPr>
+          <w:rFonts w:ascii="Times New Roman" w:eastAsia="Times New Roman" w:hAnsi="Times New Roman" w:cs="Times New Roman"/>
+          <w:color w:val="1F2328"/>
+          <w:sz w:val="24"/>
+          <w:szCs w:val="24"/>
+        </w:rPr>
+        <w:t xml:space="preserve">                ^^^^^^^^^^^^^^^^^^^^^^^^^^^^^^^^^^^^^^^^^^^^^^^^^</w:t>
+      </w:r>
+    </w:p>
+    <w:p>
+      <w:pPr>
+        <w:shd w:val="clear" w:color="auto" w:fill="FFFFFF"/>
+        <w:spacing w:after="0" w:line="240" w:lineRule="auto"/>
+        <w:rPr>
+          <w:rFonts w:ascii="Times New Roman" w:eastAsia="Times New Roman" w:hAnsi="Times New Roman" w:cs="Times New Roman"/>
+          <w:color w:val="1F2328"/>
+          <w:sz w:val="24"/>
+          <w:szCs w:val="24"/>
+        </w:rPr>
+      </w:pPr>
+      <w:r>
+        <w:rPr>
+          <w:rFonts w:ascii="Times New Roman" w:eastAsia="Times New Roman" w:hAnsi="Times New Roman" w:cs="Times New Roman"/>
+          <w:color w:val="1F2328"/>
+          <w:sz w:val="24"/>
+          <w:szCs w:val="24"/>
+        </w:rPr>
+        <w:t xml:space="preserve">  File "C:\Program Files\WindowsApps\PythonSoftwareFoundation.Python.3.12_3.12.2800.0_x64__qbz5n2kfra8p0\Lib\tkinter\__init__.py", line 3226, in __init__</w:t>
+      </w:r>
+    </w:p>
+    <w:p>
+      <w:pPr>
+        <w:shd w:val="clear" w:color="auto" w:fill="FFFFFF"/>
+        <w:spacing w:after="0" w:line="240" w:lineRule="auto"/>
+        <w:rPr>
+          <w:rFonts w:ascii="Times New Roman" w:eastAsia="Times New Roman" w:hAnsi="Times New Roman" w:cs="Times New Roman"/>
+          <w:color w:val="1F2328"/>
+          <w:sz w:val="24"/>
+          <w:szCs w:val="24"/>
+        </w:rPr>
+      </w:pPr>
+      <w:r>
+        <w:rPr>
+          <w:rFonts w:ascii="Times New Roman" w:eastAsia="Times New Roman" w:hAnsi="Times New Roman" w:cs="Times New Roman"/>
+          <w:color w:val="1F2328"/>
+          <w:sz w:val="24"/>
+          <w:szCs w:val="24"/>
+        </w:rPr>
+        <w:t xml:space="preserve">    Widget.__init__(self, master, 'frame', cnf, {}, extra)</w:t>
+      </w:r>
+    </w:p>
+    <w:p>
+      <w:pPr>
+        <w:shd w:val="clear" w:color="auto" w:fill="FFFFFF"/>
+        <w:spacing w:after="0" w:line="240" w:lineRule="auto"/>
+        <w:rPr>
+          <w:rFonts w:ascii="Times New Roman" w:eastAsia="Times New Roman" w:hAnsi="Times New Roman" w:cs="Times New Roman"/>
+          <w:color w:val="1F2328"/>
+          <w:sz w:val="24"/>
+          <w:szCs w:val="24"/>
+        </w:rPr>
+      </w:pPr>
+      <w:r>
+        <w:rPr>
+          <w:rFonts w:ascii="Times New Roman" w:eastAsia="Times New Roman" w:hAnsi="Times New Roman" w:cs="Times New Roman"/>
+          <w:color w:val="1F2328"/>
+          <w:sz w:val="24"/>
+          <w:szCs w:val="24"/>
+        </w:rPr>
+        <w:t xml:space="preserve">  File "C:\Program Files\WindowsApps\PythonSoftwareFoundation.Python.3.12_3.12.2800.0_x64__qbz5n2kfra8p0\Lib\tkinter\__init__.py", line 2661, in __init__</w:t>
+      </w:r>
+    </w:p>
+    <w:p>
+      <w:pPr>
+        <w:shd w:val="clear" w:color="auto" w:fill="FFFFFF"/>
+        <w:spacing w:after="0" w:line="240" w:lineRule="auto"/>
+        <w:rPr>
+          <w:rFonts w:ascii="Times New Roman" w:eastAsia="Times New Roman" w:hAnsi="Times New Roman" w:cs="Times New Roman"/>
+          <w:color w:val="1F2328"/>
+          <w:sz w:val="24"/>
+          <w:szCs w:val="24"/>
+        </w:rPr>
+      </w:pPr>
+      <w:r>
+        <w:rPr>
+          <w:rFonts w:ascii="Times New Roman" w:eastAsia="Times New Roman" w:hAnsi="Times New Roman" w:cs="Times New Roman"/>
+          <w:color w:val="1F2328"/>
+          <w:sz w:val="24"/>
+          <w:szCs w:val="24"/>
+        </w:rPr>
+        <w:t xml:space="preserve">    self.tk.call(</w:t>
+      </w:r>
+    </w:p>
+    <w:p>
+      <w:pPr>
+        <w:shd w:val="clear" w:color="auto" w:fill="FFFFFF"/>
+        <w:spacing w:after="0" w:line="240" w:lineRule="auto"/>
+        <w:rPr>
+          <w:rFonts w:ascii="Times New Roman" w:eastAsia="Times New Roman" w:hAnsi="Times New Roman" w:cs="Times New Roman"/>
+          <w:color w:val="1F2328"/>
+          <w:sz w:val="24"/>
+          <w:szCs w:val="24"/>
+        </w:rPr>
+      </w:pPr>
+      <w:r>
+        <w:rPr>
+          <w:rFonts w:ascii="Times New Roman" w:eastAsia="Times New Roman" w:hAnsi="Times New Roman" w:cs="Times New Roman"/>
+          <w:color w:val="1F2328"/>
+          <w:sz w:val="24"/>
+          <w:szCs w:val="24"/>
+        </w:rPr>
+        <w:t>_tkinter.TclError: bad screen distance "0 6"</w:t>
+      </w:r>
+    </w:p>
+    <w:p>
+      <w:pPr>
+        <w:spacing w:after="0"/>
+        <w:rPr>
+          <w:rFonts w:ascii="Times New Roman" w:eastAsia="Times New Roman" w:hAnsi="Times New Roman" w:cs="Times New Roman"/>
+          <w:b/>
+          <w:bCs/>
+          <w:color w:val="1F2328"/>
+          <w:sz w:val="24"/>
+          <w:szCs w:val="24"/>
+        </w:rPr>
+      </w:pPr>
+    </w:p>
+    <w:p>
+      <w:pPr>
+        <w:spacing w:after="0"/>
+        <w:rPr>
+          <w:rFonts w:ascii="Times New Roman" w:eastAsia="Times New Roman" w:hAnsi="Times New Roman" w:cs="Times New Roman"/>
+          <w:b/>
+          <w:bCs/>
+          <w:color w:val="1F2328"/>
+          <w:sz w:val="24"/>
+          <w:szCs w:val="24"/>
+        </w:rPr>
+      </w:pPr>
+      <w:r>
+        <w:rPr>
+          <w:rFonts w:ascii="Times New Roman" w:eastAsia="Times New Roman" w:hAnsi="Times New Roman" w:cs="Times New Roman"/>
+          <w:b/>
+          <w:bCs/>
+          <w:color w:val="1F2328"/>
+          <w:sz w:val="24"/>
+          <w:szCs w:val="24"/>
+        </w:rPr>
+        <w:t>Prompt #6</w:t>
+      </w:r>
+    </w:p>
+    <w:p>
+      <w:pPr>
+        <w:spacing w:after="0"/>
+        <w:rPr>
+          <w:rFonts w:ascii="Times New Roman" w:hAnsi="Times New Roman" w:cs="Times New Roman"/>
+          <w:sz w:val="24"/>
+          <w:szCs w:val="24"/>
+        </w:rPr>
+      </w:pPr>
+      <w:r>
+        <w:rPr>
+          <w:rFonts w:ascii="Times New Roman" w:hAnsi="Times New Roman" w:cs="Times New Roman"/>
+          <w:sz w:val="24"/>
+          <w:szCs w:val="24"/>
+        </w:rPr>
         <w:lastRenderedPageBreak/>
-        <w:t xml:space="preserve">  File "c:\Users\TALLER-TECNOLIDER\OneDrive\Personal\COLLEGE\HU Spring 2026\AI and Machine Learning\p7\minesweeper_gui.py", line 560, in &lt;module&gt;</w:t>
-      </w:r>
-    </w:p>
-    <w:p>
-      <w:pPr>
-        <w:shd w:val="clear" w:color="auto" w:fill="FFFFFF"/>
-        <w:spacing w:after="0" w:line="240" w:lineRule="auto"/>
-        <w:rPr>
-          <w:rFonts w:ascii="Times New Roman" w:eastAsia="Times New Roman" w:hAnsi="Times New Roman" w:cs="Times New Roman"/>
-          <w:color w:val="1F2328"/>
-          <w:sz w:val="24"/>
-          <w:szCs w:val="24"/>
-        </w:rPr>
-      </w:pPr>
-      <w:r>
-        <w:rPr>
-          <w:rFonts w:ascii="Times New Roman" w:eastAsia="Times New Roman" w:hAnsi="Times New Roman" w:cs="Times New Roman"/>
-          <w:color w:val="1F2328"/>
-          <w:sz w:val="24"/>
-          <w:szCs w:val="24"/>
-        </w:rPr>
-        <w:t xml:space="preserve">    </w:t>
-      </w:r>
-      <w:proofErr w:type="spellStart"/>
-      <w:r>
-        <w:rPr>
-          <w:rFonts w:ascii="Times New Roman" w:eastAsia="Times New Roman" w:hAnsi="Times New Roman" w:cs="Times New Roman"/>
-          <w:color w:val="1F2328"/>
-          <w:sz w:val="24"/>
-          <w:szCs w:val="24"/>
-        </w:rPr>
-        <w:t>MinesweeperApp</w:t>
-      </w:r>
-      <w:proofErr w:type="spellEnd"/>
-      <w:r>
-        <w:rPr>
-          <w:rFonts w:ascii="Times New Roman" w:eastAsia="Times New Roman" w:hAnsi="Times New Roman" w:cs="Times New Roman"/>
-          <w:color w:val="1F2328"/>
-          <w:sz w:val="24"/>
-          <w:szCs w:val="24"/>
-        </w:rPr>
-        <w:t>(</w:t>
-      </w:r>
-      <w:proofErr w:type="gramStart"/>
-      <w:r>
-        <w:rPr>
-          <w:rFonts w:ascii="Times New Roman" w:eastAsia="Times New Roman" w:hAnsi="Times New Roman" w:cs="Times New Roman"/>
-          <w:color w:val="1F2328"/>
-          <w:sz w:val="24"/>
-          <w:szCs w:val="24"/>
-        </w:rPr>
-        <w:t>).run</w:t>
-      </w:r>
-      <w:proofErr w:type="gramEnd"/>
-      <w:r>
-        <w:rPr>
-          <w:rFonts w:ascii="Times New Roman" w:eastAsia="Times New Roman" w:hAnsi="Times New Roman" w:cs="Times New Roman"/>
-          <w:color w:val="1F2328"/>
-          <w:sz w:val="24"/>
-          <w:szCs w:val="24"/>
-        </w:rPr>
-        <w:t>()</w:t>
-      </w:r>
-    </w:p>
-    <w:p>
-      <w:pPr>
-        <w:shd w:val="clear" w:color="auto" w:fill="FFFFFF"/>
-        <w:spacing w:after="0" w:line="240" w:lineRule="auto"/>
-        <w:rPr>
-          <w:rFonts w:ascii="Times New Roman" w:eastAsia="Times New Roman" w:hAnsi="Times New Roman" w:cs="Times New Roman"/>
-          <w:color w:val="1F2328"/>
-          <w:sz w:val="24"/>
-          <w:szCs w:val="24"/>
-        </w:rPr>
-      </w:pPr>
-      <w:r>
-        <w:rPr>
-          <w:rFonts w:ascii="Times New Roman" w:eastAsia="Times New Roman" w:hAnsi="Times New Roman" w:cs="Times New Roman"/>
-          <w:color w:val="1F2328"/>
-          <w:sz w:val="24"/>
-          <w:szCs w:val="24"/>
-        </w:rPr>
-        <w:t xml:space="preserve">    ^^^^^^^^^^^^^^^^</w:t>
-      </w:r>
-    </w:p>
-    <w:p>
-      <w:pPr>
-        <w:shd w:val="clear" w:color="auto" w:fill="FFFFFF"/>
-        <w:spacing w:after="0" w:line="240" w:lineRule="auto"/>
-        <w:rPr>
-          <w:rFonts w:ascii="Times New Roman" w:eastAsia="Times New Roman" w:hAnsi="Times New Roman" w:cs="Times New Roman"/>
-          <w:color w:val="1F2328"/>
-          <w:sz w:val="24"/>
-          <w:szCs w:val="24"/>
-        </w:rPr>
-      </w:pPr>
-      <w:r>
-        <w:rPr>
-          <w:rFonts w:ascii="Times New Roman" w:eastAsia="Times New Roman" w:hAnsi="Times New Roman" w:cs="Times New Roman"/>
-          <w:color w:val="1F2328"/>
-          <w:sz w:val="24"/>
-          <w:szCs w:val="24"/>
-        </w:rPr>
-        <w:t xml:space="preserve">  File "c:\Users\TALLER-TECNOLIDER\OneDrive\Personal\COLLEGE\HU Spring 2026\AI and Machine Learning\p7\minesweeper_gui.py", line 76, in __</w:t>
-      </w:r>
-      <w:proofErr w:type="spellStart"/>
-      <w:r>
-        <w:rPr>
-          <w:rFonts w:ascii="Times New Roman" w:eastAsia="Times New Roman" w:hAnsi="Times New Roman" w:cs="Times New Roman"/>
-          <w:color w:val="1F2328"/>
-          <w:sz w:val="24"/>
-          <w:szCs w:val="24"/>
-        </w:rPr>
-        <w:t>init</w:t>
-      </w:r>
-      <w:proofErr w:type="spellEnd"/>
-      <w:r>
-        <w:rPr>
-          <w:rFonts w:ascii="Times New Roman" w:eastAsia="Times New Roman" w:hAnsi="Times New Roman" w:cs="Times New Roman"/>
-          <w:color w:val="1F2328"/>
-          <w:sz w:val="24"/>
-          <w:szCs w:val="24"/>
-        </w:rPr>
-        <w:t>__</w:t>
-      </w:r>
-    </w:p>
-    <w:p>
-      <w:pPr>
-        <w:shd w:val="clear" w:color="auto" w:fill="FFFFFF"/>
-        <w:spacing w:after="0" w:line="240" w:lineRule="auto"/>
-        <w:rPr>
-          <w:rFonts w:ascii="Times New Roman" w:eastAsia="Times New Roman" w:hAnsi="Times New Roman" w:cs="Times New Roman"/>
-          <w:color w:val="1F2328"/>
-          <w:sz w:val="24"/>
-          <w:szCs w:val="24"/>
-        </w:rPr>
-      </w:pPr>
-      <w:r>
-        <w:rPr>
-          <w:rFonts w:ascii="Times New Roman" w:eastAsia="Times New Roman" w:hAnsi="Times New Roman" w:cs="Times New Roman"/>
-          <w:color w:val="1F2328"/>
-          <w:sz w:val="24"/>
-          <w:szCs w:val="24"/>
-        </w:rPr>
-        <w:t xml:space="preserve">    </w:t>
-      </w:r>
-      <w:proofErr w:type="gramStart"/>
-      <w:r>
-        <w:rPr>
-          <w:rFonts w:ascii="Times New Roman" w:eastAsia="Times New Roman" w:hAnsi="Times New Roman" w:cs="Times New Roman"/>
-          <w:color w:val="1F2328"/>
-          <w:sz w:val="24"/>
-          <w:szCs w:val="24"/>
-        </w:rPr>
-        <w:t>self._</w:t>
-      </w:r>
-      <w:proofErr w:type="spellStart"/>
-      <w:proofErr w:type="gramEnd"/>
-      <w:r>
-        <w:rPr>
-          <w:rFonts w:ascii="Times New Roman" w:eastAsia="Times New Roman" w:hAnsi="Times New Roman" w:cs="Times New Roman"/>
-          <w:color w:val="1F2328"/>
-          <w:sz w:val="24"/>
-          <w:szCs w:val="24"/>
-        </w:rPr>
-        <w:t>build_layout</w:t>
-      </w:r>
-      <w:proofErr w:type="spellEnd"/>
-      <w:r>
-        <w:rPr>
-          <w:rFonts w:ascii="Times New Roman" w:eastAsia="Times New Roman" w:hAnsi="Times New Roman" w:cs="Times New Roman"/>
-          <w:color w:val="1F2328"/>
-          <w:sz w:val="24"/>
-          <w:szCs w:val="24"/>
-        </w:rPr>
-        <w:t>()</w:t>
-      </w:r>
-    </w:p>
-    <w:p>
-      <w:pPr>
-        <w:shd w:val="clear" w:color="auto" w:fill="FFFFFF"/>
-        <w:spacing w:after="0" w:line="240" w:lineRule="auto"/>
-        <w:rPr>
-          <w:rFonts w:ascii="Times New Roman" w:eastAsia="Times New Roman" w:hAnsi="Times New Roman" w:cs="Times New Roman"/>
-          <w:color w:val="1F2328"/>
-          <w:sz w:val="24"/>
-          <w:szCs w:val="24"/>
-        </w:rPr>
-      </w:pPr>
-      <w:r>
-        <w:rPr>
-          <w:rFonts w:ascii="Times New Roman" w:eastAsia="Times New Roman" w:hAnsi="Times New Roman" w:cs="Times New Roman"/>
-          <w:color w:val="1F2328"/>
-          <w:sz w:val="24"/>
-          <w:szCs w:val="24"/>
-        </w:rPr>
-        <w:t xml:space="preserve">  File "c:\Users\TALLER-TECNOLIDER\OneDrive\Personal\COLLEGE\HU Spring 2026\AI and Machine Learning\p7\minesweeper_gui.py", line 309, in _</w:t>
-      </w:r>
-      <w:proofErr w:type="spellStart"/>
-      <w:r>
-        <w:rPr>
-          <w:rFonts w:ascii="Times New Roman" w:eastAsia="Times New Roman" w:hAnsi="Times New Roman" w:cs="Times New Roman"/>
-          <w:color w:val="1F2328"/>
-          <w:sz w:val="24"/>
-          <w:szCs w:val="24"/>
-        </w:rPr>
-        <w:t>build_layout</w:t>
-      </w:r>
-      <w:proofErr w:type="spellEnd"/>
-    </w:p>
-    <w:p>
-      <w:pPr>
-        <w:shd w:val="clear" w:color="auto" w:fill="FFFFFF"/>
-        <w:spacing w:after="0" w:line="240" w:lineRule="auto"/>
-        <w:rPr>
-          <w:rFonts w:ascii="Times New Roman" w:eastAsia="Times New Roman" w:hAnsi="Times New Roman" w:cs="Times New Roman"/>
-          <w:color w:val="1F2328"/>
-          <w:sz w:val="24"/>
-          <w:szCs w:val="24"/>
-        </w:rPr>
-      </w:pPr>
-      <w:r>
-        <w:rPr>
-          <w:rFonts w:ascii="Times New Roman" w:eastAsia="Times New Roman" w:hAnsi="Times New Roman" w:cs="Times New Roman"/>
-          <w:color w:val="1F2328"/>
-          <w:sz w:val="24"/>
-          <w:szCs w:val="24"/>
-        </w:rPr>
-        <w:t xml:space="preserve">    </w:t>
-      </w:r>
-      <w:proofErr w:type="spellStart"/>
-      <w:r>
-        <w:rPr>
-          <w:rFonts w:ascii="Times New Roman" w:eastAsia="Times New Roman" w:hAnsi="Times New Roman" w:cs="Times New Roman"/>
-          <w:color w:val="1F2328"/>
-          <w:sz w:val="24"/>
-          <w:szCs w:val="24"/>
-        </w:rPr>
-        <w:t>kb_header</w:t>
-      </w:r>
-      <w:proofErr w:type="spellEnd"/>
-      <w:r>
-        <w:rPr>
-          <w:rFonts w:ascii="Times New Roman" w:eastAsia="Times New Roman" w:hAnsi="Times New Roman" w:cs="Times New Roman"/>
-          <w:color w:val="1F2328"/>
-          <w:sz w:val="24"/>
-          <w:szCs w:val="24"/>
-        </w:rPr>
-        <w:t xml:space="preserve"> = </w:t>
-      </w:r>
-      <w:proofErr w:type="spellStart"/>
-      <w:proofErr w:type="gramStart"/>
-      <w:r>
-        <w:rPr>
-          <w:rFonts w:ascii="Times New Roman" w:eastAsia="Times New Roman" w:hAnsi="Times New Roman" w:cs="Times New Roman"/>
-          <w:color w:val="1F2328"/>
-          <w:sz w:val="24"/>
-          <w:szCs w:val="24"/>
-        </w:rPr>
-        <w:t>tk.Frame</w:t>
-      </w:r>
-      <w:proofErr w:type="spellEnd"/>
-      <w:proofErr w:type="gramEnd"/>
-      <w:r>
-        <w:rPr>
-          <w:rFonts w:ascii="Times New Roman" w:eastAsia="Times New Roman" w:hAnsi="Times New Roman" w:cs="Times New Roman"/>
-          <w:color w:val="1F2328"/>
-          <w:sz w:val="24"/>
-          <w:szCs w:val="24"/>
-        </w:rPr>
-        <w:t xml:space="preserve">(right, </w:t>
-      </w:r>
-      <w:proofErr w:type="spellStart"/>
-      <w:r>
-        <w:rPr>
-          <w:rFonts w:ascii="Times New Roman" w:eastAsia="Times New Roman" w:hAnsi="Times New Roman" w:cs="Times New Roman"/>
-          <w:color w:val="1F2328"/>
-          <w:sz w:val="24"/>
-          <w:szCs w:val="24"/>
-        </w:rPr>
-        <w:t>bg</w:t>
-      </w:r>
-      <w:proofErr w:type="spellEnd"/>
-      <w:r>
-        <w:rPr>
-          <w:rFonts w:ascii="Times New Roman" w:eastAsia="Times New Roman" w:hAnsi="Times New Roman" w:cs="Times New Roman"/>
-          <w:color w:val="1F2328"/>
-          <w:sz w:val="24"/>
-          <w:szCs w:val="24"/>
-        </w:rPr>
-        <w:t xml:space="preserve">=BG_PANEL, </w:t>
-      </w:r>
-      <w:proofErr w:type="spellStart"/>
-      <w:r>
-        <w:rPr>
-          <w:rFonts w:ascii="Times New Roman" w:eastAsia="Times New Roman" w:hAnsi="Times New Roman" w:cs="Times New Roman"/>
-          <w:color w:val="1F2328"/>
-          <w:sz w:val="24"/>
-          <w:szCs w:val="24"/>
-        </w:rPr>
-        <w:t>padx</w:t>
-      </w:r>
-      <w:proofErr w:type="spellEnd"/>
-      <w:r>
-        <w:rPr>
-          <w:rFonts w:ascii="Times New Roman" w:eastAsia="Times New Roman" w:hAnsi="Times New Roman" w:cs="Times New Roman"/>
-          <w:color w:val="1F2328"/>
-          <w:sz w:val="24"/>
-          <w:szCs w:val="24"/>
-        </w:rPr>
-        <w:t xml:space="preserve">=0, </w:t>
-      </w:r>
-      <w:proofErr w:type="spellStart"/>
-      <w:r>
-        <w:rPr>
-          <w:rFonts w:ascii="Times New Roman" w:eastAsia="Times New Roman" w:hAnsi="Times New Roman" w:cs="Times New Roman"/>
-          <w:color w:val="1F2328"/>
-          <w:sz w:val="24"/>
-          <w:szCs w:val="24"/>
-        </w:rPr>
-        <w:t>pady</w:t>
-      </w:r>
-      <w:proofErr w:type="spellEnd"/>
-      <w:r>
-        <w:rPr>
-          <w:rFonts w:ascii="Times New Roman" w:eastAsia="Times New Roman" w:hAnsi="Times New Roman" w:cs="Times New Roman"/>
-          <w:color w:val="1F2328"/>
-          <w:sz w:val="24"/>
-          <w:szCs w:val="24"/>
-        </w:rPr>
-        <w:t>=(0, 6))</w:t>
-      </w:r>
-    </w:p>
-    <w:p>
-      <w:pPr>
-        <w:shd w:val="clear" w:color="auto" w:fill="FFFFFF"/>
-        <w:spacing w:after="0" w:line="240" w:lineRule="auto"/>
-        <w:rPr>
-          <w:rFonts w:ascii="Times New Roman" w:eastAsia="Times New Roman" w:hAnsi="Times New Roman" w:cs="Times New Roman"/>
-          <w:color w:val="1F2328"/>
-          <w:sz w:val="24"/>
-          <w:szCs w:val="24"/>
-        </w:rPr>
-      </w:pPr>
-      <w:r>
-        <w:rPr>
-          <w:rFonts w:ascii="Times New Roman" w:eastAsia="Times New Roman" w:hAnsi="Times New Roman" w:cs="Times New Roman"/>
-          <w:color w:val="1F2328"/>
-          <w:sz w:val="24"/>
-          <w:szCs w:val="24"/>
-        </w:rPr>
-        <w:t xml:space="preserve">                ^^^^^^^^^^^^^^^^^^^^^^^^^^^^^^^^^^^^^^^^^^^^^^^^^</w:t>
-      </w:r>
-    </w:p>
-    <w:p>
-      <w:pPr>
-        <w:shd w:val="clear" w:color="auto" w:fill="FFFFFF"/>
-        <w:spacing w:after="0" w:line="240" w:lineRule="auto"/>
-        <w:rPr>
-          <w:rFonts w:ascii="Times New Roman" w:eastAsia="Times New Roman" w:hAnsi="Times New Roman" w:cs="Times New Roman"/>
-          <w:color w:val="1F2328"/>
-          <w:sz w:val="24"/>
-          <w:szCs w:val="24"/>
-        </w:rPr>
-      </w:pPr>
-      <w:r>
-        <w:rPr>
-          <w:rFonts w:ascii="Times New Roman" w:eastAsia="Times New Roman" w:hAnsi="Times New Roman" w:cs="Times New Roman"/>
-          <w:color w:val="1F2328"/>
-          <w:sz w:val="24"/>
-          <w:szCs w:val="24"/>
-        </w:rPr>
-        <w:t xml:space="preserve">  File "C:\Program Files\WindowsApps\PythonSoftwareFoundation.Python.3.12_3.12.2800.0_x64__qbz5n2kfra8p0\Lib\tkinter\__init__.py", line 3226, in __</w:t>
-      </w:r>
-      <w:proofErr w:type="spellStart"/>
-      <w:r>
-        <w:rPr>
-          <w:rFonts w:ascii="Times New Roman" w:eastAsia="Times New Roman" w:hAnsi="Times New Roman" w:cs="Times New Roman"/>
-          <w:color w:val="1F2328"/>
-          <w:sz w:val="24"/>
-          <w:szCs w:val="24"/>
-        </w:rPr>
-        <w:t>init</w:t>
-      </w:r>
-      <w:proofErr w:type="spellEnd"/>
-      <w:r>
-        <w:rPr>
-          <w:rFonts w:ascii="Times New Roman" w:eastAsia="Times New Roman" w:hAnsi="Times New Roman" w:cs="Times New Roman"/>
-          <w:color w:val="1F2328"/>
-          <w:sz w:val="24"/>
-          <w:szCs w:val="24"/>
-        </w:rPr>
-        <w:t>__</w:t>
-      </w:r>
-    </w:p>
-    <w:p>
-      <w:pPr>
-        <w:shd w:val="clear" w:color="auto" w:fill="FFFFFF"/>
-        <w:spacing w:after="0" w:line="240" w:lineRule="auto"/>
-        <w:rPr>
-          <w:rFonts w:ascii="Times New Roman" w:eastAsia="Times New Roman" w:hAnsi="Times New Roman" w:cs="Times New Roman"/>
-          <w:color w:val="1F2328"/>
-          <w:sz w:val="24"/>
-          <w:szCs w:val="24"/>
-        </w:rPr>
-      </w:pPr>
-      <w:r>
-        <w:rPr>
-          <w:rFonts w:ascii="Times New Roman" w:eastAsia="Times New Roman" w:hAnsi="Times New Roman" w:cs="Times New Roman"/>
-          <w:color w:val="1F2328"/>
-          <w:sz w:val="24"/>
-          <w:szCs w:val="24"/>
-        </w:rPr>
-        <w:t xml:space="preserve">    </w:t>
-      </w:r>
-      <w:proofErr w:type="gramStart"/>
-      <w:r>
-        <w:rPr>
-          <w:rFonts w:ascii="Times New Roman" w:eastAsia="Times New Roman" w:hAnsi="Times New Roman" w:cs="Times New Roman"/>
-          <w:color w:val="1F2328"/>
-          <w:sz w:val="24"/>
-          <w:szCs w:val="24"/>
-        </w:rPr>
-        <w:t>Widget._</w:t>
-      </w:r>
-      <w:proofErr w:type="gramEnd"/>
-      <w:r>
-        <w:rPr>
-          <w:rFonts w:ascii="Times New Roman" w:eastAsia="Times New Roman" w:hAnsi="Times New Roman" w:cs="Times New Roman"/>
-          <w:color w:val="1F2328"/>
-          <w:sz w:val="24"/>
-          <w:szCs w:val="24"/>
-        </w:rPr>
-        <w:t>_</w:t>
-      </w:r>
-      <w:proofErr w:type="spellStart"/>
-      <w:r>
-        <w:rPr>
-          <w:rFonts w:ascii="Times New Roman" w:eastAsia="Times New Roman" w:hAnsi="Times New Roman" w:cs="Times New Roman"/>
-          <w:color w:val="1F2328"/>
-          <w:sz w:val="24"/>
-          <w:szCs w:val="24"/>
-        </w:rPr>
-        <w:t>init</w:t>
-      </w:r>
-      <w:proofErr w:type="spellEnd"/>
-      <w:r>
-        <w:rPr>
-          <w:rFonts w:ascii="Times New Roman" w:eastAsia="Times New Roman" w:hAnsi="Times New Roman" w:cs="Times New Roman"/>
-          <w:color w:val="1F2328"/>
-          <w:sz w:val="24"/>
-          <w:szCs w:val="24"/>
-        </w:rPr>
-        <w:t xml:space="preserve">__(self, master, 'frame', </w:t>
-      </w:r>
-      <w:proofErr w:type="spellStart"/>
-      <w:r>
-        <w:rPr>
-          <w:rFonts w:ascii="Times New Roman" w:eastAsia="Times New Roman" w:hAnsi="Times New Roman" w:cs="Times New Roman"/>
-          <w:color w:val="1F2328"/>
-          <w:sz w:val="24"/>
-          <w:szCs w:val="24"/>
-        </w:rPr>
-        <w:t>cnf</w:t>
-      </w:r>
-      <w:proofErr w:type="spellEnd"/>
-      <w:r>
-        <w:rPr>
-          <w:rFonts w:ascii="Times New Roman" w:eastAsia="Times New Roman" w:hAnsi="Times New Roman" w:cs="Times New Roman"/>
-          <w:color w:val="1F2328"/>
-          <w:sz w:val="24"/>
-          <w:szCs w:val="24"/>
-        </w:rPr>
-        <w:t>, {}, extra)</w:t>
-      </w:r>
-    </w:p>
-    <w:p>
-      <w:pPr>
-        <w:shd w:val="clear" w:color="auto" w:fill="FFFFFF"/>
-        <w:spacing w:after="0" w:line="240" w:lineRule="auto"/>
-        <w:rPr>
-          <w:rFonts w:ascii="Times New Roman" w:eastAsia="Times New Roman" w:hAnsi="Times New Roman" w:cs="Times New Roman"/>
-          <w:color w:val="1F2328"/>
-          <w:sz w:val="24"/>
-          <w:szCs w:val="24"/>
-        </w:rPr>
-      </w:pPr>
-      <w:r>
-        <w:rPr>
-          <w:rFonts w:ascii="Times New Roman" w:eastAsia="Times New Roman" w:hAnsi="Times New Roman" w:cs="Times New Roman"/>
-          <w:color w:val="1F2328"/>
-          <w:sz w:val="24"/>
-          <w:szCs w:val="24"/>
-        </w:rPr>
-        <w:t xml:space="preserve">  File "C:\Program Files\WindowsApps\PythonSoftwareFoundation.Python.3.12_3.12.2800.0_x64__qbz5n2kfra8p0\Lib\tkinter\__init__.py", line 2661, in __</w:t>
-      </w:r>
-      <w:proofErr w:type="spellStart"/>
-      <w:r>
-        <w:rPr>
-          <w:rFonts w:ascii="Times New Roman" w:eastAsia="Times New Roman" w:hAnsi="Times New Roman" w:cs="Times New Roman"/>
-          <w:color w:val="1F2328"/>
-          <w:sz w:val="24"/>
-          <w:szCs w:val="24"/>
-        </w:rPr>
-        <w:t>init</w:t>
-      </w:r>
-      <w:proofErr w:type="spellEnd"/>
-      <w:r>
-        <w:rPr>
-          <w:rFonts w:ascii="Times New Roman" w:eastAsia="Times New Roman" w:hAnsi="Times New Roman" w:cs="Times New Roman"/>
-          <w:color w:val="1F2328"/>
-          <w:sz w:val="24"/>
-          <w:szCs w:val="24"/>
-        </w:rPr>
-        <w:t>__</w:t>
-      </w:r>
-    </w:p>
-    <w:p>
-      <w:pPr>
-        <w:shd w:val="clear" w:color="auto" w:fill="FFFFFF"/>
-        <w:spacing w:after="0" w:line="240" w:lineRule="auto"/>
-        <w:rPr>
-          <w:rFonts w:ascii="Times New Roman" w:eastAsia="Times New Roman" w:hAnsi="Times New Roman" w:cs="Times New Roman"/>
-          <w:color w:val="1F2328"/>
-          <w:sz w:val="24"/>
-          <w:szCs w:val="24"/>
-        </w:rPr>
-      </w:pPr>
-      <w:r>
-        <w:rPr>
-          <w:rFonts w:ascii="Times New Roman" w:eastAsia="Times New Roman" w:hAnsi="Times New Roman" w:cs="Times New Roman"/>
-          <w:color w:val="1F2328"/>
-          <w:sz w:val="24"/>
-          <w:szCs w:val="24"/>
-        </w:rPr>
-        <w:t xml:space="preserve">    </w:t>
-      </w:r>
-      <w:proofErr w:type="spellStart"/>
-      <w:proofErr w:type="gramStart"/>
-      <w:r>
-        <w:rPr>
-          <w:rFonts w:ascii="Times New Roman" w:eastAsia="Times New Roman" w:hAnsi="Times New Roman" w:cs="Times New Roman"/>
-          <w:color w:val="1F2328"/>
-          <w:sz w:val="24"/>
-          <w:szCs w:val="24"/>
-        </w:rPr>
-        <w:t>self.tk.call</w:t>
-      </w:r>
-      <w:proofErr w:type="spellEnd"/>
-      <w:proofErr w:type="gramEnd"/>
-      <w:r>
-        <w:rPr>
-          <w:rFonts w:ascii="Times New Roman" w:eastAsia="Times New Roman" w:hAnsi="Times New Roman" w:cs="Times New Roman"/>
-          <w:color w:val="1F2328"/>
-          <w:sz w:val="24"/>
-          <w:szCs w:val="24"/>
-        </w:rPr>
-        <w:t>(</w:t>
-      </w:r>
-    </w:p>
-    <w:p>
-      <w:pPr>
-        <w:shd w:val="clear" w:color="auto" w:fill="FFFFFF"/>
-        <w:spacing w:after="0" w:line="240" w:lineRule="auto"/>
-        <w:rPr>
-          <w:rFonts w:ascii="Times New Roman" w:eastAsia="Times New Roman" w:hAnsi="Times New Roman" w:cs="Times New Roman"/>
-          <w:color w:val="1F2328"/>
-          <w:sz w:val="24"/>
-          <w:szCs w:val="24"/>
-        </w:rPr>
-      </w:pPr>
-      <w:r>
-        <w:rPr>
-          <w:rFonts w:ascii="Times New Roman" w:eastAsia="Times New Roman" w:hAnsi="Times New Roman" w:cs="Times New Roman"/>
-          <w:color w:val="1F2328"/>
-          <w:sz w:val="24"/>
-          <w:szCs w:val="24"/>
-        </w:rPr>
-        <w:t>_</w:t>
-      </w:r>
-      <w:proofErr w:type="spellStart"/>
-      <w:proofErr w:type="gramStart"/>
-      <w:r>
-        <w:rPr>
-          <w:rFonts w:ascii="Times New Roman" w:eastAsia="Times New Roman" w:hAnsi="Times New Roman" w:cs="Times New Roman"/>
-          <w:color w:val="1F2328"/>
-          <w:sz w:val="24"/>
-          <w:szCs w:val="24"/>
-        </w:rPr>
-        <w:t>tkinter.TclError</w:t>
-      </w:r>
-      <w:proofErr w:type="spellEnd"/>
-      <w:proofErr w:type="gramEnd"/>
-      <w:r>
-        <w:rPr>
-          <w:rFonts w:ascii="Times New Roman" w:eastAsia="Times New Roman" w:hAnsi="Times New Roman" w:cs="Times New Roman"/>
-          <w:color w:val="1F2328"/>
-          <w:sz w:val="24"/>
-          <w:szCs w:val="24"/>
-        </w:rPr>
-        <w:t>: bad screen distance "0 6"</w:t>
-      </w:r>
-    </w:p>
-    <w:p>
-      <w:pPr>
-        <w:spacing w:after="0"/>
-        <w:rPr>
-          <w:rFonts w:ascii="Times New Roman" w:eastAsia="Times New Roman" w:hAnsi="Times New Roman" w:cs="Times New Roman"/>
-          <w:b/>
-          <w:bCs/>
-          <w:color w:val="1F2328"/>
-          <w:sz w:val="24"/>
-          <w:szCs w:val="24"/>
-        </w:rPr>
-      </w:pPr>
-    </w:p>
-    <w:p>
-      <w:pPr>
-        <w:spacing w:after="0"/>
-        <w:rPr>
-          <w:rFonts w:ascii="Times New Roman" w:eastAsia="Times New Roman" w:hAnsi="Times New Roman" w:cs="Times New Roman"/>
-          <w:b/>
-          <w:bCs/>
-          <w:color w:val="1F2328"/>
-          <w:sz w:val="24"/>
-          <w:szCs w:val="24"/>
-        </w:rPr>
-      </w:pPr>
-      <w:r>
-        <w:rPr>
-          <w:rFonts w:ascii="Times New Roman" w:eastAsia="Times New Roman" w:hAnsi="Times New Roman" w:cs="Times New Roman"/>
-          <w:b/>
-          <w:bCs/>
-          <w:color w:val="1F2328"/>
-          <w:sz w:val="24"/>
-          <w:szCs w:val="24"/>
-        </w:rPr>
-        <w:t>Prompt #6</w:t>
-      </w:r>
-    </w:p>
-    <w:p>
-      <w:pPr>
-        <w:spacing w:after="0"/>
-        <w:rPr>
-          <w:rFonts w:ascii="Times New Roman" w:hAnsi="Times New Roman" w:cs="Times New Roman"/>
-          <w:sz w:val="24"/>
-          <w:szCs w:val="24"/>
-        </w:rPr>
-      </w:pPr>
-      <w:r>
-        <w:rPr>
-          <w:rFonts w:ascii="Times New Roman" w:hAnsi="Times New Roman" w:cs="Times New Roman"/>
-          <w:sz w:val="24"/>
-          <w:szCs w:val="24"/>
-        </w:rPr>
         <w:t>what is wrong with the code and what is not working</w:t>
       </w:r>
     </w:p>
@@ -2642,6 +2223,7 @@
       <w:r>
         <w:rPr>
           <w:rFonts w:ascii="Times New Roman" w:hAnsi="Times New Roman" w:cs="Times New Roman"/>
+          <w:noProof/>
           <w:sz w:val="24"/>
           <w:szCs w:val="24"/>
         </w:rPr>
@@ -3157,25 +2739,8 @@
           <w:sz w:val="24"/>
           <w:szCs w:val="24"/>
         </w:rPr>
-        <w:t>1. K</w:t>
-      </w:r>
-      <w:r>
-        <w:rPr>
-          <w:rFonts w:ascii="Times New Roman" w:eastAsia="Times New Roman" w:hAnsi="Times New Roman" w:cs="Times New Roman"/>
-          <w:color w:val="1F2328"/>
-          <w:sz w:val="24"/>
-          <w:szCs w:val="24"/>
-        </w:rPr>
-        <w:t>n</w:t>
-      </w:r>
-      <w:r>
-        <w:rPr>
-          <w:rFonts w:ascii="Times New Roman" w:eastAsia="Times New Roman" w:hAnsi="Times New Roman" w:cs="Times New Roman"/>
-          <w:color w:val="1F2328"/>
-          <w:sz w:val="24"/>
-          <w:szCs w:val="24"/>
-        </w:rPr>
-        <w:t>owledge from the board.</w:t>
+        <w:lastRenderedPageBreak/>
+        <w:t>1. Knowledge from the board.</w:t>
       </w:r>
     </w:p>
     <w:p>
@@ -3297,6 +2862,7 @@
       <w:r>
         <w:rPr>
           <w:rFonts w:ascii="Times New Roman" w:eastAsia="Times New Roman" w:hAnsi="Times New Roman" w:cs="Times New Roman"/>
+          <w:noProof/>
           <w:color w:val="1F2328"/>
           <w:sz w:val="24"/>
           <w:szCs w:val="24"/>
@@ -3381,19 +2947,233 @@
           <w:sz w:val="24"/>
           <w:szCs w:val="24"/>
         </w:rPr>
-        <w:t xml:space="preserve">Please create an image of the game Minesweeper. In this game, there are two boxes. The left box has, at the top, the title "Minesweeper" with a small subheader "play the grid and watch the knowledge." Underneath the </w:t>
-      </w:r>
-      <w:proofErr w:type="spellStart"/>
-      <w:r>
-        <w:rPr>
-          <w:rFonts w:ascii="Times New Roman" w:eastAsia="Times New Roman" w:hAnsi="Times New Roman" w:cs="Times New Roman"/>
-          <w:color w:val="1F2328"/>
-          <w:sz w:val="24"/>
-          <w:szCs w:val="24"/>
-        </w:rPr>
-        <w:t>headerwered</w:t>
-      </w:r>
-      <w:proofErr w:type="spellEnd"/>
+        <w:t xml:space="preserve">Please create an image of the game Minesweeper. In this game, there are two boxes. The left box has, at the top, the title "Minesweeper" with a small subheader "play the grid and watch the knowledge." Underneath the headerwered </w:t>
+      </w:r>
+      <w:r>
+        <w:rPr>
+          <w:rFonts w:ascii="Times New Roman" w:eastAsia="Times New Roman" w:hAnsi="Times New Roman" w:cs="Times New Roman"/>
+          <w:color w:val="1F2328"/>
+          <w:sz w:val="24"/>
+          <w:szCs w:val="24"/>
+        </w:rPr>
+        <w:t>buttons</w:t>
+      </w:r>
+      <w:r>
+        <w:rPr>
+          <w:rFonts w:ascii="Times New Roman" w:eastAsia="Times New Roman" w:hAnsi="Times New Roman" w:cs="Times New Roman"/>
+          <w:color w:val="1F2328"/>
+          <w:sz w:val="24"/>
+          <w:szCs w:val="24"/>
+        </w:rPr>
+        <w:t xml:space="preserve"> restart, flag mode, mines left, difficulty, and three </w:t>
+      </w:r>
+      <w:r>
+        <w:rPr>
+          <w:rFonts w:ascii="Times New Roman" w:eastAsia="Times New Roman" w:hAnsi="Times New Roman" w:cs="Times New Roman"/>
+          <w:color w:val="1F2328"/>
+          <w:sz w:val="24"/>
+          <w:szCs w:val="24"/>
+        </w:rPr>
+        <w:t>buttons</w:t>
+      </w:r>
+      <w:r>
+        <w:rPr>
+          <w:rFonts w:ascii="Times New Roman" w:eastAsia="Times New Roman" w:hAnsi="Times New Roman" w:cs="Times New Roman"/>
+          <w:color w:val="1F2328"/>
+          <w:sz w:val="24"/>
+          <w:szCs w:val="24"/>
+        </w:rPr>
+        <w:t xml:space="preserve"> beginner, intermediate, and expert.</w:t>
+      </w:r>
+    </w:p>
+    <w:p>
+      <w:pPr>
+        <w:shd w:val="clear" w:color="auto" w:fill="FFFFFF"/>
+        <w:spacing w:after="0" w:line="240" w:lineRule="auto"/>
+        <w:rPr>
+          <w:rFonts w:ascii="Times New Roman" w:eastAsia="Times New Roman" w:hAnsi="Times New Roman" w:cs="Times New Roman"/>
+          <w:color w:val="1F2328"/>
+          <w:sz w:val="24"/>
+          <w:szCs w:val="24"/>
+        </w:rPr>
+      </w:pPr>
+      <w:r>
+        <w:rPr>
+          <w:rFonts w:ascii="Times New Roman" w:eastAsia="Times New Roman" w:hAnsi="Times New Roman" w:cs="Times New Roman"/>
+          <w:color w:val="1F2328"/>
+          <w:sz w:val="24"/>
+          <w:szCs w:val="24"/>
+        </w:rPr>
+        <w:t>Underneath this is the 9x9 game board, and underneath the game is a box that contains the how to play &amp; read the knowledge panel -- scroll for all sections.</w:t>
+      </w:r>
+    </w:p>
+    <w:p>
+      <w:pPr>
+        <w:shd w:val="clear" w:color="auto" w:fill="FFFFFF"/>
+        <w:spacing w:after="0" w:line="240" w:lineRule="auto"/>
+        <w:rPr>
+          <w:rFonts w:ascii="Times New Roman" w:eastAsia="Times New Roman" w:hAnsi="Times New Roman" w:cs="Times New Roman"/>
+          <w:color w:val="1F2328"/>
+          <w:sz w:val="24"/>
+          <w:szCs w:val="24"/>
+        </w:rPr>
+      </w:pPr>
+      <w:r>
+        <w:rPr>
+          <w:rFonts w:ascii="Times New Roman" w:eastAsia="Times New Roman" w:hAnsi="Times New Roman" w:cs="Times New Roman"/>
+          <w:color w:val="1F2328"/>
+          <w:sz w:val="24"/>
+          <w:szCs w:val="24"/>
+        </w:rPr>
+        <w:t xml:space="preserve">Now, in the right box, the title is knowledge base. </w:t>
+      </w:r>
+      <w:r>
+        <w:rPr>
+          <w:rFonts w:ascii="Times New Roman" w:eastAsia="Times New Roman" w:hAnsi="Times New Roman" w:cs="Times New Roman"/>
+          <w:color w:val="1F2328"/>
+          <w:sz w:val="24"/>
+          <w:szCs w:val="24"/>
+        </w:rPr>
+        <w:t>instructions</w:t>
+      </w:r>
+      <w:r>
+        <w:rPr>
+          <w:rFonts w:ascii="Times New Roman" w:eastAsia="Times New Roman" w:hAnsi="Times New Roman" w:cs="Times New Roman"/>
+          <w:color w:val="1F2328"/>
+          <w:sz w:val="24"/>
+          <w:szCs w:val="24"/>
+        </w:rPr>
+        <w:t xml:space="preserve"> there are three instructions </w:t>
+      </w:r>
+    </w:p>
+    <w:p>
+      <w:pPr>
+        <w:shd w:val="clear" w:color="auto" w:fill="FFFFFF"/>
+        <w:spacing w:after="0" w:line="240" w:lineRule="auto"/>
+        <w:rPr>
+          <w:rFonts w:ascii="Times New Roman" w:eastAsia="Times New Roman" w:hAnsi="Times New Roman" w:cs="Times New Roman"/>
+          <w:color w:val="1F2328"/>
+          <w:sz w:val="24"/>
+          <w:szCs w:val="24"/>
+        </w:rPr>
+      </w:pPr>
+      <w:r>
+        <w:rPr>
+          <w:rFonts w:ascii="Times New Roman" w:eastAsia="Times New Roman" w:hAnsi="Times New Roman" w:cs="Times New Roman"/>
+          <w:color w:val="1F2328"/>
+          <w:sz w:val="24"/>
+          <w:szCs w:val="24"/>
+        </w:rPr>
+        <w:t>1. Knowledge from the board.</w:t>
+      </w:r>
+    </w:p>
+    <w:p>
+      <w:pPr>
+        <w:shd w:val="clear" w:color="auto" w:fill="FFFFFF"/>
+        <w:spacing w:after="0" w:line="240" w:lineRule="auto"/>
+        <w:rPr>
+          <w:rFonts w:ascii="Times New Roman" w:eastAsia="Times New Roman" w:hAnsi="Times New Roman" w:cs="Times New Roman"/>
+          <w:color w:val="1F2328"/>
+          <w:sz w:val="24"/>
+          <w:szCs w:val="24"/>
+        </w:rPr>
+      </w:pPr>
+      <w:r>
+        <w:rPr>
+          <w:rFonts w:ascii="Times New Roman" w:eastAsia="Times New Roman" w:hAnsi="Times New Roman" w:cs="Times New Roman"/>
+          <w:color w:val="1F2328"/>
+          <w:sz w:val="24"/>
+          <w:szCs w:val="24"/>
+        </w:rPr>
+        <w:t xml:space="preserve">2. After the </w:t>
+      </w:r>
+      <w:r>
+        <w:rPr>
+          <w:rFonts w:ascii="Times New Roman" w:eastAsia="Times New Roman" w:hAnsi="Times New Roman" w:cs="Times New Roman"/>
+          <w:color w:val="1F2328"/>
+          <w:sz w:val="24"/>
+          <w:szCs w:val="24"/>
+        </w:rPr>
+        <w:t>intenerate</w:t>
+      </w:r>
+      <w:r>
+        <w:rPr>
+          <w:rFonts w:ascii="Times New Roman" w:eastAsia="Times New Roman" w:hAnsi="Times New Roman" w:cs="Times New Roman"/>
+          <w:color w:val="1F2328"/>
+          <w:sz w:val="24"/>
+          <w:szCs w:val="24"/>
+        </w:rPr>
+        <w:t xml:space="preserve"> inference </w:t>
+      </w:r>
+    </w:p>
+    <w:p>
+      <w:pPr>
+        <w:shd w:val="clear" w:color="auto" w:fill="FFFFFF"/>
+        <w:spacing w:after="0" w:line="240" w:lineRule="auto"/>
+        <w:rPr>
+          <w:rFonts w:ascii="Times New Roman" w:eastAsia="Times New Roman" w:hAnsi="Times New Roman" w:cs="Times New Roman"/>
+          <w:color w:val="1F2328"/>
+          <w:sz w:val="24"/>
+          <w:szCs w:val="24"/>
+        </w:rPr>
+      </w:pPr>
+      <w:r>
+        <w:rPr>
+          <w:rFonts w:ascii="Times New Roman" w:eastAsia="Times New Roman" w:hAnsi="Times New Roman" w:cs="Times New Roman"/>
+          <w:color w:val="1F2328"/>
+          <w:sz w:val="24"/>
+          <w:szCs w:val="24"/>
+        </w:rPr>
+        <w:t xml:space="preserve">, this includes </w:t>
+      </w:r>
+      <w:r>
+        <w:rPr>
+          <w:rFonts w:ascii="Times New Roman" w:eastAsia="Times New Roman" w:hAnsi="Times New Roman" w:cs="Times New Roman"/>
+          <w:color w:val="1F2328"/>
+          <w:sz w:val="24"/>
+          <w:szCs w:val="24"/>
+        </w:rPr>
+        <w:t>deducing</w:t>
+      </w:r>
+      <w:r>
+        <w:rPr>
+          <w:rFonts w:ascii="Times New Roman" w:eastAsia="Times New Roman" w:hAnsi="Times New Roman" w:cs="Times New Roman"/>
+          <w:color w:val="1F2328"/>
+          <w:sz w:val="24"/>
+          <w:szCs w:val="24"/>
+        </w:rPr>
+        <w:t xml:space="preserve"> safe</w:t>
+      </w:r>
+      <w:r>
+        <w:rPr>
+          <w:rFonts w:ascii="Times New Roman" w:eastAsia="Times New Roman" w:hAnsi="Times New Roman" w:cs="Times New Roman"/>
+          <w:color w:val="1F2328"/>
+          <w:sz w:val="24"/>
+          <w:szCs w:val="24"/>
+        </w:rPr>
+        <w:t xml:space="preserve"> mines, deducing the mines</w:t>
+      </w:r>
+    </w:p>
+    <w:p>
+      <w:pPr>
+        <w:shd w:val="clear" w:color="auto" w:fill="FFFFFF"/>
+        <w:spacing w:after="0" w:line="240" w:lineRule="auto"/>
+        <w:rPr>
+          <w:rFonts w:ascii="Times New Roman" w:eastAsia="Times New Roman" w:hAnsi="Times New Roman" w:cs="Times New Roman"/>
+          <w:color w:val="1F2328"/>
+          <w:sz w:val="24"/>
+          <w:szCs w:val="24"/>
+        </w:rPr>
+      </w:pPr>
+      <w:r>
+        <w:rPr>
+          <w:rFonts w:ascii="Times New Roman" w:eastAsia="Times New Roman" w:hAnsi="Times New Roman" w:cs="Times New Roman"/>
+          <w:color w:val="1F2328"/>
+          <w:sz w:val="24"/>
+          <w:szCs w:val="24"/>
+        </w:rPr>
+        <w:t>Use the colors white</w:t>
+      </w:r>
       <w:r>
         <w:rPr>
           <w:rFonts w:ascii="Times New Roman" w:eastAsia="Times New Roman" w:hAnsi="Times New Roman" w:cs="Times New Roman"/>
@@ -3410,241 +3190,6 @@
           <w:sz w:val="24"/>
           <w:szCs w:val="24"/>
         </w:rPr>
-        <w:t>buttons</w:t>
-      </w:r>
-      <w:r>
-        <w:rPr>
-          <w:rFonts w:ascii="Times New Roman" w:eastAsia="Times New Roman" w:hAnsi="Times New Roman" w:cs="Times New Roman"/>
-          <w:color w:val="1F2328"/>
-          <w:sz w:val="24"/>
-          <w:szCs w:val="24"/>
-        </w:rPr>
-        <w:t xml:space="preserve"> restart, flag mode, mines left, difficulty, and three </w:t>
-      </w:r>
-      <w:r>
-        <w:rPr>
-          <w:rFonts w:ascii="Times New Roman" w:eastAsia="Times New Roman" w:hAnsi="Times New Roman" w:cs="Times New Roman"/>
-          <w:color w:val="1F2328"/>
-          <w:sz w:val="24"/>
-          <w:szCs w:val="24"/>
-        </w:rPr>
-        <w:t>buttons</w:t>
-      </w:r>
-      <w:r>
-        <w:rPr>
-          <w:rFonts w:ascii="Times New Roman" w:eastAsia="Times New Roman" w:hAnsi="Times New Roman" w:cs="Times New Roman"/>
-          <w:color w:val="1F2328"/>
-          <w:sz w:val="24"/>
-          <w:szCs w:val="24"/>
-        </w:rPr>
-        <w:t xml:space="preserve"> beginner, intermediate, and expert.</w:t>
-      </w:r>
-    </w:p>
-    <w:p>
-      <w:pPr>
-        <w:shd w:val="clear" w:color="auto" w:fill="FFFFFF"/>
-        <w:spacing w:after="0" w:line="240" w:lineRule="auto"/>
-        <w:rPr>
-          <w:rFonts w:ascii="Times New Roman" w:eastAsia="Times New Roman" w:hAnsi="Times New Roman" w:cs="Times New Roman"/>
-          <w:color w:val="1F2328"/>
-          <w:sz w:val="24"/>
-          <w:szCs w:val="24"/>
-        </w:rPr>
-      </w:pPr>
-      <w:r>
-        <w:rPr>
-          <w:rFonts w:ascii="Times New Roman" w:eastAsia="Times New Roman" w:hAnsi="Times New Roman" w:cs="Times New Roman"/>
-          <w:color w:val="1F2328"/>
-          <w:sz w:val="24"/>
-          <w:szCs w:val="24"/>
-        </w:rPr>
-        <w:lastRenderedPageBreak/>
-        <w:t>Underneath this is the 9x9 game board, and underneath the game is a box that contains the how to play &amp; read the knowledge panel -- scroll for all sections.</w:t>
-      </w:r>
-    </w:p>
-    <w:p>
-      <w:pPr>
-        <w:shd w:val="clear" w:color="auto" w:fill="FFFFFF"/>
-        <w:spacing w:after="0" w:line="240" w:lineRule="auto"/>
-        <w:rPr>
-          <w:rFonts w:ascii="Times New Roman" w:eastAsia="Times New Roman" w:hAnsi="Times New Roman" w:cs="Times New Roman"/>
-          <w:color w:val="1F2328"/>
-          <w:sz w:val="24"/>
-          <w:szCs w:val="24"/>
-        </w:rPr>
-      </w:pPr>
-      <w:r>
-        <w:rPr>
-          <w:rFonts w:ascii="Times New Roman" w:eastAsia="Times New Roman" w:hAnsi="Times New Roman" w:cs="Times New Roman"/>
-          <w:color w:val="1F2328"/>
-          <w:sz w:val="24"/>
-          <w:szCs w:val="24"/>
-        </w:rPr>
-        <w:t xml:space="preserve">Now, in the right box, the title is knowledge base. </w:t>
-      </w:r>
-      <w:r>
-        <w:rPr>
-          <w:rFonts w:ascii="Times New Roman" w:eastAsia="Times New Roman" w:hAnsi="Times New Roman" w:cs="Times New Roman"/>
-          <w:color w:val="1F2328"/>
-          <w:sz w:val="24"/>
-          <w:szCs w:val="24"/>
-        </w:rPr>
-        <w:t>instructions</w:t>
-      </w:r>
-      <w:r>
-        <w:rPr>
-          <w:rFonts w:ascii="Times New Roman" w:eastAsia="Times New Roman" w:hAnsi="Times New Roman" w:cs="Times New Roman"/>
-          <w:color w:val="1F2328"/>
-          <w:sz w:val="24"/>
-          <w:szCs w:val="24"/>
-        </w:rPr>
-        <w:t xml:space="preserve"> there are three instructions </w:t>
-      </w:r>
-    </w:p>
-    <w:p>
-      <w:pPr>
-        <w:shd w:val="clear" w:color="auto" w:fill="FFFFFF"/>
-        <w:spacing w:after="0" w:line="240" w:lineRule="auto"/>
-        <w:rPr>
-          <w:rFonts w:ascii="Times New Roman" w:eastAsia="Times New Roman" w:hAnsi="Times New Roman" w:cs="Times New Roman"/>
-          <w:color w:val="1F2328"/>
-          <w:sz w:val="24"/>
-          <w:szCs w:val="24"/>
-        </w:rPr>
-      </w:pPr>
-      <w:r>
-        <w:rPr>
-          <w:rFonts w:ascii="Times New Roman" w:eastAsia="Times New Roman" w:hAnsi="Times New Roman" w:cs="Times New Roman"/>
-          <w:color w:val="1F2328"/>
-          <w:sz w:val="24"/>
-          <w:szCs w:val="24"/>
-        </w:rPr>
-        <w:t>1. Knowledge from the board.</w:t>
-      </w:r>
-    </w:p>
-    <w:p>
-      <w:pPr>
-        <w:shd w:val="clear" w:color="auto" w:fill="FFFFFF"/>
-        <w:spacing w:after="0" w:line="240" w:lineRule="auto"/>
-        <w:rPr>
-          <w:rFonts w:ascii="Times New Roman" w:eastAsia="Times New Roman" w:hAnsi="Times New Roman" w:cs="Times New Roman"/>
-          <w:color w:val="1F2328"/>
-          <w:sz w:val="24"/>
-          <w:szCs w:val="24"/>
-        </w:rPr>
-      </w:pPr>
-      <w:r>
-        <w:rPr>
-          <w:rFonts w:ascii="Times New Roman" w:eastAsia="Times New Roman" w:hAnsi="Times New Roman" w:cs="Times New Roman"/>
-          <w:color w:val="1F2328"/>
-          <w:sz w:val="24"/>
-          <w:szCs w:val="24"/>
-        </w:rPr>
-        <w:t xml:space="preserve">2. After the </w:t>
-      </w:r>
-      <w:r>
-        <w:rPr>
-          <w:rFonts w:ascii="Times New Roman" w:eastAsia="Times New Roman" w:hAnsi="Times New Roman" w:cs="Times New Roman"/>
-          <w:color w:val="1F2328"/>
-          <w:sz w:val="24"/>
-          <w:szCs w:val="24"/>
-        </w:rPr>
-        <w:t>intenerate</w:t>
-      </w:r>
-      <w:r>
-        <w:rPr>
-          <w:rFonts w:ascii="Times New Roman" w:eastAsia="Times New Roman" w:hAnsi="Times New Roman" w:cs="Times New Roman"/>
-          <w:color w:val="1F2328"/>
-          <w:sz w:val="24"/>
-          <w:szCs w:val="24"/>
-        </w:rPr>
-        <w:t xml:space="preserve"> inference </w:t>
-      </w:r>
-    </w:p>
-    <w:p>
-      <w:pPr>
-        <w:shd w:val="clear" w:color="auto" w:fill="FFFFFF"/>
-        <w:spacing w:after="0" w:line="240" w:lineRule="auto"/>
-        <w:rPr>
-          <w:rFonts w:ascii="Times New Roman" w:eastAsia="Times New Roman" w:hAnsi="Times New Roman" w:cs="Times New Roman"/>
-          <w:color w:val="1F2328"/>
-          <w:sz w:val="24"/>
-          <w:szCs w:val="24"/>
-        </w:rPr>
-      </w:pPr>
-      <w:r>
-        <w:rPr>
-          <w:rFonts w:ascii="Times New Roman" w:eastAsia="Times New Roman" w:hAnsi="Times New Roman" w:cs="Times New Roman"/>
-          <w:color w:val="1F2328"/>
-          <w:sz w:val="24"/>
-          <w:szCs w:val="24"/>
-        </w:rPr>
-        <w:t xml:space="preserve">, this includes </w:t>
-      </w:r>
-      <w:r>
-        <w:rPr>
-          <w:rFonts w:ascii="Times New Roman" w:eastAsia="Times New Roman" w:hAnsi="Times New Roman" w:cs="Times New Roman"/>
-          <w:color w:val="1F2328"/>
-          <w:sz w:val="24"/>
-          <w:szCs w:val="24"/>
-        </w:rPr>
-        <w:t>deducing</w:t>
-      </w:r>
-      <w:r>
-        <w:rPr>
-          <w:rFonts w:ascii="Times New Roman" w:eastAsia="Times New Roman" w:hAnsi="Times New Roman" w:cs="Times New Roman"/>
-          <w:color w:val="1F2328"/>
-          <w:sz w:val="24"/>
-          <w:szCs w:val="24"/>
-        </w:rPr>
-        <w:t xml:space="preserve"> safe</w:t>
-      </w:r>
-      <w:r>
-        <w:rPr>
-          <w:rFonts w:ascii="Times New Roman" w:eastAsia="Times New Roman" w:hAnsi="Times New Roman" w:cs="Times New Roman"/>
-          <w:color w:val="1F2328"/>
-          <w:sz w:val="24"/>
-          <w:szCs w:val="24"/>
-        </w:rPr>
-        <w:t xml:space="preserve"> mines, deducing the mines</w:t>
-      </w:r>
-    </w:p>
-    <w:p>
-      <w:pPr>
-        <w:shd w:val="clear" w:color="auto" w:fill="FFFFFF"/>
-        <w:spacing w:after="0" w:line="240" w:lineRule="auto"/>
-        <w:rPr>
-          <w:rFonts w:ascii="Times New Roman" w:eastAsia="Times New Roman" w:hAnsi="Times New Roman" w:cs="Times New Roman"/>
-          <w:color w:val="1F2328"/>
-          <w:sz w:val="24"/>
-          <w:szCs w:val="24"/>
-        </w:rPr>
-      </w:pPr>
-      <w:r>
-        <w:rPr>
-          <w:rFonts w:ascii="Times New Roman" w:eastAsia="Times New Roman" w:hAnsi="Times New Roman" w:cs="Times New Roman"/>
-          <w:color w:val="1F2328"/>
-          <w:sz w:val="24"/>
-          <w:szCs w:val="24"/>
-        </w:rPr>
-        <w:t>Use the colors white</w:t>
-      </w:r>
-      <w:r>
-        <w:rPr>
-          <w:rFonts w:ascii="Times New Roman" w:eastAsia="Times New Roman" w:hAnsi="Times New Roman" w:cs="Times New Roman"/>
-          <w:color w:val="1F2328"/>
-          <w:sz w:val="24"/>
-          <w:szCs w:val="24"/>
-        </w:rPr>
-        <w:t xml:space="preserve"> </w:t>
-      </w:r>
-      <w:r>
-        <w:rPr>
-          <w:rFonts w:ascii="Times New Roman" w:eastAsia="Times New Roman" w:hAnsi="Times New Roman" w:cs="Times New Roman"/>
-          <w:color w:val="1F2328"/>
-          <w:sz w:val="24"/>
-          <w:szCs w:val="24"/>
-        </w:rPr>
         <w:t xml:space="preserve">green </w:t>
       </w:r>
       <w:r>
@@ -3685,6 +3230,7 @@
           <w:rFonts w:ascii="Times New Roman" w:eastAsia="Times New Roman" w:hAnsi="Times New Roman" w:cs="Times New Roman"/>
           <w:b/>
           <w:bCs/>
+          <w:noProof/>
           <w:color w:val="1F2328"/>
           <w:sz w:val="24"/>
           <w:szCs w:val="24"/>
@@ -3784,6 +3330,7 @@
           <w:sz w:val="24"/>
           <w:szCs w:val="24"/>
         </w:rPr>
+        <w:lastRenderedPageBreak/>
         <w:t xml:space="preserve">Please create an image of the game Minesweeper. In this game, there are two divisions of boxes. One in the left corner that includes, at the top, the title "Minesweeper" with a small subheader "play the grid and watch the knowledge." Under the header, include buttons for each option: restart, flag mode, mines left, difficulty, beginner, intermediate, and expert. After the header title and buttons, add the minesweeper game grid, a 9x9 board. </w:t>
       </w:r>
     </w:p>
@@ -3878,27 +3425,7 @@
           <w:sz w:val="24"/>
           <w:szCs w:val="24"/>
         </w:rPr>
-        <w:t xml:space="preserve">For this one </w:t>
-      </w:r>
-      <w:proofErr w:type="gramStart"/>
-      <w:r>
-        <w:rPr>
-          <w:rFonts w:ascii="Times New Roman" w:eastAsia="Times New Roman" w:hAnsi="Times New Roman" w:cs="Times New Roman"/>
-          <w:color w:val="1F2328"/>
-          <w:sz w:val="24"/>
-          <w:szCs w:val="24"/>
-        </w:rPr>
-        <w:t>add</w:t>
-      </w:r>
-      <w:proofErr w:type="gramEnd"/>
-      <w:r>
-        <w:rPr>
-          <w:rFonts w:ascii="Times New Roman" w:eastAsia="Times New Roman" w:hAnsi="Times New Roman" w:cs="Times New Roman"/>
-          <w:color w:val="1F2328"/>
-          <w:sz w:val="24"/>
-          <w:szCs w:val="24"/>
-        </w:rPr>
-        <w:t xml:space="preserve"> numbers like “1_0=2” or “1_5, 1_9=2” </w:t>
+        <w:t xml:space="preserve">For this one add numbers like “1_0=2” or “1_5, 1_9=2” </w:t>
       </w:r>
     </w:p>
     <w:p>
@@ -3989,11 +3516,11 @@
       <w:r>
         <w:rPr>
           <w:rFonts w:ascii="Times New Roman" w:eastAsia="Times New Roman" w:hAnsi="Times New Roman" w:cs="Times New Roman"/>
-          <w:color w:val="1F2328"/>
-          <w:sz w:val="24"/>
-          <w:szCs w:val="24"/>
-        </w:rPr>
-        <w:lastRenderedPageBreak/>
+          <w:noProof/>
+          <w:color w:val="1F2328"/>
+          <w:sz w:val="24"/>
+          <w:szCs w:val="24"/>
+        </w:rPr>
         <w:drawing>
           <wp:inline distT="0" distB="0" distL="0" distR="0" wp14:anchorId="55BBE7FD" wp14:editId="0255C954">
             <wp:extent cx="2459990" cy="2479195"/>
@@ -4181,27 +3708,7 @@
           <w:sz w:val="24"/>
           <w:szCs w:val="24"/>
         </w:rPr>
-        <w:t xml:space="preserve">For this one </w:t>
-      </w:r>
-      <w:proofErr w:type="gramStart"/>
-      <w:r>
-        <w:rPr>
-          <w:rFonts w:ascii="Times New Roman" w:eastAsia="Times New Roman" w:hAnsi="Times New Roman" w:cs="Times New Roman"/>
-          <w:color w:val="1F2328"/>
-          <w:sz w:val="24"/>
-          <w:szCs w:val="24"/>
-        </w:rPr>
-        <w:t>add</w:t>
-      </w:r>
-      <w:proofErr w:type="gramEnd"/>
-      <w:r>
-        <w:rPr>
-          <w:rFonts w:ascii="Times New Roman" w:eastAsia="Times New Roman" w:hAnsi="Times New Roman" w:cs="Times New Roman"/>
-          <w:color w:val="1F2328"/>
-          <w:sz w:val="24"/>
-          <w:szCs w:val="24"/>
-        </w:rPr>
-        <w:t xml:space="preserve"> numbers like “1_0=2” or “1_5, 1_9=2” </w:t>
+        <w:t xml:space="preserve">For this one add numbers like “1_0=2” or “1_5, 1_9=2” </w:t>
       </w:r>
     </w:p>
     <w:p>
@@ -4304,6 +3811,7 @@
       <w:r>
         <w:rPr>
           <w:rFonts w:ascii="Times New Roman" w:eastAsia="Times New Roman" w:hAnsi="Times New Roman" w:cs="Times New Roman"/>
+          <w:noProof/>
           <w:color w:val="1F2328"/>
           <w:sz w:val="24"/>
           <w:szCs w:val="24"/>
@@ -4659,73 +4167,28 @@
           <w:sz w:val="24"/>
           <w:szCs w:val="24"/>
         </w:rPr>
-        <w:t xml:space="preserve">I need to create a presentation that show the improvements that I made to a code of minesweeper using the algorithms behind </w:t>
-      </w:r>
-      <w:r>
-        <w:rPr>
-          <w:rFonts w:ascii="Times New Roman" w:eastAsia="Times New Roman" w:hAnsi="Times New Roman" w:cs="Times New Roman"/>
-          <w:color w:val="1F2328"/>
-          <w:sz w:val="24"/>
-          <w:szCs w:val="24"/>
-        </w:rPr>
-        <w:t>minesweeper</w:t>
-      </w:r>
-      <w:r>
-        <w:rPr>
-          <w:rFonts w:ascii="Times New Roman" w:eastAsia="Times New Roman" w:hAnsi="Times New Roman" w:cs="Times New Roman"/>
-          <w:color w:val="1F2328"/>
-          <w:sz w:val="24"/>
-          <w:szCs w:val="24"/>
-        </w:rPr>
-        <w:t xml:space="preserve"> and the game itself.</w:t>
-      </w:r>
-    </w:p>
-    <w:p>
-      <w:pPr>
-        <w:shd w:val="clear" w:color="auto" w:fill="FFFFFF"/>
-        <w:spacing w:after="0" w:line="240" w:lineRule="auto"/>
-        <w:rPr>
-          <w:rFonts w:ascii="Times New Roman" w:eastAsia="Times New Roman" w:hAnsi="Times New Roman" w:cs="Times New Roman"/>
-          <w:color w:val="1F2328"/>
-          <w:sz w:val="24"/>
-          <w:szCs w:val="24"/>
-        </w:rPr>
-      </w:pPr>
-      <w:r>
-        <w:rPr>
-          <w:rFonts w:ascii="Times New Roman" w:eastAsia="Times New Roman" w:hAnsi="Times New Roman" w:cs="Times New Roman"/>
-          <w:color w:val="1F2328"/>
-          <w:sz w:val="24"/>
-          <w:szCs w:val="24"/>
-        </w:rPr>
-        <w:t xml:space="preserve">The start of the project was just the logic of the game, if we open a cell which cells are safe and which have mines. My improvements in this code </w:t>
-      </w:r>
-      <w:r>
-        <w:rPr>
-          <w:rFonts w:ascii="Times New Roman" w:eastAsia="Times New Roman" w:hAnsi="Times New Roman" w:cs="Times New Roman"/>
-          <w:color w:val="1F2328"/>
-          <w:sz w:val="24"/>
-          <w:szCs w:val="24"/>
-        </w:rPr>
-        <w:t>were</w:t>
-      </w:r>
-      <w:r>
-        <w:rPr>
-          <w:rFonts w:ascii="Times New Roman" w:eastAsia="Times New Roman" w:hAnsi="Times New Roman" w:cs="Times New Roman"/>
-          <w:color w:val="1F2328"/>
-          <w:sz w:val="24"/>
-          <w:szCs w:val="24"/>
-        </w:rPr>
-        <w:t xml:space="preserve"> create the game live, so a person can play it and beside the game they can see how the logic works for each movement they make. Using the </w:t>
-      </w:r>
-      <w:r>
-        <w:rPr>
-          <w:rFonts w:ascii="Times New Roman" w:eastAsia="Times New Roman" w:hAnsi="Times New Roman" w:cs="Times New Roman"/>
-          <w:color w:val="1F2328"/>
-          <w:sz w:val="24"/>
-          <w:szCs w:val="24"/>
-        </w:rPr>
-        <w:t>mi</w:t>
+        <w:t>I need to create a presentation that show the improvements that I made to a code of minesweeper using the algorithms behind minesweeper and the game itself.</w:t>
+      </w:r>
+    </w:p>
+    <w:p>
+      <w:pPr>
+        <w:shd w:val="clear" w:color="auto" w:fill="FFFFFF"/>
+        <w:spacing w:after="0" w:line="240" w:lineRule="auto"/>
+        <w:rPr>
+          <w:rFonts w:ascii="Times New Roman" w:eastAsia="Times New Roman" w:hAnsi="Times New Roman" w:cs="Times New Roman"/>
+          <w:color w:val="1F2328"/>
+          <w:sz w:val="24"/>
+          <w:szCs w:val="24"/>
+        </w:rPr>
+      </w:pPr>
+      <w:r>
+        <w:rPr>
+          <w:rFonts w:ascii="Times New Roman" w:eastAsia="Times New Roman" w:hAnsi="Times New Roman" w:cs="Times New Roman"/>
+          <w:color w:val="1F2328"/>
+          <w:sz w:val="24"/>
+          <w:szCs w:val="24"/>
+        </w:rPr>
+        <w:t>The start of the project was just the logic of the game, if we open a cell which cells are safe and which have mines. My improvements in this code were create the game live, so a person can play it and beside the game they can see how the logic works for each movement they make. Using the mi</w:t>
       </w:r>
       <w:r>
         <w:rPr>
@@ -4743,26 +4206,22 @@
           <w:sz w:val="24"/>
           <w:szCs w:val="24"/>
         </w:rPr>
-        <w:t xml:space="preserve"> </w:t>
-      </w:r>
-      <w:r>
-        <w:rPr>
-          <w:rFonts w:ascii="Times New Roman" w:eastAsia="Times New Roman" w:hAnsi="Times New Roman" w:cs="Times New Roman"/>
-          <w:color w:val="1F2328"/>
-          <w:sz w:val="24"/>
-          <w:szCs w:val="24"/>
-        </w:rPr>
-        <w:t>algorithm,</w:t>
-      </w:r>
-      <w:r>
-        <w:rPr>
-          <w:rFonts w:ascii="Times New Roman" w:eastAsia="Times New Roman" w:hAnsi="Times New Roman" w:cs="Times New Roman"/>
-          <w:color w:val="1F2328"/>
-          <w:sz w:val="24"/>
-          <w:szCs w:val="24"/>
-        </w:rPr>
-        <w:t xml:space="preserve"> the player can see which mines he can open and which ones he can flag. I also added design features to make the code better.</w:t>
-      </w:r>
+        <w:t xml:space="preserve"> algorithm, the player can see which mines he can open and which ones he can flag. I also added design features to make the code better.</w:t>
+      </w:r>
+    </w:p>
+    <w:p>
+      <w:pPr>
+        <w:shd w:val="clear" w:color="auto" w:fill="FFFFFF"/>
+        <w:spacing w:after="0" w:line="240" w:lineRule="auto"/>
+        <w:rPr>
+          <w:rFonts w:ascii="Times New Roman" w:eastAsia="Times New Roman" w:hAnsi="Times New Roman" w:cs="Times New Roman"/>
+          <w:b/>
+          <w:bCs/>
+          <w:color w:val="1F2328"/>
+          <w:sz w:val="24"/>
+          <w:szCs w:val="24"/>
+        </w:rPr>
+      </w:pPr>
     </w:p>
     <w:p>
       <w:pPr>
@@ -4778,11 +4237,7 @@
           <w:lang w:val="es-CO"/>
         </w:rPr>
       </w:pPr>
-    </w:p>
-    <w:p>
-      <w:pPr>
-        <w:shd w:val="clear" w:color="auto" w:fill="FFFFFF"/>
-        <w:spacing w:after="0" w:line="240" w:lineRule="auto"/>
+      <w:r>
         <w:rPr>
           <w:rFonts w:ascii="Times New Roman" w:eastAsia="Times New Roman" w:hAnsi="Times New Roman" w:cs="Times New Roman"/>
           <w:b/>
@@ -4792,32 +4247,8 @@
           <w:szCs w:val="24"/>
           <w:lang w:val="es-CO"/>
         </w:rPr>
-      </w:pPr>
-      <w:proofErr w:type="spellStart"/>
-      <w:r>
-        <w:rPr>
-          <w:rFonts w:ascii="Times New Roman" w:eastAsia="Times New Roman" w:hAnsi="Times New Roman" w:cs="Times New Roman"/>
-          <w:b/>
-          <w:bCs/>
-          <w:color w:val="1F2328"/>
-          <w:sz w:val="24"/>
-          <w:szCs w:val="24"/>
-          <w:lang w:val="es-CO"/>
-        </w:rPr>
-        <w:t>Prompt</w:t>
-      </w:r>
-      <w:proofErr w:type="spellEnd"/>
-      <w:r>
-        <w:rPr>
-          <w:rFonts w:ascii="Times New Roman" w:eastAsia="Times New Roman" w:hAnsi="Times New Roman" w:cs="Times New Roman"/>
-          <w:b/>
-          <w:bCs/>
-          <w:color w:val="1F2328"/>
-          <w:sz w:val="24"/>
-          <w:szCs w:val="24"/>
-          <w:lang w:val="es-CO"/>
-        </w:rPr>
-        <w:t xml:space="preserve"> #2</w:t>
+        <w:lastRenderedPageBreak/>
+        <w:t>Prompt #2</w:t>
       </w:r>
     </w:p>
     <w:p>
@@ -4828,7 +4259,6 @@
           <w:color w:val="303030"/>
         </w:rPr>
       </w:pPr>
-      <w:proofErr w:type="gramStart"/>
       <w:r>
         <w:rPr>
           <w:b/>
@@ -4837,76 +4267,11 @@
         </w:rPr>
         <w:t xml:space="preserve">“ </w:t>
       </w:r>
-      <w:proofErr w:type="spellStart"/>
       <w:r>
         <w:rPr>
           <w:color w:val="303030"/>
         </w:rPr>
-        <w:t>Ya</w:t>
-      </w:r>
-      <w:proofErr w:type="spellEnd"/>
-      <w:proofErr w:type="gramEnd"/>
-      <w:r>
-        <w:rPr>
-          <w:color w:val="303030"/>
-        </w:rPr>
-        <w:t xml:space="preserve"> </w:t>
-      </w:r>
-      <w:proofErr w:type="spellStart"/>
-      <w:r>
-        <w:rPr>
-          <w:color w:val="303030"/>
-        </w:rPr>
-        <w:t>subí</w:t>
-      </w:r>
-      <w:proofErr w:type="spellEnd"/>
-      <w:r>
-        <w:rPr>
-          <w:color w:val="303030"/>
-        </w:rPr>
-        <w:t xml:space="preserve"> mis </w:t>
-      </w:r>
-      <w:proofErr w:type="spellStart"/>
-      <w:r>
-        <w:rPr>
-          <w:color w:val="303030"/>
-        </w:rPr>
-        <w:t>archivos</w:t>
-      </w:r>
-      <w:proofErr w:type="spellEnd"/>
-      <w:r>
-        <w:rPr>
-          <w:color w:val="303030"/>
-        </w:rPr>
-        <w:t xml:space="preserve"> para </w:t>
-      </w:r>
-      <w:proofErr w:type="spellStart"/>
-      <w:r>
-        <w:rPr>
-          <w:color w:val="303030"/>
-        </w:rPr>
-        <w:t>hacer</w:t>
-      </w:r>
-      <w:proofErr w:type="spellEnd"/>
-      <w:r>
-        <w:rPr>
-          <w:color w:val="303030"/>
-        </w:rPr>
-        <w:t xml:space="preserve"> la </w:t>
-      </w:r>
-      <w:proofErr w:type="spellStart"/>
-      <w:r>
-        <w:rPr>
-          <w:color w:val="303030"/>
-        </w:rPr>
-        <w:t>presentación</w:t>
-      </w:r>
-      <w:proofErr w:type="spellEnd"/>
-      <w:r>
-        <w:rPr>
-          <w:color w:val="303030"/>
-        </w:rPr>
-        <w:t xml:space="preserve">” </w:t>
+        <w:t xml:space="preserve">Ya subí mis archivos para hacer la presentación” </w:t>
       </w:r>
       <w:r>
         <w:rPr>
@@ -4968,13 +4333,50 @@
         <w:rPr>
           <w:color w:val="303030"/>
         </w:rPr>
-        <w:t xml:space="preserve">Amazing presentation, but I need it to be all in </w:t>
-      </w:r>
-      <w:r>
+        <w:t>Amazing presentation, but I need it to be all in English</w:t>
+      </w:r>
+    </w:p>
+    <w:p>
+      <w:pPr>
+        <w:pStyle w:val="NormalWeb"/>
+        <w:spacing w:before="0" w:beforeAutospacing="0" w:after="0" w:afterAutospacing="0"/>
         <w:rPr>
           <w:color w:val="303030"/>
         </w:rPr>
-        <w:t>English</w:t>
+      </w:pPr>
+    </w:p>
+    <w:p>
+      <w:pPr>
+        <w:pStyle w:val="NormalWeb"/>
+        <w:spacing w:before="0" w:beforeAutospacing="0" w:after="0" w:afterAutospacing="0"/>
+        <w:rPr>
+          <w:b/>
+          <w:bCs/>
+          <w:color w:val="303030"/>
+        </w:rPr>
+      </w:pPr>
+      <w:r>
+        <w:rPr>
+          <w:b/>
+          <w:bCs/>
+          <w:color w:val="303030"/>
+        </w:rPr>
+        <w:t>Prompt #4</w:t>
+      </w:r>
+    </w:p>
+    <w:p>
+      <w:pPr>
+        <w:pStyle w:val="NormalWeb"/>
+        <w:spacing w:before="0" w:beforeAutospacing="0" w:after="0" w:afterAutospacing="0"/>
+        <w:rPr>
+          <w:color w:val="303030"/>
+        </w:rPr>
+      </w:pPr>
+      <w:r>
+        <w:rPr>
+          <w:color w:val="303030"/>
+        </w:rPr>
+        <w:t>There are two pasted texts that I added: the short one is the old version of Minesweeper that I had, and the other is the new version, which shows the game board and the live knowledge base while the player is playing. Create a presentation that highlights the improvements and changes made in the new code.</w:t>
       </w:r>
     </w:p>
     <w:p>
@@ -5071,27 +4473,7 @@
           <w:sz w:val="24"/>
           <w:szCs w:val="24"/>
         </w:rPr>
-        <w:t xml:space="preserve">The “Texto </w:t>
-      </w:r>
-      <w:proofErr w:type="spellStart"/>
-      <w:r>
-        <w:rPr>
-          <w:rFonts w:ascii="Times New Roman" w:eastAsia="Times New Roman" w:hAnsi="Times New Roman" w:cs="Times New Roman"/>
-          <w:color w:val="1F2328"/>
-          <w:sz w:val="24"/>
-          <w:szCs w:val="24"/>
-        </w:rPr>
-        <w:t>pegado</w:t>
-      </w:r>
-      <w:proofErr w:type="spellEnd"/>
-      <w:r>
-        <w:rPr>
-          <w:rFonts w:ascii="Times New Roman" w:eastAsia="Times New Roman" w:hAnsi="Times New Roman" w:cs="Times New Roman"/>
-          <w:color w:val="1F2328"/>
-          <w:sz w:val="24"/>
-          <w:szCs w:val="24"/>
-        </w:rPr>
-        <w:t>,” which means text copied, is the whole minesweeper_gui.py</w:t>
+        <w:t>The “Texto pegado,” which means text copied, is the whole minesweeper_gui.py</w:t>
       </w:r>
     </w:p>
     <w:p>
@@ -5116,7 +4498,6 @@
           <w:sz w:val="24"/>
           <w:szCs w:val="24"/>
         </w:rPr>
-        <w:lastRenderedPageBreak/>
         <w:drawing>
           <wp:inline distT="0" distB="0" distL="0" distR="0" wp14:anchorId="72288863" wp14:editId="7831BE2B">
             <wp:extent cx="1796847" cy="2171700"/>
@@ -5230,14 +4611,122 @@
           <w:szCs w:val="24"/>
         </w:rPr>
       </w:pPr>
-      <w:r>
+    </w:p>
+    <w:p>
+      <w:pPr>
+        <w:spacing w:after="0"/>
         <w:rPr>
           <w:rFonts w:ascii="Times New Roman" w:hAnsi="Times New Roman" w:cs="Times New Roman"/>
           <w:sz w:val="24"/>
           <w:szCs w:val="24"/>
         </w:rPr>
+      </w:pPr>
+      <w:r>
+        <w:rPr>
+          <w:rFonts w:ascii="Times New Roman" w:hAnsi="Times New Roman" w:cs="Times New Roman"/>
+          <w:sz w:val="24"/>
+          <w:szCs w:val="24"/>
+        </w:rPr>
         <w:t>On slide #6, in the second circle, there is a word that cannot be understood.</w:t>
       </w:r>
+    </w:p>
+    <w:p>
+      <w:pPr>
+        <w:spacing w:after="0"/>
+        <w:rPr>
+          <w:rFonts w:ascii="Times New Roman" w:hAnsi="Times New Roman" w:cs="Times New Roman"/>
+          <w:sz w:val="24"/>
+          <w:szCs w:val="24"/>
+        </w:rPr>
+      </w:pPr>
+    </w:p>
+    <w:p>
+      <w:pPr>
+        <w:spacing w:after="0"/>
+        <w:rPr>
+          <w:rFonts w:ascii="Times New Roman" w:hAnsi="Times New Roman" w:cs="Times New Roman"/>
+          <w:sz w:val="24"/>
+          <w:szCs w:val="24"/>
+        </w:rPr>
+      </w:pPr>
+      <w:r>
+        <w:rPr>
+          <w:rFonts w:ascii="Times New Roman" w:hAnsi="Times New Roman" w:cs="Times New Roman"/>
+          <w:sz w:val="24"/>
+          <w:szCs w:val="24"/>
+        </w:rPr>
+        <w:t xml:space="preserve">On the third try I </w:t>
+      </w:r>
+      <w:r>
+        <w:rPr>
+          <w:rFonts w:ascii="Times New Roman" w:hAnsi="Times New Roman" w:cs="Times New Roman"/>
+          <w:sz w:val="24"/>
+          <w:szCs w:val="24"/>
+        </w:rPr>
+        <w:t xml:space="preserve">did the presentation I could see less quality in the slides. Also slide #6 just have the alphabet </w:t>
+      </w:r>
+      <w:r>
+        <w:rPr>
+          <w:rFonts w:ascii="Times New Roman" w:hAnsi="Times New Roman" w:cs="Times New Roman"/>
+          <w:sz w:val="24"/>
+          <w:szCs w:val="24"/>
+        </w:rPr>
+        <w:t>in upper and lower case.</w:t>
+      </w:r>
+    </w:p>
+    <w:p>
+      <w:pPr>
+        <w:spacing w:after="0"/>
+        <w:rPr>
+          <w:rFonts w:ascii="Times New Roman" w:hAnsi="Times New Roman" w:cs="Times New Roman"/>
+          <w:sz w:val="24"/>
+          <w:szCs w:val="24"/>
+        </w:rPr>
+      </w:pPr>
+    </w:p>
+    <w:p>
+      <w:pPr>
+        <w:spacing w:after="0"/>
+        <w:rPr>
+          <w:rFonts w:ascii="Times New Roman" w:hAnsi="Times New Roman" w:cs="Times New Roman"/>
+          <w:sz w:val="24"/>
+          <w:szCs w:val="24"/>
+        </w:rPr>
+      </w:pPr>
+      <w:r>
+        <w:rPr>
+          <w:rFonts w:ascii="Times New Roman" w:hAnsi="Times New Roman" w:cs="Times New Roman"/>
+          <w:sz w:val="24"/>
+          <w:szCs w:val="24"/>
+        </w:rPr>
+        <w:t xml:space="preserve">In general </w:t>
+      </w:r>
+      <w:r>
+        <w:rPr>
+          <w:rFonts w:ascii="Times New Roman" w:hAnsi="Times New Roman" w:cs="Times New Roman"/>
+          <w:sz w:val="24"/>
+          <w:szCs w:val="24"/>
+        </w:rPr>
+        <w:t xml:space="preserve">Notebook Lab did not do </w:t>
+      </w:r>
+      <w:r>
+        <w:rPr>
+          <w:rFonts w:ascii="Times New Roman" w:hAnsi="Times New Roman" w:cs="Times New Roman"/>
+          <w:sz w:val="24"/>
+          <w:szCs w:val="24"/>
+        </w:rPr>
+        <w:t>exactly what I wanted, which was showing and explaining the difference and improvements I made to the code. However, I never gave the AI the code we had before which might be a huge thing.</w:t>
+      </w:r>
+    </w:p>
+    <w:p>
+      <w:pPr>
+        <w:spacing w:after="0"/>
+        <w:rPr>
+          <w:rFonts w:ascii="Times New Roman" w:hAnsi="Times New Roman" w:cs="Times New Roman"/>
+          <w:sz w:val="24"/>
+          <w:szCs w:val="24"/>
+        </w:rPr>
+      </w:pPr>
     </w:p>
     <w:sectPr>
       <w:headerReference w:type="default" r:id="rId18"/>
@@ -5944,7 +5433,7 @@
   <w:abstractNum w:abstractNumId="6" w15:restartNumberingAfterBreak="0">
     <w:nsid w:val="48A072E6"/>
     <w:multiLevelType w:val="multilevel"/>
-    <w:tmpl w:val="429E2824"/>
+    <w:tmpl w:val="7534C8D0"/>
     <w:lvl w:ilvl="0">
       <w:start w:val="1"/>
       <w:numFmt w:val="decimal"/>
@@ -5957,17 +5446,17 @@
         <w:ind w:left="720" w:hanging="360"/>
       </w:pPr>
     </w:lvl>
-    <w:lvl w:ilvl="1" w:tentative="1">
-      <w:start w:val="1"/>
-      <w:numFmt w:val="decimal"/>
-      <w:lvlText w:val="%2."/>
-      <w:lvlJc w:val="left"/>
-      <w:pPr>
-        <w:tabs>
-          <w:tab w:val="num" w:pos="1440"/>
-        </w:tabs>
+    <w:lvl w:ilvl="1">
+      <w:start w:val="1"/>
+      <w:numFmt w:val="bullet"/>
+      <w:lvlText w:val="-"/>
+      <w:lvlJc w:val="left"/>
+      <w:pPr>
         <w:ind w:left="1440" w:hanging="360"/>
       </w:pPr>
+      <w:rPr>
+        <w:rFonts w:ascii="Times New Roman" w:eastAsia="Times New Roman" w:hAnsi="Times New Roman" w:cs="Times New Roman" w:hint="default"/>
+      </w:rPr>
     </w:lvl>
     <w:lvl w:ilvl="2" w:tentative="1">
       <w:start w:val="1"/>
